--- a/Az1/GozAz1.docx
+++ b/Az1/GozAz1.docx
@@ -198,19 +198,16 @@
         <w:jc w:val="center"/>
       </w:pPr>
     </w:p>
+    <w:p/>
     <w:p>
       <w:pPr>
         <w:jc w:val="center"/>
-      </w:pPr>
-    </w:p>
-    <w:p>
-      <w:pPr>
-        <w:jc w:val="center"/>
-      </w:pPr>
-    </w:p>
-    <w:p>
-      <w:pPr>
-        <w:jc w:val="center"/>
+        <w:rPr>
+          <w:rFonts w:cs="B Yekan"/>
+          <w:sz w:val="28"/>
+          <w:szCs w:val="28"/>
+          <w:lang w:bidi="fa-IR"/>
+        </w:rPr>
       </w:pPr>
       <w:r>
         <w:rPr>
@@ -222,11 +219,837 @@
         </w:rPr>
         <w:t>گروه شماره 2</w:t>
       </w:r>
+    </w:p>
+    <w:p>
+      <w:pPr>
+        <w:jc w:val="center"/>
+        <w:rPr>
+          <w:rFonts w:cs="B Yekan"/>
+          <w:sz w:val="20"/>
+          <w:szCs w:val="20"/>
+          <w:rtl/>
+          <w:lang w:bidi="fa-IR"/>
+        </w:rPr>
+      </w:pPr>
+      <w:r>
+        <w:rPr>
+          <w:rFonts w:cs="B Yekan" w:hint="cs"/>
+          <w:sz w:val="20"/>
+          <w:szCs w:val="20"/>
+          <w:rtl/>
+          <w:lang w:bidi="fa-IR"/>
+        </w:rPr>
+        <w:t>محمدرضا اژدری                 -                   404105434</w:t>
+      </w:r>
+    </w:p>
+    <w:p>
+      <w:pPr>
+        <w:jc w:val="center"/>
+        <w:rPr>
+          <w:rFonts w:cs="B Yekan"/>
+          <w:sz w:val="20"/>
+          <w:szCs w:val="20"/>
+          <w:rtl/>
+          <w:lang w:bidi="fa-IR"/>
+        </w:rPr>
+      </w:pPr>
+      <w:r>
+        <w:rPr>
+          <w:rFonts w:cs="B Yekan" w:hint="cs"/>
+          <w:sz w:val="20"/>
+          <w:szCs w:val="20"/>
+          <w:rtl/>
+          <w:lang w:bidi="fa-IR"/>
+        </w:rPr>
+        <w:t>محمدرضا اژدری                 -                   404105434</w:t>
+      </w:r>
+    </w:p>
+    <w:tbl>
+      <w:tblPr>
+        <w:tblStyle w:val="TableGrid"/>
+        <w:tblpPr w:leftFromText="180" w:rightFromText="180" w:vertAnchor="page" w:horzAnchor="margin" w:tblpX="-900" w:tblpY="617"/>
+        <w:tblW w:w="11160" w:type="dxa"/>
+        <w:tblBorders>
+          <w:top w:val="none" w:sz="0" w:space="0" w:color="auto"/>
+          <w:left w:val="none" w:sz="0" w:space="0" w:color="auto"/>
+          <w:bottom w:val="double" w:sz="12" w:space="0" w:color="auto"/>
+          <w:right w:val="none" w:sz="0" w:space="0" w:color="auto"/>
+          <w:insideH w:val="none" w:sz="0" w:space="0" w:color="auto"/>
+          <w:insideV w:val="none" w:sz="0" w:space="0" w:color="auto"/>
+        </w:tblBorders>
+        <w:tblLook w:val="04A0" w:firstRow="1" w:lastRow="0" w:firstColumn="1" w:lastColumn="0" w:noHBand="0" w:noVBand="1"/>
+      </w:tblPr>
+      <w:tblGrid>
+        <w:gridCol w:w="3237"/>
+        <w:gridCol w:w="2338"/>
+        <w:gridCol w:w="5585"/>
+      </w:tblGrid>
+      <w:tr>
+        <w:tc>
+          <w:tcPr>
+            <w:tcW w:w="3237" w:type="dxa"/>
+          </w:tcPr>
+          <w:p>
+            <w:pPr>
+              <w:jc w:val="right"/>
+              <w:rPr>
+                <w:rFonts w:cs="B Yekan" w:hint="cs"/>
+                <w:sz w:val="20"/>
+                <w:szCs w:val="20"/>
+                <w:rtl/>
+                <w:lang w:bidi="fa-IR"/>
+              </w:rPr>
+            </w:pPr>
+            <w:r>
+              <w:rPr>
+                <w:rFonts w:cs="B Yekan" w:hint="cs"/>
+                <w:sz w:val="20"/>
+                <w:szCs w:val="20"/>
+                <w:rtl/>
+                <w:lang w:bidi="fa-IR"/>
+              </w:rPr>
+              <w:lastRenderedPageBreak/>
+              <w:t>گزارش کار آزمایش شماره 1</w:t>
+            </w:r>
+          </w:p>
+        </w:tc>
+        <w:tc>
+          <w:tcPr>
+            <w:tcW w:w="2338" w:type="dxa"/>
+          </w:tcPr>
+          <w:p>
+            <w:pPr>
+              <w:jc w:val="center"/>
+              <w:rPr>
+                <w:rFonts w:cs="B Yekan" w:hint="cs"/>
+                <w:sz w:val="20"/>
+                <w:szCs w:val="20"/>
+                <w:rtl/>
+                <w:lang w:bidi="fa-IR"/>
+              </w:rPr>
+            </w:pPr>
+          </w:p>
+        </w:tc>
+        <w:tc>
+          <w:tcPr>
+            <w:tcW w:w="5585" w:type="dxa"/>
+          </w:tcPr>
+          <w:p>
+            <w:pPr>
+              <w:jc w:val="right"/>
+              <w:rPr>
+                <w:rFonts w:cs="B Yekan" w:hint="cs"/>
+                <w:sz w:val="20"/>
+                <w:szCs w:val="20"/>
+                <w:rtl/>
+                <w:lang w:bidi="fa-IR"/>
+              </w:rPr>
+            </w:pPr>
+            <w:r>
+              <w:rPr>
+                <w:rFonts w:cs="B Yekan" w:hint="cs"/>
+                <w:sz w:val="20"/>
+                <w:szCs w:val="20"/>
+                <w:rtl/>
+                <w:lang w:bidi="fa-IR"/>
+              </w:rPr>
+              <w:t xml:space="preserve">آزمایشگاه مدار های منطقی </w:t>
+            </w:r>
+            <w:r>
+              <w:rPr>
+                <w:rFonts w:ascii="Arial" w:hAnsi="Arial" w:cs="Arial" w:hint="cs"/>
+                <w:sz w:val="20"/>
+                <w:szCs w:val="20"/>
+                <w:rtl/>
+                <w:lang w:bidi="fa-IR"/>
+              </w:rPr>
+              <w:t>–</w:t>
+            </w:r>
+            <w:r>
+              <w:rPr>
+                <w:rFonts w:cs="B Yekan" w:hint="cs"/>
+                <w:sz w:val="20"/>
+                <w:szCs w:val="20"/>
+                <w:rtl/>
+                <w:lang w:bidi="fa-IR"/>
+              </w:rPr>
+              <w:t xml:space="preserve"> گروه شماره 2</w:t>
+            </w:r>
+          </w:p>
+        </w:tc>
+      </w:tr>
+    </w:tbl>
+    <w:p>
+      <w:pPr>
+        <w:jc w:val="center"/>
+      </w:pPr>
+    </w:p>
+    <w:p>
+      <w:pPr>
+        <w:rPr>
+          <w:rtl/>
+        </w:rPr>
+      </w:pPr>
+    </w:p>
+    <w:p>
+      <w:pPr>
+        <w:rPr>
+          <w:rtl/>
+        </w:rPr>
+      </w:pPr>
+    </w:p>
+    <w:p>
+      <w:pPr>
+        <w:rPr>
+          <w:rtl/>
+        </w:rPr>
+      </w:pPr>
+    </w:p>
+    <w:p>
+      <w:pPr>
+        <w:tabs>
+          <w:tab w:val="left" w:pos="2096"/>
+        </w:tabs>
+      </w:pPr>
+      <w:r>
+        <w:tab/>
+      </w:r>
+    </w:p>
+    <w:p>
       <w:r>
         <w:br w:type="page"/>
       </w:r>
     </w:p>
-    <w:p/>
+    <w:tbl>
+      <w:tblPr>
+        <w:tblStyle w:val="TableGrid"/>
+        <w:tblpPr w:leftFromText="180" w:rightFromText="180" w:vertAnchor="page" w:horzAnchor="margin" w:tblpX="-900" w:tblpY="617"/>
+        <w:tblW w:w="11160" w:type="dxa"/>
+        <w:tblBorders>
+          <w:top w:val="none" w:sz="0" w:space="0" w:color="auto"/>
+          <w:left w:val="none" w:sz="0" w:space="0" w:color="auto"/>
+          <w:bottom w:val="double" w:sz="12" w:space="0" w:color="auto"/>
+          <w:right w:val="none" w:sz="0" w:space="0" w:color="auto"/>
+          <w:insideH w:val="none" w:sz="0" w:space="0" w:color="auto"/>
+          <w:insideV w:val="none" w:sz="0" w:space="0" w:color="auto"/>
+        </w:tblBorders>
+        <w:tblLook w:val="04A0" w:firstRow="1" w:lastRow="0" w:firstColumn="1" w:lastColumn="0" w:noHBand="0" w:noVBand="1"/>
+      </w:tblPr>
+      <w:tblGrid>
+        <w:gridCol w:w="3237"/>
+        <w:gridCol w:w="2338"/>
+        <w:gridCol w:w="5585"/>
+      </w:tblGrid>
+      <w:tr>
+        <w:tc>
+          <w:tcPr>
+            <w:tcW w:w="3237" w:type="dxa"/>
+          </w:tcPr>
+          <w:p>
+            <w:pPr>
+              <w:jc w:val="right"/>
+              <w:rPr>
+                <w:rFonts w:cs="B Yekan" w:hint="cs"/>
+                <w:sz w:val="20"/>
+                <w:szCs w:val="20"/>
+                <w:rtl/>
+                <w:lang w:bidi="fa-IR"/>
+              </w:rPr>
+            </w:pPr>
+            <w:r>
+              <w:rPr>
+                <w:rFonts w:cs="B Yekan" w:hint="cs"/>
+                <w:sz w:val="20"/>
+                <w:szCs w:val="20"/>
+                <w:rtl/>
+                <w:lang w:bidi="fa-IR"/>
+              </w:rPr>
+              <w:lastRenderedPageBreak/>
+              <w:t>گزارش کار آزمایش شماره 1</w:t>
+            </w:r>
+          </w:p>
+        </w:tc>
+        <w:tc>
+          <w:tcPr>
+            <w:tcW w:w="2338" w:type="dxa"/>
+          </w:tcPr>
+          <w:p>
+            <w:pPr>
+              <w:jc w:val="center"/>
+              <w:rPr>
+                <w:rFonts w:cs="B Yekan" w:hint="cs"/>
+                <w:sz w:val="20"/>
+                <w:szCs w:val="20"/>
+                <w:rtl/>
+                <w:lang w:bidi="fa-IR"/>
+              </w:rPr>
+            </w:pPr>
+          </w:p>
+        </w:tc>
+        <w:tc>
+          <w:tcPr>
+            <w:tcW w:w="5585" w:type="dxa"/>
+          </w:tcPr>
+          <w:p>
+            <w:pPr>
+              <w:jc w:val="right"/>
+              <w:rPr>
+                <w:rFonts w:cs="B Yekan" w:hint="cs"/>
+                <w:sz w:val="20"/>
+                <w:szCs w:val="20"/>
+                <w:rtl/>
+                <w:lang w:bidi="fa-IR"/>
+              </w:rPr>
+            </w:pPr>
+            <w:r>
+              <w:rPr>
+                <w:rFonts w:cs="B Yekan" w:hint="cs"/>
+                <w:sz w:val="20"/>
+                <w:szCs w:val="20"/>
+                <w:rtl/>
+                <w:lang w:bidi="fa-IR"/>
+              </w:rPr>
+              <w:t xml:space="preserve">آزمایشگاه مدار های منطقی </w:t>
+            </w:r>
+            <w:r>
+              <w:rPr>
+                <w:rFonts w:ascii="Arial" w:hAnsi="Arial" w:cs="Arial" w:hint="cs"/>
+                <w:sz w:val="20"/>
+                <w:szCs w:val="20"/>
+                <w:rtl/>
+                <w:lang w:bidi="fa-IR"/>
+              </w:rPr>
+              <w:t>–</w:t>
+            </w:r>
+            <w:r>
+              <w:rPr>
+                <w:rFonts w:cs="B Yekan" w:hint="cs"/>
+                <w:sz w:val="20"/>
+                <w:szCs w:val="20"/>
+                <w:rtl/>
+                <w:lang w:bidi="fa-IR"/>
+              </w:rPr>
+              <w:t xml:space="preserve"> گروه شماره 2</w:t>
+            </w:r>
+          </w:p>
+        </w:tc>
+      </w:tr>
+    </w:tbl>
+    <w:p>
+      <w:pPr>
+        <w:tabs>
+          <w:tab w:val="left" w:pos="2096"/>
+        </w:tabs>
+      </w:pPr>
+    </w:p>
+    <w:p>
+      <w:r>
+        <w:br w:type="page"/>
+      </w:r>
+    </w:p>
+    <w:tbl>
+      <w:tblPr>
+        <w:tblStyle w:val="TableGrid"/>
+        <w:tblpPr w:leftFromText="180" w:rightFromText="180" w:vertAnchor="page" w:horzAnchor="margin" w:tblpX="-900" w:tblpY="617"/>
+        <w:tblW w:w="11160" w:type="dxa"/>
+        <w:tblBorders>
+          <w:top w:val="none" w:sz="0" w:space="0" w:color="auto"/>
+          <w:left w:val="none" w:sz="0" w:space="0" w:color="auto"/>
+          <w:bottom w:val="double" w:sz="12" w:space="0" w:color="auto"/>
+          <w:right w:val="none" w:sz="0" w:space="0" w:color="auto"/>
+          <w:insideH w:val="none" w:sz="0" w:space="0" w:color="auto"/>
+          <w:insideV w:val="none" w:sz="0" w:space="0" w:color="auto"/>
+        </w:tblBorders>
+        <w:tblLook w:val="04A0" w:firstRow="1" w:lastRow="0" w:firstColumn="1" w:lastColumn="0" w:noHBand="0" w:noVBand="1"/>
+      </w:tblPr>
+      <w:tblGrid>
+        <w:gridCol w:w="3237"/>
+        <w:gridCol w:w="2338"/>
+        <w:gridCol w:w="5585"/>
+      </w:tblGrid>
+      <w:tr>
+        <w:tc>
+          <w:tcPr>
+            <w:tcW w:w="3237" w:type="dxa"/>
+          </w:tcPr>
+          <w:p>
+            <w:pPr>
+              <w:jc w:val="right"/>
+              <w:rPr>
+                <w:rFonts w:cs="B Yekan" w:hint="cs"/>
+                <w:sz w:val="20"/>
+                <w:szCs w:val="20"/>
+                <w:rtl/>
+                <w:lang w:bidi="fa-IR"/>
+              </w:rPr>
+            </w:pPr>
+            <w:r>
+              <w:rPr>
+                <w:rFonts w:cs="B Yekan" w:hint="cs"/>
+                <w:sz w:val="20"/>
+                <w:szCs w:val="20"/>
+                <w:rtl/>
+                <w:lang w:bidi="fa-IR"/>
+              </w:rPr>
+              <w:lastRenderedPageBreak/>
+              <w:t>گزارش کار آزمایش شماره 1</w:t>
+            </w:r>
+          </w:p>
+        </w:tc>
+        <w:tc>
+          <w:tcPr>
+            <w:tcW w:w="2338" w:type="dxa"/>
+          </w:tcPr>
+          <w:p>
+            <w:pPr>
+              <w:jc w:val="center"/>
+              <w:rPr>
+                <w:rFonts w:cs="B Yekan" w:hint="cs"/>
+                <w:sz w:val="20"/>
+                <w:szCs w:val="20"/>
+                <w:rtl/>
+                <w:lang w:bidi="fa-IR"/>
+              </w:rPr>
+            </w:pPr>
+          </w:p>
+        </w:tc>
+        <w:tc>
+          <w:tcPr>
+            <w:tcW w:w="5585" w:type="dxa"/>
+          </w:tcPr>
+          <w:p>
+            <w:pPr>
+              <w:jc w:val="right"/>
+              <w:rPr>
+                <w:rFonts w:cs="B Yekan" w:hint="cs"/>
+                <w:sz w:val="20"/>
+                <w:szCs w:val="20"/>
+                <w:rtl/>
+                <w:lang w:bidi="fa-IR"/>
+              </w:rPr>
+            </w:pPr>
+            <w:r>
+              <w:rPr>
+                <w:rFonts w:cs="B Yekan" w:hint="cs"/>
+                <w:sz w:val="20"/>
+                <w:szCs w:val="20"/>
+                <w:rtl/>
+                <w:lang w:bidi="fa-IR"/>
+              </w:rPr>
+              <w:t xml:space="preserve">آزمایشگاه مدار های منطقی </w:t>
+            </w:r>
+            <w:r>
+              <w:rPr>
+                <w:rFonts w:ascii="Arial" w:hAnsi="Arial" w:cs="Arial" w:hint="cs"/>
+                <w:sz w:val="20"/>
+                <w:szCs w:val="20"/>
+                <w:rtl/>
+                <w:lang w:bidi="fa-IR"/>
+              </w:rPr>
+              <w:t>–</w:t>
+            </w:r>
+            <w:r>
+              <w:rPr>
+                <w:rFonts w:cs="B Yekan" w:hint="cs"/>
+                <w:sz w:val="20"/>
+                <w:szCs w:val="20"/>
+                <w:rtl/>
+                <w:lang w:bidi="fa-IR"/>
+              </w:rPr>
+              <w:t xml:space="preserve"> گروه شماره 2</w:t>
+            </w:r>
+          </w:p>
+        </w:tc>
+      </w:tr>
+    </w:tbl>
+    <w:p>
+      <w:pPr>
+        <w:tabs>
+          <w:tab w:val="left" w:pos="2096"/>
+        </w:tabs>
+      </w:pPr>
+    </w:p>
+    <w:p>
+      <w:r>
+        <w:br w:type="page"/>
+      </w:r>
+    </w:p>
+    <w:tbl>
+      <w:tblPr>
+        <w:tblStyle w:val="TableGrid"/>
+        <w:tblpPr w:leftFromText="180" w:rightFromText="180" w:vertAnchor="page" w:horzAnchor="margin" w:tblpX="-900" w:tblpY="617"/>
+        <w:tblW w:w="11160" w:type="dxa"/>
+        <w:tblBorders>
+          <w:top w:val="none" w:sz="0" w:space="0" w:color="auto"/>
+          <w:left w:val="none" w:sz="0" w:space="0" w:color="auto"/>
+          <w:bottom w:val="double" w:sz="12" w:space="0" w:color="auto"/>
+          <w:right w:val="none" w:sz="0" w:space="0" w:color="auto"/>
+          <w:insideH w:val="none" w:sz="0" w:space="0" w:color="auto"/>
+          <w:insideV w:val="none" w:sz="0" w:space="0" w:color="auto"/>
+        </w:tblBorders>
+        <w:tblLook w:val="04A0" w:firstRow="1" w:lastRow="0" w:firstColumn="1" w:lastColumn="0" w:noHBand="0" w:noVBand="1"/>
+      </w:tblPr>
+      <w:tblGrid>
+        <w:gridCol w:w="3237"/>
+        <w:gridCol w:w="2338"/>
+        <w:gridCol w:w="5585"/>
+      </w:tblGrid>
+      <w:tr>
+        <w:tc>
+          <w:tcPr>
+            <w:tcW w:w="3237" w:type="dxa"/>
+          </w:tcPr>
+          <w:p>
+            <w:pPr>
+              <w:jc w:val="right"/>
+              <w:rPr>
+                <w:rFonts w:cs="B Yekan" w:hint="cs"/>
+                <w:sz w:val="20"/>
+                <w:szCs w:val="20"/>
+                <w:rtl/>
+                <w:lang w:bidi="fa-IR"/>
+              </w:rPr>
+            </w:pPr>
+            <w:r>
+              <w:rPr>
+                <w:rFonts w:cs="B Yekan" w:hint="cs"/>
+                <w:sz w:val="20"/>
+                <w:szCs w:val="20"/>
+                <w:rtl/>
+                <w:lang w:bidi="fa-IR"/>
+              </w:rPr>
+              <w:lastRenderedPageBreak/>
+              <w:t>گزارش کار آزمایش شماره 1</w:t>
+            </w:r>
+          </w:p>
+        </w:tc>
+        <w:tc>
+          <w:tcPr>
+            <w:tcW w:w="2338" w:type="dxa"/>
+          </w:tcPr>
+          <w:p>
+            <w:pPr>
+              <w:jc w:val="center"/>
+              <w:rPr>
+                <w:rFonts w:cs="B Yekan" w:hint="cs"/>
+                <w:sz w:val="20"/>
+                <w:szCs w:val="20"/>
+                <w:rtl/>
+                <w:lang w:bidi="fa-IR"/>
+              </w:rPr>
+            </w:pPr>
+          </w:p>
+        </w:tc>
+        <w:tc>
+          <w:tcPr>
+            <w:tcW w:w="5585" w:type="dxa"/>
+          </w:tcPr>
+          <w:p>
+            <w:pPr>
+              <w:jc w:val="right"/>
+              <w:rPr>
+                <w:rFonts w:cs="B Yekan" w:hint="cs"/>
+                <w:sz w:val="20"/>
+                <w:szCs w:val="20"/>
+                <w:rtl/>
+                <w:lang w:bidi="fa-IR"/>
+              </w:rPr>
+            </w:pPr>
+            <w:r>
+              <w:rPr>
+                <w:rFonts w:cs="B Yekan" w:hint="cs"/>
+                <w:sz w:val="20"/>
+                <w:szCs w:val="20"/>
+                <w:rtl/>
+                <w:lang w:bidi="fa-IR"/>
+              </w:rPr>
+              <w:t xml:space="preserve">آزمایشگاه مدار های منطقی </w:t>
+            </w:r>
+            <w:r>
+              <w:rPr>
+                <w:rFonts w:ascii="Arial" w:hAnsi="Arial" w:cs="Arial" w:hint="cs"/>
+                <w:sz w:val="20"/>
+                <w:szCs w:val="20"/>
+                <w:rtl/>
+                <w:lang w:bidi="fa-IR"/>
+              </w:rPr>
+              <w:t>–</w:t>
+            </w:r>
+            <w:r>
+              <w:rPr>
+                <w:rFonts w:cs="B Yekan" w:hint="cs"/>
+                <w:sz w:val="20"/>
+                <w:szCs w:val="20"/>
+                <w:rtl/>
+                <w:lang w:bidi="fa-IR"/>
+              </w:rPr>
+              <w:t xml:space="preserve"> گروه شماره 2</w:t>
+            </w:r>
+          </w:p>
+        </w:tc>
+      </w:tr>
+    </w:tbl>
+    <w:p>
+      <w:pPr>
+        <w:tabs>
+          <w:tab w:val="left" w:pos="2096"/>
+        </w:tabs>
+      </w:pPr>
+    </w:p>
+    <w:p>
+      <w:r>
+        <w:br w:type="page"/>
+      </w:r>
+    </w:p>
+    <w:tbl>
+      <w:tblPr>
+        <w:tblStyle w:val="TableGrid"/>
+        <w:tblpPr w:leftFromText="180" w:rightFromText="180" w:vertAnchor="page" w:horzAnchor="margin" w:tblpX="-900" w:tblpY="617"/>
+        <w:tblW w:w="11160" w:type="dxa"/>
+        <w:tblBorders>
+          <w:top w:val="none" w:sz="0" w:space="0" w:color="auto"/>
+          <w:left w:val="none" w:sz="0" w:space="0" w:color="auto"/>
+          <w:bottom w:val="double" w:sz="12" w:space="0" w:color="auto"/>
+          <w:right w:val="none" w:sz="0" w:space="0" w:color="auto"/>
+          <w:insideH w:val="none" w:sz="0" w:space="0" w:color="auto"/>
+          <w:insideV w:val="none" w:sz="0" w:space="0" w:color="auto"/>
+        </w:tblBorders>
+        <w:tblLook w:val="04A0" w:firstRow="1" w:lastRow="0" w:firstColumn="1" w:lastColumn="0" w:noHBand="0" w:noVBand="1"/>
+      </w:tblPr>
+      <w:tblGrid>
+        <w:gridCol w:w="3237"/>
+        <w:gridCol w:w="2338"/>
+        <w:gridCol w:w="5585"/>
+      </w:tblGrid>
+      <w:tr>
+        <w:tc>
+          <w:tcPr>
+            <w:tcW w:w="3237" w:type="dxa"/>
+          </w:tcPr>
+          <w:p>
+            <w:pPr>
+              <w:jc w:val="right"/>
+              <w:rPr>
+                <w:rFonts w:cs="B Yekan" w:hint="cs"/>
+                <w:sz w:val="20"/>
+                <w:szCs w:val="20"/>
+                <w:rtl/>
+                <w:lang w:bidi="fa-IR"/>
+              </w:rPr>
+            </w:pPr>
+            <w:r>
+              <w:rPr>
+                <w:rFonts w:cs="B Yekan" w:hint="cs"/>
+                <w:sz w:val="20"/>
+                <w:szCs w:val="20"/>
+                <w:rtl/>
+                <w:lang w:bidi="fa-IR"/>
+              </w:rPr>
+              <w:lastRenderedPageBreak/>
+              <w:t>گزارش کار آزمایش شماره 1</w:t>
+            </w:r>
+          </w:p>
+        </w:tc>
+        <w:tc>
+          <w:tcPr>
+            <w:tcW w:w="2338" w:type="dxa"/>
+          </w:tcPr>
+          <w:p>
+            <w:pPr>
+              <w:jc w:val="center"/>
+              <w:rPr>
+                <w:rFonts w:cs="B Yekan" w:hint="cs"/>
+                <w:sz w:val="20"/>
+                <w:szCs w:val="20"/>
+                <w:rtl/>
+                <w:lang w:bidi="fa-IR"/>
+              </w:rPr>
+            </w:pPr>
+          </w:p>
+        </w:tc>
+        <w:tc>
+          <w:tcPr>
+            <w:tcW w:w="5585" w:type="dxa"/>
+          </w:tcPr>
+          <w:p>
+            <w:pPr>
+              <w:jc w:val="right"/>
+              <w:rPr>
+                <w:rFonts w:cs="B Yekan" w:hint="cs"/>
+                <w:sz w:val="20"/>
+                <w:szCs w:val="20"/>
+                <w:rtl/>
+                <w:lang w:bidi="fa-IR"/>
+              </w:rPr>
+            </w:pPr>
+            <w:r>
+              <w:rPr>
+                <w:rFonts w:cs="B Yekan" w:hint="cs"/>
+                <w:sz w:val="20"/>
+                <w:szCs w:val="20"/>
+                <w:rtl/>
+                <w:lang w:bidi="fa-IR"/>
+              </w:rPr>
+              <w:t xml:space="preserve">آزمایشگاه مدار های منطقی </w:t>
+            </w:r>
+            <w:r>
+              <w:rPr>
+                <w:rFonts w:ascii="Arial" w:hAnsi="Arial" w:cs="Arial" w:hint="cs"/>
+                <w:sz w:val="20"/>
+                <w:szCs w:val="20"/>
+                <w:rtl/>
+                <w:lang w:bidi="fa-IR"/>
+              </w:rPr>
+              <w:t>–</w:t>
+            </w:r>
+            <w:r>
+              <w:rPr>
+                <w:rFonts w:cs="B Yekan" w:hint="cs"/>
+                <w:sz w:val="20"/>
+                <w:szCs w:val="20"/>
+                <w:rtl/>
+                <w:lang w:bidi="fa-IR"/>
+              </w:rPr>
+              <w:t xml:space="preserve"> گروه شماره 2</w:t>
+            </w:r>
+          </w:p>
+        </w:tc>
+      </w:tr>
+    </w:tbl>
+    <w:p>
+      <w:pPr>
+        <w:tabs>
+          <w:tab w:val="left" w:pos="2096"/>
+        </w:tabs>
+      </w:pPr>
+    </w:p>
+    <w:p>
+      <w:r>
+        <w:br w:type="page"/>
+      </w:r>
+    </w:p>
+    <w:tbl>
+      <w:tblPr>
+        <w:tblStyle w:val="TableGrid"/>
+        <w:tblpPr w:leftFromText="180" w:rightFromText="180" w:vertAnchor="page" w:horzAnchor="margin" w:tblpX="-900" w:tblpY="617"/>
+        <w:tblW w:w="11160" w:type="dxa"/>
+        <w:tblBorders>
+          <w:top w:val="none" w:sz="0" w:space="0" w:color="auto"/>
+          <w:left w:val="none" w:sz="0" w:space="0" w:color="auto"/>
+          <w:bottom w:val="double" w:sz="12" w:space="0" w:color="auto"/>
+          <w:right w:val="none" w:sz="0" w:space="0" w:color="auto"/>
+          <w:insideH w:val="none" w:sz="0" w:space="0" w:color="auto"/>
+          <w:insideV w:val="none" w:sz="0" w:space="0" w:color="auto"/>
+        </w:tblBorders>
+        <w:tblLook w:val="04A0" w:firstRow="1" w:lastRow="0" w:firstColumn="1" w:lastColumn="0" w:noHBand="0" w:noVBand="1"/>
+      </w:tblPr>
+      <w:tblGrid>
+        <w:gridCol w:w="3237"/>
+        <w:gridCol w:w="2338"/>
+        <w:gridCol w:w="5585"/>
+      </w:tblGrid>
+      <w:tr>
+        <w:tc>
+          <w:tcPr>
+            <w:tcW w:w="3237" w:type="dxa"/>
+          </w:tcPr>
+          <w:p>
+            <w:pPr>
+              <w:jc w:val="right"/>
+              <w:rPr>
+                <w:rFonts w:cs="B Yekan" w:hint="cs"/>
+                <w:sz w:val="20"/>
+                <w:szCs w:val="20"/>
+                <w:rtl/>
+                <w:lang w:bidi="fa-IR"/>
+              </w:rPr>
+            </w:pPr>
+            <w:r>
+              <w:rPr>
+                <w:rFonts w:cs="B Yekan" w:hint="cs"/>
+                <w:sz w:val="20"/>
+                <w:szCs w:val="20"/>
+                <w:rtl/>
+                <w:lang w:bidi="fa-IR"/>
+              </w:rPr>
+              <w:lastRenderedPageBreak/>
+              <w:t>گزارش کار آزمایش شماره 1</w:t>
+            </w:r>
+          </w:p>
+        </w:tc>
+        <w:tc>
+          <w:tcPr>
+            <w:tcW w:w="2338" w:type="dxa"/>
+          </w:tcPr>
+          <w:p>
+            <w:pPr>
+              <w:jc w:val="center"/>
+              <w:rPr>
+                <w:rFonts w:cs="B Yekan" w:hint="cs"/>
+                <w:sz w:val="20"/>
+                <w:szCs w:val="20"/>
+                <w:rtl/>
+                <w:lang w:bidi="fa-IR"/>
+              </w:rPr>
+            </w:pPr>
+          </w:p>
+        </w:tc>
+        <w:tc>
+          <w:tcPr>
+            <w:tcW w:w="5585" w:type="dxa"/>
+          </w:tcPr>
+          <w:p>
+            <w:pPr>
+              <w:jc w:val="right"/>
+              <w:rPr>
+                <w:rFonts w:cs="B Yekan" w:hint="cs"/>
+                <w:sz w:val="20"/>
+                <w:szCs w:val="20"/>
+                <w:rtl/>
+                <w:lang w:bidi="fa-IR"/>
+              </w:rPr>
+            </w:pPr>
+            <w:r>
+              <w:rPr>
+                <w:rFonts w:cs="B Yekan" w:hint="cs"/>
+                <w:sz w:val="20"/>
+                <w:szCs w:val="20"/>
+                <w:rtl/>
+                <w:lang w:bidi="fa-IR"/>
+              </w:rPr>
+              <w:t xml:space="preserve">آزمایشگاه مدار های منطقی </w:t>
+            </w:r>
+            <w:r>
+              <w:rPr>
+                <w:rFonts w:ascii="Arial" w:hAnsi="Arial" w:cs="Arial" w:hint="cs"/>
+                <w:sz w:val="20"/>
+                <w:szCs w:val="20"/>
+                <w:rtl/>
+                <w:lang w:bidi="fa-IR"/>
+              </w:rPr>
+              <w:t>–</w:t>
+            </w:r>
+            <w:r>
+              <w:rPr>
+                <w:rFonts w:cs="B Yekan" w:hint="cs"/>
+                <w:sz w:val="20"/>
+                <w:szCs w:val="20"/>
+                <w:rtl/>
+                <w:lang w:bidi="fa-IR"/>
+              </w:rPr>
+              <w:t xml:space="preserve"> گروه شماره 2</w:t>
+            </w:r>
+          </w:p>
+        </w:tc>
+      </w:tr>
+    </w:tbl>
+    <w:p>
+      <w:pPr>
+        <w:tabs>
+          <w:tab w:val="left" w:pos="2096"/>
+        </w:tabs>
+      </w:pPr>
+    </w:p>
     <w:sectPr>
       <w:headerReference w:type="even" r:id="rId7"/>
       <w:headerReference w:type="default" r:id="rId8"/>
@@ -1407,6 +2230,25 @@
     <w:uiPriority w:val="99"/>
     <w:rsid w:val="0094014B"/>
   </w:style>
+  <w:style w:type="table" w:styleId="TableGrid">
+    <w:name w:val="Table Grid"/>
+    <w:basedOn w:val="TableNormal"/>
+    <w:uiPriority w:val="39"/>
+    <w:rsid w:val="00E86569"/>
+    <w:pPr>
+      <w:spacing w:after="0" w:line="240" w:lineRule="auto"/>
+    </w:pPr>
+    <w:tblPr>
+      <w:tblBorders>
+        <w:top w:val="single" w:sz="4" w:space="0" w:color="auto"/>
+        <w:left w:val="single" w:sz="4" w:space="0" w:color="auto"/>
+        <w:bottom w:val="single" w:sz="4" w:space="0" w:color="auto"/>
+        <w:right w:val="single" w:sz="4" w:space="0" w:color="auto"/>
+        <w:insideH w:val="single" w:sz="4" w:space="0" w:color="auto"/>
+        <w:insideV w:val="single" w:sz="4" w:space="0" w:color="auto"/>
+      </w:tblBorders>
+    </w:tblPr>
+  </w:style>
 </w:styles>
 </file>
 

--- a/Az1/GozAz1.docx
+++ b/Az1/GozAz1.docx
@@ -8,6 +8,7 @@
         <w:rPr>
           <w:sz w:val="48"/>
           <w:szCs w:val="48"/>
+          <w:lang w:bidi="fa-IR"/>
         </w:rPr>
       </w:pPr>
       <w:r>

--- a/Az1/GozAz1.docx
+++ b/Az1/GozAz1.docx
@@ -18,7 +18,7 @@
           <w:szCs w:val="48"/>
         </w:rPr>
         <w:drawing>
-          <wp:inline distT="0" distB="0" distL="0" distR="0" wp14:anchorId="55C0CFEE" wp14:editId="39E8ECAF">
+          <wp:inline distT="0" distB="0" distL="0" distR="0" wp14:anchorId="55C0CFEE" wp14:editId="47D0DE53">
             <wp:extent cx="1045634" cy="1045634"/>
             <wp:effectExtent l="0" t="0" r="2540" b="2540"/>
             <wp:docPr id="1059743664" name="Picture 2"/>
@@ -218,7 +218,17 @@
           <w:rtl/>
           <w:lang w:bidi="fa-IR"/>
         </w:rPr>
-        <w:t>گروه شماره 2</w:t>
+        <w:t xml:space="preserve">گروه شماره </w:t>
+      </w:r>
+      <w:r>
+        <w:rPr>
+          <w:rFonts w:cs="B Yekan" w:hint="cs"/>
+          <w:sz w:val="28"/>
+          <w:szCs w:val="28"/>
+          <w:rtl/>
+          <w:lang w:bidi="fa-IR"/>
+        </w:rPr>
+        <w:t>7</w:t>
       </w:r>
     </w:p>
     <w:p>
@@ -262,7 +272,27 @@
           <w:rtl/>
           <w:lang w:bidi="fa-IR"/>
         </w:rPr>
-        <w:t>محمدرضا اژدری                 -                   404105434</w:t>
+        <w:t xml:space="preserve">رضا قضاوی       </w:t>
+      </w:r>
+      <w:r>
+        <w:rPr>
+          <w:rFonts w:cs="B Yekan" w:hint="cs"/>
+          <w:sz w:val="20"/>
+          <w:szCs w:val="20"/>
+          <w:rtl/>
+          <w:lang w:bidi="fa-IR"/>
+        </w:rPr>
+        <w:t xml:space="preserve">                 -                   </w:t>
+      </w:r>
+      <w:r>
+        <w:rPr>
+          <w:rFonts w:cs="B Yekan" w:hint="cs"/>
+          <w:sz w:val="20"/>
+          <w:szCs w:val="20"/>
+          <w:rtl/>
+          <w:lang w:bidi="fa-IR"/>
+        </w:rPr>
+        <w:t>404106236</w:t>
       </w:r>
     </w:p>
     <w:tbl>
@@ -294,7 +324,7 @@
             <w:pPr>
               <w:jc w:val="right"/>
               <w:rPr>
-                <w:rFonts w:cs="B Yekan" w:hint="cs"/>
+                <w:rFonts w:cs="B Yekan"/>
                 <w:sz w:val="20"/>
                 <w:szCs w:val="20"/>
                 <w:rtl/>
@@ -322,7 +352,7 @@
             <w:pPr>
               <w:jc w:val="center"/>
               <w:rPr>
-                <w:rFonts w:cs="B Yekan" w:hint="cs"/>
+                <w:rFonts w:cs="B Yekan"/>
                 <w:sz w:val="20"/>
                 <w:szCs w:val="20"/>
                 <w:rtl/>
@@ -339,13 +369,33 @@
             <w:pPr>
               <w:jc w:val="right"/>
               <w:rPr>
+                <w:rFonts w:cs="B Yekan"/>
+                <w:sz w:val="20"/>
+                <w:szCs w:val="20"/>
+                <w:rtl/>
+                <w:lang w:bidi="fa-IR"/>
+              </w:rPr>
+            </w:pPr>
+            <w:r>
+              <w:rPr>
                 <w:rFonts w:cs="B Yekan" w:hint="cs"/>
                 <w:sz w:val="20"/>
                 <w:szCs w:val="20"/>
                 <w:rtl/>
                 <w:lang w:bidi="fa-IR"/>
               </w:rPr>
-            </w:pPr>
+              <w:t xml:space="preserve">آزمایشگاه مدار های منطقی </w:t>
+            </w:r>
+            <w:r>
+              <w:rPr>
+                <w:rFonts w:ascii="Arial" w:hAnsi="Arial" w:cs="Arial" w:hint="cs"/>
+                <w:sz w:val="20"/>
+                <w:szCs w:val="20"/>
+                <w:rtl/>
+                <w:lang w:bidi="fa-IR"/>
+              </w:rPr>
+              <w:t>–</w:t>
+            </w:r>
             <w:r>
               <w:rPr>
                 <w:rFonts w:cs="B Yekan" w:hint="cs"/>
@@ -354,17 +404,7 @@
                 <w:rtl/>
                 <w:lang w:bidi="fa-IR"/>
               </w:rPr>
-              <w:t xml:space="preserve">آزمایشگاه مدار های منطقی </w:t>
-            </w:r>
-            <w:r>
-              <w:rPr>
-                <w:rFonts w:ascii="Arial" w:hAnsi="Arial" w:cs="Arial" w:hint="cs"/>
-                <w:sz w:val="20"/>
-                <w:szCs w:val="20"/>
-                <w:rtl/>
-                <w:lang w:bidi="fa-IR"/>
-              </w:rPr>
-              <w:t>–</w:t>
+              <w:t xml:space="preserve"> گروه شماره </w:t>
             </w:r>
             <w:r>
               <w:rPr>
@@ -374,7 +414,7 @@
                 <w:rtl/>
                 <w:lang w:bidi="fa-IR"/>
               </w:rPr>
-              <w:t xml:space="preserve"> گروه شماره 2</w:t>
+              <w:t>7</w:t>
             </w:r>
           </w:p>
         </w:tc>
@@ -450,7 +490,7 @@
             <w:pPr>
               <w:jc w:val="right"/>
               <w:rPr>
-                <w:rFonts w:cs="B Yekan" w:hint="cs"/>
+                <w:rFonts w:cs="B Yekan"/>
                 <w:sz w:val="20"/>
                 <w:szCs w:val="20"/>
                 <w:rtl/>
@@ -478,7 +518,7 @@
             <w:pPr>
               <w:jc w:val="center"/>
               <w:rPr>
-                <w:rFonts w:cs="B Yekan" w:hint="cs"/>
+                <w:rFonts w:cs="B Yekan"/>
                 <w:sz w:val="20"/>
                 <w:szCs w:val="20"/>
                 <w:rtl/>
@@ -495,13 +535,33 @@
             <w:pPr>
               <w:jc w:val="right"/>
               <w:rPr>
+                <w:rFonts w:cs="B Yekan"/>
+                <w:sz w:val="20"/>
+                <w:szCs w:val="20"/>
+                <w:rtl/>
+                <w:lang w:bidi="fa-IR"/>
+              </w:rPr>
+            </w:pPr>
+            <w:r>
+              <w:rPr>
                 <w:rFonts w:cs="B Yekan" w:hint="cs"/>
                 <w:sz w:val="20"/>
                 <w:szCs w:val="20"/>
                 <w:rtl/>
                 <w:lang w:bidi="fa-IR"/>
               </w:rPr>
-            </w:pPr>
+              <w:t xml:space="preserve">آزمایشگاه مدار های منطقی </w:t>
+            </w:r>
+            <w:r>
+              <w:rPr>
+                <w:rFonts w:ascii="Arial" w:hAnsi="Arial" w:cs="Arial" w:hint="cs"/>
+                <w:sz w:val="20"/>
+                <w:szCs w:val="20"/>
+                <w:rtl/>
+                <w:lang w:bidi="fa-IR"/>
+              </w:rPr>
+              <w:t>–</w:t>
+            </w:r>
             <w:r>
               <w:rPr>
                 <w:rFonts w:cs="B Yekan" w:hint="cs"/>
@@ -510,17 +570,7 @@
                 <w:rtl/>
                 <w:lang w:bidi="fa-IR"/>
               </w:rPr>
-              <w:t xml:space="preserve">آزمایشگاه مدار های منطقی </w:t>
-            </w:r>
-            <w:r>
-              <w:rPr>
-                <w:rFonts w:ascii="Arial" w:hAnsi="Arial" w:cs="Arial" w:hint="cs"/>
-                <w:sz w:val="20"/>
-                <w:szCs w:val="20"/>
-                <w:rtl/>
-                <w:lang w:bidi="fa-IR"/>
-              </w:rPr>
-              <w:t>–</w:t>
+              <w:t xml:space="preserve"> گروه شماره </w:t>
             </w:r>
             <w:r>
               <w:rPr>
@@ -530,7 +580,7 @@
                 <w:rtl/>
                 <w:lang w:bidi="fa-IR"/>
               </w:rPr>
-              <w:t xml:space="preserve"> گروه شماره 2</w:t>
+              <w:t>7</w:t>
             </w:r>
           </w:p>
         </w:tc>
@@ -577,7 +627,7 @@
             <w:pPr>
               <w:jc w:val="right"/>
               <w:rPr>
-                <w:rFonts w:cs="B Yekan" w:hint="cs"/>
+                <w:rFonts w:cs="B Yekan"/>
                 <w:sz w:val="20"/>
                 <w:szCs w:val="20"/>
                 <w:rtl/>
@@ -605,7 +655,7 @@
             <w:pPr>
               <w:jc w:val="center"/>
               <w:rPr>
-                <w:rFonts w:cs="B Yekan" w:hint="cs"/>
+                <w:rFonts w:cs="B Yekan"/>
                 <w:sz w:val="20"/>
                 <w:szCs w:val="20"/>
                 <w:rtl/>
@@ -622,13 +672,33 @@
             <w:pPr>
               <w:jc w:val="right"/>
               <w:rPr>
+                <w:rFonts w:cs="B Yekan"/>
+                <w:sz w:val="20"/>
+                <w:szCs w:val="20"/>
+                <w:rtl/>
+                <w:lang w:bidi="fa-IR"/>
+              </w:rPr>
+            </w:pPr>
+            <w:r>
+              <w:rPr>
                 <w:rFonts w:cs="B Yekan" w:hint="cs"/>
                 <w:sz w:val="20"/>
                 <w:szCs w:val="20"/>
                 <w:rtl/>
                 <w:lang w:bidi="fa-IR"/>
               </w:rPr>
-            </w:pPr>
+              <w:t xml:space="preserve">آزمایشگاه مدار های منطقی </w:t>
+            </w:r>
+            <w:r>
+              <w:rPr>
+                <w:rFonts w:ascii="Arial" w:hAnsi="Arial" w:cs="Arial" w:hint="cs"/>
+                <w:sz w:val="20"/>
+                <w:szCs w:val="20"/>
+                <w:rtl/>
+                <w:lang w:bidi="fa-IR"/>
+              </w:rPr>
+              <w:t>–</w:t>
+            </w:r>
             <w:r>
               <w:rPr>
                 <w:rFonts w:cs="B Yekan" w:hint="cs"/>
@@ -637,17 +707,7 @@
                 <w:rtl/>
                 <w:lang w:bidi="fa-IR"/>
               </w:rPr>
-              <w:t xml:space="preserve">آزمایشگاه مدار های منطقی </w:t>
-            </w:r>
-            <w:r>
-              <w:rPr>
-                <w:rFonts w:ascii="Arial" w:hAnsi="Arial" w:cs="Arial" w:hint="cs"/>
-                <w:sz w:val="20"/>
-                <w:szCs w:val="20"/>
-                <w:rtl/>
-                <w:lang w:bidi="fa-IR"/>
-              </w:rPr>
-              <w:t>–</w:t>
+              <w:t xml:space="preserve"> گروه شماره </w:t>
             </w:r>
             <w:r>
               <w:rPr>
@@ -657,7 +717,7 @@
                 <w:rtl/>
                 <w:lang w:bidi="fa-IR"/>
               </w:rPr>
-              <w:t xml:space="preserve"> گروه شماره 2</w:t>
+              <w:t>7</w:t>
             </w:r>
           </w:p>
         </w:tc>
@@ -704,7 +764,7 @@
             <w:pPr>
               <w:jc w:val="right"/>
               <w:rPr>
-                <w:rFonts w:cs="B Yekan" w:hint="cs"/>
+                <w:rFonts w:cs="B Yekan"/>
                 <w:sz w:val="20"/>
                 <w:szCs w:val="20"/>
                 <w:rtl/>
@@ -732,7 +792,7 @@
             <w:pPr>
               <w:jc w:val="center"/>
               <w:rPr>
-                <w:rFonts w:cs="B Yekan" w:hint="cs"/>
+                <w:rFonts w:cs="B Yekan"/>
                 <w:sz w:val="20"/>
                 <w:szCs w:val="20"/>
                 <w:rtl/>
@@ -749,13 +809,33 @@
             <w:pPr>
               <w:jc w:val="right"/>
               <w:rPr>
+                <w:rFonts w:cs="B Yekan"/>
+                <w:sz w:val="20"/>
+                <w:szCs w:val="20"/>
+                <w:rtl/>
+                <w:lang w:bidi="fa-IR"/>
+              </w:rPr>
+            </w:pPr>
+            <w:r>
+              <w:rPr>
                 <w:rFonts w:cs="B Yekan" w:hint="cs"/>
                 <w:sz w:val="20"/>
                 <w:szCs w:val="20"/>
                 <w:rtl/>
                 <w:lang w:bidi="fa-IR"/>
               </w:rPr>
-            </w:pPr>
+              <w:t xml:space="preserve">آزمایشگاه مدار های منطقی </w:t>
+            </w:r>
+            <w:r>
+              <w:rPr>
+                <w:rFonts w:ascii="Arial" w:hAnsi="Arial" w:cs="Arial" w:hint="cs"/>
+                <w:sz w:val="20"/>
+                <w:szCs w:val="20"/>
+                <w:rtl/>
+                <w:lang w:bidi="fa-IR"/>
+              </w:rPr>
+              <w:t>–</w:t>
+            </w:r>
             <w:r>
               <w:rPr>
                 <w:rFonts w:cs="B Yekan" w:hint="cs"/>
@@ -764,17 +844,7 @@
                 <w:rtl/>
                 <w:lang w:bidi="fa-IR"/>
               </w:rPr>
-              <w:t xml:space="preserve">آزمایشگاه مدار های منطقی </w:t>
-            </w:r>
-            <w:r>
-              <w:rPr>
-                <w:rFonts w:ascii="Arial" w:hAnsi="Arial" w:cs="Arial" w:hint="cs"/>
-                <w:sz w:val="20"/>
-                <w:szCs w:val="20"/>
-                <w:rtl/>
-                <w:lang w:bidi="fa-IR"/>
-              </w:rPr>
-              <w:t>–</w:t>
+              <w:t xml:space="preserve"> گروه شماره </w:t>
             </w:r>
             <w:r>
               <w:rPr>
@@ -784,7 +854,7 @@
                 <w:rtl/>
                 <w:lang w:bidi="fa-IR"/>
               </w:rPr>
-              <w:t xml:space="preserve"> گروه شماره 2</w:t>
+              <w:t>7</w:t>
             </w:r>
           </w:p>
         </w:tc>
@@ -831,7 +901,7 @@
             <w:pPr>
               <w:jc w:val="right"/>
               <w:rPr>
-                <w:rFonts w:cs="B Yekan" w:hint="cs"/>
+                <w:rFonts w:cs="B Yekan"/>
                 <w:sz w:val="20"/>
                 <w:szCs w:val="20"/>
                 <w:rtl/>
@@ -859,7 +929,7 @@
             <w:pPr>
               <w:jc w:val="center"/>
               <w:rPr>
-                <w:rFonts w:cs="B Yekan" w:hint="cs"/>
+                <w:rFonts w:cs="B Yekan"/>
                 <w:sz w:val="20"/>
                 <w:szCs w:val="20"/>
                 <w:rtl/>
@@ -876,13 +946,33 @@
             <w:pPr>
               <w:jc w:val="right"/>
               <w:rPr>
+                <w:rFonts w:cs="B Yekan"/>
+                <w:sz w:val="20"/>
+                <w:szCs w:val="20"/>
+                <w:rtl/>
+                <w:lang w:bidi="fa-IR"/>
+              </w:rPr>
+            </w:pPr>
+            <w:r>
+              <w:rPr>
                 <w:rFonts w:cs="B Yekan" w:hint="cs"/>
                 <w:sz w:val="20"/>
                 <w:szCs w:val="20"/>
                 <w:rtl/>
                 <w:lang w:bidi="fa-IR"/>
               </w:rPr>
-            </w:pPr>
+              <w:t xml:space="preserve">آزمایشگاه مدار های منطقی </w:t>
+            </w:r>
+            <w:r>
+              <w:rPr>
+                <w:rFonts w:ascii="Arial" w:hAnsi="Arial" w:cs="Arial" w:hint="cs"/>
+                <w:sz w:val="20"/>
+                <w:szCs w:val="20"/>
+                <w:rtl/>
+                <w:lang w:bidi="fa-IR"/>
+              </w:rPr>
+              <w:t>–</w:t>
+            </w:r>
             <w:r>
               <w:rPr>
                 <w:rFonts w:cs="B Yekan" w:hint="cs"/>
@@ -891,17 +981,7 @@
                 <w:rtl/>
                 <w:lang w:bidi="fa-IR"/>
               </w:rPr>
-              <w:t xml:space="preserve">آزمایشگاه مدار های منطقی </w:t>
-            </w:r>
-            <w:r>
-              <w:rPr>
-                <w:rFonts w:ascii="Arial" w:hAnsi="Arial" w:cs="Arial" w:hint="cs"/>
-                <w:sz w:val="20"/>
-                <w:szCs w:val="20"/>
-                <w:rtl/>
-                <w:lang w:bidi="fa-IR"/>
-              </w:rPr>
-              <w:t>–</w:t>
+              <w:t xml:space="preserve"> گروه شماره </w:t>
             </w:r>
             <w:r>
               <w:rPr>
@@ -911,7 +991,7 @@
                 <w:rtl/>
                 <w:lang w:bidi="fa-IR"/>
               </w:rPr>
-              <w:t xml:space="preserve"> گروه شماره 2</w:t>
+              <w:t>7</w:t>
             </w:r>
           </w:p>
         </w:tc>
@@ -919,15 +999,2625 @@
     </w:tbl>
     <w:p>
       <w:pPr>
+        <w:bidi/>
+        <w:rPr>
+          <w:rFonts w:cs="B Yekan"/>
+          <w:rtl/>
+          <w:lang w:bidi="fa-IR"/>
+        </w:rPr>
+      </w:pPr>
+      <w:r>
+        <w:rPr>
+          <w:rFonts w:cs="B Yekan" w:hint="cs"/>
+          <w:b/>
+          <w:bCs/>
+          <w:rtl/>
+          <w:lang w:bidi="fa-IR"/>
+        </w:rPr>
+        <w:t xml:space="preserve">آزمایش سوم: </w:t>
+      </w:r>
+      <w:r>
+        <w:rPr>
+          <w:rFonts w:cs="B Yekan" w:hint="cs"/>
+          <w:rtl/>
+          <w:lang w:bidi="fa-IR"/>
+        </w:rPr>
+        <w:t xml:space="preserve">طراحی مدار </w:t>
+      </w:r>
+      <w:r>
+        <w:rPr>
+          <w:rFonts w:cs="B Yekan"/>
+          <w:lang w:bidi="fa-IR"/>
+        </w:rPr>
+        <w:t>carry-look-ahead</w:t>
+      </w:r>
+      <w:r>
+        <w:rPr>
+          <w:rFonts w:cs="B Yekan" w:hint="cs"/>
+          <w:rtl/>
+          <w:lang w:bidi="fa-IR"/>
+        </w:rPr>
+        <w:t xml:space="preserve"> با نرم افزار پروتئوس.</w:t>
+      </w:r>
+    </w:p>
+    <w:p>
+      <w:pPr>
+        <w:bidi/>
+        <w:rPr>
+          <w:rFonts w:cs="B Yekan"/>
+          <w:rtl/>
+          <w:lang w:bidi="fa-IR"/>
+        </w:rPr>
+      </w:pPr>
+    </w:p>
+    <w:p>
+      <w:pPr>
+        <w:bidi/>
+        <w:rPr>
+          <w:rFonts w:eastAsiaTheme="minorEastAsia" w:cs="B Yekan"/>
+          <w:lang w:bidi="fa-IR"/>
+        </w:rPr>
+      </w:pPr>
+      <w:r>
+        <w:rPr>
+          <w:rFonts w:cs="B Yekan" w:hint="cs"/>
+          <w:rtl/>
+          <w:lang w:bidi="fa-IR"/>
+        </w:rPr>
+        <w:t>میخواهیم</w:t>
+      </w:r>
+      <w:r>
+        <w:rPr>
+          <w:rFonts w:cs="B Yekan"/>
+          <w:lang w:bidi="fa-IR"/>
+        </w:rPr>
+        <w:t xml:space="preserve">  </w:t>
+      </w:r>
+      <w:r>
+        <w:rPr>
+          <w:rFonts w:cs="B Yekan" w:hint="cs"/>
+          <w:rtl/>
+          <w:lang w:bidi="fa-IR"/>
+        </w:rPr>
+        <w:t xml:space="preserve"> یک جمع کنندی چهاربیتی بسازیم که با حساب کردن بیت </w:t>
+      </w:r>
+      <w:r>
+        <w:rPr>
+          <w:rFonts w:cs="B Yekan"/>
+          <w:lang w:bidi="fa-IR"/>
+        </w:rPr>
+        <w:t>carry</w:t>
+      </w:r>
+      <w:r>
+        <w:rPr>
+          <w:rFonts w:cs="B Yekan" w:hint="cs"/>
+          <w:rtl/>
+          <w:lang w:bidi="fa-IR"/>
+        </w:rPr>
+        <w:t xml:space="preserve"> سریع تر از جمع کننده قبلی کار کند. میخواهیم اعداد </w:t>
+      </w:r>
+      <m:oMath>
+        <m:acc>
+          <m:accPr>
+            <m:chr m:val="̅"/>
+            <m:ctrlPr>
+              <w:rPr>
+                <w:rFonts w:ascii="Cambria Math" w:hAnsi="Cambria Math" w:cs="B Yekan"/>
+                <w:i/>
+                <w:lang w:bidi="fa-IR"/>
+              </w:rPr>
+            </m:ctrlPr>
+          </m:accPr>
+          <m:e>
+            <m:sSub>
+              <m:sSubPr>
+                <m:ctrlPr>
+                  <w:rPr>
+                    <w:rFonts w:ascii="Cambria Math" w:hAnsi="Cambria Math" w:cs="B Yekan"/>
+                    <w:i/>
+                    <w:lang w:bidi="fa-IR"/>
+                  </w:rPr>
+                </m:ctrlPr>
+              </m:sSubPr>
+              <m:e>
+                <m:r>
+                  <w:rPr>
+                    <w:rFonts w:ascii="Cambria Math" w:hAnsi="Cambria Math" w:cs="B Yekan"/>
+                    <w:lang w:bidi="fa-IR"/>
+                  </w:rPr>
+                  <m:t>A</m:t>
+                </m:r>
+              </m:e>
+              <m:sub>
+                <m:r>
+                  <w:rPr>
+                    <w:rFonts w:ascii="Cambria Math" w:hAnsi="Cambria Math" w:cs="B Yekan"/>
+                    <w:lang w:bidi="fa-IR"/>
+                  </w:rPr>
+                  <m:t>3</m:t>
+                </m:r>
+              </m:sub>
+            </m:sSub>
+            <m:sSub>
+              <m:sSubPr>
+                <m:ctrlPr>
+                  <w:rPr>
+                    <w:rFonts w:ascii="Cambria Math" w:hAnsi="Cambria Math" w:cs="B Yekan"/>
+                    <w:i/>
+                    <w:lang w:bidi="fa-IR"/>
+                  </w:rPr>
+                </m:ctrlPr>
+              </m:sSubPr>
+              <m:e>
+                <m:r>
+                  <w:rPr>
+                    <w:rFonts w:ascii="Cambria Math" w:hAnsi="Cambria Math" w:cs="B Yekan"/>
+                    <w:lang w:bidi="fa-IR"/>
+                  </w:rPr>
+                  <m:t>A</m:t>
+                </m:r>
+              </m:e>
+              <m:sub>
+                <m:r>
+                  <w:rPr>
+                    <w:rFonts w:ascii="Cambria Math" w:hAnsi="Cambria Math" w:cs="B Yekan"/>
+                    <w:lang w:bidi="fa-IR"/>
+                  </w:rPr>
+                  <m:t>2</m:t>
+                </m:r>
+              </m:sub>
+            </m:sSub>
+            <m:sSub>
+              <m:sSubPr>
+                <m:ctrlPr>
+                  <w:rPr>
+                    <w:rFonts w:ascii="Cambria Math" w:hAnsi="Cambria Math" w:cs="B Yekan"/>
+                    <w:i/>
+                    <w:lang w:bidi="fa-IR"/>
+                  </w:rPr>
+                </m:ctrlPr>
+              </m:sSubPr>
+              <m:e>
+                <m:r>
+                  <w:rPr>
+                    <w:rFonts w:ascii="Cambria Math" w:hAnsi="Cambria Math" w:cs="B Yekan"/>
+                    <w:lang w:bidi="fa-IR"/>
+                  </w:rPr>
+                  <m:t>A</m:t>
+                </m:r>
+              </m:e>
+              <m:sub>
+                <m:r>
+                  <w:rPr>
+                    <w:rFonts w:ascii="Cambria Math" w:hAnsi="Cambria Math" w:cs="B Yekan"/>
+                    <w:lang w:bidi="fa-IR"/>
+                  </w:rPr>
+                  <m:t>1</m:t>
+                </m:r>
+              </m:sub>
+            </m:sSub>
+            <m:sSub>
+              <m:sSubPr>
+                <m:ctrlPr>
+                  <w:rPr>
+                    <w:rFonts w:ascii="Cambria Math" w:hAnsi="Cambria Math" w:cs="B Yekan"/>
+                    <w:i/>
+                    <w:lang w:bidi="fa-IR"/>
+                  </w:rPr>
+                </m:ctrlPr>
+              </m:sSubPr>
+              <m:e>
+                <m:r>
+                  <w:rPr>
+                    <w:rFonts w:ascii="Cambria Math" w:hAnsi="Cambria Math" w:cs="B Yekan"/>
+                    <w:lang w:bidi="fa-IR"/>
+                  </w:rPr>
+                  <m:t>A</m:t>
+                </m:r>
+              </m:e>
+              <m:sub>
+                <m:r>
+                  <w:rPr>
+                    <w:rFonts w:ascii="Cambria Math" w:hAnsi="Cambria Math" w:cs="B Yekan"/>
+                    <w:lang w:bidi="fa-IR"/>
+                  </w:rPr>
+                  <m:t>0</m:t>
+                </m:r>
+              </m:sub>
+            </m:sSub>
+          </m:e>
+        </m:acc>
+      </m:oMath>
+      <w:r>
+        <w:rPr>
+          <w:rFonts w:eastAsiaTheme="minorEastAsia" w:cs="B Yekan"/>
+          <w:lang w:bidi="fa-IR"/>
+        </w:rPr>
+        <w:t xml:space="preserve"> </w:t>
+      </w:r>
+      <w:r>
+        <w:rPr>
+          <w:rFonts w:eastAsiaTheme="minorEastAsia" w:cs="B Yekan" w:hint="cs"/>
+          <w:rtl/>
+          <w:lang w:bidi="fa-IR"/>
+        </w:rPr>
+        <w:t xml:space="preserve"> و </w:t>
+      </w:r>
+      <m:oMath>
+        <m:acc>
+          <m:accPr>
+            <m:chr m:val="̅"/>
+            <m:ctrlPr>
+              <w:rPr>
+                <w:rFonts w:ascii="Cambria Math" w:eastAsiaTheme="minorEastAsia" w:hAnsi="Cambria Math" w:cs="B Yekan"/>
+                <w:i/>
+                <w:lang w:bidi="fa-IR"/>
+              </w:rPr>
+            </m:ctrlPr>
+          </m:accPr>
+          <m:e>
+            <m:sSub>
+              <m:sSubPr>
+                <m:ctrlPr>
+                  <w:rPr>
+                    <w:rFonts w:ascii="Cambria Math" w:eastAsiaTheme="minorEastAsia" w:hAnsi="Cambria Math" w:cs="B Yekan"/>
+                    <w:i/>
+                    <w:lang w:bidi="fa-IR"/>
+                  </w:rPr>
+                </m:ctrlPr>
+              </m:sSubPr>
+              <m:e>
+                <m:r>
+                  <w:rPr>
+                    <w:rFonts w:ascii="Cambria Math" w:eastAsiaTheme="minorEastAsia" w:hAnsi="Cambria Math" w:cs="B Yekan"/>
+                    <w:lang w:bidi="fa-IR"/>
+                  </w:rPr>
+                  <m:t>B</m:t>
+                </m:r>
+              </m:e>
+              <m:sub>
+                <m:r>
+                  <w:rPr>
+                    <w:rFonts w:ascii="Cambria Math" w:eastAsiaTheme="minorEastAsia" w:hAnsi="Cambria Math" w:cs="B Yekan"/>
+                    <w:lang w:bidi="fa-IR"/>
+                  </w:rPr>
+                  <m:t>3</m:t>
+                </m:r>
+              </m:sub>
+            </m:sSub>
+            <m:sSub>
+              <m:sSubPr>
+                <m:ctrlPr>
+                  <w:rPr>
+                    <w:rFonts w:ascii="Cambria Math" w:eastAsiaTheme="minorEastAsia" w:hAnsi="Cambria Math" w:cs="B Yekan"/>
+                    <w:i/>
+                    <w:lang w:bidi="fa-IR"/>
+                  </w:rPr>
+                </m:ctrlPr>
+              </m:sSubPr>
+              <m:e>
+                <m:r>
+                  <w:rPr>
+                    <w:rFonts w:ascii="Cambria Math" w:eastAsiaTheme="minorEastAsia" w:hAnsi="Cambria Math" w:cs="B Yekan"/>
+                    <w:lang w:bidi="fa-IR"/>
+                  </w:rPr>
+                  <m:t>B</m:t>
+                </m:r>
+              </m:e>
+              <m:sub>
+                <m:r>
+                  <w:rPr>
+                    <w:rFonts w:ascii="Cambria Math" w:eastAsiaTheme="minorEastAsia" w:hAnsi="Cambria Math" w:cs="B Yekan"/>
+                    <w:lang w:bidi="fa-IR"/>
+                  </w:rPr>
+                  <m:t>2</m:t>
+                </m:r>
+              </m:sub>
+            </m:sSub>
+            <m:sSub>
+              <m:sSubPr>
+                <m:ctrlPr>
+                  <w:rPr>
+                    <w:rFonts w:ascii="Cambria Math" w:eastAsiaTheme="minorEastAsia" w:hAnsi="Cambria Math" w:cs="B Yekan"/>
+                    <w:i/>
+                    <w:lang w:bidi="fa-IR"/>
+                  </w:rPr>
+                </m:ctrlPr>
+              </m:sSubPr>
+              <m:e>
+                <m:r>
+                  <w:rPr>
+                    <w:rFonts w:ascii="Cambria Math" w:eastAsiaTheme="minorEastAsia" w:hAnsi="Cambria Math" w:cs="B Yekan"/>
+                    <w:lang w:bidi="fa-IR"/>
+                  </w:rPr>
+                  <m:t>B</m:t>
+                </m:r>
+              </m:e>
+              <m:sub>
+                <m:r>
+                  <w:rPr>
+                    <w:rFonts w:ascii="Cambria Math" w:eastAsiaTheme="minorEastAsia" w:hAnsi="Cambria Math" w:cs="B Yekan"/>
+                    <w:lang w:bidi="fa-IR"/>
+                  </w:rPr>
+                  <m:t>1</m:t>
+                </m:r>
+              </m:sub>
+            </m:sSub>
+            <m:sSub>
+              <m:sSubPr>
+                <m:ctrlPr>
+                  <w:rPr>
+                    <w:rFonts w:ascii="Cambria Math" w:eastAsiaTheme="minorEastAsia" w:hAnsi="Cambria Math" w:cs="B Yekan"/>
+                    <w:i/>
+                    <w:lang w:bidi="fa-IR"/>
+                  </w:rPr>
+                </m:ctrlPr>
+              </m:sSubPr>
+              <m:e>
+                <m:r>
+                  <w:rPr>
+                    <w:rFonts w:ascii="Cambria Math" w:eastAsiaTheme="minorEastAsia" w:hAnsi="Cambria Math" w:cs="B Yekan"/>
+                    <w:lang w:bidi="fa-IR"/>
+                  </w:rPr>
+                  <m:t>B</m:t>
+                </m:r>
+              </m:e>
+              <m:sub>
+                <m:r>
+                  <w:rPr>
+                    <w:rFonts w:ascii="Cambria Math" w:eastAsiaTheme="minorEastAsia" w:hAnsi="Cambria Math" w:cs="B Yekan"/>
+                    <w:lang w:bidi="fa-IR"/>
+                  </w:rPr>
+                  <m:t>0</m:t>
+                </m:r>
+              </m:sub>
+            </m:sSub>
+          </m:e>
+        </m:acc>
+      </m:oMath>
+      <w:r>
+        <w:rPr>
+          <w:rFonts w:eastAsiaTheme="minorEastAsia" w:cs="B Yekan"/>
+          <w:lang w:bidi="fa-IR"/>
+        </w:rPr>
+        <w:t xml:space="preserve"> </w:t>
+      </w:r>
+      <w:r>
+        <w:rPr>
+          <w:rFonts w:eastAsiaTheme="minorEastAsia" w:cs="B Yekan" w:hint="cs"/>
+          <w:rtl/>
+          <w:lang w:bidi="fa-IR"/>
+        </w:rPr>
+        <w:t xml:space="preserve"> را با </w:t>
+      </w:r>
+      <w:r>
+        <w:rPr>
+          <w:rFonts w:eastAsiaTheme="minorEastAsia" w:cs="B Yekan"/>
+          <w:lang w:bidi="fa-IR"/>
+        </w:rPr>
+        <w:t>carry</w:t>
+      </w:r>
+      <w:r>
+        <w:rPr>
+          <w:rFonts w:eastAsiaTheme="minorEastAsia" w:cs="B Yekan" w:hint="cs"/>
+          <w:rtl/>
+          <w:lang w:bidi="fa-IR"/>
+        </w:rPr>
+        <w:t xml:space="preserve"> ورودی </w:t>
+      </w:r>
+      <m:oMath>
+        <m:sSub>
+          <m:sSubPr>
+            <m:ctrlPr>
+              <w:rPr>
+                <w:rFonts w:ascii="Cambria Math" w:eastAsiaTheme="minorEastAsia" w:hAnsi="Cambria Math" w:cs="B Yekan"/>
+                <w:i/>
+                <w:lang w:bidi="fa-IR"/>
+              </w:rPr>
+            </m:ctrlPr>
+          </m:sSubPr>
+          <m:e>
+            <m:r>
+              <w:rPr>
+                <w:rFonts w:ascii="Cambria Math" w:eastAsiaTheme="minorEastAsia" w:hAnsi="Cambria Math" w:cs="B Yekan"/>
+                <w:lang w:bidi="fa-IR"/>
+              </w:rPr>
+              <m:t>C</m:t>
+            </m:r>
+          </m:e>
+          <m:sub>
+            <m:r>
+              <w:rPr>
+                <w:rFonts w:ascii="Cambria Math" w:eastAsiaTheme="minorEastAsia" w:hAnsi="Cambria Math" w:cs="B Yekan"/>
+                <w:lang w:bidi="fa-IR"/>
+              </w:rPr>
+              <m:t>0</m:t>
+            </m:r>
+          </m:sub>
+        </m:sSub>
+      </m:oMath>
+      <w:r>
+        <w:rPr>
+          <w:rFonts w:eastAsiaTheme="minorEastAsia" w:cs="B Yekan"/>
+          <w:lang w:bidi="fa-IR"/>
+        </w:rPr>
+        <w:t xml:space="preserve"> </w:t>
+      </w:r>
+      <w:r>
+        <w:rPr>
+          <w:rFonts w:eastAsiaTheme="minorEastAsia" w:cs="B Yekan" w:hint="cs"/>
+          <w:rtl/>
+          <w:lang w:bidi="fa-IR"/>
+        </w:rPr>
+        <w:t xml:space="preserve"> جمع کنیم.</w:t>
+      </w:r>
+    </w:p>
+    <w:p>
+      <w:pPr>
+        <w:bidi/>
+        <w:rPr>
+          <w:rFonts w:eastAsiaTheme="minorEastAsia" w:cs="B Yekan"/>
+          <w:rtl/>
+          <w:lang w:bidi="fa-IR"/>
+        </w:rPr>
+      </w:pPr>
+      <w:r>
+        <w:rPr>
+          <w:rFonts w:eastAsiaTheme="minorEastAsia" w:cs="B Yekan" w:hint="cs"/>
+          <w:rtl/>
+          <w:lang w:bidi="fa-IR"/>
+        </w:rPr>
+        <w:t xml:space="preserve"> ورودی مدار </w:t>
+      </w:r>
+      <w:r>
+        <w:rPr>
+          <w:rFonts w:eastAsiaTheme="minorEastAsia" w:cs="B Yekan"/>
+          <w:lang w:bidi="fa-IR"/>
+        </w:rPr>
+        <w:t>carry lookahead</w:t>
+      </w:r>
+      <w:r>
+        <w:rPr>
+          <w:rFonts w:eastAsiaTheme="minorEastAsia" w:cs="B Yekan" w:hint="cs"/>
+          <w:rtl/>
+          <w:lang w:bidi="fa-IR"/>
+        </w:rPr>
+        <w:t xml:space="preserve"> این گونه است:</w:t>
+      </w:r>
+    </w:p>
+    <w:p>
+      <w:pPr>
+        <w:bidi/>
+        <w:jc w:val="right"/>
+        <w:rPr>
+          <w:rFonts w:eastAsiaTheme="minorEastAsia" w:cs="B Yekan"/>
+          <w:lang w:bidi="fa-IR"/>
+        </w:rPr>
+      </w:pPr>
+      <m:oMathPara>
+        <m:oMathParaPr>
+          <m:jc m:val="left"/>
+        </m:oMathParaPr>
+        <m:oMath>
+          <m:sSub>
+            <m:sSubPr>
+              <m:ctrlPr>
+                <w:rPr>
+                  <w:rFonts w:ascii="Cambria Math" w:hAnsi="Cambria Math" w:cs="B Yekan"/>
+                  <w:i/>
+                  <w:lang w:bidi="fa-IR"/>
+                </w:rPr>
+              </m:ctrlPr>
+            </m:sSubPr>
+            <m:e>
+              <m:r>
+                <w:rPr>
+                  <w:rFonts w:ascii="Cambria Math" w:hAnsi="Cambria Math" w:cs="B Yekan"/>
+                  <w:lang w:bidi="fa-IR"/>
+                </w:rPr>
+                <m:t>P</m:t>
+              </m:r>
+            </m:e>
+            <m:sub>
+              <m:r>
+                <w:rPr>
+                  <w:rFonts w:ascii="Cambria Math" w:hAnsi="Cambria Math" w:cs="B Yekan"/>
+                  <w:lang w:bidi="fa-IR"/>
+                </w:rPr>
+                <m:t>i</m:t>
+              </m:r>
+            </m:sub>
+          </m:sSub>
+          <m:r>
+            <w:rPr>
+              <w:rFonts w:ascii="Cambria Math" w:hAnsi="Cambria Math" w:cs="B Yekan"/>
+              <w:lang w:bidi="fa-IR"/>
+            </w:rPr>
+            <m:t>​=</m:t>
+          </m:r>
+          <m:sSub>
+            <m:sSubPr>
+              <m:ctrlPr>
+                <w:rPr>
+                  <w:rFonts w:ascii="Cambria Math" w:hAnsi="Cambria Math" w:cs="B Yekan"/>
+                  <w:i/>
+                  <w:lang w:bidi="fa-IR"/>
+                </w:rPr>
+              </m:ctrlPr>
+            </m:sSubPr>
+            <m:e>
+              <m:r>
+                <w:rPr>
+                  <w:rFonts w:ascii="Cambria Math" w:hAnsi="Cambria Math" w:cs="B Yekan"/>
+                  <w:lang w:bidi="fa-IR"/>
+                </w:rPr>
+                <m:t>A</m:t>
+              </m:r>
+            </m:e>
+            <m:sub>
+              <m:r>
+                <w:rPr>
+                  <w:rFonts w:ascii="Cambria Math" w:hAnsi="Cambria Math" w:cs="B Yekan"/>
+                  <w:lang w:bidi="fa-IR"/>
+                </w:rPr>
+                <m:t>i</m:t>
+              </m:r>
+            </m:sub>
+          </m:sSub>
+          <m:r>
+            <w:rPr>
+              <w:rFonts w:ascii="Cambria Math" w:hAnsi="Cambria Math" w:cs="B Yekan"/>
+              <w:lang w:bidi="fa-IR"/>
+            </w:rPr>
+            <m:t>​⊕</m:t>
+          </m:r>
+          <m:sSub>
+            <m:sSubPr>
+              <m:ctrlPr>
+                <w:rPr>
+                  <w:rFonts w:ascii="Cambria Math" w:hAnsi="Cambria Math" w:cs="B Yekan"/>
+                  <w:i/>
+                  <w:lang w:bidi="fa-IR"/>
+                </w:rPr>
+              </m:ctrlPr>
+            </m:sSubPr>
+            <m:e>
+              <m:r>
+                <w:rPr>
+                  <w:rFonts w:ascii="Cambria Math" w:hAnsi="Cambria Math" w:cs="B Yekan"/>
+                  <w:lang w:bidi="fa-IR"/>
+                </w:rPr>
+                <m:t>B</m:t>
+              </m:r>
+            </m:e>
+            <m:sub>
+              <m:r>
+                <w:rPr>
+                  <w:rFonts w:ascii="Cambria Math" w:hAnsi="Cambria Math" w:cs="B Yekan"/>
+                  <w:lang w:bidi="fa-IR"/>
+                </w:rPr>
+                <m:t>i</m:t>
+              </m:r>
+            </m:sub>
+          </m:sSub>
+        </m:oMath>
+      </m:oMathPara>
+    </w:p>
+    <w:p>
+      <w:pPr>
+        <w:bidi/>
+        <w:jc w:val="right"/>
+        <w:rPr>
+          <w:rFonts w:eastAsiaTheme="minorEastAsia" w:cs="B Yekan"/>
+          <w:lang w:bidi="fa-IR"/>
+        </w:rPr>
+      </w:pPr>
+      <m:oMathPara>
+        <m:oMathParaPr>
+          <m:jc m:val="left"/>
+        </m:oMathParaPr>
+        <m:oMath>
+          <m:sSub>
+            <m:sSubPr>
+              <m:ctrlPr>
+                <w:rPr>
+                  <w:rFonts w:ascii="Cambria Math" w:hAnsi="Cambria Math" w:cs="B Yekan"/>
+                  <w:i/>
+                  <w:lang w:bidi="fa-IR"/>
+                </w:rPr>
+              </m:ctrlPr>
+            </m:sSubPr>
+            <m:e>
+              <m:r>
+                <w:rPr>
+                  <w:rFonts w:ascii="Cambria Math" w:hAnsi="Cambria Math" w:cs="B Yekan"/>
+                  <w:lang w:bidi="fa-IR"/>
+                </w:rPr>
+                <m:t>G</m:t>
+              </m:r>
+            </m:e>
+            <m:sub>
+              <m:r>
+                <w:rPr>
+                  <w:rFonts w:ascii="Cambria Math" w:hAnsi="Cambria Math" w:cs="B Yekan"/>
+                  <w:lang w:bidi="fa-IR"/>
+                </w:rPr>
+                <m:t>i</m:t>
+              </m:r>
+            </m:sub>
+          </m:sSub>
+          <m:r>
+            <w:rPr>
+              <w:rFonts w:ascii="Cambria Math" w:hAnsi="Cambria Math" w:cs="B Yekan"/>
+              <w:lang w:bidi="fa-IR"/>
+            </w:rPr>
+            <m:t>=</m:t>
+          </m:r>
+          <m:sSub>
+            <m:sSubPr>
+              <m:ctrlPr>
+                <w:rPr>
+                  <w:rFonts w:ascii="Cambria Math" w:hAnsi="Cambria Math" w:cs="B Yekan"/>
+                  <w:i/>
+                  <w:lang w:bidi="fa-IR"/>
+                </w:rPr>
+              </m:ctrlPr>
+            </m:sSubPr>
+            <m:e>
+              <m:r>
+                <w:rPr>
+                  <w:rFonts w:ascii="Cambria Math" w:hAnsi="Cambria Math" w:cs="B Yekan"/>
+                  <w:lang w:bidi="fa-IR"/>
+                </w:rPr>
+                <m:t>A</m:t>
+              </m:r>
+            </m:e>
+            <m:sub>
+              <m:r>
+                <w:rPr>
+                  <w:rFonts w:ascii="Cambria Math" w:hAnsi="Cambria Math" w:cs="B Yekan"/>
+                  <w:lang w:bidi="fa-IR"/>
+                </w:rPr>
+                <m:t>i</m:t>
+              </m:r>
+            </m:sub>
+          </m:sSub>
+          <m:sSub>
+            <m:sSubPr>
+              <m:ctrlPr>
+                <w:rPr>
+                  <w:rFonts w:ascii="Cambria Math" w:hAnsi="Cambria Math" w:cs="B Yekan"/>
+                  <w:i/>
+                  <w:lang w:bidi="fa-IR"/>
+                </w:rPr>
+              </m:ctrlPr>
+            </m:sSubPr>
+            <m:e>
+              <m:r>
+                <w:rPr>
+                  <w:rFonts w:ascii="Cambria Math" w:hAnsi="Cambria Math" w:cs="B Yekan"/>
+                  <w:lang w:bidi="fa-IR"/>
+                </w:rPr>
+                <m:t>B</m:t>
+              </m:r>
+            </m:e>
+            <m:sub>
+              <m:r>
+                <w:rPr>
+                  <w:rFonts w:ascii="Cambria Math" w:hAnsi="Cambria Math" w:cs="B Yekan"/>
+                  <w:lang w:bidi="fa-IR"/>
+                </w:rPr>
+                <m:t>i</m:t>
+              </m:r>
+            </m:sub>
+          </m:sSub>
+        </m:oMath>
+      </m:oMathPara>
+    </w:p>
+    <w:p>
+      <w:pPr>
+        <w:bidi/>
+        <w:rPr>
+          <w:rFonts w:cs="B Yekan"/>
+          <w:rtl/>
+          <w:lang w:bidi="fa-IR"/>
+        </w:rPr>
+      </w:pPr>
+      <w:r>
+        <w:rPr>
+          <w:rFonts w:cs="B Yekan" w:hint="cs"/>
+          <w:rtl/>
+          <w:lang w:bidi="fa-IR"/>
+        </w:rPr>
+        <w:t>و طبق رابطه‌ جمع معادله بازگشتی زیر را داریم:</w:t>
+      </w:r>
+    </w:p>
+    <w:p>
+      <w:pPr>
+        <w:bidi/>
+        <w:jc w:val="right"/>
+        <w:rPr>
+          <w:rFonts w:eastAsiaTheme="minorEastAsia" w:cs="B Yekan"/>
+          <w:rtl/>
+          <w:lang w:bidi="fa-IR"/>
+        </w:rPr>
+      </w:pPr>
+      <m:oMathPara>
+        <m:oMathParaPr>
+          <m:jc m:val="left"/>
+        </m:oMathParaPr>
+        <m:oMath>
+          <m:sSub>
+            <m:sSubPr>
+              <m:ctrlPr>
+                <w:rPr>
+                  <w:rFonts w:ascii="Cambria Math" w:hAnsi="Cambria Math" w:cs="B Yekan"/>
+                  <w:i/>
+                  <w:lang w:bidi="fa-IR"/>
+                </w:rPr>
+              </m:ctrlPr>
+            </m:sSubPr>
+            <m:e>
+              <m:r>
+                <w:rPr>
+                  <w:rFonts w:ascii="Cambria Math" w:hAnsi="Cambria Math" w:cs="B Yekan"/>
+                  <w:lang w:bidi="fa-IR"/>
+                </w:rPr>
+                <m:t>C</m:t>
+              </m:r>
+            </m:e>
+            <m:sub>
+              <m:r>
+                <w:rPr>
+                  <w:rFonts w:ascii="Cambria Math" w:hAnsi="Cambria Math" w:cs="B Yekan"/>
+                  <w:lang w:bidi="fa-IR"/>
+                </w:rPr>
+                <m:t>i+1</m:t>
+              </m:r>
+            </m:sub>
+          </m:sSub>
+          <m:r>
+            <w:rPr>
+              <w:rFonts w:ascii="Cambria Math" w:hAnsi="Cambria Math" w:cs="B Yekan"/>
+              <w:lang w:bidi="fa-IR"/>
+            </w:rPr>
+            <m:t>=</m:t>
+          </m:r>
+          <m:sSub>
+            <m:sSubPr>
+              <m:ctrlPr>
+                <w:rPr>
+                  <w:rFonts w:ascii="Cambria Math" w:hAnsi="Cambria Math" w:cs="B Yekan"/>
+                  <w:i/>
+                  <w:lang w:bidi="fa-IR"/>
+                </w:rPr>
+              </m:ctrlPr>
+            </m:sSubPr>
+            <m:e>
+              <m:r>
+                <w:rPr>
+                  <w:rFonts w:ascii="Cambria Math" w:hAnsi="Cambria Math" w:cs="B Yekan"/>
+                  <w:lang w:bidi="fa-IR"/>
+                </w:rPr>
+                <m:t>G</m:t>
+              </m:r>
+            </m:e>
+            <m:sub>
+              <m:r>
+                <w:rPr>
+                  <w:rFonts w:ascii="Cambria Math" w:hAnsi="Cambria Math" w:cs="B Yekan"/>
+                  <w:lang w:bidi="fa-IR"/>
+                </w:rPr>
+                <m:t>i</m:t>
+              </m:r>
+            </m:sub>
+          </m:sSub>
+          <m:r>
+            <w:rPr>
+              <w:rFonts w:ascii="Cambria Math" w:hAnsi="Cambria Math" w:cs="B Yekan"/>
+              <w:lang w:bidi="fa-IR"/>
+            </w:rPr>
+            <m:t>+</m:t>
+          </m:r>
+          <m:sSub>
+            <m:sSubPr>
+              <m:ctrlPr>
+                <w:rPr>
+                  <w:rFonts w:ascii="Cambria Math" w:hAnsi="Cambria Math" w:cs="B Yekan"/>
+                  <w:i/>
+                  <w:lang w:bidi="fa-IR"/>
+                </w:rPr>
+              </m:ctrlPr>
+            </m:sSubPr>
+            <m:e>
+              <m:r>
+                <w:rPr>
+                  <w:rFonts w:ascii="Cambria Math" w:hAnsi="Cambria Math" w:cs="B Yekan"/>
+                  <w:lang w:bidi="fa-IR"/>
+                </w:rPr>
+                <m:t>P</m:t>
+              </m:r>
+            </m:e>
+            <m:sub>
+              <m:r>
+                <w:rPr>
+                  <w:rFonts w:ascii="Cambria Math" w:hAnsi="Cambria Math" w:cs="B Yekan"/>
+                  <w:lang w:bidi="fa-IR"/>
+                </w:rPr>
+                <m:t>i</m:t>
+              </m:r>
+            </m:sub>
+          </m:sSub>
+          <m:sSub>
+            <m:sSubPr>
+              <m:ctrlPr>
+                <w:rPr>
+                  <w:rFonts w:ascii="Cambria Math" w:hAnsi="Cambria Math" w:cs="B Yekan"/>
+                  <w:i/>
+                  <w:lang w:bidi="fa-IR"/>
+                </w:rPr>
+              </m:ctrlPr>
+            </m:sSubPr>
+            <m:e>
+              <m:r>
+                <w:rPr>
+                  <w:rFonts w:ascii="Cambria Math" w:hAnsi="Cambria Math" w:cs="B Yekan"/>
+                  <w:lang w:bidi="fa-IR"/>
+                </w:rPr>
+                <m:t>C</m:t>
+              </m:r>
+            </m:e>
+            <m:sub>
+              <m:r>
+                <w:rPr>
+                  <w:rFonts w:ascii="Cambria Math" w:hAnsi="Cambria Math" w:cs="B Yekan"/>
+                  <w:lang w:bidi="fa-IR"/>
+                </w:rPr>
+                <m:t>i</m:t>
+              </m:r>
+            </m:sub>
+          </m:sSub>
+        </m:oMath>
+      </m:oMathPara>
+    </w:p>
+    <w:p>
+      <w:pPr>
+        <w:bidi/>
+        <w:rPr>
+          <w:rFonts w:eastAsiaTheme="minorEastAsia" w:cs="B Yekan"/>
+          <w:rtl/>
+          <w:lang w:bidi="fa-IR"/>
+        </w:rPr>
+      </w:pPr>
+      <w:r>
+        <w:rPr>
+          <w:rFonts w:eastAsiaTheme="minorEastAsia" w:cs="B Yekan" w:hint="cs"/>
+          <w:rtl/>
+          <w:lang w:bidi="fa-IR"/>
+        </w:rPr>
+        <w:t>که با این رابطه</w:t>
+      </w:r>
+      <m:oMath>
+        <m:sSub>
+          <m:sSubPr>
+            <m:ctrlPr>
+              <w:rPr>
+                <w:rFonts w:ascii="Cambria Math" w:eastAsiaTheme="minorEastAsia" w:hAnsi="Cambria Math" w:cs="B Yekan"/>
+                <w:i/>
+                <w:lang w:bidi="fa-IR"/>
+              </w:rPr>
+            </m:ctrlPr>
+          </m:sSubPr>
+          <m:e>
+            <m:r>
+              <w:rPr>
+                <w:rFonts w:ascii="Cambria Math" w:eastAsiaTheme="minorEastAsia" w:hAnsi="Cambria Math" w:cs="B Yekan"/>
+                <w:lang w:bidi="fa-IR"/>
+              </w:rPr>
+              <m:t>C</m:t>
+            </m:r>
+          </m:e>
+          <m:sub>
+            <m:r>
+              <w:rPr>
+                <w:rFonts w:ascii="Cambria Math" w:eastAsiaTheme="minorEastAsia" w:hAnsi="Cambria Math" w:cs="B Yekan"/>
+                <w:lang w:bidi="fa-IR"/>
+              </w:rPr>
+              <m:t>1</m:t>
+            </m:r>
+          </m:sub>
+        </m:sSub>
+      </m:oMath>
+      <w:r>
+        <w:rPr>
+          <w:rFonts w:eastAsiaTheme="minorEastAsia" w:cs="B Yekan" w:hint="cs"/>
+          <w:rtl/>
+          <w:lang w:bidi="fa-IR"/>
+        </w:rPr>
+        <w:t xml:space="preserve"> تا </w:t>
+      </w:r>
+      <m:oMath>
+        <m:sSub>
+          <m:sSubPr>
+            <m:ctrlPr>
+              <w:rPr>
+                <w:rFonts w:ascii="Cambria Math" w:eastAsiaTheme="minorEastAsia" w:hAnsi="Cambria Math" w:cs="B Yekan"/>
+                <w:i/>
+                <w:lang w:bidi="fa-IR"/>
+              </w:rPr>
+            </m:ctrlPr>
+          </m:sSubPr>
+          <m:e>
+            <m:r>
+              <w:rPr>
+                <w:rFonts w:ascii="Cambria Math" w:eastAsiaTheme="minorEastAsia" w:hAnsi="Cambria Math" w:cs="B Yekan"/>
+                <w:lang w:bidi="fa-IR"/>
+              </w:rPr>
+              <m:t>C</m:t>
+            </m:r>
+          </m:e>
+          <m:sub>
+            <m:r>
+              <w:rPr>
+                <w:rFonts w:ascii="Cambria Math" w:eastAsiaTheme="minorEastAsia" w:hAnsi="Cambria Math" w:cs="B Yekan"/>
+                <w:lang w:bidi="fa-IR"/>
+              </w:rPr>
+              <m:t>4</m:t>
+            </m:r>
+          </m:sub>
+        </m:sSub>
+      </m:oMath>
+      <w:r>
+        <w:rPr>
+          <w:rFonts w:eastAsiaTheme="minorEastAsia" w:cs="B Yekan" w:hint="cs"/>
+          <w:rtl/>
+          <w:lang w:bidi="fa-IR"/>
+        </w:rPr>
+        <w:t xml:space="preserve"> به دست می‌آید.</w:t>
+      </w:r>
+    </w:p>
+    <w:p>
+      <w:pPr>
+        <w:bidi/>
+        <w:jc w:val="right"/>
+        <w:rPr>
+          <w:rFonts w:eastAsiaTheme="minorEastAsia" w:cs="B Yekan"/>
+          <w:rtl/>
+          <w:lang w:bidi="fa-IR"/>
+        </w:rPr>
+      </w:pPr>
+      <m:oMathPara>
+        <m:oMathParaPr>
+          <m:jc m:val="left"/>
+        </m:oMathParaPr>
+        <m:oMath>
+          <m:sSub>
+            <m:sSubPr>
+              <m:ctrlPr>
+                <w:rPr>
+                  <w:rFonts w:ascii="Cambria Math" w:hAnsi="Cambria Math" w:cs="B Yekan"/>
+                  <w:i/>
+                  <w:lang w:bidi="fa-IR"/>
+                </w:rPr>
+              </m:ctrlPr>
+            </m:sSubPr>
+            <m:e>
+              <m:r>
+                <w:rPr>
+                  <w:rFonts w:ascii="Cambria Math" w:hAnsi="Cambria Math" w:cs="B Yekan"/>
+                  <w:lang w:bidi="fa-IR"/>
+                </w:rPr>
+                <m:t>C</m:t>
+              </m:r>
+            </m:e>
+            <m:sub>
+              <m:r>
+                <w:rPr>
+                  <w:rFonts w:ascii="Cambria Math" w:hAnsi="Cambria Math" w:cs="B Yekan"/>
+                  <w:lang w:bidi="fa-IR"/>
+                </w:rPr>
+                <m:t>1</m:t>
+              </m:r>
+            </m:sub>
+          </m:sSub>
+          <m:r>
+            <w:rPr>
+              <w:rFonts w:ascii="Cambria Math" w:hAnsi="Cambria Math" w:cs="B Yekan"/>
+              <w:lang w:bidi="fa-IR"/>
+            </w:rPr>
+            <m:t>=</m:t>
+          </m:r>
+          <m:sSub>
+            <m:sSubPr>
+              <m:ctrlPr>
+                <w:rPr>
+                  <w:rFonts w:ascii="Cambria Math" w:hAnsi="Cambria Math" w:cs="B Yekan"/>
+                  <w:i/>
+                  <w:lang w:bidi="fa-IR"/>
+                </w:rPr>
+              </m:ctrlPr>
+            </m:sSubPr>
+            <m:e>
+              <m:r>
+                <w:rPr>
+                  <w:rFonts w:ascii="Cambria Math" w:hAnsi="Cambria Math" w:cs="B Yekan"/>
+                  <w:lang w:bidi="fa-IR"/>
+                </w:rPr>
+                <m:t>G</m:t>
+              </m:r>
+            </m:e>
+            <m:sub>
+              <m:r>
+                <w:rPr>
+                  <w:rFonts w:ascii="Cambria Math" w:hAnsi="Cambria Math" w:cs="B Yekan"/>
+                  <w:lang w:bidi="fa-IR"/>
+                </w:rPr>
+                <m:t>0</m:t>
+              </m:r>
+            </m:sub>
+          </m:sSub>
+          <m:r>
+            <w:rPr>
+              <w:rFonts w:ascii="Cambria Math" w:hAnsi="Cambria Math" w:cs="B Yekan"/>
+              <w:lang w:bidi="fa-IR"/>
+            </w:rPr>
+            <m:t>+</m:t>
+          </m:r>
+          <m:sSub>
+            <m:sSubPr>
+              <m:ctrlPr>
+                <w:rPr>
+                  <w:rFonts w:ascii="Cambria Math" w:hAnsi="Cambria Math" w:cs="B Yekan"/>
+                  <w:i/>
+                  <w:lang w:bidi="fa-IR"/>
+                </w:rPr>
+              </m:ctrlPr>
+            </m:sSubPr>
+            <m:e>
+              <m:r>
+                <w:rPr>
+                  <w:rFonts w:ascii="Cambria Math" w:hAnsi="Cambria Math" w:cs="B Yekan"/>
+                  <w:lang w:bidi="fa-IR"/>
+                </w:rPr>
+                <m:t>P</m:t>
+              </m:r>
+            </m:e>
+            <m:sub>
+              <m:r>
+                <w:rPr>
+                  <w:rFonts w:ascii="Cambria Math" w:hAnsi="Cambria Math" w:cs="B Yekan"/>
+                  <w:lang w:bidi="fa-IR"/>
+                </w:rPr>
+                <m:t>0</m:t>
+              </m:r>
+            </m:sub>
+          </m:sSub>
+          <m:sSub>
+            <m:sSubPr>
+              <m:ctrlPr>
+                <w:rPr>
+                  <w:rFonts w:ascii="Cambria Math" w:hAnsi="Cambria Math" w:cs="B Yekan"/>
+                  <w:i/>
+                  <w:lang w:bidi="fa-IR"/>
+                </w:rPr>
+              </m:ctrlPr>
+            </m:sSubPr>
+            <m:e>
+              <m:r>
+                <w:rPr>
+                  <w:rFonts w:ascii="Cambria Math" w:hAnsi="Cambria Math" w:cs="B Yekan"/>
+                  <w:lang w:bidi="fa-IR"/>
+                </w:rPr>
+                <m:t>C</m:t>
+              </m:r>
+            </m:e>
+            <m:sub>
+              <m:r>
+                <w:rPr>
+                  <w:rFonts w:ascii="Cambria Math" w:hAnsi="Cambria Math" w:cs="B Yekan"/>
+                  <w:lang w:bidi="fa-IR"/>
+                </w:rPr>
+                <m:t>0</m:t>
+              </m:r>
+            </m:sub>
+          </m:sSub>
+        </m:oMath>
+      </m:oMathPara>
+    </w:p>
+    <w:p>
+      <w:pPr>
+        <w:bidi/>
+        <w:jc w:val="right"/>
+        <w:rPr>
+          <w:rFonts w:eastAsiaTheme="minorEastAsia" w:cs="B Yekan"/>
+          <w:rtl/>
+          <w:lang w:bidi="fa-IR"/>
+        </w:rPr>
+      </w:pPr>
+      <m:oMathPara>
+        <m:oMathParaPr>
+          <m:jc m:val="left"/>
+        </m:oMathParaPr>
+        <m:oMath>
+          <m:sSub>
+            <m:sSubPr>
+              <m:ctrlPr>
+                <w:rPr>
+                  <w:rFonts w:ascii="Cambria Math" w:hAnsi="Cambria Math" w:cs="B Yekan"/>
+                  <w:i/>
+                  <w:lang w:bidi="fa-IR"/>
+                </w:rPr>
+              </m:ctrlPr>
+            </m:sSubPr>
+            <m:e>
+              <m:r>
+                <w:rPr>
+                  <w:rFonts w:ascii="Cambria Math" w:hAnsi="Cambria Math" w:cs="B Yekan"/>
+                  <w:lang w:bidi="fa-IR"/>
+                </w:rPr>
+                <m:t>C</m:t>
+              </m:r>
+            </m:e>
+            <m:sub>
+              <m:r>
+                <w:rPr>
+                  <w:rFonts w:ascii="Cambria Math" w:hAnsi="Cambria Math" w:cs="B Yekan"/>
+                  <w:lang w:bidi="fa-IR"/>
+                </w:rPr>
+                <m:t>2</m:t>
+              </m:r>
+            </m:sub>
+          </m:sSub>
+          <m:r>
+            <w:rPr>
+              <w:rFonts w:ascii="Cambria Math" w:hAnsi="Cambria Math" w:cs="B Yekan"/>
+              <w:lang w:bidi="fa-IR"/>
+            </w:rPr>
+            <m:t>=</m:t>
+          </m:r>
+          <m:sSub>
+            <m:sSubPr>
+              <m:ctrlPr>
+                <w:rPr>
+                  <w:rFonts w:ascii="Cambria Math" w:hAnsi="Cambria Math" w:cs="B Yekan"/>
+                  <w:i/>
+                  <w:lang w:bidi="fa-IR"/>
+                </w:rPr>
+              </m:ctrlPr>
+            </m:sSubPr>
+            <m:e>
+              <m:r>
+                <w:rPr>
+                  <w:rFonts w:ascii="Cambria Math" w:hAnsi="Cambria Math" w:cs="B Yekan"/>
+                  <w:lang w:bidi="fa-IR"/>
+                </w:rPr>
+                <m:t>G</m:t>
+              </m:r>
+            </m:e>
+            <m:sub>
+              <m:r>
+                <w:rPr>
+                  <w:rFonts w:ascii="Cambria Math" w:hAnsi="Cambria Math" w:cs="B Yekan"/>
+                  <w:lang w:bidi="fa-IR"/>
+                </w:rPr>
+                <m:t>1</m:t>
+              </m:r>
+            </m:sub>
+          </m:sSub>
+          <m:r>
+            <w:rPr>
+              <w:rFonts w:ascii="Cambria Math" w:hAnsi="Cambria Math" w:cs="B Yekan"/>
+              <w:lang w:bidi="fa-IR"/>
+            </w:rPr>
+            <m:t>+</m:t>
+          </m:r>
+          <m:sSub>
+            <m:sSubPr>
+              <m:ctrlPr>
+                <w:rPr>
+                  <w:rFonts w:ascii="Cambria Math" w:hAnsi="Cambria Math" w:cs="B Yekan"/>
+                  <w:i/>
+                  <w:lang w:bidi="fa-IR"/>
+                </w:rPr>
+              </m:ctrlPr>
+            </m:sSubPr>
+            <m:e>
+              <m:r>
+                <w:rPr>
+                  <w:rFonts w:ascii="Cambria Math" w:hAnsi="Cambria Math" w:cs="B Yekan"/>
+                  <w:lang w:bidi="fa-IR"/>
+                </w:rPr>
+                <m:t>P</m:t>
+              </m:r>
+            </m:e>
+            <m:sub>
+              <m:r>
+                <w:rPr>
+                  <w:rFonts w:ascii="Cambria Math" w:hAnsi="Cambria Math" w:cs="B Yekan"/>
+                  <w:lang w:bidi="fa-IR"/>
+                </w:rPr>
+                <m:t>1</m:t>
+              </m:r>
+            </m:sub>
+          </m:sSub>
+          <m:sSub>
+            <m:sSubPr>
+              <m:ctrlPr>
+                <w:rPr>
+                  <w:rFonts w:ascii="Cambria Math" w:hAnsi="Cambria Math" w:cs="B Yekan"/>
+                  <w:i/>
+                  <w:lang w:bidi="fa-IR"/>
+                </w:rPr>
+              </m:ctrlPr>
+            </m:sSubPr>
+            <m:e>
+              <m:r>
+                <w:rPr>
+                  <w:rFonts w:ascii="Cambria Math" w:hAnsi="Cambria Math" w:cs="B Yekan"/>
+                  <w:lang w:bidi="fa-IR"/>
+                </w:rPr>
+                <m:t>G</m:t>
+              </m:r>
+            </m:e>
+            <m:sub>
+              <m:r>
+                <w:rPr>
+                  <w:rFonts w:ascii="Cambria Math" w:hAnsi="Cambria Math" w:cs="B Yekan"/>
+                  <w:lang w:bidi="fa-IR"/>
+                </w:rPr>
+                <m:t>0</m:t>
+              </m:r>
+            </m:sub>
+          </m:sSub>
+          <m:r>
+            <w:rPr>
+              <w:rFonts w:ascii="Cambria Math" w:hAnsi="Cambria Math" w:cs="B Yekan"/>
+              <w:lang w:bidi="fa-IR"/>
+            </w:rPr>
+            <m:t>+</m:t>
+          </m:r>
+          <m:sSub>
+            <m:sSubPr>
+              <m:ctrlPr>
+                <w:rPr>
+                  <w:rFonts w:ascii="Cambria Math" w:hAnsi="Cambria Math" w:cs="B Yekan"/>
+                  <w:i/>
+                  <w:lang w:bidi="fa-IR"/>
+                </w:rPr>
+              </m:ctrlPr>
+            </m:sSubPr>
+            <m:e>
+              <m:r>
+                <w:rPr>
+                  <w:rFonts w:ascii="Cambria Math" w:hAnsi="Cambria Math" w:cs="B Yekan"/>
+                  <w:lang w:bidi="fa-IR"/>
+                </w:rPr>
+                <m:t>P</m:t>
+              </m:r>
+            </m:e>
+            <m:sub>
+              <m:r>
+                <w:rPr>
+                  <w:rFonts w:ascii="Cambria Math" w:hAnsi="Cambria Math" w:cs="B Yekan"/>
+                  <w:lang w:bidi="fa-IR"/>
+                </w:rPr>
+                <m:t>1</m:t>
+              </m:r>
+            </m:sub>
+          </m:sSub>
+          <m:sSub>
+            <m:sSubPr>
+              <m:ctrlPr>
+                <w:rPr>
+                  <w:rFonts w:ascii="Cambria Math" w:hAnsi="Cambria Math" w:cs="B Yekan"/>
+                  <w:i/>
+                  <w:lang w:bidi="fa-IR"/>
+                </w:rPr>
+              </m:ctrlPr>
+            </m:sSubPr>
+            <m:e>
+              <m:r>
+                <w:rPr>
+                  <w:rFonts w:ascii="Cambria Math" w:hAnsi="Cambria Math" w:cs="B Yekan"/>
+                  <w:lang w:bidi="fa-IR"/>
+                </w:rPr>
+                <m:t>P</m:t>
+              </m:r>
+            </m:e>
+            <m:sub>
+              <m:r>
+                <w:rPr>
+                  <w:rFonts w:ascii="Cambria Math" w:hAnsi="Cambria Math" w:cs="B Yekan"/>
+                  <w:lang w:bidi="fa-IR"/>
+                </w:rPr>
+                <m:t>0</m:t>
+              </m:r>
+            </m:sub>
+          </m:sSub>
+          <m:sSub>
+            <m:sSubPr>
+              <m:ctrlPr>
+                <w:rPr>
+                  <w:rFonts w:ascii="Cambria Math" w:hAnsi="Cambria Math" w:cs="B Yekan"/>
+                  <w:i/>
+                  <w:lang w:bidi="fa-IR"/>
+                </w:rPr>
+              </m:ctrlPr>
+            </m:sSubPr>
+            <m:e>
+              <m:r>
+                <w:rPr>
+                  <w:rFonts w:ascii="Cambria Math" w:hAnsi="Cambria Math" w:cs="B Yekan"/>
+                  <w:lang w:bidi="fa-IR"/>
+                </w:rPr>
+                <m:t>C</m:t>
+              </m:r>
+            </m:e>
+            <m:sub>
+              <m:r>
+                <w:rPr>
+                  <w:rFonts w:ascii="Cambria Math" w:hAnsi="Cambria Math" w:cs="B Yekan"/>
+                  <w:lang w:bidi="fa-IR"/>
+                </w:rPr>
+                <m:t>0</m:t>
+              </m:r>
+            </m:sub>
+          </m:sSub>
+        </m:oMath>
+      </m:oMathPara>
+    </w:p>
+    <w:p>
+      <w:pPr>
+        <w:bidi/>
+        <w:jc w:val="right"/>
+        <w:rPr>
+          <w:rFonts w:eastAsiaTheme="minorEastAsia" w:cs="B Yekan"/>
+          <w:rtl/>
+          <w:lang w:bidi="fa-IR"/>
+        </w:rPr>
+      </w:pPr>
+      <m:oMathPara>
+        <m:oMathParaPr>
+          <m:jc m:val="left"/>
+        </m:oMathParaPr>
+        <m:oMath>
+          <m:sSub>
+            <m:sSubPr>
+              <m:ctrlPr>
+                <w:rPr>
+                  <w:rFonts w:ascii="Cambria Math" w:hAnsi="Cambria Math" w:cs="B Yekan"/>
+                  <w:i/>
+                  <w:lang w:bidi="fa-IR"/>
+                </w:rPr>
+              </m:ctrlPr>
+            </m:sSubPr>
+            <m:e>
+              <m:r>
+                <w:rPr>
+                  <w:rFonts w:ascii="Cambria Math" w:hAnsi="Cambria Math" w:cs="B Yekan"/>
+                  <w:lang w:bidi="fa-IR"/>
+                </w:rPr>
+                <m:t>C</m:t>
+              </m:r>
+            </m:e>
+            <m:sub>
+              <m:r>
+                <w:rPr>
+                  <w:rFonts w:ascii="Cambria Math" w:hAnsi="Cambria Math" w:cs="B Yekan"/>
+                  <w:lang w:bidi="fa-IR"/>
+                </w:rPr>
+                <m:t>3</m:t>
+              </m:r>
+            </m:sub>
+          </m:sSub>
+          <m:r>
+            <w:rPr>
+              <w:rFonts w:ascii="Cambria Math" w:hAnsi="Cambria Math" w:cs="B Yekan"/>
+              <w:lang w:bidi="fa-IR"/>
+            </w:rPr>
+            <m:t>=</m:t>
+          </m:r>
+          <m:sSub>
+            <m:sSubPr>
+              <m:ctrlPr>
+                <w:rPr>
+                  <w:rFonts w:ascii="Cambria Math" w:hAnsi="Cambria Math" w:cs="B Yekan"/>
+                  <w:i/>
+                  <w:lang w:bidi="fa-IR"/>
+                </w:rPr>
+              </m:ctrlPr>
+            </m:sSubPr>
+            <m:e>
+              <m:r>
+                <w:rPr>
+                  <w:rFonts w:ascii="Cambria Math" w:hAnsi="Cambria Math" w:cs="B Yekan"/>
+                  <w:lang w:bidi="fa-IR"/>
+                </w:rPr>
+                <m:t>G</m:t>
+              </m:r>
+            </m:e>
+            <m:sub>
+              <m:r>
+                <w:rPr>
+                  <w:rFonts w:ascii="Cambria Math" w:hAnsi="Cambria Math" w:cs="B Yekan"/>
+                  <w:lang w:bidi="fa-IR"/>
+                </w:rPr>
+                <m:t>2</m:t>
+              </m:r>
+            </m:sub>
+          </m:sSub>
+          <m:r>
+            <w:rPr>
+              <w:rFonts w:ascii="Cambria Math" w:hAnsi="Cambria Math" w:cs="B Yekan"/>
+              <w:lang w:bidi="fa-IR"/>
+            </w:rPr>
+            <m:t>+</m:t>
+          </m:r>
+          <m:sSub>
+            <m:sSubPr>
+              <m:ctrlPr>
+                <w:rPr>
+                  <w:rFonts w:ascii="Cambria Math" w:hAnsi="Cambria Math" w:cs="B Yekan"/>
+                  <w:i/>
+                  <w:lang w:bidi="fa-IR"/>
+                </w:rPr>
+              </m:ctrlPr>
+            </m:sSubPr>
+            <m:e>
+              <m:r>
+                <w:rPr>
+                  <w:rFonts w:ascii="Cambria Math" w:hAnsi="Cambria Math" w:cs="B Yekan"/>
+                  <w:lang w:bidi="fa-IR"/>
+                </w:rPr>
+                <m:t>P</m:t>
+              </m:r>
+            </m:e>
+            <m:sub>
+              <m:r>
+                <w:rPr>
+                  <w:rFonts w:ascii="Cambria Math" w:hAnsi="Cambria Math" w:cs="B Yekan"/>
+                  <w:lang w:bidi="fa-IR"/>
+                </w:rPr>
+                <m:t>2</m:t>
+              </m:r>
+            </m:sub>
+          </m:sSub>
+          <m:sSub>
+            <m:sSubPr>
+              <m:ctrlPr>
+                <w:rPr>
+                  <w:rFonts w:ascii="Cambria Math" w:hAnsi="Cambria Math" w:cs="B Yekan"/>
+                  <w:i/>
+                  <w:lang w:bidi="fa-IR"/>
+                </w:rPr>
+              </m:ctrlPr>
+            </m:sSubPr>
+            <m:e>
+              <m:r>
+                <w:rPr>
+                  <w:rFonts w:ascii="Cambria Math" w:hAnsi="Cambria Math" w:cs="B Yekan"/>
+                  <w:lang w:bidi="fa-IR"/>
+                </w:rPr>
+                <m:t>G</m:t>
+              </m:r>
+            </m:e>
+            <m:sub>
+              <m:r>
+                <w:rPr>
+                  <w:rFonts w:ascii="Cambria Math" w:hAnsi="Cambria Math" w:cs="B Yekan"/>
+                  <w:lang w:bidi="fa-IR"/>
+                </w:rPr>
+                <m:t>1</m:t>
+              </m:r>
+            </m:sub>
+          </m:sSub>
+          <m:r>
+            <w:rPr>
+              <w:rFonts w:ascii="Cambria Math" w:hAnsi="Cambria Math" w:cs="B Yekan"/>
+              <w:lang w:bidi="fa-IR"/>
+            </w:rPr>
+            <m:t>+</m:t>
+          </m:r>
+          <m:sSub>
+            <m:sSubPr>
+              <m:ctrlPr>
+                <w:rPr>
+                  <w:rFonts w:ascii="Cambria Math" w:hAnsi="Cambria Math" w:cs="B Yekan"/>
+                  <w:i/>
+                  <w:lang w:bidi="fa-IR"/>
+                </w:rPr>
+              </m:ctrlPr>
+            </m:sSubPr>
+            <m:e>
+              <m:r>
+                <w:rPr>
+                  <w:rFonts w:ascii="Cambria Math" w:hAnsi="Cambria Math" w:cs="B Yekan"/>
+                  <w:lang w:bidi="fa-IR"/>
+                </w:rPr>
+                <m:t>P</m:t>
+              </m:r>
+            </m:e>
+            <m:sub>
+              <m:r>
+                <w:rPr>
+                  <w:rFonts w:ascii="Cambria Math" w:hAnsi="Cambria Math" w:cs="B Yekan"/>
+                  <w:lang w:bidi="fa-IR"/>
+                </w:rPr>
+                <m:t>2</m:t>
+              </m:r>
+            </m:sub>
+          </m:sSub>
+          <m:sSub>
+            <m:sSubPr>
+              <m:ctrlPr>
+                <w:rPr>
+                  <w:rFonts w:ascii="Cambria Math" w:hAnsi="Cambria Math" w:cs="B Yekan"/>
+                  <w:i/>
+                  <w:lang w:bidi="fa-IR"/>
+                </w:rPr>
+              </m:ctrlPr>
+            </m:sSubPr>
+            <m:e>
+              <m:r>
+                <w:rPr>
+                  <w:rFonts w:ascii="Cambria Math" w:hAnsi="Cambria Math" w:cs="B Yekan"/>
+                  <w:lang w:bidi="fa-IR"/>
+                </w:rPr>
+                <m:t>P</m:t>
+              </m:r>
+            </m:e>
+            <m:sub>
+              <m:r>
+                <w:rPr>
+                  <w:rFonts w:ascii="Cambria Math" w:hAnsi="Cambria Math" w:cs="B Yekan"/>
+                  <w:lang w:bidi="fa-IR"/>
+                </w:rPr>
+                <m:t>1</m:t>
+              </m:r>
+            </m:sub>
+          </m:sSub>
+          <m:sSub>
+            <m:sSubPr>
+              <m:ctrlPr>
+                <w:rPr>
+                  <w:rFonts w:ascii="Cambria Math" w:hAnsi="Cambria Math" w:cs="B Yekan"/>
+                  <w:i/>
+                  <w:lang w:bidi="fa-IR"/>
+                </w:rPr>
+              </m:ctrlPr>
+            </m:sSubPr>
+            <m:e>
+              <m:r>
+                <w:rPr>
+                  <w:rFonts w:ascii="Cambria Math" w:hAnsi="Cambria Math" w:cs="B Yekan"/>
+                  <w:lang w:bidi="fa-IR"/>
+                </w:rPr>
+                <m:t>G</m:t>
+              </m:r>
+            </m:e>
+            <m:sub>
+              <m:r>
+                <w:rPr>
+                  <w:rFonts w:ascii="Cambria Math" w:hAnsi="Cambria Math" w:cs="B Yekan"/>
+                  <w:lang w:bidi="fa-IR"/>
+                </w:rPr>
+                <m:t>0</m:t>
+              </m:r>
+            </m:sub>
+          </m:sSub>
+          <m:r>
+            <w:rPr>
+              <w:rFonts w:ascii="Cambria Math" w:hAnsi="Cambria Math" w:cs="B Yekan"/>
+              <w:lang w:bidi="fa-IR"/>
+            </w:rPr>
+            <m:t>+</m:t>
+          </m:r>
+          <m:sSub>
+            <m:sSubPr>
+              <m:ctrlPr>
+                <w:rPr>
+                  <w:rFonts w:ascii="Cambria Math" w:hAnsi="Cambria Math" w:cs="B Yekan"/>
+                  <w:i/>
+                  <w:lang w:bidi="fa-IR"/>
+                </w:rPr>
+              </m:ctrlPr>
+            </m:sSubPr>
+            <m:e>
+              <m:r>
+                <w:rPr>
+                  <w:rFonts w:ascii="Cambria Math" w:hAnsi="Cambria Math" w:cs="B Yekan"/>
+                  <w:lang w:bidi="fa-IR"/>
+                </w:rPr>
+                <m:t>P</m:t>
+              </m:r>
+            </m:e>
+            <m:sub>
+              <m:r>
+                <w:rPr>
+                  <w:rFonts w:ascii="Cambria Math" w:hAnsi="Cambria Math" w:cs="B Yekan"/>
+                  <w:lang w:bidi="fa-IR"/>
+                </w:rPr>
+                <m:t>2</m:t>
+              </m:r>
+            </m:sub>
+          </m:sSub>
+          <m:sSub>
+            <m:sSubPr>
+              <m:ctrlPr>
+                <w:rPr>
+                  <w:rFonts w:ascii="Cambria Math" w:hAnsi="Cambria Math" w:cs="B Yekan"/>
+                  <w:i/>
+                  <w:lang w:bidi="fa-IR"/>
+                </w:rPr>
+              </m:ctrlPr>
+            </m:sSubPr>
+            <m:e>
+              <m:r>
+                <w:rPr>
+                  <w:rFonts w:ascii="Cambria Math" w:hAnsi="Cambria Math" w:cs="B Yekan"/>
+                  <w:lang w:bidi="fa-IR"/>
+                </w:rPr>
+                <m:t>P</m:t>
+              </m:r>
+            </m:e>
+            <m:sub>
+              <m:r>
+                <w:rPr>
+                  <w:rFonts w:ascii="Cambria Math" w:hAnsi="Cambria Math" w:cs="B Yekan"/>
+                  <w:lang w:bidi="fa-IR"/>
+                </w:rPr>
+                <m:t>1</m:t>
+              </m:r>
+            </m:sub>
+          </m:sSub>
+          <m:sSub>
+            <m:sSubPr>
+              <m:ctrlPr>
+                <w:rPr>
+                  <w:rFonts w:ascii="Cambria Math" w:hAnsi="Cambria Math" w:cs="B Yekan"/>
+                  <w:i/>
+                  <w:lang w:bidi="fa-IR"/>
+                </w:rPr>
+              </m:ctrlPr>
+            </m:sSubPr>
+            <m:e>
+              <m:r>
+                <w:rPr>
+                  <w:rFonts w:ascii="Cambria Math" w:hAnsi="Cambria Math" w:cs="B Yekan"/>
+                  <w:lang w:bidi="fa-IR"/>
+                </w:rPr>
+                <m:t>P</m:t>
+              </m:r>
+            </m:e>
+            <m:sub>
+              <m:r>
+                <w:rPr>
+                  <w:rFonts w:ascii="Cambria Math" w:hAnsi="Cambria Math" w:cs="B Yekan"/>
+                  <w:lang w:bidi="fa-IR"/>
+                </w:rPr>
+                <m:t>0</m:t>
+              </m:r>
+            </m:sub>
+          </m:sSub>
+          <m:sSub>
+            <m:sSubPr>
+              <m:ctrlPr>
+                <w:rPr>
+                  <w:rFonts w:ascii="Cambria Math" w:hAnsi="Cambria Math" w:cs="B Yekan"/>
+                  <w:i/>
+                  <w:lang w:bidi="fa-IR"/>
+                </w:rPr>
+              </m:ctrlPr>
+            </m:sSubPr>
+            <m:e>
+              <m:r>
+                <w:rPr>
+                  <w:rFonts w:ascii="Cambria Math" w:hAnsi="Cambria Math" w:cs="B Yekan"/>
+                  <w:lang w:bidi="fa-IR"/>
+                </w:rPr>
+                <m:t>C</m:t>
+              </m:r>
+            </m:e>
+            <m:sub>
+              <m:r>
+                <w:rPr>
+                  <w:rFonts w:ascii="Cambria Math" w:hAnsi="Cambria Math" w:cs="B Yekan"/>
+                  <w:lang w:bidi="fa-IR"/>
+                </w:rPr>
+                <m:t>0</m:t>
+              </m:r>
+            </m:sub>
+          </m:sSub>
+        </m:oMath>
+      </m:oMathPara>
+    </w:p>
+    <w:p>
+      <w:pPr>
+        <w:bidi/>
+        <w:jc w:val="right"/>
+        <w:rPr>
+          <w:rFonts w:eastAsiaTheme="minorEastAsia" w:cs="B Yekan"/>
+          <w:rtl/>
+          <w:lang w:bidi="fa-IR"/>
+        </w:rPr>
+      </w:pPr>
+      <m:oMathPara>
+        <m:oMathParaPr>
+          <m:jc m:val="left"/>
+        </m:oMathParaPr>
+        <m:oMath>
+          <m:sSub>
+            <m:sSubPr>
+              <m:ctrlPr>
+                <w:rPr>
+                  <w:rFonts w:ascii="Cambria Math" w:hAnsi="Cambria Math" w:cs="B Yekan"/>
+                  <w:i/>
+                  <w:lang w:bidi="fa-IR"/>
+                </w:rPr>
+              </m:ctrlPr>
+            </m:sSubPr>
+            <m:e>
+              <m:r>
+                <w:rPr>
+                  <w:rFonts w:ascii="Cambria Math" w:hAnsi="Cambria Math" w:cs="B Yekan"/>
+                  <w:lang w:bidi="fa-IR"/>
+                </w:rPr>
+                <m:t>C</m:t>
+              </m:r>
+            </m:e>
+            <m:sub>
+              <m:r>
+                <w:rPr>
+                  <w:rFonts w:ascii="Cambria Math" w:hAnsi="Cambria Math" w:cs="B Yekan"/>
+                  <w:lang w:bidi="fa-IR"/>
+                </w:rPr>
+                <m:t>4</m:t>
+              </m:r>
+            </m:sub>
+          </m:sSub>
+          <m:r>
+            <w:rPr>
+              <w:rFonts w:ascii="Cambria Math" w:hAnsi="Cambria Math" w:cs="B Yekan"/>
+              <w:lang w:bidi="fa-IR"/>
+            </w:rPr>
+            <m:t>=</m:t>
+          </m:r>
+          <m:sSub>
+            <m:sSubPr>
+              <m:ctrlPr>
+                <w:rPr>
+                  <w:rFonts w:ascii="Cambria Math" w:hAnsi="Cambria Math" w:cs="B Yekan"/>
+                  <w:i/>
+                  <w:lang w:bidi="fa-IR"/>
+                </w:rPr>
+              </m:ctrlPr>
+            </m:sSubPr>
+            <m:e>
+              <m:r>
+                <w:rPr>
+                  <w:rFonts w:ascii="Cambria Math" w:hAnsi="Cambria Math" w:cs="B Yekan"/>
+                  <w:lang w:bidi="fa-IR"/>
+                </w:rPr>
+                <m:t>G</m:t>
+              </m:r>
+            </m:e>
+            <m:sub>
+              <m:r>
+                <w:rPr>
+                  <w:rFonts w:ascii="Cambria Math" w:hAnsi="Cambria Math" w:cs="B Yekan"/>
+                  <w:lang w:bidi="fa-IR"/>
+                </w:rPr>
+                <m:t>3</m:t>
+              </m:r>
+            </m:sub>
+          </m:sSub>
+          <m:r>
+            <w:rPr>
+              <w:rFonts w:ascii="Cambria Math" w:hAnsi="Cambria Math" w:cs="B Yekan"/>
+              <w:lang w:bidi="fa-IR"/>
+            </w:rPr>
+            <m:t>+</m:t>
+          </m:r>
+          <m:sSub>
+            <m:sSubPr>
+              <m:ctrlPr>
+                <w:rPr>
+                  <w:rFonts w:ascii="Cambria Math" w:hAnsi="Cambria Math" w:cs="B Yekan"/>
+                  <w:i/>
+                  <w:lang w:bidi="fa-IR"/>
+                </w:rPr>
+              </m:ctrlPr>
+            </m:sSubPr>
+            <m:e>
+              <m:r>
+                <w:rPr>
+                  <w:rFonts w:ascii="Cambria Math" w:hAnsi="Cambria Math" w:cs="B Yekan"/>
+                  <w:lang w:bidi="fa-IR"/>
+                </w:rPr>
+                <m:t>P</m:t>
+              </m:r>
+            </m:e>
+            <m:sub>
+              <m:r>
+                <w:rPr>
+                  <w:rFonts w:ascii="Cambria Math" w:hAnsi="Cambria Math" w:cs="B Yekan"/>
+                  <w:lang w:bidi="fa-IR"/>
+                </w:rPr>
+                <m:t>3</m:t>
+              </m:r>
+            </m:sub>
+          </m:sSub>
+          <m:sSub>
+            <m:sSubPr>
+              <m:ctrlPr>
+                <w:rPr>
+                  <w:rFonts w:ascii="Cambria Math" w:hAnsi="Cambria Math" w:cs="B Yekan"/>
+                  <w:i/>
+                  <w:lang w:bidi="fa-IR"/>
+                </w:rPr>
+              </m:ctrlPr>
+            </m:sSubPr>
+            <m:e>
+              <m:r>
+                <w:rPr>
+                  <w:rFonts w:ascii="Cambria Math" w:hAnsi="Cambria Math" w:cs="B Yekan"/>
+                  <w:lang w:bidi="fa-IR"/>
+                </w:rPr>
+                <m:t>G</m:t>
+              </m:r>
+            </m:e>
+            <m:sub>
+              <m:r>
+                <w:rPr>
+                  <w:rFonts w:ascii="Cambria Math" w:hAnsi="Cambria Math" w:cs="B Yekan"/>
+                  <w:lang w:bidi="fa-IR"/>
+                </w:rPr>
+                <m:t>2</m:t>
+              </m:r>
+            </m:sub>
+          </m:sSub>
+          <m:r>
+            <w:rPr>
+              <w:rFonts w:ascii="Cambria Math" w:hAnsi="Cambria Math" w:cs="B Yekan"/>
+              <w:lang w:bidi="fa-IR"/>
+            </w:rPr>
+            <m:t>+</m:t>
+          </m:r>
+          <m:sSub>
+            <m:sSubPr>
+              <m:ctrlPr>
+                <w:rPr>
+                  <w:rFonts w:ascii="Cambria Math" w:hAnsi="Cambria Math" w:cs="B Yekan"/>
+                  <w:i/>
+                  <w:lang w:bidi="fa-IR"/>
+                </w:rPr>
+              </m:ctrlPr>
+            </m:sSubPr>
+            <m:e>
+              <m:r>
+                <w:rPr>
+                  <w:rFonts w:ascii="Cambria Math" w:hAnsi="Cambria Math" w:cs="B Yekan"/>
+                  <w:lang w:bidi="fa-IR"/>
+                </w:rPr>
+                <m:t>P</m:t>
+              </m:r>
+            </m:e>
+            <m:sub>
+              <m:r>
+                <w:rPr>
+                  <w:rFonts w:ascii="Cambria Math" w:hAnsi="Cambria Math" w:cs="B Yekan"/>
+                  <w:lang w:bidi="fa-IR"/>
+                </w:rPr>
+                <m:t>3</m:t>
+              </m:r>
+            </m:sub>
+          </m:sSub>
+          <m:sSub>
+            <m:sSubPr>
+              <m:ctrlPr>
+                <w:rPr>
+                  <w:rFonts w:ascii="Cambria Math" w:hAnsi="Cambria Math" w:cs="B Yekan"/>
+                  <w:i/>
+                  <w:lang w:bidi="fa-IR"/>
+                </w:rPr>
+              </m:ctrlPr>
+            </m:sSubPr>
+            <m:e>
+              <m:r>
+                <w:rPr>
+                  <w:rFonts w:ascii="Cambria Math" w:hAnsi="Cambria Math" w:cs="B Yekan"/>
+                  <w:lang w:bidi="fa-IR"/>
+                </w:rPr>
+                <m:t>P</m:t>
+              </m:r>
+            </m:e>
+            <m:sub>
+              <m:r>
+                <w:rPr>
+                  <w:rFonts w:ascii="Cambria Math" w:hAnsi="Cambria Math" w:cs="B Yekan"/>
+                  <w:lang w:bidi="fa-IR"/>
+                </w:rPr>
+                <m:t>2</m:t>
+              </m:r>
+            </m:sub>
+          </m:sSub>
+          <m:sSub>
+            <m:sSubPr>
+              <m:ctrlPr>
+                <w:rPr>
+                  <w:rFonts w:ascii="Cambria Math" w:hAnsi="Cambria Math" w:cs="B Yekan"/>
+                  <w:i/>
+                  <w:lang w:bidi="fa-IR"/>
+                </w:rPr>
+              </m:ctrlPr>
+            </m:sSubPr>
+            <m:e>
+              <m:r>
+                <w:rPr>
+                  <w:rFonts w:ascii="Cambria Math" w:hAnsi="Cambria Math" w:cs="B Yekan"/>
+                  <w:lang w:bidi="fa-IR"/>
+                </w:rPr>
+                <m:t>G</m:t>
+              </m:r>
+            </m:e>
+            <m:sub>
+              <m:r>
+                <w:rPr>
+                  <w:rFonts w:ascii="Cambria Math" w:hAnsi="Cambria Math" w:cs="B Yekan"/>
+                  <w:lang w:bidi="fa-IR"/>
+                </w:rPr>
+                <m:t>1</m:t>
+              </m:r>
+            </m:sub>
+          </m:sSub>
+          <m:r>
+            <w:rPr>
+              <w:rFonts w:ascii="Cambria Math" w:hAnsi="Cambria Math" w:cs="B Yekan"/>
+              <w:lang w:bidi="fa-IR"/>
+            </w:rPr>
+            <m:t>+</m:t>
+          </m:r>
+          <m:sSub>
+            <m:sSubPr>
+              <m:ctrlPr>
+                <w:rPr>
+                  <w:rFonts w:ascii="Cambria Math" w:hAnsi="Cambria Math" w:cs="B Yekan"/>
+                  <w:i/>
+                  <w:lang w:bidi="fa-IR"/>
+                </w:rPr>
+              </m:ctrlPr>
+            </m:sSubPr>
+            <m:e>
+              <m:r>
+                <w:rPr>
+                  <w:rFonts w:ascii="Cambria Math" w:hAnsi="Cambria Math" w:cs="B Yekan"/>
+                  <w:lang w:bidi="fa-IR"/>
+                </w:rPr>
+                <m:t>P</m:t>
+              </m:r>
+            </m:e>
+            <m:sub>
+              <m:r>
+                <w:rPr>
+                  <w:rFonts w:ascii="Cambria Math" w:hAnsi="Cambria Math" w:cs="B Yekan"/>
+                  <w:lang w:bidi="fa-IR"/>
+                </w:rPr>
+                <m:t>3</m:t>
+              </m:r>
+            </m:sub>
+          </m:sSub>
+          <m:sSub>
+            <m:sSubPr>
+              <m:ctrlPr>
+                <w:rPr>
+                  <w:rFonts w:ascii="Cambria Math" w:hAnsi="Cambria Math" w:cs="B Yekan"/>
+                  <w:i/>
+                  <w:lang w:bidi="fa-IR"/>
+                </w:rPr>
+              </m:ctrlPr>
+            </m:sSubPr>
+            <m:e>
+              <m:r>
+                <w:rPr>
+                  <w:rFonts w:ascii="Cambria Math" w:hAnsi="Cambria Math" w:cs="B Yekan"/>
+                  <w:lang w:bidi="fa-IR"/>
+                </w:rPr>
+                <m:t>P</m:t>
+              </m:r>
+            </m:e>
+            <m:sub>
+              <m:r>
+                <w:rPr>
+                  <w:rFonts w:ascii="Cambria Math" w:hAnsi="Cambria Math" w:cs="B Yekan"/>
+                  <w:lang w:bidi="fa-IR"/>
+                </w:rPr>
+                <m:t>2</m:t>
+              </m:r>
+            </m:sub>
+          </m:sSub>
+          <m:sSub>
+            <m:sSubPr>
+              <m:ctrlPr>
+                <w:rPr>
+                  <w:rFonts w:ascii="Cambria Math" w:hAnsi="Cambria Math" w:cs="B Yekan"/>
+                  <w:i/>
+                  <w:lang w:bidi="fa-IR"/>
+                </w:rPr>
+              </m:ctrlPr>
+            </m:sSubPr>
+            <m:e>
+              <m:r>
+                <w:rPr>
+                  <w:rFonts w:ascii="Cambria Math" w:hAnsi="Cambria Math" w:cs="B Yekan"/>
+                  <w:lang w:bidi="fa-IR"/>
+                </w:rPr>
+                <m:t>P</m:t>
+              </m:r>
+            </m:e>
+            <m:sub>
+              <m:r>
+                <w:rPr>
+                  <w:rFonts w:ascii="Cambria Math" w:hAnsi="Cambria Math" w:cs="B Yekan"/>
+                  <w:lang w:bidi="fa-IR"/>
+                </w:rPr>
+                <m:t>1</m:t>
+              </m:r>
+            </m:sub>
+          </m:sSub>
+          <m:sSub>
+            <m:sSubPr>
+              <m:ctrlPr>
+                <w:rPr>
+                  <w:rFonts w:ascii="Cambria Math" w:hAnsi="Cambria Math" w:cs="B Yekan"/>
+                  <w:i/>
+                  <w:lang w:bidi="fa-IR"/>
+                </w:rPr>
+              </m:ctrlPr>
+            </m:sSubPr>
+            <m:e>
+              <m:r>
+                <w:rPr>
+                  <w:rFonts w:ascii="Cambria Math" w:hAnsi="Cambria Math" w:cs="B Yekan"/>
+                  <w:lang w:bidi="fa-IR"/>
+                </w:rPr>
+                <m:t>G</m:t>
+              </m:r>
+            </m:e>
+            <m:sub>
+              <m:r>
+                <w:rPr>
+                  <w:rFonts w:ascii="Cambria Math" w:hAnsi="Cambria Math" w:cs="B Yekan"/>
+                  <w:lang w:bidi="fa-IR"/>
+                </w:rPr>
+                <m:t>0</m:t>
+              </m:r>
+            </m:sub>
+          </m:sSub>
+          <m:r>
+            <w:rPr>
+              <w:rFonts w:ascii="Cambria Math" w:hAnsi="Cambria Math" w:cs="B Yekan"/>
+              <w:lang w:bidi="fa-IR"/>
+            </w:rPr>
+            <m:t>+</m:t>
+          </m:r>
+          <m:sSub>
+            <m:sSubPr>
+              <m:ctrlPr>
+                <w:rPr>
+                  <w:rFonts w:ascii="Cambria Math" w:hAnsi="Cambria Math" w:cs="B Yekan"/>
+                  <w:i/>
+                  <w:lang w:bidi="fa-IR"/>
+                </w:rPr>
+              </m:ctrlPr>
+            </m:sSubPr>
+            <m:e>
+              <m:r>
+                <w:rPr>
+                  <w:rFonts w:ascii="Cambria Math" w:hAnsi="Cambria Math" w:cs="B Yekan"/>
+                  <w:lang w:bidi="fa-IR"/>
+                </w:rPr>
+                <m:t>P</m:t>
+              </m:r>
+            </m:e>
+            <m:sub>
+              <m:r>
+                <w:rPr>
+                  <w:rFonts w:ascii="Cambria Math" w:hAnsi="Cambria Math" w:cs="B Yekan"/>
+                  <w:lang w:bidi="fa-IR"/>
+                </w:rPr>
+                <m:t>3</m:t>
+              </m:r>
+            </m:sub>
+          </m:sSub>
+          <m:r>
+            <w:rPr>
+              <w:rFonts w:ascii="Cambria Math" w:hAnsi="Cambria Math" w:cs="B Yekan"/>
+              <w:lang w:bidi="fa-IR"/>
+            </w:rPr>
+            <m:t xml:space="preserve"> </m:t>
+          </m:r>
+          <m:sSub>
+            <m:sSubPr>
+              <m:ctrlPr>
+                <w:rPr>
+                  <w:rFonts w:ascii="Cambria Math" w:hAnsi="Cambria Math" w:cs="B Yekan"/>
+                  <w:i/>
+                  <w:lang w:bidi="fa-IR"/>
+                </w:rPr>
+              </m:ctrlPr>
+            </m:sSubPr>
+            <m:e>
+              <m:r>
+                <w:rPr>
+                  <w:rFonts w:ascii="Cambria Math" w:hAnsi="Cambria Math" w:cs="B Yekan"/>
+                  <w:lang w:bidi="fa-IR"/>
+                </w:rPr>
+                <m:t>P</m:t>
+              </m:r>
+            </m:e>
+            <m:sub>
+              <m:r>
+                <w:rPr>
+                  <w:rFonts w:ascii="Cambria Math" w:hAnsi="Cambria Math" w:cs="B Yekan"/>
+                  <w:lang w:bidi="fa-IR"/>
+                </w:rPr>
+                <m:t>2</m:t>
+              </m:r>
+            </m:sub>
+          </m:sSub>
+          <m:sSub>
+            <m:sSubPr>
+              <m:ctrlPr>
+                <w:rPr>
+                  <w:rFonts w:ascii="Cambria Math" w:hAnsi="Cambria Math" w:cs="B Yekan"/>
+                  <w:i/>
+                  <w:lang w:bidi="fa-IR"/>
+                </w:rPr>
+              </m:ctrlPr>
+            </m:sSubPr>
+            <m:e>
+              <m:r>
+                <w:rPr>
+                  <w:rFonts w:ascii="Cambria Math" w:hAnsi="Cambria Math" w:cs="B Yekan"/>
+                  <w:lang w:bidi="fa-IR"/>
+                </w:rPr>
+                <m:t>P</m:t>
+              </m:r>
+            </m:e>
+            <m:sub>
+              <m:r>
+                <w:rPr>
+                  <w:rFonts w:ascii="Cambria Math" w:hAnsi="Cambria Math" w:cs="B Yekan"/>
+                  <w:lang w:bidi="fa-IR"/>
+                </w:rPr>
+                <m:t>1</m:t>
+              </m:r>
+            </m:sub>
+          </m:sSub>
+          <m:sSub>
+            <m:sSubPr>
+              <m:ctrlPr>
+                <w:rPr>
+                  <w:rFonts w:ascii="Cambria Math" w:hAnsi="Cambria Math" w:cs="B Yekan"/>
+                  <w:i/>
+                  <w:lang w:bidi="fa-IR"/>
+                </w:rPr>
+              </m:ctrlPr>
+            </m:sSubPr>
+            <m:e>
+              <m:r>
+                <w:rPr>
+                  <w:rFonts w:ascii="Cambria Math" w:hAnsi="Cambria Math" w:cs="B Yekan"/>
+                  <w:lang w:bidi="fa-IR"/>
+                </w:rPr>
+                <m:t>P</m:t>
+              </m:r>
+            </m:e>
+            <m:sub>
+              <m:r>
+                <w:rPr>
+                  <w:rFonts w:ascii="Cambria Math" w:hAnsi="Cambria Math" w:cs="B Yekan"/>
+                  <w:lang w:bidi="fa-IR"/>
+                </w:rPr>
+                <m:t>0</m:t>
+              </m:r>
+            </m:sub>
+          </m:sSub>
+          <m:sSub>
+            <m:sSubPr>
+              <m:ctrlPr>
+                <w:rPr>
+                  <w:rFonts w:ascii="Cambria Math" w:hAnsi="Cambria Math" w:cs="B Yekan"/>
+                  <w:i/>
+                  <w:lang w:bidi="fa-IR"/>
+                </w:rPr>
+              </m:ctrlPr>
+            </m:sSubPr>
+            <m:e>
+              <m:r>
+                <w:rPr>
+                  <w:rFonts w:ascii="Cambria Math" w:hAnsi="Cambria Math" w:cs="B Yekan"/>
+                  <w:lang w:bidi="fa-IR"/>
+                </w:rPr>
+                <m:t>C</m:t>
+              </m:r>
+            </m:e>
+            <m:sub>
+              <m:r>
+                <w:rPr>
+                  <w:rFonts w:ascii="Cambria Math" w:hAnsi="Cambria Math" w:cs="B Yekan"/>
+                  <w:lang w:bidi="fa-IR"/>
+                </w:rPr>
+                <m:t>0</m:t>
+              </m:r>
+            </m:sub>
+          </m:sSub>
+        </m:oMath>
+      </m:oMathPara>
+    </w:p>
+    <w:p>
+      <w:pPr>
+        <w:bidi/>
+        <w:rPr>
+          <w:rFonts w:cs="B Yekan"/>
+          <w:rtl/>
+          <w:lang w:bidi="fa-IR"/>
+        </w:rPr>
+      </w:pPr>
+      <w:r>
+        <w:rPr>
+          <w:rFonts w:cs="B Yekan" w:hint="cs"/>
+          <w:rtl/>
+          <w:lang w:bidi="fa-IR"/>
+        </w:rPr>
+        <w:t xml:space="preserve">و در نهایت برای حاصل جمع </w:t>
+      </w:r>
+      <m:oMath>
+        <m:sSub>
+          <m:sSubPr>
+            <m:ctrlPr>
+              <w:rPr>
+                <w:rFonts w:ascii="Cambria Math" w:eastAsiaTheme="minorEastAsia" w:hAnsi="Cambria Math" w:cs="B Yekan"/>
+                <w:i/>
+                <w:lang w:bidi="fa-IR"/>
+              </w:rPr>
+            </m:ctrlPr>
+          </m:sSubPr>
+          <m:e>
+            <m:r>
+              <w:rPr>
+                <w:rFonts w:ascii="Cambria Math" w:eastAsiaTheme="minorEastAsia" w:hAnsi="Cambria Math" w:cs="B Yekan"/>
+                <w:lang w:bidi="fa-IR"/>
+              </w:rPr>
+              <m:t>S</m:t>
+            </m:r>
+          </m:e>
+          <m:sub>
+            <m:r>
+              <w:rPr>
+                <w:rFonts w:ascii="Cambria Math" w:eastAsiaTheme="minorEastAsia" w:hAnsi="Cambria Math" w:cs="B Yekan"/>
+                <w:lang w:bidi="fa-IR"/>
+              </w:rPr>
+              <m:t>i</m:t>
+            </m:r>
+          </m:sub>
+        </m:sSub>
+        <m:r>
+          <w:rPr>
+            <w:rFonts w:ascii="Cambria Math" w:eastAsiaTheme="minorEastAsia" w:hAnsi="Cambria Math" w:cs="B Yekan"/>
+            <w:lang w:bidi="fa-IR"/>
+          </w:rPr>
+          <m:t>=</m:t>
+        </m:r>
+        <m:sSub>
+          <m:sSubPr>
+            <m:ctrlPr>
+              <w:rPr>
+                <w:rFonts w:ascii="Cambria Math" w:eastAsiaTheme="minorEastAsia" w:hAnsi="Cambria Math" w:cs="B Yekan"/>
+                <w:i/>
+                <w:lang w:bidi="fa-IR"/>
+              </w:rPr>
+            </m:ctrlPr>
+          </m:sSubPr>
+          <m:e>
+            <m:r>
+              <w:rPr>
+                <w:rFonts w:ascii="Cambria Math" w:eastAsiaTheme="minorEastAsia" w:hAnsi="Cambria Math" w:cs="B Yekan"/>
+                <w:lang w:bidi="fa-IR"/>
+              </w:rPr>
+              <m:t>P</m:t>
+            </m:r>
+          </m:e>
+          <m:sub>
+            <m:r>
+              <w:rPr>
+                <w:rFonts w:ascii="Cambria Math" w:eastAsiaTheme="minorEastAsia" w:hAnsi="Cambria Math" w:cs="B Yekan"/>
+                <w:lang w:bidi="fa-IR"/>
+              </w:rPr>
+              <m:t>i</m:t>
+            </m:r>
+          </m:sub>
+        </m:sSub>
+        <m:r>
+          <w:rPr>
+            <w:rFonts w:ascii="Cambria Math" w:eastAsiaTheme="minorEastAsia" w:hAnsi="Cambria Math" w:cs="B Yekan"/>
+            <w:lang w:bidi="fa-IR"/>
+          </w:rPr>
+          <m:t>⊕</m:t>
+        </m:r>
+        <m:sSub>
+          <m:sSubPr>
+            <m:ctrlPr>
+              <w:rPr>
+                <w:rFonts w:ascii="Cambria Math" w:eastAsiaTheme="minorEastAsia" w:hAnsi="Cambria Math" w:cs="B Yekan"/>
+                <w:i/>
+                <w:lang w:bidi="fa-IR"/>
+              </w:rPr>
+            </m:ctrlPr>
+          </m:sSubPr>
+          <m:e>
+            <m:r>
+              <w:rPr>
+                <w:rFonts w:ascii="Cambria Math" w:eastAsiaTheme="minorEastAsia" w:hAnsi="Cambria Math" w:cs="B Yekan"/>
+                <w:lang w:bidi="fa-IR"/>
+              </w:rPr>
+              <m:t>C</m:t>
+            </m:r>
+          </m:e>
+          <m:sub>
+            <m:r>
+              <w:rPr>
+                <w:rFonts w:ascii="Cambria Math" w:eastAsiaTheme="minorEastAsia" w:hAnsi="Cambria Math" w:cs="B Yekan"/>
+                <w:lang w:bidi="fa-IR"/>
+              </w:rPr>
+              <m:t>i</m:t>
+            </m:r>
+          </m:sub>
+        </m:sSub>
+      </m:oMath>
+      <w:r>
+        <w:rPr>
+          <w:rFonts w:cs="B Yekan" w:hint="cs"/>
+          <w:rtl/>
+          <w:lang w:bidi="fa-IR"/>
+        </w:rPr>
+        <w:t xml:space="preserve"> محاسبه می‌شود.</w:t>
+      </w:r>
+      <w:r>
+        <w:rPr>
+          <w:rFonts w:cs="B Yekan"/>
+          <w:lang w:bidi="fa-IR"/>
+        </w:rPr>
+        <w:t xml:space="preserve"> </w:t>
+      </w:r>
+      <w:r>
+        <w:rPr>
+          <w:rFonts w:cs="B Yekan" w:hint="cs"/>
+          <w:rtl/>
+          <w:lang w:bidi="fa-IR"/>
+        </w:rPr>
+        <w:t xml:space="preserve">حاصل جمع عدد پنج بیتی </w:t>
+      </w:r>
+      <m:oMath>
+        <m:acc>
+          <m:accPr>
+            <m:chr m:val="̅"/>
+            <m:ctrlPr>
+              <w:rPr>
+                <w:rFonts w:ascii="Cambria Math" w:hAnsi="Cambria Math" w:cs="B Yekan"/>
+                <w:i/>
+                <w:lang w:bidi="fa-IR"/>
+              </w:rPr>
+            </m:ctrlPr>
+          </m:accPr>
+          <m:e>
+            <m:sSub>
+              <m:sSubPr>
+                <m:ctrlPr>
+                  <w:rPr>
+                    <w:rFonts w:ascii="Cambria Math" w:hAnsi="Cambria Math" w:cs="B Yekan"/>
+                    <w:i/>
+                    <w:lang w:bidi="fa-IR"/>
+                  </w:rPr>
+                </m:ctrlPr>
+              </m:sSubPr>
+              <m:e>
+                <m:r>
+                  <w:rPr>
+                    <w:rFonts w:ascii="Cambria Math" w:hAnsi="Cambria Math" w:cs="B Yekan"/>
+                    <w:lang w:bidi="fa-IR"/>
+                  </w:rPr>
+                  <m:t>C</m:t>
+                </m:r>
+              </m:e>
+              <m:sub>
+                <m:r>
+                  <w:rPr>
+                    <w:rFonts w:ascii="Cambria Math" w:hAnsi="Cambria Math" w:cs="B Yekan"/>
+                    <w:lang w:bidi="fa-IR"/>
+                  </w:rPr>
+                  <m:t>4</m:t>
+                </m:r>
+              </m:sub>
+            </m:sSub>
+            <m:sSub>
+              <m:sSubPr>
+                <m:ctrlPr>
+                  <w:rPr>
+                    <w:rFonts w:ascii="Cambria Math" w:hAnsi="Cambria Math" w:cs="B Yekan"/>
+                    <w:i/>
+                    <w:lang w:bidi="fa-IR"/>
+                  </w:rPr>
+                </m:ctrlPr>
+              </m:sSubPr>
+              <m:e>
+                <m:r>
+                  <w:rPr>
+                    <w:rFonts w:ascii="Cambria Math" w:hAnsi="Cambria Math" w:cs="B Yekan"/>
+                    <w:lang w:bidi="fa-IR"/>
+                  </w:rPr>
+                  <m:t>S</m:t>
+                </m:r>
+              </m:e>
+              <m:sub>
+                <m:r>
+                  <w:rPr>
+                    <w:rFonts w:ascii="Cambria Math" w:hAnsi="Cambria Math" w:cs="B Yekan"/>
+                    <w:lang w:bidi="fa-IR"/>
+                  </w:rPr>
+                  <m:t>3</m:t>
+                </m:r>
+              </m:sub>
+            </m:sSub>
+            <m:sSub>
+              <m:sSubPr>
+                <m:ctrlPr>
+                  <w:rPr>
+                    <w:rFonts w:ascii="Cambria Math" w:hAnsi="Cambria Math" w:cs="B Yekan"/>
+                    <w:i/>
+                    <w:lang w:bidi="fa-IR"/>
+                  </w:rPr>
+                </m:ctrlPr>
+              </m:sSubPr>
+              <m:e>
+                <m:r>
+                  <w:rPr>
+                    <w:rFonts w:ascii="Cambria Math" w:hAnsi="Cambria Math" w:cs="B Yekan"/>
+                    <w:lang w:bidi="fa-IR"/>
+                  </w:rPr>
+                  <m:t>S</m:t>
+                </m:r>
+              </m:e>
+              <m:sub>
+                <m:r>
+                  <w:rPr>
+                    <w:rFonts w:ascii="Cambria Math" w:hAnsi="Cambria Math" w:cs="B Yekan"/>
+                    <w:lang w:bidi="fa-IR"/>
+                  </w:rPr>
+                  <m:t>2</m:t>
+                </m:r>
+              </m:sub>
+            </m:sSub>
+            <m:sSub>
+              <m:sSubPr>
+                <m:ctrlPr>
+                  <w:rPr>
+                    <w:rFonts w:ascii="Cambria Math" w:hAnsi="Cambria Math" w:cs="B Yekan"/>
+                    <w:i/>
+                    <w:lang w:bidi="fa-IR"/>
+                  </w:rPr>
+                </m:ctrlPr>
+              </m:sSubPr>
+              <m:e>
+                <m:r>
+                  <w:rPr>
+                    <w:rFonts w:ascii="Cambria Math" w:hAnsi="Cambria Math" w:cs="B Yekan"/>
+                    <w:lang w:bidi="fa-IR"/>
+                  </w:rPr>
+                  <m:t>S</m:t>
+                </m:r>
+              </m:e>
+              <m:sub>
+                <m:r>
+                  <w:rPr>
+                    <w:rFonts w:ascii="Cambria Math" w:hAnsi="Cambria Math" w:cs="B Yekan"/>
+                    <w:lang w:bidi="fa-IR"/>
+                  </w:rPr>
+                  <m:t>1</m:t>
+                </m:r>
+              </m:sub>
+            </m:sSub>
+            <m:sSub>
+              <m:sSubPr>
+                <m:ctrlPr>
+                  <w:rPr>
+                    <w:rFonts w:ascii="Cambria Math" w:hAnsi="Cambria Math" w:cs="B Yekan"/>
+                    <w:i/>
+                    <w:lang w:bidi="fa-IR"/>
+                  </w:rPr>
+                </m:ctrlPr>
+              </m:sSubPr>
+              <m:e>
+                <m:r>
+                  <w:rPr>
+                    <w:rFonts w:ascii="Cambria Math" w:hAnsi="Cambria Math" w:cs="B Yekan"/>
+                    <w:lang w:bidi="fa-IR"/>
+                  </w:rPr>
+                  <m:t>S</m:t>
+                </m:r>
+              </m:e>
+              <m:sub>
+                <m:r>
+                  <w:rPr>
+                    <w:rFonts w:ascii="Cambria Math" w:hAnsi="Cambria Math" w:cs="B Yekan"/>
+                    <w:lang w:bidi="fa-IR"/>
+                  </w:rPr>
+                  <m:t>0</m:t>
+                </m:r>
+              </m:sub>
+            </m:sSub>
+          </m:e>
+        </m:acc>
+      </m:oMath>
+      <w:r>
+        <w:rPr>
+          <w:rFonts w:eastAsiaTheme="minorEastAsia" w:cs="B Yekan" w:hint="cs"/>
+          <w:rtl/>
+          <w:lang w:bidi="fa-IR"/>
+        </w:rPr>
+        <w:t xml:space="preserve"> است.</w:t>
+      </w:r>
+    </w:p>
+    <w:p>
+      <w:pPr>
+        <w:bidi/>
+        <w:rPr>
+          <w:rFonts w:cs="B Yekan"/>
+          <w:rtl/>
+          <w:lang w:bidi="fa-IR"/>
+        </w:rPr>
+      </w:pPr>
+      <w:r>
+        <w:rPr>
+          <w:rFonts w:cs="B Yekan" w:hint="cs"/>
+          <w:rtl/>
+          <w:lang w:bidi="fa-IR"/>
+        </w:rPr>
+        <w:t>مدار را در نرم افزار رسم می‌کنیم.</w:t>
+      </w:r>
+    </w:p>
+    <w:p>
+      <w:pPr>
         <w:tabs>
           <w:tab w:val="left" w:pos="2096"/>
         </w:tabs>
+        <w:jc w:val="right"/>
+        <w:rPr>
+          <w:rtl/>
+          <w:lang w:bidi="fa-IR"/>
+        </w:rPr>
       </w:pPr>
     </w:p>
     <w:p>
+      <w:pPr>
+        <w:bidi/>
+        <w:rPr>
+          <w:rFonts w:cs="B Yekan"/>
+          <w:rtl/>
+          <w:lang w:bidi="fa-IR"/>
+        </w:rPr>
+      </w:pPr>
       <w:r>
         <w:br w:type="page"/>
       </w:r>
+    </w:p>
+    <w:p>
+      <w:pPr>
+        <w:jc w:val="right"/>
+        <w:rPr>
+          <w:lang w:bidi="fa-IR"/>
+        </w:rPr>
+      </w:pPr>
     </w:p>
     <w:tbl>
       <w:tblPr>
@@ -958,7 +3648,323 @@
             <w:pPr>
               <w:jc w:val="right"/>
               <w:rPr>
+                <w:rFonts w:cs="B Yekan"/>
+                <w:sz w:val="20"/>
+                <w:szCs w:val="20"/>
+                <w:rtl/>
+                <w:lang w:bidi="fa-IR"/>
+              </w:rPr>
+            </w:pPr>
+            <w:r>
+              <w:rPr>
                 <w:rFonts w:cs="B Yekan" w:hint="cs"/>
+                <w:sz w:val="20"/>
+                <w:szCs w:val="20"/>
+                <w:rtl/>
+                <w:lang w:bidi="fa-IR"/>
+              </w:rPr>
+              <w:t>گزارش کار آزمایش شماره 1</w:t>
+            </w:r>
+          </w:p>
+        </w:tc>
+        <w:tc>
+          <w:tcPr>
+            <w:tcW w:w="2338" w:type="dxa"/>
+          </w:tcPr>
+          <w:p>
+            <w:pPr>
+              <w:jc w:val="center"/>
+              <w:rPr>
+                <w:rFonts w:cs="B Yekan"/>
+                <w:sz w:val="20"/>
+                <w:szCs w:val="20"/>
+                <w:rtl/>
+                <w:lang w:bidi="fa-IR"/>
+              </w:rPr>
+            </w:pPr>
+          </w:p>
+        </w:tc>
+        <w:tc>
+          <w:tcPr>
+            <w:tcW w:w="5585" w:type="dxa"/>
+          </w:tcPr>
+          <w:p>
+            <w:pPr>
+              <w:jc w:val="right"/>
+              <w:rPr>
+                <w:rFonts w:cs="B Yekan"/>
+                <w:sz w:val="20"/>
+                <w:szCs w:val="20"/>
+                <w:rtl/>
+                <w:lang w:bidi="fa-IR"/>
+              </w:rPr>
+            </w:pPr>
+            <w:r>
+              <w:rPr>
+                <w:rFonts w:cs="B Yekan" w:hint="cs"/>
+                <w:sz w:val="20"/>
+                <w:szCs w:val="20"/>
+                <w:rtl/>
+                <w:lang w:bidi="fa-IR"/>
+              </w:rPr>
+              <w:t xml:space="preserve">آزمایشگاه مدار های منطقی </w:t>
+            </w:r>
+            <w:r>
+              <w:rPr>
+                <w:rFonts w:ascii="Arial" w:hAnsi="Arial" w:cs="Arial" w:hint="cs"/>
+                <w:sz w:val="20"/>
+                <w:szCs w:val="20"/>
+                <w:rtl/>
+                <w:lang w:bidi="fa-IR"/>
+              </w:rPr>
+              <w:t>–</w:t>
+            </w:r>
+            <w:r>
+              <w:rPr>
+                <w:rFonts w:cs="B Yekan" w:hint="cs"/>
+                <w:sz w:val="20"/>
+                <w:szCs w:val="20"/>
+                <w:rtl/>
+                <w:lang w:bidi="fa-IR"/>
+              </w:rPr>
+              <w:t xml:space="preserve"> گروه شماره </w:t>
+            </w:r>
+            <w:r>
+              <w:rPr>
+                <w:rFonts w:cs="B Yekan" w:hint="cs"/>
+                <w:sz w:val="20"/>
+                <w:szCs w:val="20"/>
+                <w:rtl/>
+                <w:lang w:bidi="fa-IR"/>
+              </w:rPr>
+              <w:t>7</w:t>
+            </w:r>
+          </w:p>
+        </w:tc>
+      </w:tr>
+    </w:tbl>
+    <w:p>
+      <w:pPr>
+        <w:pStyle w:val="Caption"/>
+        <w:keepNext/>
+        <w:jc w:val="center"/>
+        <w:rPr>
+          <w:lang w:bidi="fa-IR"/>
+        </w:rPr>
+      </w:pPr>
+      <w:r>
+        <w:rPr>
+          <w:rFonts w:ascii="Cambria Math" w:eastAsiaTheme="minorEastAsia" w:hAnsi="Cambria Math" w:cs="B Yekan"/>
+          <w:noProof/>
+          <w:rtl/>
+          <w:lang w:bidi="fa-IR"/>
+        </w:rPr>
+        <w:drawing>
+          <wp:inline distT="0" distB="0" distL="0" distR="0" wp14:anchorId="267DC80C" wp14:editId="6987DF3D">
+            <wp:extent cx="5665989" cy="4743450"/>
+            <wp:effectExtent l="0" t="0" r="0" b="0"/>
+            <wp:docPr id="165243746" name="Picture 1"/>
+            <wp:cNvGraphicFramePr>
+              <a:graphicFrameLocks xmlns:a="http://schemas.openxmlformats.org/drawingml/2006/main" noChangeAspect="1"/>
+            </wp:cNvGraphicFramePr>
+            <a:graphic xmlns:a="http://schemas.openxmlformats.org/drawingml/2006/main">
+              <a:graphicData uri="http://schemas.openxmlformats.org/drawingml/2006/picture">
+                <pic:pic xmlns:pic="http://schemas.openxmlformats.org/drawingml/2006/picture">
+                  <pic:nvPicPr>
+                    <pic:cNvPr id="165243746" name=""/>
+                    <pic:cNvPicPr/>
+                  </pic:nvPicPr>
+                  <pic:blipFill>
+                    <a:blip r:embed="rId7"/>
+                    <a:stretch>
+                      <a:fillRect/>
+                    </a:stretch>
+                  </pic:blipFill>
+                  <pic:spPr>
+                    <a:xfrm>
+                      <a:off x="0" y="0"/>
+                      <a:ext cx="5667322" cy="4744566"/>
+                    </a:xfrm>
+                    <a:prstGeom prst="rect">
+                      <a:avLst/>
+                    </a:prstGeom>
+                  </pic:spPr>
+                </pic:pic>
+              </a:graphicData>
+            </a:graphic>
+          </wp:inline>
+        </w:drawing>
+      </w:r>
+    </w:p>
+    <w:p>
+      <w:pPr>
+        <w:bidi/>
+        <w:spacing w:after="60" w:line="240" w:lineRule="auto"/>
+        <w:jc w:val="center"/>
+        <w:rPr>
+          <w:lang w:bidi="fa-IR"/>
+        </w:rPr>
+      </w:pPr>
+      <w:r>
+        <w:rPr>
+          <w:rFonts w:ascii="B Yekan" w:eastAsia="B Yekan" w:hAnsi="B Yekan" w:cs="B Yekan"/>
+          <w:b/>
+          <w:sz w:val="20"/>
+          <w:rtl/>
+          <w:lang w:bidi="fa-IR"/>
+        </w:rPr>
+        <w:t xml:space="preserve">شکل </w:t>
+      </w:r>
+      <w:dir w:val="ltr">
+        <w:r>
+          <w:rPr>
+            <w:rFonts w:ascii="B Yekan" w:eastAsia="B Yekan" w:hAnsi="B Yekan" w:cs="B Yekan"/>
+            <w:b/>
+            <w:sz w:val="20"/>
+            <w:rtl/>
+            <w:lang w:bidi="fa-IR"/>
+          </w:rPr>
+          <w:t>3-1</w:t>
+        </w:r>
+        <w:r>
+          <w:rPr>
+            <w:rFonts w:ascii="B Yekan" w:eastAsia="B Yekan" w:hAnsi="B Yekan" w:cs="B Yekan"/>
+            <w:b/>
+            <w:sz w:val="20"/>
+            <w:rtl/>
+            <w:lang w:bidi="fa-IR"/>
+          </w:rPr>
+          <w:t>‬: مدار کامل جمع‌کننده‌ی چهاربیتی</w:t>
+        </w:r>
+      </w:dir>
+    </w:p>
+    <w:p>
+      <w:pPr>
+        <w:bidi/>
+        <w:spacing w:after="60" w:line="240" w:lineRule="auto"/>
+        <w:jc w:val="center"/>
+        <w:rPr>
+          <w:rFonts w:eastAsiaTheme="minorEastAsia" w:cs="B Yekan"/>
+          <w:lang w:bidi="fa-IR"/>
+        </w:rPr>
+      </w:pPr>
+      <w:r>
+        <w:rPr>
+          <w:rFonts w:ascii="Cambria Math" w:eastAsiaTheme="minorEastAsia" w:hAnsi="Cambria Math" w:cs="B Yekan"/>
+          <w:i/>
+          <w:lang w:bidi="fa-IR"/>
+        </w:rPr>
+        <w:br/>
+      </w:r>
+      <w:r>
+        <w:rPr>
+          <w:rFonts w:eastAsiaTheme="minorEastAsia" w:cs="B Yekan"/>
+          <w:noProof/>
+          <w:rtl/>
+          <w:lang w:bidi="fa-IR"/>
+        </w:rPr>
+        <w:drawing>
+          <wp:inline distT="0" distB="0" distL="0" distR="0" wp14:anchorId="3B38584C" wp14:editId="13F12CFC">
+            <wp:extent cx="5708650" cy="2248086"/>
+            <wp:effectExtent l="0" t="0" r="6350" b="0"/>
+            <wp:docPr id="2006756646" name="Picture 1"/>
+            <wp:cNvGraphicFramePr>
+              <a:graphicFrameLocks xmlns:a="http://schemas.openxmlformats.org/drawingml/2006/main" noChangeAspect="1"/>
+            </wp:cNvGraphicFramePr>
+            <a:graphic xmlns:a="http://schemas.openxmlformats.org/drawingml/2006/main">
+              <a:graphicData uri="http://schemas.openxmlformats.org/drawingml/2006/picture">
+                <pic:pic xmlns:pic="http://schemas.openxmlformats.org/drawingml/2006/picture">
+                  <pic:nvPicPr>
+                    <pic:cNvPr id="2006756646" name=""/>
+                    <pic:cNvPicPr/>
+                  </pic:nvPicPr>
+                  <pic:blipFill>
+                    <a:blip r:embed="rId8"/>
+                    <a:stretch>
+                      <a:fillRect/>
+                    </a:stretch>
+                  </pic:blipFill>
+                  <pic:spPr>
+                    <a:xfrm>
+                      <a:off x="0" y="0"/>
+                      <a:ext cx="5717457" cy="2251554"/>
+                    </a:xfrm>
+                    <a:prstGeom prst="rect">
+                      <a:avLst/>
+                    </a:prstGeom>
+                  </pic:spPr>
+                </pic:pic>
+              </a:graphicData>
+            </a:graphic>
+          </wp:inline>
+        </w:drawing>
+      </w:r>
+      <w:r>
+        <w:br/>
+      </w:r>
+      <w:r>
+        <w:rPr>
+          <w:rFonts w:ascii="B Yekan" w:eastAsia="B Yekan" w:hAnsi="B Yekan" w:cs="B Yekan"/>
+          <w:b/>
+          <w:sz w:val="20"/>
+          <w:rtl/>
+          <w:lang w:bidi="fa-IR"/>
+        </w:rPr>
+        <w:t xml:space="preserve">شکل </w:t>
+      </w:r>
+      <w:dir w:val="ltr">
+        <w:r>
+          <w:rPr>
+            <w:rFonts w:ascii="B Yekan" w:eastAsia="B Yekan" w:hAnsi="B Yekan" w:cs="B Yekan"/>
+            <w:b/>
+            <w:sz w:val="20"/>
+            <w:rtl/>
+            <w:lang w:bidi="fa-IR"/>
+          </w:rPr>
+          <w:t>3-2</w:t>
+        </w:r>
+        <w:r>
+          <w:rPr>
+            <w:rFonts w:ascii="B Yekan" w:eastAsia="B Yekan" w:hAnsi="B Yekan" w:cs="B Yekan"/>
+            <w:b/>
+            <w:sz w:val="20"/>
+            <w:rtl/>
+            <w:lang w:bidi="fa-IR"/>
+          </w:rPr>
+          <w:t xml:space="preserve">‬: نمای بخش بالایی مدار </w:t>
+        </w:r>
+      </w:dir>
+    </w:p>
+    <w:tbl>
+      <w:tblPr>
+        <w:tblStyle w:val="TableGrid"/>
+        <w:tblpPr w:leftFromText="180" w:rightFromText="180" w:vertAnchor="page" w:horzAnchor="margin" w:tblpX="-900" w:tblpY="617"/>
+        <w:tblW w:w="11160" w:type="dxa"/>
+        <w:tblBorders>
+          <w:top w:val="none" w:sz="0" w:space="0" w:color="auto"/>
+          <w:left w:val="none" w:sz="0" w:space="0" w:color="auto"/>
+          <w:bottom w:val="double" w:sz="12" w:space="0" w:color="auto"/>
+          <w:right w:val="none" w:sz="0" w:space="0" w:color="auto"/>
+          <w:insideH w:val="none" w:sz="0" w:space="0" w:color="auto"/>
+          <w:insideV w:val="none" w:sz="0" w:space="0" w:color="auto"/>
+        </w:tblBorders>
+        <w:tblLook w:val="04A0" w:firstRow="1" w:lastRow="0" w:firstColumn="1" w:lastColumn="0" w:noHBand="0" w:noVBand="1"/>
+      </w:tblPr>
+      <w:tblGrid>
+        <w:gridCol w:w="3237"/>
+        <w:gridCol w:w="2338"/>
+        <w:gridCol w:w="5585"/>
+      </w:tblGrid>
+      <w:tr>
+        <w:tc>
+          <w:tcPr>
+            <w:tcW w:w="3237" w:type="dxa"/>
+          </w:tcPr>
+          <w:p>
+            <w:pPr>
+              <w:jc w:val="right"/>
+              <w:rPr>
+                <w:rFonts w:cs="B Yekan"/>
                 <w:sz w:val="20"/>
                 <w:szCs w:val="20"/>
                 <w:rtl/>
@@ -986,7 +3992,7 @@
             <w:pPr>
               <w:jc w:val="center"/>
               <w:rPr>
-                <w:rFonts w:cs="B Yekan" w:hint="cs"/>
+                <w:rFonts w:cs="B Yekan"/>
                 <w:sz w:val="20"/>
                 <w:szCs w:val="20"/>
                 <w:rtl/>
@@ -1003,13 +4009,33 @@
             <w:pPr>
               <w:jc w:val="right"/>
               <w:rPr>
+                <w:rFonts w:cs="B Yekan"/>
+                <w:sz w:val="20"/>
+                <w:szCs w:val="20"/>
+                <w:rtl/>
+                <w:lang w:bidi="fa-IR"/>
+              </w:rPr>
+            </w:pPr>
+            <w:r>
+              <w:rPr>
                 <w:rFonts w:cs="B Yekan" w:hint="cs"/>
                 <w:sz w:val="20"/>
                 <w:szCs w:val="20"/>
                 <w:rtl/>
                 <w:lang w:bidi="fa-IR"/>
               </w:rPr>
-            </w:pPr>
+              <w:t xml:space="preserve">آزمایشگاه مدار های منطقی </w:t>
+            </w:r>
+            <w:r>
+              <w:rPr>
+                <w:rFonts w:ascii="Arial" w:hAnsi="Arial" w:cs="Arial" w:hint="cs"/>
+                <w:sz w:val="20"/>
+                <w:szCs w:val="20"/>
+                <w:rtl/>
+                <w:lang w:bidi="fa-IR"/>
+              </w:rPr>
+              <w:t>–</w:t>
+            </w:r>
             <w:r>
               <w:rPr>
                 <w:rFonts w:cs="B Yekan" w:hint="cs"/>
@@ -1018,27 +4044,7 @@
                 <w:rtl/>
                 <w:lang w:bidi="fa-IR"/>
               </w:rPr>
-              <w:t xml:space="preserve">آزمایشگاه مدار های منطقی </w:t>
-            </w:r>
-            <w:r>
-              <w:rPr>
-                <w:rFonts w:ascii="Arial" w:hAnsi="Arial" w:cs="Arial" w:hint="cs"/>
-                <w:sz w:val="20"/>
-                <w:szCs w:val="20"/>
-                <w:rtl/>
-                <w:lang w:bidi="fa-IR"/>
-              </w:rPr>
-              <w:t>–</w:t>
-            </w:r>
-            <w:r>
-              <w:rPr>
-                <w:rFonts w:cs="B Yekan" w:hint="cs"/>
-                <w:sz w:val="20"/>
-                <w:szCs w:val="20"/>
-                <w:rtl/>
-                <w:lang w:bidi="fa-IR"/>
-              </w:rPr>
-              <w:t xml:space="preserve"> گروه شماره 2</w:t>
+              <w:t xml:space="preserve"> گروه شماره 7</w:t>
             </w:r>
           </w:p>
         </w:tc>
@@ -1046,18 +4052,98 @@
     </w:tbl>
     <w:p>
       <w:pPr>
-        <w:tabs>
-          <w:tab w:val="left" w:pos="2096"/>
-        </w:tabs>
+        <w:bidi/>
+        <w:spacing w:after="60" w:line="240" w:lineRule="auto"/>
+        <w:jc w:val="center"/>
+        <w:rPr>
+          <w:rFonts w:cs="B Yekan"/>
+          <w:rtl/>
+          <w:lang w:bidi="fa-IR"/>
+        </w:rPr>
       </w:pPr>
+      <w:r>
+        <w:rPr>
+          <w:rFonts w:cs="B Yekan"/>
+          <w:noProof/>
+          <w:rtl/>
+          <w:lang w:bidi="fa-IR"/>
+        </w:rPr>
+        <w:drawing>
+          <wp:inline distT="0" distB="0" distL="0" distR="0" wp14:anchorId="7796839B" wp14:editId="0CDD602C">
+            <wp:extent cx="5943600" cy="2685415"/>
+            <wp:effectExtent l="0" t="0" r="0" b="635"/>
+            <wp:docPr id="1182849074" name="Picture 1"/>
+            <wp:cNvGraphicFramePr>
+              <a:graphicFrameLocks xmlns:a="http://schemas.openxmlformats.org/drawingml/2006/main" noChangeAspect="1"/>
+            </wp:cNvGraphicFramePr>
+            <a:graphic xmlns:a="http://schemas.openxmlformats.org/drawingml/2006/main">
+              <a:graphicData uri="http://schemas.openxmlformats.org/drawingml/2006/picture">
+                <pic:pic xmlns:pic="http://schemas.openxmlformats.org/drawingml/2006/picture">
+                  <pic:nvPicPr>
+                    <pic:cNvPr id="1182849074" name=""/>
+                    <pic:cNvPicPr/>
+                  </pic:nvPicPr>
+                  <pic:blipFill>
+                    <a:blip r:embed="rId9"/>
+                    <a:stretch>
+                      <a:fillRect/>
+                    </a:stretch>
+                  </pic:blipFill>
+                  <pic:spPr>
+                    <a:xfrm>
+                      <a:off x="0" y="0"/>
+                      <a:ext cx="5943600" cy="2685415"/>
+                    </a:xfrm>
+                    <a:prstGeom prst="rect">
+                      <a:avLst/>
+                    </a:prstGeom>
+                  </pic:spPr>
+                </pic:pic>
+              </a:graphicData>
+            </a:graphic>
+          </wp:inline>
+        </w:drawing>
+      </w:r>
+      <w:r>
+        <w:br/>
+      </w:r>
+      <w:r>
+        <w:rPr>
+          <w:rFonts w:ascii="B Yekan" w:eastAsia="B Yekan" w:hAnsi="B Yekan" w:cs="B Yekan"/>
+          <w:b/>
+          <w:sz w:val="20"/>
+          <w:rtl/>
+          <w:lang w:bidi="fa-IR"/>
+        </w:rPr>
+        <w:t xml:space="preserve">شکل </w:t>
+      </w:r>
+      <w:dir w:val="ltr">
+        <w:r>
+          <w:rPr>
+            <w:rFonts w:ascii="B Yekan" w:eastAsia="B Yekan" w:hAnsi="B Yekan" w:cs="B Yekan"/>
+            <w:b/>
+            <w:sz w:val="20"/>
+            <w:rtl/>
+            <w:lang w:bidi="fa-IR"/>
+          </w:rPr>
+          <w:t>3-3</w:t>
+        </w:r>
+        <w:r>
+          <w:rPr>
+            <w:rFonts w:ascii="B Yekan" w:eastAsia="B Yekan" w:hAnsi="B Yekan" w:cs="B Yekan"/>
+            <w:b/>
+            <w:sz w:val="20"/>
+            <w:rtl/>
+            <w:lang w:bidi="fa-IR"/>
+          </w:rPr>
+          <w:t>‬: نمای بخش پایینی مدار</w:t>
+        </w:r>
+      </w:dir>
     </w:p>
     <w:sectPr>
-      <w:headerReference w:type="even" r:id="rId7"/>
-      <w:headerReference w:type="default" r:id="rId8"/>
-      <w:footerReference w:type="even" r:id="rId9"/>
-      <w:footerReference w:type="default" r:id="rId10"/>
-      <w:headerReference w:type="first" r:id="rId11"/>
-      <w:footerReference w:type="first" r:id="rId12"/>
+      <w:headerReference w:type="even" r:id="rId10"/>
+      <w:headerReference w:type="default" r:id="rId11"/>
+      <w:headerReference w:type="first" r:id="rId12"/>
       <w:pgSz w:w="12240" w:h="15840"/>
       <w:pgMar w:top="1440" w:right="1440" w:bottom="1440" w:left="1440" w:header="720" w:footer="720" w:gutter="0"/>
       <w:pgBorders w:offsetFrom="page">
@@ -1096,36 +4182,6 @@
     </w:p>
   </w:endnote>
 </w:endnotes>
-</file>
-
-<file path=word/footer1.xml><?xml version="1.0" encoding="utf-8"?>
-<w:ftr xmlns:wpc="http://schemas.microsoft.com/office/word/2010/wordprocessingCanvas" xmlns:cx="http://schemas.microsoft.com/office/drawing/2014/chartex" xmlns:cx1="http://schemas.microsoft.com/office/drawing/2015/9/8/chartex" xmlns:cx2="http://schemas.microsoft.com/office/drawing/2015/10/21/chartex" xmlns:cx3="http://schemas.microsoft.com/office/drawing/2016/5/9/chartex" xmlns:cx4="http://schemas.microsoft.com/office/drawing/2016/5/10/chartex" xmlns:cx5="http://schemas.microsoft.com/office/drawing/2016/5/11/chartex" xmlns:cx6="http://schemas.microsoft.com/office/drawing/2016/5/12/chartex" xmlns:cx7="http://schemas.microsoft.com/office/drawing/2016/5/13/chartex" xmlns:cx8="http://schemas.microsoft.com/office/drawing/2016/5/14/chartex" xmlns:mc="http://schemas.openxmlformats.org/markup-compatibility/2006" xmlns:aink="http://schemas.microsoft.com/office/drawing/2016/ink" xmlns:am3d="http://schemas.microsoft.com/office/drawing/2017/model3d" xmlns:o="urn:schemas-microsoft-com:office:office" xmlns:oel="http://schemas.microsoft.com/office/2019/extlst" xmlns:r="http://schemas.openxmlformats.org/officeDocument/2006/relationships" xmlns:m="http://schemas.openxmlformats.org/officeDocument/2006/math" xmlns:v="urn:schemas-microsoft-com:vml" xmlns:wp14="http://schemas.microsoft.com/office/word/2010/wordprocessingDrawing" xmlns:wp="http://schemas.openxmlformats.org/drawingml/2006/wordprocessingDrawing" xmlns:w10="urn:schemas-microsoft-com:office:word" xmlns:w="http://schemas.openxmlformats.org/wordprocessingml/2006/main" xmlns:w14="http://schemas.microsoft.com/office/word/2010/wordml" xmlns:w15="http://schemas.microsoft.com/office/word/2012/wordml" xmlns:w16cei="http://schemas.microsoft.com/office/word/2026/wordml/cei" xmlns:w16cex="http://schemas.microsoft.com/office/word/2018/wordml/cex" xmlns:w16cid="http://schemas.microsoft.com/office/word/2016/wordml/cid" xmlns:w16="http://schemas.microsoft.com/office/word/2018/wordml" xmlns:w16du="http://schemas.microsoft.com/office/word/2023/wordml/word16du" xmlns:w16sdtdh="http://schemas.microsoft.com/office/word/2020/wordml/sdtdatahash" xmlns:w16sdtfl="http://schemas.microsoft.com/office/word/2024/wordml/sdtformatlock" xmlns:w16se="http://schemas.microsoft.com/office/word/2015/wordml/symex" xmlns:wpg="http://schemas.microsoft.com/office/word/2010/wordprocessingGroup" xmlns:wpi="http://schemas.microsoft.com/office/word/2010/wordprocessingInk" xmlns:wne="http://schemas.microsoft.com/office/word/2006/wordml" xmlns:wps="http://schemas.microsoft.com/office/word/2010/wordprocessingShape" mc:Ignorable="w14 w15 w16se w16cid w16 w16cex w16sdtdh w16sdtfl w16du wp14">
-  <w:p>
-    <w:pPr>
-      <w:pStyle w:val="Footer"/>
-    </w:pPr>
-  </w:p>
-</w:ftr>
-</file>
-
-<file path=word/footer2.xml><?xml version="1.0" encoding="utf-8"?>
-<w:ftr xmlns:wpc="http://schemas.microsoft.com/office/word/2010/wordprocessingCanvas" xmlns:cx="http://schemas.microsoft.com/office/drawing/2014/chartex" xmlns:cx1="http://schemas.microsoft.com/office/drawing/2015/9/8/chartex" xmlns:cx2="http://schemas.microsoft.com/office/drawing/2015/10/21/chartex" xmlns:cx3="http://schemas.microsoft.com/office/drawing/2016/5/9/chartex" xmlns:cx4="http://schemas.microsoft.com/office/drawing/2016/5/10/chartex" xmlns:cx5="http://schemas.microsoft.com/office/drawing/2016/5/11/chartex" xmlns:cx6="http://schemas.microsoft.com/office/drawing/2016/5/12/chartex" xmlns:cx7="http://schemas.microsoft.com/office/drawing/2016/5/13/chartex" xmlns:cx8="http://schemas.microsoft.com/office/drawing/2016/5/14/chartex" xmlns:mc="http://schemas.openxmlformats.org/markup-compatibility/2006" xmlns:aink="http://schemas.microsoft.com/office/drawing/2016/ink" xmlns:am3d="http://schemas.microsoft.com/office/drawing/2017/model3d" xmlns:o="urn:schemas-microsoft-com:office:office" xmlns:oel="http://schemas.microsoft.com/office/2019/extlst" xmlns:r="http://schemas.openxmlformats.org/officeDocument/2006/relationships" xmlns:m="http://schemas.openxmlformats.org/officeDocument/2006/math" xmlns:v="urn:schemas-microsoft-com:vml" xmlns:wp14="http://schemas.microsoft.com/office/word/2010/wordprocessingDrawing" xmlns:wp="http://schemas.openxmlformats.org/drawingml/2006/wordprocessingDrawing" xmlns:w10="urn:schemas-microsoft-com:office:word" xmlns:w="http://schemas.openxmlformats.org/wordprocessingml/2006/main" xmlns:w14="http://schemas.microsoft.com/office/word/2010/wordml" xmlns:w15="http://schemas.microsoft.com/office/word/2012/wordml" xmlns:w16cei="http://schemas.microsoft.com/office/word/2026/wordml/cei" xmlns:w16cex="http://schemas.microsoft.com/office/word/2018/wordml/cex" xmlns:w16cid="http://schemas.microsoft.com/office/word/2016/wordml/cid" xmlns:w16="http://schemas.microsoft.com/office/word/2018/wordml" xmlns:w16du="http://schemas.microsoft.com/office/word/2023/wordml/word16du" xmlns:w16sdtdh="http://schemas.microsoft.com/office/word/2020/wordml/sdtdatahash" xmlns:w16sdtfl="http://schemas.microsoft.com/office/word/2024/wordml/sdtformatlock" xmlns:w16se="http://schemas.microsoft.com/office/word/2015/wordml/symex" xmlns:wpg="http://schemas.microsoft.com/office/word/2010/wordprocessingGroup" xmlns:wpi="http://schemas.microsoft.com/office/word/2010/wordprocessingInk" xmlns:wne="http://schemas.microsoft.com/office/word/2006/wordml" xmlns:wps="http://schemas.microsoft.com/office/word/2010/wordprocessingShape" mc:Ignorable="w14 w15 w16se w16cid w16 w16cex w16sdtdh w16sdtfl w16du wp14">
-  <w:p>
-    <w:pPr>
-      <w:pStyle w:val="Footer"/>
-    </w:pPr>
-  </w:p>
-</w:ftr>
-</file>
-
-<file path=word/footer3.xml><?xml version="1.0" encoding="utf-8"?>
-<w:ftr xmlns:wpc="http://schemas.microsoft.com/office/word/2010/wordprocessingCanvas" xmlns:cx="http://schemas.microsoft.com/office/drawing/2014/chartex" xmlns:cx1="http://schemas.microsoft.com/office/drawing/2015/9/8/chartex" xmlns:cx2="http://schemas.microsoft.com/office/drawing/2015/10/21/chartex" xmlns:cx3="http://schemas.microsoft.com/office/drawing/2016/5/9/chartex" xmlns:cx4="http://schemas.microsoft.com/office/drawing/2016/5/10/chartex" xmlns:cx5="http://schemas.microsoft.com/office/drawing/2016/5/11/chartex" xmlns:cx6="http://schemas.microsoft.com/office/drawing/2016/5/12/chartex" xmlns:cx7="http://schemas.microsoft.com/office/drawing/2016/5/13/chartex" xmlns:cx8="http://schemas.microsoft.com/office/drawing/2016/5/14/chartex" xmlns:mc="http://schemas.openxmlformats.org/markup-compatibility/2006" xmlns:aink="http://schemas.microsoft.com/office/drawing/2016/ink" xmlns:am3d="http://schemas.microsoft.com/office/drawing/2017/model3d" xmlns:o="urn:schemas-microsoft-com:office:office" xmlns:oel="http://schemas.microsoft.com/office/2019/extlst" xmlns:r="http://schemas.openxmlformats.org/officeDocument/2006/relationships" xmlns:m="http://schemas.openxmlformats.org/officeDocument/2006/math" xmlns:v="urn:schemas-microsoft-com:vml" xmlns:wp14="http://schemas.microsoft.com/office/word/2010/wordprocessingDrawing" xmlns:wp="http://schemas.openxmlformats.org/drawingml/2006/wordprocessingDrawing" xmlns:w10="urn:schemas-microsoft-com:office:word" xmlns:w="http://schemas.openxmlformats.org/wordprocessingml/2006/main" xmlns:w14="http://schemas.microsoft.com/office/word/2010/wordml" xmlns:w15="http://schemas.microsoft.com/office/word/2012/wordml" xmlns:w16cei="http://schemas.microsoft.com/office/word/2026/wordml/cei" xmlns:w16cex="http://schemas.microsoft.com/office/word/2018/wordml/cex" xmlns:w16cid="http://schemas.microsoft.com/office/word/2016/wordml/cid" xmlns:w16="http://schemas.microsoft.com/office/word/2018/wordml" xmlns:w16du="http://schemas.microsoft.com/office/word/2023/wordml/word16du" xmlns:w16sdtdh="http://schemas.microsoft.com/office/word/2020/wordml/sdtdatahash" xmlns:w16sdtfl="http://schemas.microsoft.com/office/word/2024/wordml/sdtformatlock" xmlns:w16se="http://schemas.microsoft.com/office/word/2015/wordml/symex" xmlns:wpg="http://schemas.microsoft.com/office/word/2010/wordprocessingGroup" xmlns:wpi="http://schemas.microsoft.com/office/word/2010/wordprocessingInk" xmlns:wne="http://schemas.microsoft.com/office/word/2006/wordml" xmlns:wps="http://schemas.microsoft.com/office/word/2010/wordprocessingShape" mc:Ignorable="w14 w15 w16se w16cid w16 w16cex w16sdtdh w16sdtfl w16du wp14">
-  <w:p>
-    <w:pPr>
-      <w:pStyle w:val="Footer"/>
-    </w:pPr>
-  </w:p>
-</w:ftr>
 </file>
 
 <file path=word/footnotes.xml><?xml version="1.0" encoding="utf-8"?>
@@ -1185,6 +4241,7 @@
         </v:shapetype>
         <v:shape id="WordPictureWatermark760411704" o:spid="_x0000_s1029" type="#_x0000_t75" style="position:absolute;margin-left:0;margin-top:0;width:467.65pt;height:467.65pt;z-index:-251657216;mso-position-horizontal:center;mso-position-horizontal-relative:margin;mso-position-vertical:center;mso-position-vertical-relative:margin" o:allowincell="f">
           <v:imagedata r:id="rId1" o:title="sharif-logo" gain="19661f" blacklevel="22938f"/>
+          <w10:wrap anchorx="margin" anchory="margin"/>
         </v:shape>
       </w:pict>
     </w:r>
@@ -1224,6 +4281,7 @@
         </v:shapetype>
         <v:shape id="WordPictureWatermark760411705" o:spid="_x0000_s1030" type="#_x0000_t75" style="position:absolute;margin-left:0;margin-top:0;width:467.65pt;height:467.65pt;z-index:-251656192;mso-position-horizontal:center;mso-position-horizontal-relative:margin;mso-position-vertical:center;mso-position-vertical-relative:margin" o:allowincell="f">
           <v:imagedata r:id="rId1" o:title="sharif-logo" gain="19661f" blacklevel="22938f"/>
+          <w10:wrap anchorx="margin" anchory="margin"/>
         </v:shape>
       </w:pict>
     </w:r>
@@ -1263,6 +4321,7 @@
         </v:shapetype>
         <v:shape id="WordPictureWatermark760411703" o:spid="_x0000_s1028" type="#_x0000_t75" style="position:absolute;margin-left:0;margin-top:0;width:467.65pt;height:467.65pt;z-index:-251658240;mso-position-horizontal:center;mso-position-horizontal-relative:margin;mso-position-vertical:center;mso-position-vertical-relative:margin" o:allowincell="f">
           <v:imagedata r:id="rId1" o:title="sharif-logo" gain="19661f" blacklevel="22938f"/>
+          <w10:wrap anchorx="margin" anchory="margin"/>
         </v:shape>
       </w:pict>
     </w:r>
@@ -1670,6 +4729,7 @@
   <w:style w:type="paragraph" w:default="1" w:styleId="Normal">
     <w:name w:val="Normal"/>
     <w:qFormat/>
+    <w:rsid w:val="00F53678"/>
   </w:style>
   <w:style w:type="paragraph" w:styleId="Heading1">
     <w:name w:val="heading 1"/>
@@ -2250,6 +5310,36 @@
       </w:tblBorders>
     </w:tblPr>
   </w:style>
+  <w:style w:type="character" w:styleId="PlaceholderText">
+    <w:name w:val="Placeholder Text"/>
+    <w:basedOn w:val="DefaultParagraphFont"/>
+    <w:uiPriority w:val="99"/>
+    <w:semiHidden/>
+    <w:rsid w:val="00724F73"/>
+    <w:rPr>
+      <w:color w:val="666666"/>
+    </w:rPr>
+  </w:style>
+  <w:style w:type="paragraph" w:styleId="Caption">
+    <w:name w:val="caption"/>
+    <w:basedOn w:val="Normal"/>
+    <w:next w:val="Normal"/>
+    <w:uiPriority w:val="35"/>
+    <w:semiHidden/>
+    <w:unhideWhenUsed/>
+    <w:qFormat/>
+    <w:rsid w:val="00664031"/>
+    <w:pPr>
+      <w:spacing w:after="200" w:line="240" w:lineRule="auto"/>
+    </w:pPr>
+    <w:rPr>
+      <w:i/>
+      <w:iCs/>
+      <w:color w:val="0E2841" w:themeColor="text2"/>
+      <w:sz w:val="18"/>
+      <w:szCs w:val="18"/>
+    </w:rPr>
+  </w:style>
 </w:styles>
 </file>
 

--- a/Az1/GozAz1.docx
+++ b/Az1/GozAz1.docx
@@ -18,7 +18,7 @@
           <w:szCs w:val="48"/>
         </w:rPr>
         <w:drawing>
-          <wp:inline distT="0" distB="0" distL="0" distR="0" wp14:anchorId="55C0CFEE" wp14:editId="47D0DE53">
+          <wp:inline distT="0" distB="0" distL="0" distR="0" wp14:anchorId="55C0CFEE" wp14:editId="44734F7F">
             <wp:extent cx="1045634" cy="1045634"/>
             <wp:effectExtent l="0" t="0" r="2540" b="2540"/>
             <wp:docPr id="1059743664" name="Picture 2"/>
@@ -33,7 +33,7 @@
                     <pic:cNvPicPr/>
                   </pic:nvPicPr>
                   <pic:blipFill>
-                    <a:blip r:embed="rId6" cstate="print">
+                    <a:blip r:embed="rId7" cstate="print">
                       <a:extLst>
                         <a:ext uri="{28A0092B-C50C-407E-A947-70E740481C1C}">
                           <a14:useLocalDpi xmlns:a14="http://schemas.microsoft.com/office/drawing/2010/main" val="0"/>
@@ -591,12 +591,2257 @@
         <w:tabs>
           <w:tab w:val="left" w:pos="2096"/>
         </w:tabs>
-      </w:pPr>
-    </w:p>
-    <w:p>
-      <w:r>
-        <w:br w:type="page"/>
-      </w:r>
+        <w:jc w:val="right"/>
+        <w:rPr>
+          <w:rFonts w:cs="B Yekan"/>
+          <w:b/>
+          <w:bCs/>
+          <w:lang w:bidi="fa-IR"/>
+        </w:rPr>
+      </w:pPr>
+      <w:r>
+        <w:rPr>
+          <w:rFonts w:cs="B Yekan" w:hint="cs"/>
+          <w:b/>
+          <w:bCs/>
+          <w:rtl/>
+          <w:lang w:bidi="fa-IR"/>
+        </w:rPr>
+        <w:t>آزمایش</w:t>
+      </w:r>
+      <w:r>
+        <w:rPr>
+          <w:rFonts w:cs="B Yekan" w:hint="cs"/>
+          <w:b/>
+          <w:bCs/>
+          <w:rtl/>
+          <w:lang w:bidi="fa-IR"/>
+        </w:rPr>
+        <w:t xml:space="preserve"> اول </w:t>
+      </w:r>
+      <w:r>
+        <w:rPr>
+          <w:rFonts w:cs="B Yekan" w:hint="cs"/>
+          <w:b/>
+          <w:bCs/>
+          <w:rtl/>
+          <w:lang w:bidi="fa-IR"/>
+        </w:rPr>
+        <w:t>:</w:t>
+      </w:r>
+      <w:r>
+        <w:rPr>
+          <w:rFonts w:cs="B Yekan" w:hint="cs"/>
+          <w:b/>
+          <w:bCs/>
+          <w:rtl/>
+          <w:lang w:bidi="fa-IR"/>
+        </w:rPr>
+        <w:t xml:space="preserve">  </w:t>
+      </w:r>
+    </w:p>
+    <w:p>
+      <w:pPr>
+        <w:jc w:val="right"/>
+        <w:rPr>
+          <w:rtl/>
+        </w:rPr>
+      </w:pPr>
+    </w:p>
+    <w:p>
+      <w:pPr>
+        <w:bidi/>
+        <w:rPr>
+          <w:rFonts w:cs="B Yekan"/>
+          <w:rtl/>
+          <w:lang w:bidi="fa-IR"/>
+        </w:rPr>
+      </w:pPr>
+      <w:r>
+        <w:rPr>
+          <w:rFonts w:cs="B Yekan" w:hint="cs"/>
+          <w:sz w:val="28"/>
+          <w:szCs w:val="28"/>
+          <w:rtl/>
+          <w:lang w:bidi="fa-IR"/>
+        </w:rPr>
+        <w:t>مقدمه و تعریف آزمایش</w:t>
+      </w:r>
+      <w:r>
+        <w:rPr>
+          <w:rFonts w:cs="B Yekan" w:hint="cs"/>
+          <w:rtl/>
+          <w:lang w:bidi="fa-IR"/>
+        </w:rPr>
+        <w:t xml:space="preserve"> :</w:t>
+      </w:r>
+    </w:p>
+    <w:p>
+      <w:pPr>
+        <w:bidi/>
+        <w:rPr>
+          <w:rFonts w:cs="B Nazanin"/>
+          <w:rtl/>
+        </w:rPr>
+      </w:pPr>
+      <w:r>
+        <w:rPr>
+          <w:rFonts w:cs="B Nazanin" w:hint="cs"/>
+          <w:rtl/>
+          <w:lang w:bidi="fa-IR"/>
+        </w:rPr>
+        <w:t>هدف از انجام این آزمایش آشنایی با نرم افزار</w:t>
+      </w:r>
+      <w:r>
+        <w:rPr>
+          <w:rFonts w:cs="B Nazanin" w:hint="cs"/>
+          <w:rtl/>
+          <w:lang w:bidi="fa-IR"/>
+        </w:rPr>
+        <w:t xml:space="preserve"> </w:t>
+      </w:r>
+      <w:r>
+        <w:rPr>
+          <w:rFonts w:cs="B Nazanin"/>
+          <w:lang w:bidi="fa-IR"/>
+        </w:rPr>
+        <w:t>Fritzing</w:t>
+      </w:r>
+      <w:r>
+        <w:rPr>
+          <w:rFonts w:cs="B Nazanin"/>
+        </w:rPr>
+        <w:t xml:space="preserve"> </w:t>
+      </w:r>
+      <w:r>
+        <w:rPr>
+          <w:rFonts w:cs="B Nazanin" w:hint="cs"/>
+          <w:rtl/>
+        </w:rPr>
+        <w:t xml:space="preserve"> و یادگیری بستن مدار ساده و کار با تراشه ها است.</w:t>
+      </w:r>
+    </w:p>
+    <w:p>
+      <w:pPr>
+        <w:bidi/>
+        <w:rPr>
+          <w:rFonts w:cs="B Nazanin"/>
+          <w:rtl/>
+        </w:rPr>
+      </w:pPr>
+    </w:p>
+    <w:p>
+      <w:pPr>
+        <w:bidi/>
+        <w:rPr>
+          <w:rFonts w:cs="B Yekan"/>
+          <w:sz w:val="28"/>
+          <w:szCs w:val="28"/>
+          <w:rtl/>
+          <w:lang w:bidi="fa-IR"/>
+        </w:rPr>
+      </w:pPr>
+      <w:r>
+        <w:rPr>
+          <w:rFonts w:cs="B Yekan" w:hint="cs"/>
+          <w:sz w:val="28"/>
+          <w:szCs w:val="28"/>
+          <w:rtl/>
+          <w:lang w:bidi="fa-IR"/>
+        </w:rPr>
+        <w:t>بخش اول :</w:t>
+      </w:r>
+    </w:p>
+    <w:p>
+      <w:pPr>
+        <w:bidi/>
+        <w:rPr>
+          <w:rFonts w:cs="B Yekan"/>
+          <w:sz w:val="28"/>
+          <w:szCs w:val="28"/>
+          <w:rtl/>
+          <w:lang w:bidi="fa-IR"/>
+        </w:rPr>
+      </w:pPr>
+      <w:r>
+        <w:rPr>
+          <w:rFonts w:cs="B Yekan" w:hint="cs"/>
+          <w:sz w:val="28"/>
+          <w:szCs w:val="28"/>
+          <w:rtl/>
+          <w:lang w:bidi="fa-IR"/>
+        </w:rPr>
+        <w:t>پیدا کردن اتصالات داخلی در بردبورد</w:t>
+      </w:r>
+      <w:r>
+        <w:rPr>
+          <w:rFonts w:cs="B Yekan" w:hint="cs"/>
+          <w:sz w:val="28"/>
+          <w:szCs w:val="28"/>
+          <w:rtl/>
+          <w:lang w:bidi="fa-IR"/>
+        </w:rPr>
+        <w:t>:</w:t>
+      </w:r>
+    </w:p>
+    <w:p>
+      <w:pPr>
+        <w:bidi/>
+        <w:rPr>
+          <w:rFonts w:cs="B Nazanin"/>
+          <w:rtl/>
+          <w:lang w:bidi="fa-IR"/>
+        </w:rPr>
+      </w:pPr>
+      <w:r>
+        <w:rPr>
+          <w:rFonts w:cs="B Nazanin" w:hint="cs"/>
+          <w:rtl/>
+          <w:lang w:bidi="fa-IR"/>
+        </w:rPr>
+        <w:t>برد بورد شامل سه بخش است . در دو بخش بالایی اتصالات در راستای افقی و در بخش میانی اتصالات در راستای عمودی وجود دارند.</w:t>
+      </w:r>
+    </w:p>
+    <w:p>
+      <w:pPr>
+        <w:keepNext/>
+        <w:bidi/>
+      </w:pPr>
+      <w:r>
+        <w:rPr>
+          <w:rFonts w:cs="B Nazanin" w:hint="cs"/>
+          <w:noProof/>
+          <w:rtl/>
+          <w:lang w:val="fa-IR" w:bidi="fa-IR"/>
+        </w:rPr>
+        <w:drawing>
+          <wp:inline distT="0" distB="0" distL="0" distR="0" wp14:anchorId="2ADAA403" wp14:editId="3DEFC316">
+            <wp:extent cx="5943600" cy="1944370"/>
+            <wp:effectExtent l="0" t="0" r="0" b="0"/>
+            <wp:docPr id="1860732900" name="Picture 8"/>
+            <wp:cNvGraphicFramePr>
+              <a:graphicFrameLocks xmlns:a="http://schemas.openxmlformats.org/drawingml/2006/main" noChangeAspect="1"/>
+            </wp:cNvGraphicFramePr>
+            <a:graphic xmlns:a="http://schemas.openxmlformats.org/drawingml/2006/main">
+              <a:graphicData uri="http://schemas.openxmlformats.org/drawingml/2006/picture">
+                <pic:pic xmlns:pic="http://schemas.openxmlformats.org/drawingml/2006/picture">
+                  <pic:nvPicPr>
+                    <pic:cNvPr id="1860732900" name="Picture 1860732900"/>
+                    <pic:cNvPicPr/>
+                  </pic:nvPicPr>
+                  <pic:blipFill>
+                    <a:blip r:embed="rId8">
+                      <a:extLst>
+                        <a:ext uri="{28A0092B-C50C-407E-A947-70E740481C1C}">
+                          <a14:useLocalDpi xmlns:a14="http://schemas.microsoft.com/office/drawing/2010/main" val="0"/>
+                        </a:ext>
+                      </a:extLst>
+                    </a:blip>
+                    <a:stretch>
+                      <a:fillRect/>
+                    </a:stretch>
+                  </pic:blipFill>
+                  <pic:spPr>
+                    <a:xfrm>
+                      <a:off x="0" y="0"/>
+                      <a:ext cx="5943600" cy="1944370"/>
+                    </a:xfrm>
+                    <a:prstGeom prst="rect">
+                      <a:avLst/>
+                    </a:prstGeom>
+                  </pic:spPr>
+                </pic:pic>
+              </a:graphicData>
+            </a:graphic>
+          </wp:inline>
+        </w:drawing>
+      </w:r>
+    </w:p>
+    <w:p>
+      <w:pPr>
+        <w:pStyle w:val="Caption"/>
+        <w:bidi/>
+        <w:jc w:val="center"/>
+        <w:rPr>
+          <w:rFonts w:cs="B Nazanin" w:hint="cs"/>
+          <w:sz w:val="24"/>
+          <w:szCs w:val="24"/>
+          <w:rtl/>
+          <w:lang w:bidi="fa-IR"/>
+        </w:rPr>
+      </w:pPr>
+      <w:r>
+        <w:rPr>
+          <w:rFonts w:hint="cs"/>
+          <w:rtl/>
+          <w:lang w:bidi="fa-IR"/>
+        </w:rPr>
+        <w:t>اتصالات داخلی دو بخش بیرونی برد بورد</w:t>
+      </w:r>
+    </w:p>
+    <w:p>
+      <w:pPr>
+        <w:keepNext/>
+        <w:bidi/>
+      </w:pPr>
+      <w:r>
+        <w:rPr>
+          <w:rFonts w:cs="B Nazanin"/>
+          <w:noProof/>
+          <w:rtl/>
+          <w:lang w:val="ar-SA"/>
+        </w:rPr>
+        <w:drawing>
+          <wp:inline distT="0" distB="0" distL="0" distR="0" wp14:anchorId="7A73766A" wp14:editId="14602454">
+            <wp:extent cx="5943600" cy="1883410"/>
+            <wp:effectExtent l="0" t="0" r="0" b="2540"/>
+            <wp:docPr id="1355976794" name="Picture 9"/>
+            <wp:cNvGraphicFramePr>
+              <a:graphicFrameLocks xmlns:a="http://schemas.openxmlformats.org/drawingml/2006/main" noChangeAspect="1"/>
+            </wp:cNvGraphicFramePr>
+            <a:graphic xmlns:a="http://schemas.openxmlformats.org/drawingml/2006/main">
+              <a:graphicData uri="http://schemas.openxmlformats.org/drawingml/2006/picture">
+                <pic:pic xmlns:pic="http://schemas.openxmlformats.org/drawingml/2006/picture">
+                  <pic:nvPicPr>
+                    <pic:cNvPr id="1355976794" name="Picture 1355976794"/>
+                    <pic:cNvPicPr/>
+                  </pic:nvPicPr>
+                  <pic:blipFill>
+                    <a:blip r:embed="rId9">
+                      <a:extLst>
+                        <a:ext uri="{28A0092B-C50C-407E-A947-70E740481C1C}">
+                          <a14:useLocalDpi xmlns:a14="http://schemas.microsoft.com/office/drawing/2010/main" val="0"/>
+                        </a:ext>
+                      </a:extLst>
+                    </a:blip>
+                    <a:stretch>
+                      <a:fillRect/>
+                    </a:stretch>
+                  </pic:blipFill>
+                  <pic:spPr>
+                    <a:xfrm>
+                      <a:off x="0" y="0"/>
+                      <a:ext cx="5943600" cy="1883410"/>
+                    </a:xfrm>
+                    <a:prstGeom prst="rect">
+                      <a:avLst/>
+                    </a:prstGeom>
+                  </pic:spPr>
+                </pic:pic>
+              </a:graphicData>
+            </a:graphic>
+          </wp:inline>
+        </w:drawing>
+      </w:r>
+    </w:p>
+    <w:p>
+      <w:pPr>
+        <w:pStyle w:val="Caption"/>
+        <w:bidi/>
+        <w:jc w:val="center"/>
+        <w:rPr>
+          <w:rFonts w:cs="B Nazanin"/>
+          <w:rtl/>
+        </w:rPr>
+      </w:pPr>
+      <w:r>
+        <w:rPr>
+          <w:rFonts w:hint="cs"/>
+          <w:rtl/>
+          <w:lang w:bidi="fa-IR"/>
+        </w:rPr>
+        <w:t>اتصالات بخش میانی برد بورد</w:t>
+      </w:r>
+    </w:p>
+    <w:p>
+      <w:pPr>
+        <w:bidi/>
+        <w:rPr>
+          <w:rFonts w:cs="B Nazanin"/>
+          <w:rtl/>
+          <w:lang w:bidi="fa-IR"/>
+        </w:rPr>
+      </w:pPr>
+    </w:p>
+    <w:p>
+      <w:pPr>
+        <w:bidi/>
+        <w:rPr>
+          <w:rFonts w:cs="B Yekan"/>
+          <w:sz w:val="28"/>
+          <w:szCs w:val="28"/>
+          <w:rtl/>
+          <w:lang w:bidi="fa-IR"/>
+        </w:rPr>
+      </w:pPr>
+      <w:r>
+        <w:rPr>
+          <w:rFonts w:cs="B Yekan" w:hint="cs"/>
+          <w:sz w:val="28"/>
+          <w:szCs w:val="28"/>
+          <w:rtl/>
+          <w:lang w:bidi="fa-IR"/>
+        </w:rPr>
+        <w:lastRenderedPageBreak/>
+        <w:t xml:space="preserve">بخش </w:t>
+      </w:r>
+      <w:r>
+        <w:rPr>
+          <w:rFonts w:cs="B Yekan" w:hint="cs"/>
+          <w:sz w:val="28"/>
+          <w:szCs w:val="28"/>
+          <w:rtl/>
+          <w:lang w:bidi="fa-IR"/>
+        </w:rPr>
+        <w:t>دوم</w:t>
+      </w:r>
+      <w:r>
+        <w:rPr>
+          <w:rFonts w:cs="B Yekan" w:hint="cs"/>
+          <w:sz w:val="28"/>
+          <w:szCs w:val="28"/>
+          <w:rtl/>
+          <w:lang w:bidi="fa-IR"/>
+        </w:rPr>
+        <w:t xml:space="preserve"> :</w:t>
+      </w:r>
+    </w:p>
+    <w:p>
+      <w:pPr>
+        <w:bidi/>
+        <w:rPr>
+          <w:rFonts w:cs="B Yekan"/>
+          <w:sz w:val="28"/>
+          <w:szCs w:val="28"/>
+          <w:rtl/>
+          <w:lang w:bidi="fa-IR"/>
+        </w:rPr>
+      </w:pPr>
+      <w:r>
+        <w:rPr>
+          <w:rFonts w:cs="B Yekan" w:hint="cs"/>
+          <w:sz w:val="28"/>
+          <w:szCs w:val="28"/>
+          <w:rtl/>
+          <w:lang w:bidi="fa-IR"/>
+        </w:rPr>
+        <w:t>تشکیل مدار ساده شامل دیود نورگسیل و مقاومت</w:t>
+      </w:r>
+      <w:r>
+        <w:rPr>
+          <w:rFonts w:cs="B Yekan" w:hint="cs"/>
+          <w:sz w:val="28"/>
+          <w:szCs w:val="28"/>
+          <w:rtl/>
+          <w:lang w:bidi="fa-IR"/>
+        </w:rPr>
+        <w:t>:</w:t>
+      </w:r>
+    </w:p>
+    <w:p>
+      <w:pPr>
+        <w:bidi/>
+        <w:rPr>
+          <w:rFonts w:cs="B Yekan"/>
+          <w:sz w:val="28"/>
+          <w:szCs w:val="28"/>
+          <w:rtl/>
+          <w:lang w:bidi="fa-IR"/>
+        </w:rPr>
+      </w:pPr>
+    </w:p>
+    <w:p>
+      <w:pPr>
+        <w:bidi/>
+        <w:rPr>
+          <w:rFonts w:cs="B Yekan"/>
+          <w:b/>
+          <w:bCs/>
+          <w:rtl/>
+          <w:lang w:bidi="fa-IR"/>
+        </w:rPr>
+      </w:pPr>
+      <w:r>
+        <w:rPr>
+          <w:rFonts w:cs="B Yekan" w:hint="cs"/>
+          <w:b/>
+          <w:bCs/>
+          <w:rtl/>
+          <w:lang w:bidi="fa-IR"/>
+        </w:rPr>
+        <w:t>قطعات استفاده شده :</w:t>
+      </w:r>
+    </w:p>
+    <w:p>
+      <w:pPr>
+        <w:pStyle w:val="ListParagraph"/>
+        <w:numPr>
+          <w:ilvl w:val="0"/>
+          <w:numId w:val="4"/>
+        </w:numPr>
+        <w:bidi/>
+        <w:rPr>
+          <w:rFonts w:cs="B Nazanin"/>
+          <w:lang w:bidi="fa-IR"/>
+        </w:rPr>
+      </w:pPr>
+      <w:r>
+        <w:rPr>
+          <w:rFonts w:cs="B Nazanin" w:hint="cs"/>
+          <w:rtl/>
+          <w:lang w:bidi="fa-IR"/>
+        </w:rPr>
+        <w:t>برد بورد</w:t>
+      </w:r>
+    </w:p>
+    <w:p>
+      <w:pPr>
+        <w:pStyle w:val="ListParagraph"/>
+        <w:numPr>
+          <w:ilvl w:val="0"/>
+          <w:numId w:val="4"/>
+        </w:numPr>
+        <w:bidi/>
+        <w:rPr>
+          <w:rFonts w:cs="B Nazanin"/>
+          <w:lang w:bidi="fa-IR"/>
+        </w:rPr>
+      </w:pPr>
+      <w:r>
+        <w:rPr>
+          <w:rFonts w:cs="B Nazanin"/>
+          <w:lang w:bidi="fa-IR"/>
+        </w:rPr>
+        <w:t>LED</w:t>
+      </w:r>
+    </w:p>
+    <w:p>
+      <w:pPr>
+        <w:pStyle w:val="ListParagraph"/>
+        <w:numPr>
+          <w:ilvl w:val="0"/>
+          <w:numId w:val="4"/>
+        </w:numPr>
+        <w:bidi/>
+        <w:rPr>
+          <w:rFonts w:cs="B Nazanin"/>
+          <w:lang w:bidi="fa-IR"/>
+        </w:rPr>
+      </w:pPr>
+      <w:r>
+        <w:rPr>
+          <w:rFonts w:cs="B Nazanin" w:hint="cs"/>
+          <w:rtl/>
+          <w:lang w:bidi="fa-IR"/>
+        </w:rPr>
+        <w:t xml:space="preserve">باتری 4.8 ولتی </w:t>
+      </w:r>
+      <w:r>
+        <w:rPr>
+          <w:rFonts w:cs="B Nazanin"/>
+          <w:lang w:bidi="fa-IR"/>
+        </w:rPr>
+        <w:t>4XAAA</w:t>
+      </w:r>
+    </w:p>
+    <w:p>
+      <w:pPr>
+        <w:pStyle w:val="ListParagraph"/>
+        <w:numPr>
+          <w:ilvl w:val="0"/>
+          <w:numId w:val="4"/>
+        </w:numPr>
+        <w:bidi/>
+        <w:rPr>
+          <w:rFonts w:cs="B Nazanin"/>
+          <w:lang w:bidi="fa-IR"/>
+        </w:rPr>
+      </w:pPr>
+      <w:r>
+        <w:rPr>
+          <w:rFonts w:cs="B Nazanin" w:hint="cs"/>
+          <w:rtl/>
+          <w:lang w:bidi="fa-IR"/>
+        </w:rPr>
+        <w:t>مقاومت 220 اهمی</w:t>
+      </w:r>
+    </w:p>
+    <w:p>
+      <w:pPr>
+        <w:bidi/>
+        <w:rPr>
+          <w:rFonts w:cs="B Nazanin"/>
+          <w:rtl/>
+          <w:lang w:bidi="fa-IR"/>
+        </w:rPr>
+      </w:pPr>
+    </w:p>
+    <w:p>
+      <w:pPr>
+        <w:bidi/>
+        <w:rPr>
+          <w:rFonts w:cs="B Yekan"/>
+          <w:sz w:val="28"/>
+          <w:szCs w:val="28"/>
+          <w:rtl/>
+          <w:lang w:bidi="fa-IR"/>
+        </w:rPr>
+      </w:pPr>
+      <w:r>
+        <w:rPr>
+          <w:rFonts w:cs="B Yekan" w:hint="cs"/>
+          <w:sz w:val="28"/>
+          <w:szCs w:val="28"/>
+          <w:rtl/>
+          <w:lang w:bidi="fa-IR"/>
+        </w:rPr>
+        <w:t>شرح آزمایش :</w:t>
+      </w:r>
+    </w:p>
+    <w:p>
+      <w:pPr>
+        <w:bidi/>
+        <w:rPr>
+          <w:rFonts w:cs="B Nazanin"/>
+          <w:rtl/>
+          <w:lang w:bidi="fa-IR"/>
+        </w:rPr>
+      </w:pPr>
+      <w:r>
+        <w:rPr>
+          <w:rFonts w:cs="B Nazanin" w:hint="cs"/>
+          <w:rtl/>
+          <w:lang w:bidi="fa-IR"/>
+        </w:rPr>
+        <w:t xml:space="preserve">ابتدا سر مثبت و سر منفی باتری را به دو بخش بالایی و پایینی برد بورد متصل میکنیم(شکل 1-1). سپس </w:t>
+      </w:r>
+      <w:r>
+        <w:rPr>
+          <w:rFonts w:cs="B Nazanin"/>
+          <w:lang w:bidi="fa-IR"/>
+        </w:rPr>
+        <w:t xml:space="preserve">LED </w:t>
+      </w:r>
+      <w:r>
+        <w:rPr>
+          <w:rFonts w:cs="B Nazanin" w:hint="cs"/>
+          <w:rtl/>
+          <w:lang w:bidi="fa-IR"/>
+        </w:rPr>
+        <w:t xml:space="preserve"> را روی برد بورد قرار می دهیم به گونه ای که بین دو پایه آن اتصالی برقرار نباشد</w:t>
+      </w:r>
+      <w:r>
+        <w:rPr>
+          <w:rFonts w:cs="B Nazanin" w:hint="cs"/>
+          <w:rtl/>
+          <w:lang w:bidi="fa-IR"/>
+        </w:rPr>
+        <w:t xml:space="preserve">. (شکل 2-1)پایه بلند تر </w:t>
+      </w:r>
+      <w:r>
+        <w:rPr>
+          <w:rFonts w:cs="B Nazanin"/>
+          <w:lang w:bidi="fa-IR"/>
+        </w:rPr>
+        <w:t>LED</w:t>
+      </w:r>
+      <w:r>
+        <w:rPr>
+          <w:rFonts w:cs="B Nazanin" w:hint="cs"/>
+          <w:rtl/>
+          <w:lang w:bidi="fa-IR"/>
+        </w:rPr>
+        <w:t xml:space="preserve"> همان نشان دهنده سر مثبت </w:t>
+      </w:r>
+      <w:r>
+        <w:rPr>
+          <w:rFonts w:cs="B Nazanin"/>
+          <w:lang w:bidi="fa-IR"/>
+        </w:rPr>
+        <w:t>LED</w:t>
+      </w:r>
+      <w:r>
+        <w:rPr>
+          <w:rFonts w:cs="B Nazanin" w:hint="cs"/>
+          <w:rtl/>
+          <w:lang w:bidi="fa-IR"/>
+        </w:rPr>
+        <w:t xml:space="preserve"> است. سپس بین سر مثبت </w:t>
+      </w:r>
+      <w:r>
+        <w:rPr>
+          <w:rFonts w:cs="B Nazanin"/>
+          <w:lang w:bidi="fa-IR"/>
+        </w:rPr>
+        <w:t>LED</w:t>
+      </w:r>
+      <w:r>
+        <w:rPr>
+          <w:rFonts w:cs="B Nazanin" w:hint="cs"/>
+          <w:rtl/>
+          <w:lang w:bidi="fa-IR"/>
+        </w:rPr>
+        <w:t xml:space="preserve"> و ولتاژ بالا ، مقاومت 220 اهمی را قرار می دهیم تا از سوختن </w:t>
+      </w:r>
+      <w:r>
+        <w:rPr>
+          <w:rFonts w:cs="B Nazanin"/>
+          <w:lang w:bidi="fa-IR"/>
+        </w:rPr>
+        <w:t>LED</w:t>
+      </w:r>
+      <w:r>
+        <w:rPr>
+          <w:rFonts w:cs="B Nazanin" w:hint="cs"/>
+          <w:rtl/>
+          <w:lang w:bidi="fa-IR"/>
+        </w:rPr>
+        <w:t xml:space="preserve"> جلوگیری شود. سپس سر منفی </w:t>
+      </w:r>
+      <w:r>
+        <w:rPr>
+          <w:rFonts w:cs="B Nazanin"/>
+          <w:lang w:bidi="fa-IR"/>
+        </w:rPr>
+        <w:t xml:space="preserve">LED </w:t>
+      </w:r>
+      <w:r>
+        <w:rPr>
+          <w:rFonts w:cs="B Nazanin" w:hint="cs"/>
+          <w:rtl/>
+          <w:lang w:bidi="fa-IR"/>
+        </w:rPr>
+        <w:t xml:space="preserve"> را هم به زمین وصل می کنیم.(شکل 3-1)</w:t>
+      </w:r>
+    </w:p>
+    <w:p>
+      <w:pPr>
+        <w:bidi/>
+        <w:rPr>
+          <w:rFonts w:cs="B Nazanin"/>
+          <w:rtl/>
+          <w:lang w:bidi="fa-IR"/>
+        </w:rPr>
+      </w:pPr>
+      <w:r>
+        <w:rPr>
+          <w:rFonts w:cs="B Nazanin" w:hint="cs"/>
+          <w:rtl/>
+          <w:lang w:bidi="fa-IR"/>
+        </w:rPr>
+        <w:t xml:space="preserve">در نهایت به صورت شماتیک مدار ما به صورت </w:t>
+      </w:r>
+      <w:r>
+        <w:rPr>
+          <w:rFonts w:cs="B Nazanin" w:hint="cs"/>
+          <w:rtl/>
+          <w:lang w:bidi="fa-IR"/>
+        </w:rPr>
+        <w:t>شکل 4-1 آمده است.</w:t>
+      </w:r>
+    </w:p>
+    <w:p>
+      <w:pPr>
+        <w:bidi/>
+        <w:rPr>
+          <w:rFonts w:cs="B Nazanin"/>
+          <w:rtl/>
+          <w:lang w:bidi="fa-IR"/>
+        </w:rPr>
+      </w:pPr>
+    </w:p>
+    <w:p>
+      <w:pPr>
+        <w:keepNext/>
+        <w:bidi/>
+        <w:jc w:val="center"/>
+      </w:pPr>
+      <w:r>
+        <w:rPr>
+          <w:rFonts w:cs="B Nazanin" w:hint="cs"/>
+          <w:noProof/>
+          <w:rtl/>
+          <w:lang w:val="fa-IR" w:bidi="fa-IR"/>
+        </w:rPr>
+        <w:drawing>
+          <wp:inline distT="0" distB="0" distL="0" distR="0" wp14:anchorId="613A67D8" wp14:editId="1407C06D">
+            <wp:extent cx="6126206" cy="1981200"/>
+            <wp:effectExtent l="0" t="0" r="8255" b="0"/>
+            <wp:docPr id="1035671301" name="Picture 10"/>
+            <wp:cNvGraphicFramePr>
+              <a:graphicFrameLocks xmlns:a="http://schemas.openxmlformats.org/drawingml/2006/main" noChangeAspect="1"/>
+            </wp:cNvGraphicFramePr>
+            <a:graphic xmlns:a="http://schemas.openxmlformats.org/drawingml/2006/main">
+              <a:graphicData uri="http://schemas.openxmlformats.org/drawingml/2006/picture">
+                <pic:pic xmlns:pic="http://schemas.openxmlformats.org/drawingml/2006/picture">
+                  <pic:nvPicPr>
+                    <pic:cNvPr id="1035671301" name="Picture 1035671301"/>
+                    <pic:cNvPicPr/>
+                  </pic:nvPicPr>
+                  <pic:blipFill>
+                    <a:blip r:embed="rId10">
+                      <a:extLst>
+                        <a:ext uri="{28A0092B-C50C-407E-A947-70E740481C1C}">
+                          <a14:useLocalDpi xmlns:a14="http://schemas.microsoft.com/office/drawing/2010/main" val="0"/>
+                        </a:ext>
+                      </a:extLst>
+                    </a:blip>
+                    <a:stretch>
+                      <a:fillRect/>
+                    </a:stretch>
+                  </pic:blipFill>
+                  <pic:spPr>
+                    <a:xfrm>
+                      <a:off x="0" y="0"/>
+                      <a:ext cx="6198482" cy="2004574"/>
+                    </a:xfrm>
+                    <a:prstGeom prst="rect">
+                      <a:avLst/>
+                    </a:prstGeom>
+                  </pic:spPr>
+                </pic:pic>
+              </a:graphicData>
+            </a:graphic>
+          </wp:inline>
+        </w:drawing>
+      </w:r>
+    </w:p>
+    <w:p>
+      <w:pPr>
+        <w:pStyle w:val="Caption"/>
+        <w:bidi/>
+        <w:jc w:val="center"/>
+        <w:rPr>
+          <w:rFonts w:cs="B Nazanin" w:hint="cs"/>
+          <w:rtl/>
+          <w:lang w:bidi="fa-IR"/>
+        </w:rPr>
+      </w:pPr>
+      <w:r>
+        <w:rPr>
+          <w:rFonts w:hint="cs"/>
+          <w:rtl/>
+        </w:rPr>
+        <w:t>شکل</w:t>
+      </w:r>
+      <w:r>
+        <w:rPr>
+          <w:rtl/>
+        </w:rPr>
+        <w:t xml:space="preserve"> 1-1</w:t>
+      </w:r>
+      <w:r>
+        <w:rPr>
+          <w:rFonts w:hint="cs"/>
+          <w:rtl/>
+        </w:rPr>
+        <w:t xml:space="preserve"> </w:t>
+      </w:r>
+      <w:r>
+        <w:rPr>
+          <w:rFonts w:hint="cs"/>
+          <w:rtl/>
+          <w:lang w:bidi="fa-IR"/>
+        </w:rPr>
+        <w:t>وصل کردن باتری به برد بورد</w:t>
+      </w:r>
+    </w:p>
+    <w:p>
+      <w:pPr>
+        <w:bidi/>
+        <w:rPr>
+          <w:rFonts w:cs="B Nazanin"/>
+          <w:rtl/>
+          <w:lang w:bidi="fa-IR"/>
+        </w:rPr>
+      </w:pPr>
+    </w:p>
+    <w:p>
+      <w:pPr>
+        <w:bidi/>
+        <w:rPr>
+          <w:rFonts w:cs="B Nazanin"/>
+          <w:rtl/>
+          <w:lang w:bidi="fa-IR"/>
+        </w:rPr>
+      </w:pPr>
+    </w:p>
+    <w:p>
+      <w:pPr>
+        <w:keepNext/>
+        <w:bidi/>
+        <w:jc w:val="center"/>
+      </w:pPr>
+      <w:r>
+        <w:rPr>
+          <w:rFonts w:cs="B Nazanin"/>
+          <w:noProof/>
+          <w:rtl/>
+          <w:lang w:val="fa-IR" w:bidi="fa-IR"/>
+        </w:rPr>
+        <w:drawing>
+          <wp:inline distT="0" distB="0" distL="0" distR="0" wp14:anchorId="4E7881B9" wp14:editId="14D0103B">
+            <wp:extent cx="5987147" cy="1796143"/>
+            <wp:effectExtent l="0" t="0" r="0" b="0"/>
+            <wp:docPr id="46232661" name="Picture 11"/>
+            <wp:cNvGraphicFramePr>
+              <a:graphicFrameLocks xmlns:a="http://schemas.openxmlformats.org/drawingml/2006/main" noChangeAspect="1"/>
+            </wp:cNvGraphicFramePr>
+            <a:graphic xmlns:a="http://schemas.openxmlformats.org/drawingml/2006/main">
+              <a:graphicData uri="http://schemas.openxmlformats.org/drawingml/2006/picture">
+                <pic:pic xmlns:pic="http://schemas.openxmlformats.org/drawingml/2006/picture">
+                  <pic:nvPicPr>
+                    <pic:cNvPr id="46232661" name="Picture 46232661"/>
+                    <pic:cNvPicPr/>
+                  </pic:nvPicPr>
+                  <pic:blipFill>
+                    <a:blip r:embed="rId11" cstate="print">
+                      <a:extLst>
+                        <a:ext uri="{28A0092B-C50C-407E-A947-70E740481C1C}">
+                          <a14:useLocalDpi xmlns:a14="http://schemas.microsoft.com/office/drawing/2010/main" val="0"/>
+                        </a:ext>
+                      </a:extLst>
+                    </a:blip>
+                    <a:stretch>
+                      <a:fillRect/>
+                    </a:stretch>
+                  </pic:blipFill>
+                  <pic:spPr>
+                    <a:xfrm>
+                      <a:off x="0" y="0"/>
+                      <a:ext cx="6109225" cy="1832766"/>
+                    </a:xfrm>
+                    <a:prstGeom prst="rect">
+                      <a:avLst/>
+                    </a:prstGeom>
+                  </pic:spPr>
+                </pic:pic>
+              </a:graphicData>
+            </a:graphic>
+          </wp:inline>
+        </w:drawing>
+      </w:r>
+    </w:p>
+    <w:p>
+      <w:pPr>
+        <w:pStyle w:val="Caption"/>
+        <w:bidi/>
+        <w:jc w:val="center"/>
+        <w:rPr>
+          <w:rtl/>
+        </w:rPr>
+      </w:pPr>
+      <w:r>
+        <w:rPr>
+          <w:rFonts w:hint="cs"/>
+          <w:rtl/>
+        </w:rPr>
+        <w:t>شکل</w:t>
+      </w:r>
+      <w:r>
+        <w:rPr>
+          <w:rtl/>
+        </w:rPr>
+        <w:t xml:space="preserve"> 1-2 </w:t>
+      </w:r>
+      <w:r>
+        <w:rPr>
+          <w:rFonts w:hint="cs"/>
+          <w:rtl/>
+          <w:lang w:bidi="fa-IR"/>
+        </w:rPr>
+        <w:t xml:space="preserve">قرار دادن </w:t>
+      </w:r>
+      <w:r>
+        <w:rPr>
+          <w:lang w:bidi="fa-IR"/>
+        </w:rPr>
+        <w:t>LED</w:t>
+      </w:r>
+      <w:r>
+        <w:rPr>
+          <w:rFonts w:hint="cs"/>
+          <w:rtl/>
+          <w:lang w:bidi="fa-IR"/>
+        </w:rPr>
+        <w:t xml:space="preserve"> در مدار</w:t>
+      </w:r>
+    </w:p>
+    <w:p>
+      <w:pPr>
+        <w:bidi/>
+        <w:rPr>
+          <w:rFonts w:cs="B Nazanin"/>
+          <w:rtl/>
+          <w:lang w:bidi="fa-IR"/>
+        </w:rPr>
+      </w:pPr>
+    </w:p>
+    <w:p>
+      <w:pPr>
+        <w:keepNext/>
+        <w:bidi/>
+        <w:jc w:val="center"/>
+      </w:pPr>
+      <w:r>
+        <w:rPr>
+          <w:rFonts w:cs="B Nazanin"/>
+          <w:noProof/>
+          <w:rtl/>
+          <w:lang w:val="fa-IR" w:bidi="fa-IR"/>
+        </w:rPr>
+        <w:drawing>
+          <wp:inline distT="0" distB="0" distL="0" distR="0" wp14:anchorId="30B4E514" wp14:editId="5D210AFE">
+            <wp:extent cx="5943600" cy="2126615"/>
+            <wp:effectExtent l="0" t="0" r="0" b="6985"/>
+            <wp:docPr id="870218031" name="Picture 12"/>
+            <wp:cNvGraphicFramePr>
+              <a:graphicFrameLocks xmlns:a="http://schemas.openxmlformats.org/drawingml/2006/main" noChangeAspect="1"/>
+            </wp:cNvGraphicFramePr>
+            <a:graphic xmlns:a="http://schemas.openxmlformats.org/drawingml/2006/main">
+              <a:graphicData uri="http://schemas.openxmlformats.org/drawingml/2006/picture">
+                <pic:pic xmlns:pic="http://schemas.openxmlformats.org/drawingml/2006/picture">
+                  <pic:nvPicPr>
+                    <pic:cNvPr id="870218031" name="Picture 870218031"/>
+                    <pic:cNvPicPr/>
+                  </pic:nvPicPr>
+                  <pic:blipFill>
+                    <a:blip r:embed="rId12">
+                      <a:extLst>
+                        <a:ext uri="{28A0092B-C50C-407E-A947-70E740481C1C}">
+                          <a14:useLocalDpi xmlns:a14="http://schemas.microsoft.com/office/drawing/2010/main" val="0"/>
+                        </a:ext>
+                      </a:extLst>
+                    </a:blip>
+                    <a:stretch>
+                      <a:fillRect/>
+                    </a:stretch>
+                  </pic:blipFill>
+                  <pic:spPr>
+                    <a:xfrm>
+                      <a:off x="0" y="0"/>
+                      <a:ext cx="5943600" cy="2126615"/>
+                    </a:xfrm>
+                    <a:prstGeom prst="rect">
+                      <a:avLst/>
+                    </a:prstGeom>
+                  </pic:spPr>
+                </pic:pic>
+              </a:graphicData>
+            </a:graphic>
+          </wp:inline>
+        </w:drawing>
+      </w:r>
+    </w:p>
+    <w:p>
+      <w:pPr>
+        <w:pStyle w:val="Caption"/>
+        <w:bidi/>
+        <w:jc w:val="center"/>
+        <w:rPr>
+          <w:rFonts w:cs="B Nazanin"/>
+          <w:rtl/>
+          <w:lang w:bidi="fa-IR"/>
+        </w:rPr>
+      </w:pPr>
+      <w:r>
+        <w:rPr>
+          <w:rFonts w:hint="cs"/>
+          <w:rtl/>
+        </w:rPr>
+        <w:t>شکل</w:t>
+      </w:r>
+      <w:r>
+        <w:rPr>
+          <w:rtl/>
+        </w:rPr>
+        <w:t xml:space="preserve"> 3-1 </w:t>
+      </w:r>
+      <w:r>
+        <w:rPr>
+          <w:rFonts w:hint="cs"/>
+          <w:rtl/>
+        </w:rPr>
+        <w:t>مدار تکمیل شده</w:t>
+      </w:r>
+    </w:p>
+    <w:p>
+      <w:pPr>
+        <w:bidi/>
+        <w:rPr>
+          <w:rFonts w:cs="B Nazanin"/>
+          <w:rtl/>
+          <w:lang w:bidi="fa-IR"/>
+        </w:rPr>
+      </w:pPr>
+    </w:p>
+    <w:p>
+      <w:pPr>
+        <w:keepNext/>
+        <w:bidi/>
+        <w:jc w:val="center"/>
+      </w:pPr>
+      <w:r>
+        <w:rPr>
+          <w:rFonts w:cs="B Nazanin"/>
+          <w:noProof/>
+          <w:rtl/>
+          <w:lang w:val="fa-IR" w:bidi="fa-IR"/>
+        </w:rPr>
+        <w:drawing>
+          <wp:inline distT="0" distB="0" distL="0" distR="0" wp14:anchorId="215DC023" wp14:editId="7526DB67">
+            <wp:extent cx="2178740" cy="2041072"/>
+            <wp:effectExtent l="0" t="0" r="0" b="0"/>
+            <wp:docPr id="1665471848" name="Picture 13"/>
+            <wp:cNvGraphicFramePr>
+              <a:graphicFrameLocks xmlns:a="http://schemas.openxmlformats.org/drawingml/2006/main" noChangeAspect="1"/>
+            </wp:cNvGraphicFramePr>
+            <a:graphic xmlns:a="http://schemas.openxmlformats.org/drawingml/2006/main">
+              <a:graphicData uri="http://schemas.openxmlformats.org/drawingml/2006/picture">
+                <pic:pic xmlns:pic="http://schemas.openxmlformats.org/drawingml/2006/picture">
+                  <pic:nvPicPr>
+                    <pic:cNvPr id="1665471848" name="Picture 1665471848"/>
+                    <pic:cNvPicPr/>
+                  </pic:nvPicPr>
+                  <pic:blipFill>
+                    <a:blip r:embed="rId13">
+                      <a:extLst>
+                        <a:ext uri="{28A0092B-C50C-407E-A947-70E740481C1C}">
+                          <a14:useLocalDpi xmlns:a14="http://schemas.microsoft.com/office/drawing/2010/main" val="0"/>
+                        </a:ext>
+                      </a:extLst>
+                    </a:blip>
+                    <a:stretch>
+                      <a:fillRect/>
+                    </a:stretch>
+                  </pic:blipFill>
+                  <pic:spPr>
+                    <a:xfrm>
+                      <a:off x="0" y="0"/>
+                      <a:ext cx="2243514" cy="2101753"/>
+                    </a:xfrm>
+                    <a:prstGeom prst="rect">
+                      <a:avLst/>
+                    </a:prstGeom>
+                  </pic:spPr>
+                </pic:pic>
+              </a:graphicData>
+            </a:graphic>
+          </wp:inline>
+        </w:drawing>
+      </w:r>
+    </w:p>
+    <w:p>
+      <w:pPr>
+        <w:pStyle w:val="Caption"/>
+        <w:bidi/>
+        <w:jc w:val="center"/>
+        <w:rPr>
+          <w:rFonts w:cs="B Nazanin"/>
+          <w:rtl/>
+          <w:lang w:bidi="fa-IR"/>
+        </w:rPr>
+      </w:pPr>
+      <w:r>
+        <w:rPr>
+          <w:rFonts w:hint="cs"/>
+          <w:rtl/>
+        </w:rPr>
+        <w:t>شکل</w:t>
+      </w:r>
+      <w:r>
+        <w:rPr>
+          <w:rtl/>
+        </w:rPr>
+        <w:t xml:space="preserve"> 4-1</w:t>
+      </w:r>
+      <w:r>
+        <w:rPr>
+          <w:rFonts w:hint="cs"/>
+          <w:rtl/>
+        </w:rPr>
+        <w:t xml:space="preserve"> </w:t>
+      </w:r>
+      <w:r>
+        <w:rPr>
+          <w:rFonts w:hint="cs"/>
+          <w:noProof/>
+          <w:rtl/>
+          <w:lang w:bidi="fa-IR"/>
+        </w:rPr>
+        <w:t>شکل شماتیک نهایی مدار</w:t>
+      </w:r>
+    </w:p>
+    <w:p>
+      <w:pPr>
+        <w:bidi/>
+        <w:rPr>
+          <w:rFonts w:cs="B Yekan"/>
+          <w:sz w:val="28"/>
+          <w:szCs w:val="28"/>
+          <w:rtl/>
+          <w:lang w:bidi="fa-IR"/>
+        </w:rPr>
+      </w:pPr>
+      <w:r>
+        <w:rPr>
+          <w:rFonts w:cs="B Yekan" w:hint="cs"/>
+          <w:sz w:val="28"/>
+          <w:szCs w:val="28"/>
+          <w:rtl/>
+          <w:lang w:bidi="fa-IR"/>
+        </w:rPr>
+        <w:lastRenderedPageBreak/>
+        <w:t xml:space="preserve">بخش </w:t>
+      </w:r>
+      <w:r>
+        <w:rPr>
+          <w:rFonts w:cs="B Yekan" w:hint="cs"/>
+          <w:sz w:val="28"/>
+          <w:szCs w:val="28"/>
+          <w:rtl/>
+          <w:lang w:bidi="fa-IR"/>
+        </w:rPr>
+        <w:t>سوم</w:t>
+      </w:r>
+      <w:r>
+        <w:rPr>
+          <w:rFonts w:cs="B Yekan" w:hint="cs"/>
+          <w:sz w:val="28"/>
+          <w:szCs w:val="28"/>
+          <w:rtl/>
+          <w:lang w:bidi="fa-IR"/>
+        </w:rPr>
+        <w:t xml:space="preserve"> :</w:t>
+      </w:r>
+    </w:p>
+    <w:p>
+      <w:pPr>
+        <w:bidi/>
+        <w:rPr>
+          <w:rFonts w:cs="B Yekan"/>
+          <w:sz w:val="28"/>
+          <w:szCs w:val="28"/>
+          <w:rtl/>
+          <w:lang w:bidi="fa-IR"/>
+        </w:rPr>
+      </w:pPr>
+      <w:r>
+        <w:rPr>
+          <w:rFonts w:cs="B Yekan" w:hint="cs"/>
+          <w:sz w:val="28"/>
+          <w:szCs w:val="28"/>
+          <w:rtl/>
+          <w:lang w:bidi="fa-IR"/>
+        </w:rPr>
+        <w:t xml:space="preserve">تشکیل مدار </w:t>
+      </w:r>
+      <w:r>
+        <w:rPr>
+          <w:rFonts w:cs="B Yekan"/>
+          <w:sz w:val="28"/>
+          <w:szCs w:val="28"/>
+          <w:lang w:bidi="fa-IR"/>
+        </w:rPr>
+        <w:t>LED</w:t>
+      </w:r>
+      <w:r>
+        <w:rPr>
+          <w:rFonts w:cs="B Yekan" w:hint="cs"/>
+          <w:sz w:val="28"/>
+          <w:szCs w:val="28"/>
+          <w:rtl/>
+          <w:lang w:bidi="fa-IR"/>
+        </w:rPr>
+        <w:t xml:space="preserve"> با استفاده از تراشه</w:t>
+      </w:r>
+      <w:r>
+        <w:rPr>
+          <w:rFonts w:cs="B Yekan" w:hint="cs"/>
+          <w:sz w:val="28"/>
+          <w:szCs w:val="28"/>
+          <w:rtl/>
+          <w:lang w:bidi="fa-IR"/>
+        </w:rPr>
+        <w:t>:</w:t>
+      </w:r>
+    </w:p>
+    <w:p>
+      <w:pPr>
+        <w:bidi/>
+        <w:rPr>
+          <w:rFonts w:cs="B Yekan"/>
+          <w:sz w:val="28"/>
+          <w:szCs w:val="28"/>
+          <w:rtl/>
+          <w:lang w:bidi="fa-IR"/>
+        </w:rPr>
+      </w:pPr>
+    </w:p>
+    <w:p>
+      <w:pPr>
+        <w:bidi/>
+        <w:rPr>
+          <w:rFonts w:cs="B Yekan"/>
+          <w:b/>
+          <w:bCs/>
+          <w:rtl/>
+          <w:lang w:bidi="fa-IR"/>
+        </w:rPr>
+      </w:pPr>
+      <w:r>
+        <w:rPr>
+          <w:rFonts w:cs="B Yekan" w:hint="cs"/>
+          <w:b/>
+          <w:bCs/>
+          <w:rtl/>
+          <w:lang w:bidi="fa-IR"/>
+        </w:rPr>
+        <w:t>قطعات استفاده شده :</w:t>
+      </w:r>
+    </w:p>
+    <w:p>
+      <w:pPr>
+        <w:pStyle w:val="ListParagraph"/>
+        <w:numPr>
+          <w:ilvl w:val="0"/>
+          <w:numId w:val="4"/>
+        </w:numPr>
+        <w:bidi/>
+        <w:rPr>
+          <w:rFonts w:cs="B Nazanin"/>
+          <w:lang w:bidi="fa-IR"/>
+        </w:rPr>
+      </w:pPr>
+      <w:r>
+        <w:rPr>
+          <w:rFonts w:cs="B Nazanin" w:hint="cs"/>
+          <w:rtl/>
+          <w:lang w:bidi="fa-IR"/>
+        </w:rPr>
+        <w:t>برد بورد</w:t>
+      </w:r>
+    </w:p>
+    <w:p>
+      <w:pPr>
+        <w:pStyle w:val="ListParagraph"/>
+        <w:numPr>
+          <w:ilvl w:val="0"/>
+          <w:numId w:val="4"/>
+        </w:numPr>
+        <w:bidi/>
+        <w:rPr>
+          <w:rFonts w:cs="B Nazanin"/>
+          <w:lang w:bidi="fa-IR"/>
+        </w:rPr>
+      </w:pPr>
+      <w:r>
+        <w:rPr>
+          <w:rFonts w:cs="B Nazanin"/>
+          <w:lang w:bidi="fa-IR"/>
+        </w:rPr>
+        <w:t>LED</w:t>
+      </w:r>
+    </w:p>
+    <w:p>
+      <w:pPr>
+        <w:pStyle w:val="ListParagraph"/>
+        <w:numPr>
+          <w:ilvl w:val="0"/>
+          <w:numId w:val="4"/>
+        </w:numPr>
+        <w:bidi/>
+        <w:rPr>
+          <w:rFonts w:cs="B Nazanin"/>
+          <w:lang w:bidi="fa-IR"/>
+        </w:rPr>
+      </w:pPr>
+      <w:r>
+        <w:rPr>
+          <w:rFonts w:cs="B Nazanin" w:hint="cs"/>
+          <w:rtl/>
+          <w:lang w:bidi="fa-IR"/>
+        </w:rPr>
+        <w:t xml:space="preserve">باتری 4.8 ولتی </w:t>
+      </w:r>
+      <w:r>
+        <w:rPr>
+          <w:rFonts w:cs="B Nazanin"/>
+          <w:lang w:bidi="fa-IR"/>
+        </w:rPr>
+        <w:t>4XAAA</w:t>
+      </w:r>
+    </w:p>
+    <w:p>
+      <w:pPr>
+        <w:pStyle w:val="ListParagraph"/>
+        <w:numPr>
+          <w:ilvl w:val="0"/>
+          <w:numId w:val="4"/>
+        </w:numPr>
+        <w:bidi/>
+        <w:rPr>
+          <w:rFonts w:cs="B Nazanin"/>
+          <w:lang w:bidi="fa-IR"/>
+        </w:rPr>
+      </w:pPr>
+      <w:r>
+        <w:rPr>
+          <w:rFonts w:cs="B Nazanin" w:hint="cs"/>
+          <w:rtl/>
+          <w:lang w:bidi="fa-IR"/>
+        </w:rPr>
+        <w:t>مقاومت 220 اهمی</w:t>
+      </w:r>
+    </w:p>
+    <w:p>
+      <w:pPr>
+        <w:pStyle w:val="ListParagraph"/>
+        <w:numPr>
+          <w:ilvl w:val="0"/>
+          <w:numId w:val="4"/>
+        </w:numPr>
+        <w:bidi/>
+        <w:rPr>
+          <w:rFonts w:cs="B Nazanin"/>
+          <w:lang w:bidi="fa-IR"/>
+        </w:rPr>
+      </w:pPr>
+      <w:r>
+        <w:rPr>
+          <w:rFonts w:cs="B Nazanin" w:hint="cs"/>
+          <w:rtl/>
+          <w:lang w:bidi="fa-IR"/>
+        </w:rPr>
+        <w:t xml:space="preserve">تراشه </w:t>
+      </w:r>
+      <w:r>
+        <w:rPr>
+          <w:rFonts w:cs="B Nazanin"/>
+          <w:lang w:bidi="fa-IR"/>
+        </w:rPr>
+        <w:t>74HC04</w:t>
+      </w:r>
+    </w:p>
+    <w:p>
+      <w:pPr>
+        <w:bidi/>
+        <w:rPr>
+          <w:rFonts w:cs="B Nazanin"/>
+          <w:rtl/>
+          <w:lang w:bidi="fa-IR"/>
+        </w:rPr>
+      </w:pPr>
+    </w:p>
+    <w:p>
+      <w:pPr>
+        <w:bidi/>
+        <w:rPr>
+          <w:rFonts w:cs="B Yekan"/>
+          <w:sz w:val="28"/>
+          <w:szCs w:val="28"/>
+          <w:rtl/>
+          <w:lang w:bidi="fa-IR"/>
+        </w:rPr>
+      </w:pPr>
+      <w:r>
+        <w:rPr>
+          <w:rFonts w:cs="B Yekan" w:hint="cs"/>
+          <w:sz w:val="28"/>
+          <w:szCs w:val="28"/>
+          <w:rtl/>
+          <w:lang w:bidi="fa-IR"/>
+        </w:rPr>
+        <w:t>شرح آزمایش :</w:t>
+      </w:r>
+    </w:p>
+    <w:p>
+      <w:pPr>
+        <w:bidi/>
+        <w:rPr>
+          <w:rFonts w:cs="B Nazanin"/>
+          <w:rtl/>
+          <w:lang w:bidi="fa-IR"/>
+        </w:rPr>
+      </w:pPr>
+      <w:r>
+        <w:rPr>
+          <w:rFonts w:cs="B Nazanin" w:hint="cs"/>
+          <w:rtl/>
+          <w:lang w:bidi="fa-IR"/>
+        </w:rPr>
+        <w:t>ابتدا توضیحاتی را درمورد تراشه شرح می دهیم.</w:t>
+      </w:r>
+    </w:p>
+    <w:p>
+      <w:pPr>
+        <w:bidi/>
+        <w:rPr>
+          <w:rFonts w:cs="B Nazanin" w:hint="cs"/>
+          <w:rtl/>
+          <w:lang w:bidi="fa-IR"/>
+        </w:rPr>
+      </w:pPr>
+      <w:r>
+        <w:rPr>
+          <w:rFonts w:cs="B Nazanin" w:hint="cs"/>
+          <w:rtl/>
+          <w:lang w:bidi="fa-IR"/>
+        </w:rPr>
+        <w:t xml:space="preserve">در این تراشه </w:t>
+      </w:r>
+      <w:r>
+        <w:rPr>
+          <w:rFonts w:cs="B Nazanin" w:hint="cs"/>
+          <w:rtl/>
+          <w:lang w:bidi="fa-IR"/>
+        </w:rPr>
+        <w:t xml:space="preserve">(شکل 5-1) </w:t>
+      </w:r>
+      <w:r>
+        <w:rPr>
+          <w:rFonts w:cs="B Nazanin" w:hint="cs"/>
+          <w:rtl/>
+          <w:lang w:bidi="fa-IR"/>
+        </w:rPr>
+        <w:t xml:space="preserve">تعدادی ورودی و خروجی وجود دارد که به صورت </w:t>
+      </w:r>
+      <w:r>
+        <w:rPr>
+          <w:rFonts w:cs="B Nazanin" w:hint="cs"/>
+          <w:rtl/>
+          <w:lang w:bidi="fa-IR"/>
+        </w:rPr>
+        <w:t>دو به دو متمم منطقی یکدیگر هستند.</w:t>
+      </w:r>
+      <w:r>
+        <w:rPr>
+          <w:rFonts w:cs="B Nazanin" w:hint="cs"/>
+          <w:rtl/>
+          <w:lang w:bidi="fa-IR"/>
+        </w:rPr>
+        <w:t>(شکل 6-1)</w:t>
+      </w:r>
+      <w:r>
+        <w:rPr>
+          <w:rFonts w:cs="B Nazanin" w:hint="cs"/>
+          <w:rtl/>
+          <w:lang w:bidi="fa-IR"/>
+        </w:rPr>
+        <w:t xml:space="preserve"> در واقع </w:t>
+      </w:r>
+      <w:r>
+        <w:rPr>
+          <w:rFonts w:cs="B Nazanin"/>
+          <w:lang w:bidi="fa-IR"/>
+        </w:rPr>
+        <w:t>Y</w:t>
+      </w:r>
+      <w:r>
+        <w:rPr>
+          <w:rFonts w:cs="B Nazanin" w:hint="cs"/>
+          <w:rtl/>
+          <w:lang w:bidi="fa-IR"/>
+        </w:rPr>
+        <w:t xml:space="preserve"> ها خروجی و </w:t>
+      </w:r>
+      <w:r>
+        <w:rPr>
+          <w:rFonts w:cs="B Nazanin"/>
+          <w:lang w:bidi="fa-IR"/>
+        </w:rPr>
+        <w:t>A</w:t>
+      </w:r>
+      <w:r>
+        <w:rPr>
+          <w:rFonts w:cs="B Nazanin" w:hint="cs"/>
+          <w:rtl/>
+          <w:lang w:bidi="fa-IR"/>
+        </w:rPr>
+        <w:t xml:space="preserve"> ها ورودی هستند</w:t>
+      </w:r>
+      <w:r>
+        <w:rPr>
+          <w:rFonts w:cs="B Nazanin"/>
+          <w:lang w:bidi="fa-IR"/>
+        </w:rPr>
+        <w:t xml:space="preserve"> </w:t>
+      </w:r>
+      <w:r>
+        <w:rPr>
+          <w:rFonts w:cs="B Nazanin" w:hint="cs"/>
+          <w:rtl/>
+          <w:lang w:bidi="fa-IR"/>
+        </w:rPr>
+        <w:t>؛ همچنین روی هر تراشه یک بخش فرو رفتگی وجود دارد که ترتیب شماره گذاری را در آن تراشه را مشخص می کند.</w:t>
+      </w:r>
+    </w:p>
+    <w:p>
+      <w:pPr>
+        <w:bidi/>
+        <w:rPr>
+          <w:rFonts w:cs="B Nazanin"/>
+          <w:rtl/>
+          <w:lang w:bidi="fa-IR"/>
+        </w:rPr>
+      </w:pPr>
+      <w:r>
+        <w:rPr>
+          <w:rFonts w:cs="B Nazanin" w:hint="cs"/>
+          <w:rtl/>
+          <w:lang w:bidi="fa-IR"/>
+        </w:rPr>
+        <w:t xml:space="preserve">ابتدا تراشه را روی برد بورد به گونه ای قرار می دهیم که یک بخش از پایه های آن در نیمه بالایی و بخش دیگر آن در نیمه پایینی باشند. </w:t>
+      </w:r>
+      <w:r>
+        <w:rPr>
+          <w:rFonts w:cs="B Nazanin" w:hint="cs"/>
+          <w:rtl/>
+          <w:lang w:bidi="fa-IR"/>
+        </w:rPr>
+        <w:t xml:space="preserve">سپس باتری را به مدار اضافه کرده و ورودی 1 تراشه را به </w:t>
+      </w:r>
+      <w:r>
+        <w:rPr>
+          <w:rFonts w:cs="B Nazanin"/>
+          <w:lang w:bidi="fa-IR"/>
+        </w:rPr>
+        <w:t>VCC</w:t>
+      </w:r>
+      <w:r>
+        <w:rPr>
+          <w:rFonts w:cs="B Nazanin" w:hint="cs"/>
+          <w:rtl/>
+          <w:lang w:bidi="fa-IR"/>
+        </w:rPr>
+        <w:t xml:space="preserve"> متصل می کنیم. سپس خروجی 2 را به ورودی 3 و خروجی 4 را به ورودی 5 متصل می کنیم. با توجه به شکل یک تراشه () باید خروجی 6 را به ورودی 9 وصل کنیم و خروجی آن را از خروجی شماره 8 گرفته و به ورودی 11 متصل کنیم</w:t>
+      </w:r>
+      <w:r>
+        <w:rPr>
+          <w:rFonts w:cs="B Nazanin" w:hint="cs"/>
+          <w:rtl/>
+          <w:lang w:bidi="fa-IR"/>
+        </w:rPr>
+        <w:t xml:space="preserve">. در نهایت خروجی 10 را به ورودی 13 وصل میکنیم و خروجی کل تراشه را از خروجی 12 می گیریم. این همان خروجی است که 6 بار متوالی عملیات </w:t>
+      </w:r>
+      <w:r>
+        <w:rPr>
+          <w:rFonts w:cs="B Nazanin"/>
+          <w:lang w:bidi="fa-IR"/>
+        </w:rPr>
+        <w:t>NOT</w:t>
+      </w:r>
+      <w:r>
+        <w:rPr>
+          <w:rFonts w:cs="B Nazanin" w:hint="cs"/>
+          <w:rtl/>
+          <w:lang w:bidi="fa-IR"/>
+        </w:rPr>
+        <w:t xml:space="preserve"> روی آن اتفاق افتاده است.</w:t>
+      </w:r>
+      <w:r>
+        <w:rPr>
+          <w:rFonts w:cs="B Nazanin" w:hint="cs"/>
+          <w:rtl/>
+          <w:lang w:bidi="fa-IR"/>
+        </w:rPr>
+        <w:t>(شکل 7-1)</w:t>
+      </w:r>
+    </w:p>
+    <w:p>
+      <w:pPr>
+        <w:bidi/>
+        <w:rPr>
+          <w:rFonts w:cs="B Nazanin"/>
+          <w:rtl/>
+          <w:lang w:bidi="fa-IR"/>
+        </w:rPr>
+      </w:pPr>
+      <w:r>
+        <w:rPr>
+          <w:rFonts w:cs="B Nazanin" w:hint="cs"/>
+          <w:rtl/>
+          <w:lang w:bidi="fa-IR"/>
+        </w:rPr>
+        <w:t>در نهایت این خروجی را به یک مقاومت 220 اهمی متصل کرده و خروجی مقاومت را به سر مثبت دیود وصل می کنیم و سر منفی دیود را به سر منفی باتری وصل می کنیم تا مدار تکمیل بشود.</w:t>
+      </w:r>
+      <w:r>
+        <w:rPr>
+          <w:rFonts w:cs="B Nazanin" w:hint="cs"/>
+          <w:rtl/>
+          <w:lang w:bidi="fa-IR"/>
+        </w:rPr>
+        <w:t>(شکل 8-1)</w:t>
+      </w:r>
+    </w:p>
+    <w:p>
+      <w:pPr>
+        <w:bidi/>
+        <w:rPr>
+          <w:rFonts w:cs="B Nazanin"/>
+          <w:rtl/>
+          <w:lang w:bidi="fa-IR"/>
+        </w:rPr>
+      </w:pPr>
+      <w:r>
+        <w:rPr>
+          <w:rFonts w:cs="B Nazanin" w:hint="cs"/>
+          <w:rtl/>
+          <w:lang w:bidi="fa-IR"/>
+        </w:rPr>
+        <w:t>و در انتها میتوان شکل شماتیک مدار را هم در شکل 9-1 مشاهده کرد.</w:t>
+      </w:r>
+    </w:p>
+    <w:p>
+      <w:pPr>
+        <w:bidi/>
+        <w:rPr>
+          <w:rFonts w:cs="B Nazanin" w:hint="cs"/>
+          <w:rtl/>
+          <w:lang w:bidi="fa-IR"/>
+        </w:rPr>
+      </w:pPr>
+    </w:p>
+    <w:p>
+      <w:pPr>
+        <w:bidi/>
+        <w:rPr>
+          <w:rFonts w:cs="B Nazanin"/>
+          <w:rtl/>
+          <w:lang w:bidi="fa-IR"/>
+        </w:rPr>
+      </w:pPr>
+    </w:p>
+    <w:p>
+      <w:pPr>
+        <w:bidi/>
+        <w:rPr>
+          <w:rFonts w:cs="B Nazanin"/>
+          <w:rtl/>
+          <w:lang w:bidi="fa-IR"/>
+        </w:rPr>
+      </w:pPr>
+    </w:p>
+    <w:tbl>
+      <w:tblPr>
+        <w:tblStyle w:val="TableGrid"/>
+        <w:bidiVisual/>
+        <w:tblW w:w="0" w:type="auto"/>
+        <w:tblLook w:val="04A0" w:firstRow="1" w:lastRow="0" w:firstColumn="1" w:lastColumn="0" w:noHBand="0" w:noVBand="1"/>
+      </w:tblPr>
+      <w:tblGrid>
+        <w:gridCol w:w="4257"/>
+        <w:gridCol w:w="5103"/>
+      </w:tblGrid>
+      <w:tr>
+        <w:tc>
+          <w:tcPr>
+            <w:tcW w:w="4279" w:type="dxa"/>
+            <w:tcBorders>
+              <w:top w:val="nil"/>
+              <w:left w:val="nil"/>
+              <w:bottom w:val="nil"/>
+              <w:right w:val="nil"/>
+            </w:tcBorders>
+          </w:tcPr>
+          <w:p>
+            <w:pPr>
+              <w:keepNext/>
+              <w:bidi/>
+            </w:pPr>
+            <w:r>
+              <w:rPr>
+                <w:rFonts w:cs="B Nazanin"/>
+                <w:noProof/>
+                <w:rtl/>
+                <w:lang w:val="fa-IR" w:bidi="fa-IR"/>
+              </w:rPr>
+              <w:drawing>
+                <wp:inline distT="0" distB="0" distL="0" distR="0" wp14:anchorId="2871B5F0" wp14:editId="799569C3">
+                  <wp:extent cx="2915057" cy="2934109"/>
+                  <wp:effectExtent l="0" t="0" r="0" b="0"/>
+                  <wp:docPr id="1207836718" name="Picture 14"/>
+                  <wp:cNvGraphicFramePr>
+                    <a:graphicFrameLocks xmlns:a="http://schemas.openxmlformats.org/drawingml/2006/main" noChangeAspect="1"/>
+                  </wp:cNvGraphicFramePr>
+                  <a:graphic xmlns:a="http://schemas.openxmlformats.org/drawingml/2006/main">
+                    <a:graphicData uri="http://schemas.openxmlformats.org/drawingml/2006/picture">
+                      <pic:pic xmlns:pic="http://schemas.openxmlformats.org/drawingml/2006/picture">
+                        <pic:nvPicPr>
+                          <pic:cNvPr id="1207836718" name="Picture 1207836718"/>
+                          <pic:cNvPicPr/>
+                        </pic:nvPicPr>
+                        <pic:blipFill>
+                          <a:blip r:embed="rId14">
+                            <a:extLst>
+                              <a:ext uri="{28A0092B-C50C-407E-A947-70E740481C1C}">
+                                <a14:useLocalDpi xmlns:a14="http://schemas.microsoft.com/office/drawing/2010/main" val="0"/>
+                              </a:ext>
+                            </a:extLst>
+                          </a:blip>
+                          <a:stretch>
+                            <a:fillRect/>
+                          </a:stretch>
+                        </pic:blipFill>
+                        <pic:spPr>
+                          <a:xfrm>
+                            <a:off x="0" y="0"/>
+                            <a:ext cx="2915057" cy="2934109"/>
+                          </a:xfrm>
+                          <a:prstGeom prst="rect">
+                            <a:avLst/>
+                          </a:prstGeom>
+                        </pic:spPr>
+                      </pic:pic>
+                    </a:graphicData>
+                  </a:graphic>
+                </wp:inline>
+              </w:drawing>
+            </w:r>
+          </w:p>
+          <w:p>
+            <w:pPr>
+              <w:pStyle w:val="Caption"/>
+              <w:bidi/>
+              <w:jc w:val="center"/>
+              <w:rPr>
+                <w:rFonts w:cs="B Nazanin"/>
+                <w:rtl/>
+                <w:lang w:bidi="fa-IR"/>
+              </w:rPr>
+            </w:pPr>
+            <w:r>
+              <w:rPr>
+                <w:rFonts w:hint="cs"/>
+                <w:rtl/>
+              </w:rPr>
+              <w:t>شکل</w:t>
+            </w:r>
+            <w:r>
+              <w:rPr>
+                <w:rtl/>
+              </w:rPr>
+              <w:t xml:space="preserve"> 5-1</w:t>
+            </w:r>
+            <w:r>
+              <w:rPr>
+                <w:rFonts w:hint="cs"/>
+                <w:rtl/>
+              </w:rPr>
+              <w:t xml:space="preserve"> </w:t>
+            </w:r>
+            <w:r>
+              <w:rPr>
+                <w:rFonts w:hint="cs"/>
+                <w:rtl/>
+                <w:lang w:bidi="fa-IR"/>
+              </w:rPr>
+              <w:t>شکل کلی تراشه</w:t>
+            </w:r>
+          </w:p>
+        </w:tc>
+        <w:tc>
+          <w:tcPr>
+            <w:tcW w:w="5076" w:type="dxa"/>
+            <w:tcBorders>
+              <w:top w:val="nil"/>
+              <w:left w:val="nil"/>
+              <w:bottom w:val="nil"/>
+              <w:right w:val="nil"/>
+            </w:tcBorders>
+          </w:tcPr>
+          <w:p>
+            <w:pPr>
+              <w:keepNext/>
+              <w:bidi/>
+            </w:pPr>
+            <w:r>
+              <w:rPr>
+                <w:rFonts w:cs="B Nazanin"/>
+                <w:noProof/>
+                <w:rtl/>
+                <w:lang w:val="fa-IR" w:bidi="fa-IR"/>
+              </w:rPr>
+              <w:drawing>
+                <wp:inline distT="0" distB="0" distL="0" distR="0" wp14:anchorId="6C521EEE" wp14:editId="2C2F29E7">
+                  <wp:extent cx="3515325" cy="2966357"/>
+                  <wp:effectExtent l="0" t="0" r="9525" b="5715"/>
+                  <wp:docPr id="417295013" name="Picture 15"/>
+                  <wp:cNvGraphicFramePr>
+                    <a:graphicFrameLocks xmlns:a="http://schemas.openxmlformats.org/drawingml/2006/main" noChangeAspect="1"/>
+                  </wp:cNvGraphicFramePr>
+                  <a:graphic xmlns:a="http://schemas.openxmlformats.org/drawingml/2006/main">
+                    <a:graphicData uri="http://schemas.openxmlformats.org/drawingml/2006/picture">
+                      <pic:pic xmlns:pic="http://schemas.openxmlformats.org/drawingml/2006/picture">
+                        <pic:nvPicPr>
+                          <pic:cNvPr id="417295013" name="Picture 417295013"/>
+                          <pic:cNvPicPr/>
+                        </pic:nvPicPr>
+                        <pic:blipFill>
+                          <a:blip r:embed="rId15">
+                            <a:extLst>
+                              <a:ext uri="{28A0092B-C50C-407E-A947-70E740481C1C}">
+                                <a14:useLocalDpi xmlns:a14="http://schemas.microsoft.com/office/drawing/2010/main" val="0"/>
+                              </a:ext>
+                            </a:extLst>
+                          </a:blip>
+                          <a:stretch>
+                            <a:fillRect/>
+                          </a:stretch>
+                        </pic:blipFill>
+                        <pic:spPr>
+                          <a:xfrm>
+                            <a:off x="0" y="0"/>
+                            <a:ext cx="3542931" cy="2989652"/>
+                          </a:xfrm>
+                          <a:prstGeom prst="rect">
+                            <a:avLst/>
+                          </a:prstGeom>
+                        </pic:spPr>
+                      </pic:pic>
+                    </a:graphicData>
+                  </a:graphic>
+                </wp:inline>
+              </w:drawing>
+            </w:r>
+          </w:p>
+          <w:p>
+            <w:pPr>
+              <w:pStyle w:val="Caption"/>
+              <w:bidi/>
+              <w:jc w:val="center"/>
+              <w:rPr>
+                <w:rFonts w:cs="B Nazanin"/>
+                <w:rtl/>
+                <w:lang w:bidi="fa-IR"/>
+              </w:rPr>
+            </w:pPr>
+            <w:r>
+              <w:rPr>
+                <w:rFonts w:hint="cs"/>
+                <w:rtl/>
+              </w:rPr>
+              <w:t>شکل</w:t>
+            </w:r>
+            <w:r>
+              <w:rPr>
+                <w:rtl/>
+              </w:rPr>
+              <w:t xml:space="preserve"> 6-1</w:t>
+            </w:r>
+            <w:r>
+              <w:rPr>
+                <w:rFonts w:hint="cs"/>
+                <w:rtl/>
+              </w:rPr>
+              <w:t xml:space="preserve"> </w:t>
+            </w:r>
+            <w:r>
+              <w:rPr>
+                <w:rFonts w:hint="cs"/>
+                <w:rtl/>
+                <w:lang w:bidi="fa-IR"/>
+              </w:rPr>
+              <w:t>عملیات های انجام شده در تراشه</w:t>
+            </w:r>
+          </w:p>
+        </w:tc>
+      </w:tr>
+    </w:tbl>
+    <w:p>
+      <w:pPr>
+        <w:bidi/>
+        <w:rPr>
+          <w:rFonts w:cs="B Nazanin"/>
+          <w:rtl/>
+          <w:lang w:bidi="fa-IR"/>
+        </w:rPr>
+      </w:pPr>
+    </w:p>
+    <w:p>
+      <w:pPr>
+        <w:keepNext/>
+        <w:bidi/>
+        <w:jc w:val="center"/>
+      </w:pPr>
+      <w:r>
+        <w:rPr>
+          <w:rFonts w:cs="B Nazanin"/>
+          <w:noProof/>
+          <w:rtl/>
+          <w:lang w:val="fa-IR" w:bidi="fa-IR"/>
+        </w:rPr>
+        <w:drawing>
+          <wp:inline distT="0" distB="0" distL="0" distR="0" wp14:anchorId="34785305" wp14:editId="5CF53CCE">
+            <wp:extent cx="4512128" cy="2253654"/>
+            <wp:effectExtent l="0" t="0" r="3175" b="0"/>
+            <wp:docPr id="394720975" name="Picture 16"/>
+            <wp:cNvGraphicFramePr>
+              <a:graphicFrameLocks xmlns:a="http://schemas.openxmlformats.org/drawingml/2006/main" noChangeAspect="1"/>
+            </wp:cNvGraphicFramePr>
+            <a:graphic xmlns:a="http://schemas.openxmlformats.org/drawingml/2006/main">
+              <a:graphicData uri="http://schemas.openxmlformats.org/drawingml/2006/picture">
+                <pic:pic xmlns:pic="http://schemas.openxmlformats.org/drawingml/2006/picture">
+                  <pic:nvPicPr>
+                    <pic:cNvPr id="394720975" name="Picture 394720975"/>
+                    <pic:cNvPicPr/>
+                  </pic:nvPicPr>
+                  <pic:blipFill>
+                    <a:blip r:embed="rId16">
+                      <a:extLst>
+                        <a:ext uri="{28A0092B-C50C-407E-A947-70E740481C1C}">
+                          <a14:useLocalDpi xmlns:a14="http://schemas.microsoft.com/office/drawing/2010/main" val="0"/>
+                        </a:ext>
+                      </a:extLst>
+                    </a:blip>
+                    <a:stretch>
+                      <a:fillRect/>
+                    </a:stretch>
+                  </pic:blipFill>
+                  <pic:spPr>
+                    <a:xfrm>
+                      <a:off x="0" y="0"/>
+                      <a:ext cx="4534128" cy="2264642"/>
+                    </a:xfrm>
+                    <a:prstGeom prst="rect">
+                      <a:avLst/>
+                    </a:prstGeom>
+                  </pic:spPr>
+                </pic:pic>
+              </a:graphicData>
+            </a:graphic>
+          </wp:inline>
+        </w:drawing>
+      </w:r>
+    </w:p>
+    <w:p>
+      <w:pPr>
+        <w:pStyle w:val="Caption"/>
+        <w:bidi/>
+        <w:jc w:val="center"/>
+        <w:rPr>
+          <w:rtl/>
+          <w:lang w:bidi="fa-IR"/>
+        </w:rPr>
+      </w:pPr>
+      <w:r>
+        <w:rPr>
+          <w:rFonts w:hint="cs"/>
+          <w:rtl/>
+        </w:rPr>
+        <w:t>شکل</w:t>
+      </w:r>
+      <w:r>
+        <w:rPr>
+          <w:rtl/>
+        </w:rPr>
+        <w:t xml:space="preserve"> 7-1 </w:t>
+      </w:r>
+      <w:r>
+        <w:rPr>
+          <w:rFonts w:hint="cs"/>
+          <w:rtl/>
+          <w:lang w:bidi="fa-IR"/>
+        </w:rPr>
+        <w:t>سیم کشی های مربوط به تراشه</w:t>
+      </w:r>
+    </w:p>
+    <w:p>
+      <w:pPr>
+        <w:keepNext/>
+        <w:bidi/>
+        <w:jc w:val="center"/>
+      </w:pPr>
+      <w:r>
+        <w:rPr>
+          <w:noProof/>
+          <w:rtl/>
+          <w:lang w:val="fa-IR" w:bidi="fa-IR"/>
+        </w:rPr>
+        <w:lastRenderedPageBreak/>
+        <w:drawing>
+          <wp:inline distT="0" distB="0" distL="0" distR="0" wp14:anchorId="33E5C065" wp14:editId="3A9AAAF7">
+            <wp:extent cx="4593771" cy="1564140"/>
+            <wp:effectExtent l="0" t="0" r="0" b="0"/>
+            <wp:docPr id="995035085" name="Picture 17"/>
+            <wp:cNvGraphicFramePr>
+              <a:graphicFrameLocks xmlns:a="http://schemas.openxmlformats.org/drawingml/2006/main" noChangeAspect="1"/>
+            </wp:cNvGraphicFramePr>
+            <a:graphic xmlns:a="http://schemas.openxmlformats.org/drawingml/2006/main">
+              <a:graphicData uri="http://schemas.openxmlformats.org/drawingml/2006/picture">
+                <pic:pic xmlns:pic="http://schemas.openxmlformats.org/drawingml/2006/picture">
+                  <pic:nvPicPr>
+                    <pic:cNvPr id="995035085" name="Picture 995035085"/>
+                    <pic:cNvPicPr/>
+                  </pic:nvPicPr>
+                  <pic:blipFill>
+                    <a:blip r:embed="rId17" cstate="print">
+                      <a:extLst>
+                        <a:ext uri="{28A0092B-C50C-407E-A947-70E740481C1C}">
+                          <a14:useLocalDpi xmlns:a14="http://schemas.microsoft.com/office/drawing/2010/main" val="0"/>
+                        </a:ext>
+                      </a:extLst>
+                    </a:blip>
+                    <a:stretch>
+                      <a:fillRect/>
+                    </a:stretch>
+                  </pic:blipFill>
+                  <pic:spPr>
+                    <a:xfrm>
+                      <a:off x="0" y="0"/>
+                      <a:ext cx="4613494" cy="1570856"/>
+                    </a:xfrm>
+                    <a:prstGeom prst="rect">
+                      <a:avLst/>
+                    </a:prstGeom>
+                  </pic:spPr>
+                </pic:pic>
+              </a:graphicData>
+            </a:graphic>
+          </wp:inline>
+        </w:drawing>
+      </w:r>
+    </w:p>
+    <w:p>
+      <w:pPr>
+        <w:pStyle w:val="Caption"/>
+        <w:bidi/>
+        <w:jc w:val="center"/>
+        <w:rPr>
+          <w:rtl/>
+          <w:lang w:bidi="fa-IR"/>
+        </w:rPr>
+      </w:pPr>
+      <w:r>
+        <w:rPr>
+          <w:rFonts w:hint="cs"/>
+          <w:rtl/>
+        </w:rPr>
+        <w:t>شکل</w:t>
+      </w:r>
+      <w:r>
+        <w:rPr>
+          <w:rtl/>
+        </w:rPr>
+        <w:t xml:space="preserve"> 8-1 </w:t>
+      </w:r>
+      <w:r>
+        <w:rPr>
+          <w:rFonts w:hint="cs"/>
+          <w:rtl/>
+          <w:lang w:bidi="fa-IR"/>
+        </w:rPr>
+        <w:t>شکل نهایی مدار</w:t>
+      </w:r>
+    </w:p>
+    <w:p>
+      <w:pPr>
+        <w:bidi/>
+        <w:rPr>
+          <w:rFonts w:cs="B Nazanin"/>
+          <w:rtl/>
+          <w:lang w:bidi="fa-IR"/>
+        </w:rPr>
+      </w:pPr>
+    </w:p>
+    <w:p>
+      <w:pPr>
+        <w:keepNext/>
+        <w:bidi/>
+        <w:jc w:val="center"/>
+      </w:pPr>
+      <w:r>
+        <w:rPr>
+          <w:rFonts w:cs="B Nazanin"/>
+          <w:noProof/>
+          <w:rtl/>
+          <w:lang w:val="fa-IR" w:bidi="fa-IR"/>
+        </w:rPr>
+        <w:drawing>
+          <wp:inline distT="0" distB="0" distL="0" distR="0" wp14:anchorId="7EAC7463" wp14:editId="14839B12">
+            <wp:extent cx="4327072" cy="4936298"/>
+            <wp:effectExtent l="0" t="0" r="0" b="0"/>
+            <wp:docPr id="82910967" name="Picture 18"/>
+            <wp:cNvGraphicFramePr>
+              <a:graphicFrameLocks xmlns:a="http://schemas.openxmlformats.org/drawingml/2006/main" noChangeAspect="1"/>
+            </wp:cNvGraphicFramePr>
+            <a:graphic xmlns:a="http://schemas.openxmlformats.org/drawingml/2006/main">
+              <a:graphicData uri="http://schemas.openxmlformats.org/drawingml/2006/picture">
+                <pic:pic xmlns:pic="http://schemas.openxmlformats.org/drawingml/2006/picture">
+                  <pic:nvPicPr>
+                    <pic:cNvPr id="82910967" name="Picture 82910967"/>
+                    <pic:cNvPicPr/>
+                  </pic:nvPicPr>
+                  <pic:blipFill>
+                    <a:blip r:embed="rId18">
+                      <a:extLst>
+                        <a:ext uri="{28A0092B-C50C-407E-A947-70E740481C1C}">
+                          <a14:useLocalDpi xmlns:a14="http://schemas.microsoft.com/office/drawing/2010/main" val="0"/>
+                        </a:ext>
+                      </a:extLst>
+                    </a:blip>
+                    <a:stretch>
+                      <a:fillRect/>
+                    </a:stretch>
+                  </pic:blipFill>
+                  <pic:spPr>
+                    <a:xfrm>
+                      <a:off x="0" y="0"/>
+                      <a:ext cx="4330401" cy="4940095"/>
+                    </a:xfrm>
+                    <a:prstGeom prst="rect">
+                      <a:avLst/>
+                    </a:prstGeom>
+                  </pic:spPr>
+                </pic:pic>
+              </a:graphicData>
+            </a:graphic>
+          </wp:inline>
+        </w:drawing>
+      </w:r>
+    </w:p>
+    <w:p>
+      <w:pPr>
+        <w:pStyle w:val="Caption"/>
+        <w:bidi/>
+        <w:jc w:val="center"/>
+        <w:rPr>
+          <w:rFonts w:cs="B Nazanin"/>
+          <w:rtl/>
+          <w:lang w:bidi="fa-IR"/>
+        </w:rPr>
+      </w:pPr>
+      <w:r>
+        <w:rPr>
+          <w:rFonts w:hint="cs"/>
+          <w:rtl/>
+        </w:rPr>
+        <w:t>شکل</w:t>
+      </w:r>
+      <w:r>
+        <w:rPr>
+          <w:rtl/>
+        </w:rPr>
+        <w:t xml:space="preserve"> 9-1 </w:t>
+      </w:r>
+      <w:r>
+        <w:rPr>
+          <w:rFonts w:hint="cs"/>
+          <w:rtl/>
+          <w:lang w:bidi="fa-IR"/>
+        </w:rPr>
+        <w:t>شکل شماتیک نهایی مدار</w:t>
+      </w:r>
+    </w:p>
+    <w:p>
+      <w:pPr>
+        <w:bidi/>
+        <w:rPr>
+          <w:rFonts w:cs="B Nazanin" w:hint="cs"/>
+          <w:rtl/>
+          <w:lang w:bidi="fa-IR"/>
+        </w:rPr>
+      </w:pPr>
     </w:p>
     <w:tbl>
       <w:tblPr>
@@ -725,12 +2970,696 @@
     </w:tbl>
     <w:p>
       <w:pPr>
+        <w:bidi/>
+        <w:rPr>
+          <w:rFonts w:cs="B Yekan"/>
+          <w:rtl/>
+          <w:lang w:bidi="fa-IR"/>
+        </w:rPr>
+      </w:pPr>
+      <w:r>
+        <w:rPr>
+          <w:rFonts w:cs="B Yekan" w:hint="cs"/>
+          <w:b/>
+          <w:bCs/>
+          <w:rtl/>
+          <w:lang w:bidi="fa-IR"/>
+        </w:rPr>
+        <w:t xml:space="preserve">آزمایش </w:t>
+      </w:r>
+      <w:r>
+        <w:rPr>
+          <w:rFonts w:cs="B Yekan" w:hint="cs"/>
+          <w:b/>
+          <w:bCs/>
+          <w:rtl/>
+          <w:lang w:bidi="fa-IR"/>
+        </w:rPr>
+        <w:t>دوم</w:t>
+      </w:r>
+      <w:r>
+        <w:rPr>
+          <w:rFonts w:cs="B Yekan" w:hint="cs"/>
+          <w:b/>
+          <w:bCs/>
+          <w:rtl/>
+          <w:lang w:bidi="fa-IR"/>
+        </w:rPr>
+        <w:t>:</w:t>
+      </w:r>
+      <w:r>
+        <w:rPr>
+          <w:rFonts w:cs="B Yekan" w:hint="cs"/>
+          <w:rtl/>
+          <w:lang w:bidi="fa-IR"/>
+        </w:rPr>
+        <w:t xml:space="preserve"> طراحی مدار های </w:t>
+      </w:r>
+      <w:r>
+        <w:rPr>
+          <w:rFonts w:cs="B Yekan"/>
+          <w:lang w:bidi="fa-IR"/>
+        </w:rPr>
+        <w:t xml:space="preserve">adder </w:t>
+      </w:r>
+      <w:r>
+        <w:rPr>
+          <w:rFonts w:cs="B Yekan" w:hint="cs"/>
+          <w:rtl/>
+          <w:lang w:bidi="fa-IR"/>
+        </w:rPr>
+        <w:t xml:space="preserve"> با نرم افزار </w:t>
+      </w:r>
+      <w:r>
+        <w:rPr>
+          <w:rFonts w:cs="B Yekan"/>
+          <w:lang w:bidi="fa-IR"/>
+        </w:rPr>
+        <w:t xml:space="preserve">Logisim </w:t>
+      </w:r>
+      <w:r>
+        <w:rPr>
+          <w:rFonts w:cs="B Yekan" w:hint="cs"/>
+          <w:rtl/>
+          <w:lang w:bidi="fa-IR"/>
+        </w:rPr>
+        <w:t>.</w:t>
+      </w:r>
+    </w:p>
+    <w:p>
+      <w:pPr>
+        <w:bidi/>
+        <w:rPr>
+          <w:rFonts w:cs="B Yekan"/>
+          <w:rtl/>
+          <w:lang w:bidi="fa-IR"/>
+        </w:rPr>
+      </w:pPr>
+    </w:p>
+    <w:p>
+      <w:pPr>
+        <w:bidi/>
+        <w:rPr>
+          <w:rFonts w:cs="B Yekan"/>
+          <w:rtl/>
+          <w:lang w:bidi="fa-IR"/>
+        </w:rPr>
+      </w:pPr>
+      <w:r>
+        <w:rPr>
+          <w:rFonts w:cs="B Yekan" w:hint="cs"/>
+          <w:sz w:val="28"/>
+          <w:szCs w:val="28"/>
+          <w:rtl/>
+          <w:lang w:bidi="fa-IR"/>
+        </w:rPr>
+        <w:t>مقدمه و تعریف آزمایش</w:t>
+      </w:r>
+      <w:r>
+        <w:rPr>
+          <w:rFonts w:cs="B Yekan" w:hint="cs"/>
+          <w:rtl/>
+          <w:lang w:bidi="fa-IR"/>
+        </w:rPr>
+        <w:t xml:space="preserve"> :</w:t>
+      </w:r>
+    </w:p>
+    <w:p>
+      <w:pPr>
+        <w:bidi/>
+        <w:rPr>
+          <w:rFonts w:cs="B Nazanin"/>
+          <w:rtl/>
+          <w:lang w:bidi="fa-IR"/>
+        </w:rPr>
+      </w:pPr>
+      <w:r>
+        <w:rPr>
+          <w:rFonts w:cs="B Nazanin" w:hint="cs"/>
+          <w:rtl/>
+          <w:lang w:bidi="fa-IR"/>
+        </w:rPr>
+        <w:t xml:space="preserve">هدف از این آزمایش طراحی مدار </w:t>
+      </w:r>
+      <w:r>
+        <w:rPr>
+          <w:rFonts w:cs="B Nazanin" w:hint="cs"/>
+          <w:rtl/>
+          <w:lang w:bidi="fa-IR"/>
+        </w:rPr>
+        <w:t>جمع کننده تک بیتی و مدار جمع کننده و تفریق کننده چهار بیتی با بیت کنترلی است.</w:t>
+      </w:r>
+    </w:p>
+    <w:p>
+      <w:pPr>
+        <w:bidi/>
+        <w:rPr>
+          <w:rFonts w:cs="B Nazanin"/>
+          <w:rtl/>
+          <w:lang w:bidi="fa-IR"/>
+        </w:rPr>
+      </w:pPr>
+    </w:p>
+    <w:p>
+      <w:pPr>
+        <w:bidi/>
+        <w:rPr>
+          <w:rFonts w:cs="B Yekan"/>
+          <w:sz w:val="28"/>
+          <w:szCs w:val="28"/>
+          <w:rtl/>
+          <w:lang w:bidi="fa-IR"/>
+        </w:rPr>
+      </w:pPr>
+      <w:r>
+        <w:rPr>
+          <w:rFonts w:cs="B Yekan" w:hint="cs"/>
+          <w:sz w:val="28"/>
+          <w:szCs w:val="28"/>
+          <w:rtl/>
+          <w:lang w:bidi="fa-IR"/>
+        </w:rPr>
+        <w:t>بخش اول :</w:t>
+      </w:r>
+    </w:p>
+    <w:p>
+      <w:pPr>
+        <w:bidi/>
+        <w:rPr>
+          <w:rFonts w:cs="B Yekan"/>
+          <w:sz w:val="28"/>
+          <w:szCs w:val="28"/>
+          <w:rtl/>
+          <w:lang w:bidi="fa-IR"/>
+        </w:rPr>
+      </w:pPr>
+      <w:r>
+        <w:rPr>
+          <w:rFonts w:cs="B Yekan" w:hint="cs"/>
+          <w:sz w:val="28"/>
+          <w:szCs w:val="28"/>
+          <w:rtl/>
+          <w:lang w:bidi="fa-IR"/>
+        </w:rPr>
+        <w:t>طراحی مدار جمع کننده یک بیتی :</w:t>
+      </w:r>
+    </w:p>
+    <w:p>
+      <w:pPr>
+        <w:bidi/>
+        <w:rPr>
+          <w:rFonts w:cs="B Yekan"/>
+          <w:rtl/>
+          <w:lang w:bidi="fa-IR"/>
+        </w:rPr>
+      </w:pPr>
+      <w:r>
+        <w:rPr>
+          <w:rFonts w:cs="B Yekan" w:hint="cs"/>
+          <w:rtl/>
+          <w:lang w:bidi="fa-IR"/>
+        </w:rPr>
+        <w:t xml:space="preserve">با دیاگرام کلی مدار جمع کننده یک بیتی (شکل 2-1)و ورودی و خروجی های آن (شکل 2-2) میتوان با کشیدن جدول کارنو و ساده کردن آن به </w:t>
+      </w:r>
+      <w:r>
+        <w:rPr>
+          <w:rFonts w:cs="B Yekan" w:hint="cs"/>
+          <w:rtl/>
+          <w:lang w:bidi="fa-IR"/>
+        </w:rPr>
+        <w:t>معادلات زیر برای خروجی ها رسید :</w:t>
+      </w:r>
+    </w:p>
+    <w:p>
+      <w:pPr>
         <w:tabs>
           <w:tab w:val="left" w:pos="2096"/>
         </w:tabs>
-      </w:pPr>
-    </w:p>
-    <w:p>
+        <w:rPr>
+          <w:rFonts w:eastAsiaTheme="minorEastAsia"/>
+        </w:rPr>
+      </w:pPr>
+      <m:oMathPara>
+        <m:oMathParaPr>
+          <m:jc m:val="left"/>
+        </m:oMathParaPr>
+        <m:oMath>
+          <m:r>
+            <w:rPr>
+              <w:rFonts w:ascii="Cambria Math" w:hAnsi="Cambria Math"/>
+            </w:rPr>
+            <m:t>S = A</m:t>
+          </m:r>
+          <m:r>
+            <w:rPr>
+              <w:rFonts w:ascii="Cambria Math" w:hAnsi="Cambria Math"/>
+            </w:rPr>
+            <m:t>⊕</m:t>
+          </m:r>
+          <m:r>
+            <w:rPr>
+              <w:rFonts w:ascii="Cambria Math" w:hAnsi="Cambria Math"/>
+            </w:rPr>
+            <m:t xml:space="preserve"> B</m:t>
+          </m:r>
+          <m:r>
+            <w:rPr>
+              <w:rFonts w:ascii="Cambria Math" w:hAnsi="Cambria Math"/>
+            </w:rPr>
+            <m:t>⊕</m:t>
+          </m:r>
+          <m:r>
+            <w:rPr>
+              <w:rFonts w:ascii="Cambria Math" w:hAnsi="Cambria Math"/>
+            </w:rPr>
+            <m:t xml:space="preserve"> </m:t>
+          </m:r>
+          <m:sSub>
+            <m:sSubPr>
+              <m:ctrlPr>
+                <w:rPr>
+                  <w:rFonts w:ascii="Cambria Math" w:hAnsi="Cambria Math"/>
+                  <w:i/>
+                </w:rPr>
+              </m:ctrlPr>
+            </m:sSubPr>
+            <m:e>
+              <m:r>
+                <w:rPr>
+                  <w:rFonts w:ascii="Cambria Math" w:hAnsi="Cambria Math"/>
+                </w:rPr>
+                <m:t>C</m:t>
+              </m:r>
+            </m:e>
+            <m:sub>
+              <m:r>
+                <w:rPr>
+                  <w:rFonts w:ascii="Cambria Math" w:hAnsi="Cambria Math"/>
+                </w:rPr>
+                <m:t>in</m:t>
+              </m:r>
+            </m:sub>
+          </m:sSub>
+        </m:oMath>
+      </m:oMathPara>
+    </w:p>
+    <w:p>
+      <w:pPr>
+        <w:rPr>
+          <w:rFonts w:eastAsiaTheme="minorEastAsia"/>
+        </w:rPr>
+      </w:pPr>
+      <m:oMathPara>
+        <m:oMathParaPr>
+          <m:jc m:val="left"/>
+        </m:oMathParaPr>
+        <m:oMath>
+          <m:sSub>
+            <m:sSubPr>
+              <m:ctrlPr>
+                <w:rPr>
+                  <w:rFonts w:ascii="Cambria Math" w:hAnsi="Cambria Math"/>
+                  <w:i/>
+                </w:rPr>
+              </m:ctrlPr>
+            </m:sSubPr>
+            <m:e>
+              <m:r>
+                <w:rPr>
+                  <w:rFonts w:ascii="Cambria Math" w:hAnsi="Cambria Math"/>
+                </w:rPr>
+                <m:t>C</m:t>
+              </m:r>
+            </m:e>
+            <m:sub>
+              <m:r>
+                <w:rPr>
+                  <w:rFonts w:ascii="Cambria Math" w:hAnsi="Cambria Math"/>
+                </w:rPr>
+                <m:t>out</m:t>
+              </m:r>
+            </m:sub>
+          </m:sSub>
+          <m:r>
+            <w:rPr>
+              <w:rFonts w:ascii="Cambria Math" w:hAnsi="Cambria Math"/>
+            </w:rPr>
+            <m:t>= (A</m:t>
+          </m:r>
+          <m:r>
+            <w:rPr>
+              <w:rFonts w:ascii="Cambria Math" w:hAnsi="Cambria Math"/>
+            </w:rPr>
+            <m:t>⋅</m:t>
+          </m:r>
+          <m:r>
+            <w:rPr>
+              <w:rFonts w:ascii="Cambria Math" w:hAnsi="Cambria Math"/>
+            </w:rPr>
+            <m:t>B) + (A</m:t>
+          </m:r>
+          <m:r>
+            <w:rPr>
+              <w:rFonts w:ascii="Cambria Math" w:hAnsi="Cambria Math"/>
+            </w:rPr>
+            <m:t>⋅</m:t>
+          </m:r>
+          <m:sSub>
+            <m:sSubPr>
+              <m:ctrlPr>
+                <w:rPr>
+                  <w:rFonts w:ascii="Cambria Math" w:hAnsi="Cambria Math"/>
+                  <w:i/>
+                </w:rPr>
+              </m:ctrlPr>
+            </m:sSubPr>
+            <m:e>
+              <m:r>
+                <w:rPr>
+                  <w:rFonts w:ascii="Cambria Math" w:hAnsi="Cambria Math"/>
+                </w:rPr>
+                <m:t>C</m:t>
+              </m:r>
+            </m:e>
+            <m:sub>
+              <m:r>
+                <w:rPr>
+                  <w:rFonts w:ascii="Cambria Math" w:hAnsi="Cambria Math"/>
+                </w:rPr>
+                <m:t>in</m:t>
+              </m:r>
+            </m:sub>
+          </m:sSub>
+          <m:r>
+            <w:rPr>
+              <w:rFonts w:ascii="Cambria Math" w:hAnsi="Cambria Math"/>
+            </w:rPr>
+            <m:t>) + (B</m:t>
+          </m:r>
+          <m:r>
+            <w:rPr>
+              <w:rFonts w:ascii="Cambria Math" w:hAnsi="Cambria Math"/>
+            </w:rPr>
+            <m:t>⋅</m:t>
+          </m:r>
+          <m:sSub>
+            <m:sSubPr>
+              <m:ctrlPr>
+                <w:rPr>
+                  <w:rFonts w:ascii="Cambria Math" w:hAnsi="Cambria Math"/>
+                  <w:i/>
+                </w:rPr>
+              </m:ctrlPr>
+            </m:sSubPr>
+            <m:e>
+              <m:r>
+                <w:rPr>
+                  <w:rFonts w:ascii="Cambria Math" w:hAnsi="Cambria Math"/>
+                </w:rPr>
+                <m:t>C</m:t>
+              </m:r>
+            </m:e>
+            <m:sub>
+              <m:r>
+                <w:rPr>
+                  <w:rFonts w:ascii="Cambria Math" w:hAnsi="Cambria Math"/>
+                </w:rPr>
+                <m:t>in</m:t>
+              </m:r>
+            </m:sub>
+          </m:sSub>
+          <m:r>
+            <w:rPr>
+              <w:rFonts w:ascii="Cambria Math" w:hAnsi="Cambria Math"/>
+            </w:rPr>
+            <m:t>)</m:t>
+          </m:r>
+        </m:oMath>
+      </m:oMathPara>
+    </w:p>
+    <w:p>
+      <w:pPr>
+        <w:jc w:val="right"/>
+        <w:rPr>
+          <w:rtl/>
+          <w:lang w:bidi="fa-IR"/>
+        </w:rPr>
+      </w:pPr>
+      <w:r>
+        <w:rPr>
+          <w:rFonts w:hint="cs"/>
+          <w:rtl/>
+          <w:lang w:bidi="fa-IR"/>
+        </w:rPr>
+        <w:t>در نهایت نیز میتوان با استفاده از گیت های زیر با ورودی های مشخص شده و با نرم افزار مدار را رسم کرد :</w:t>
+      </w:r>
+    </w:p>
+    <w:p>
+      <w:pPr>
+        <w:rPr>
+          <w:lang w:bidi="fa-IR"/>
+        </w:rPr>
+      </w:pPr>
+      <w:r>
+        <w:t>_</w:t>
+      </w:r>
+      <w:r>
+        <w:rPr>
+          <w:lang w:bidi="fa-IR"/>
+        </w:rPr>
+        <w:t>One XOR gate with three inputs.</w:t>
+      </w:r>
+    </w:p>
+    <w:p>
+      <w:pPr>
+        <w:rPr>
+          <w:lang w:bidi="fa-IR"/>
+        </w:rPr>
+      </w:pPr>
+      <w:r>
+        <w:rPr>
+          <w:lang w:bidi="fa-IR"/>
+        </w:rPr>
+        <w:t>_Two AND gate with two inputs.</w:t>
+      </w:r>
+    </w:p>
+    <w:p>
+      <w:r>
+        <w:t>_One OR gate with two three inputs.</w:t>
+      </w:r>
+    </w:p>
+    <w:p/>
+    <w:p/>
+    <w:tbl>
+      <w:tblPr>
+        <w:tblStyle w:val="TableGrid"/>
+        <w:tblW w:w="0" w:type="auto"/>
+        <w:tblLook w:val="04A0" w:firstRow="1" w:lastRow="0" w:firstColumn="1" w:lastColumn="0" w:noHBand="0" w:noVBand="1"/>
+      </w:tblPr>
+      <w:tblGrid>
+        <w:gridCol w:w="3728"/>
+        <w:gridCol w:w="365"/>
+        <w:gridCol w:w="922"/>
+        <w:gridCol w:w="4340"/>
+      </w:tblGrid>
+      <w:tr>
+        <w:tc>
+          <w:tcPr>
+            <w:tcW w:w="3728" w:type="dxa"/>
+            <w:tcBorders>
+              <w:top w:val="nil"/>
+              <w:left w:val="nil"/>
+              <w:bottom w:val="nil"/>
+              <w:right w:val="nil"/>
+            </w:tcBorders>
+          </w:tcPr>
+          <w:p>
+            <w:pPr>
+              <w:keepNext/>
+            </w:pPr>
+            <w:r>
+              <w:rPr>
+                <w:noProof/>
+              </w:rPr>
+              <w:drawing>
+                <wp:inline distT="0" distB="0" distL="0" distR="0" wp14:anchorId="1C612E7E" wp14:editId="60E83E50">
+                  <wp:extent cx="2202180" cy="1893103"/>
+                  <wp:effectExtent l="0" t="0" r="7620" b="0"/>
+                  <wp:docPr id="1700069261" name="Picture 2"/>
+                  <wp:cNvGraphicFramePr>
+                    <a:graphicFrameLocks xmlns:a="http://schemas.openxmlformats.org/drawingml/2006/main" noChangeAspect="1"/>
+                  </wp:cNvGraphicFramePr>
+                  <a:graphic xmlns:a="http://schemas.openxmlformats.org/drawingml/2006/main">
+                    <a:graphicData uri="http://schemas.openxmlformats.org/drawingml/2006/picture">
+                      <pic:pic xmlns:pic="http://schemas.openxmlformats.org/drawingml/2006/picture">
+                        <pic:nvPicPr>
+                          <pic:cNvPr id="1700069261" name="Picture 1700069261"/>
+                          <pic:cNvPicPr/>
+                        </pic:nvPicPr>
+                        <pic:blipFill>
+                          <a:blip r:embed="rId19">
+                            <a:extLst>
+                              <a:ext uri="{28A0092B-C50C-407E-A947-70E740481C1C}">
+                                <a14:useLocalDpi xmlns:a14="http://schemas.microsoft.com/office/drawing/2010/main" val="0"/>
+                              </a:ext>
+                            </a:extLst>
+                          </a:blip>
+                          <a:stretch>
+                            <a:fillRect/>
+                          </a:stretch>
+                        </pic:blipFill>
+                        <pic:spPr>
+                          <a:xfrm>
+                            <a:off x="0" y="0"/>
+                            <a:ext cx="2232745" cy="1919378"/>
+                          </a:xfrm>
+                          <a:prstGeom prst="rect">
+                            <a:avLst/>
+                          </a:prstGeom>
+                        </pic:spPr>
+                      </pic:pic>
+                    </a:graphicData>
+                  </a:graphic>
+                </wp:inline>
+              </w:drawing>
+            </w:r>
+          </w:p>
+          <w:p>
+            <w:pPr>
+              <w:pStyle w:val="Caption"/>
+            </w:pPr>
+            <w:r>
+              <w:rPr>
+                <w:rFonts w:hint="cs"/>
+                <w:rtl/>
+              </w:rPr>
+              <w:t xml:space="preserve"> شکل 2-2  ورودی ها و خروجی های یک جمع کننده</w:t>
+            </w:r>
+          </w:p>
+        </w:tc>
+        <w:tc>
+          <w:tcPr>
+            <w:tcW w:w="365" w:type="dxa"/>
+            <w:tcBorders>
+              <w:top w:val="nil"/>
+              <w:left w:val="nil"/>
+              <w:bottom w:val="nil"/>
+              <w:right w:val="nil"/>
+            </w:tcBorders>
+          </w:tcPr>
+          <w:p>
+            <w:pPr>
+              <w:jc w:val="right"/>
+              <w:rPr>
+                <w:noProof/>
+              </w:rPr>
+            </w:pPr>
+          </w:p>
+        </w:tc>
+        <w:tc>
+          <w:tcPr>
+            <w:tcW w:w="922" w:type="dxa"/>
+            <w:tcBorders>
+              <w:top w:val="nil"/>
+              <w:left w:val="nil"/>
+              <w:bottom w:val="nil"/>
+              <w:right w:val="nil"/>
+            </w:tcBorders>
+          </w:tcPr>
+          <w:p>
+            <w:pPr>
+              <w:jc w:val="right"/>
+              <w:rPr>
+                <w:noProof/>
+              </w:rPr>
+            </w:pPr>
+          </w:p>
+        </w:tc>
+        <w:tc>
+          <w:tcPr>
+            <w:tcW w:w="4340" w:type="dxa"/>
+            <w:tcBorders>
+              <w:top w:val="nil"/>
+              <w:left w:val="nil"/>
+              <w:bottom w:val="nil"/>
+              <w:right w:val="nil"/>
+            </w:tcBorders>
+          </w:tcPr>
+          <w:p>
+            <w:pPr>
+              <w:keepNext/>
+              <w:jc w:val="right"/>
+            </w:pPr>
+            <w:r>
+              <w:rPr>
+                <w:noProof/>
+              </w:rPr>
+              <w:drawing>
+                <wp:inline distT="0" distB="0" distL="0" distR="0" wp14:anchorId="782B2760" wp14:editId="7ABB1935">
+                  <wp:extent cx="2611981" cy="1851660"/>
+                  <wp:effectExtent l="0" t="0" r="0" b="0"/>
+                  <wp:docPr id="1881642530" name="Picture 3"/>
+                  <wp:cNvGraphicFramePr>
+                    <a:graphicFrameLocks xmlns:a="http://schemas.openxmlformats.org/drawingml/2006/main" noChangeAspect="1"/>
+                  </wp:cNvGraphicFramePr>
+                  <a:graphic xmlns:a="http://schemas.openxmlformats.org/drawingml/2006/main">
+                    <a:graphicData uri="http://schemas.openxmlformats.org/drawingml/2006/picture">
+                      <pic:pic xmlns:pic="http://schemas.openxmlformats.org/drawingml/2006/picture">
+                        <pic:nvPicPr>
+                          <pic:cNvPr id="1881642530" name="Picture 1881642530"/>
+                          <pic:cNvPicPr/>
+                        </pic:nvPicPr>
+                        <pic:blipFill>
+                          <a:blip r:embed="rId20">
+                            <a:extLst>
+                              <a:ext uri="{28A0092B-C50C-407E-A947-70E740481C1C}">
+                                <a14:useLocalDpi xmlns:a14="http://schemas.microsoft.com/office/drawing/2010/main" val="0"/>
+                              </a:ext>
+                            </a:extLst>
+                          </a:blip>
+                          <a:stretch>
+                            <a:fillRect/>
+                          </a:stretch>
+                        </pic:blipFill>
+                        <pic:spPr>
+                          <a:xfrm>
+                            <a:off x="0" y="0"/>
+                            <a:ext cx="2677135" cy="1897848"/>
+                          </a:xfrm>
+                          <a:prstGeom prst="rect">
+                            <a:avLst/>
+                          </a:prstGeom>
+                        </pic:spPr>
+                      </pic:pic>
+                    </a:graphicData>
+                  </a:graphic>
+                </wp:inline>
+              </w:drawing>
+            </w:r>
+          </w:p>
+          <w:p>
+            <w:pPr>
+              <w:pStyle w:val="Caption"/>
+              <w:jc w:val="right"/>
+            </w:pPr>
+            <w:r>
+              <w:rPr>
+                <w:rFonts w:hint="cs"/>
+                <w:rtl/>
+                <w:lang w:bidi="fa-IR"/>
+              </w:rPr>
+              <w:t>شکل 2-1 دیاگرام کلی مدار جمع کننده</w:t>
+            </w:r>
+          </w:p>
+        </w:tc>
+      </w:tr>
+    </w:tbl>
+    <w:p>
+      <w:pPr>
+        <w:rPr>
+          <w:lang w:bidi="fa-IR"/>
+        </w:rPr>
+      </w:pPr>
       <w:r>
         <w:br w:type="page"/>
       </w:r>
@@ -790,7 +3719,6 @@
           </w:tcPr>
           <w:p>
             <w:pPr>
-              <w:jc w:val="center"/>
               <w:rPr>
                 <w:rFonts w:cs="B Yekan"/>
                 <w:sz w:val="20"/>
@@ -865,13 +3793,511 @@
         <w:tabs>
           <w:tab w:val="left" w:pos="2096"/>
         </w:tabs>
-      </w:pPr>
-    </w:p>
-    <w:p>
-      <w:r>
-        <w:br w:type="page"/>
-      </w:r>
-    </w:p>
+        <w:jc w:val="right"/>
+      </w:pPr>
+    </w:p>
+    <w:p>
+      <w:pPr>
+        <w:keepNext/>
+        <w:jc w:val="center"/>
+      </w:pPr>
+      <w:r>
+        <w:rPr>
+          <w:noProof/>
+        </w:rPr>
+        <w:drawing>
+          <wp:inline distT="0" distB="0" distL="0" distR="0" wp14:anchorId="390E5BF0" wp14:editId="3C612712">
+            <wp:extent cx="4044043" cy="2795401"/>
+            <wp:effectExtent l="0" t="0" r="0" b="5080"/>
+            <wp:docPr id="404214239" name="Picture 5"/>
+            <wp:cNvGraphicFramePr>
+              <a:graphicFrameLocks xmlns:a="http://schemas.openxmlformats.org/drawingml/2006/main" noChangeAspect="1"/>
+            </wp:cNvGraphicFramePr>
+            <a:graphic xmlns:a="http://schemas.openxmlformats.org/drawingml/2006/main">
+              <a:graphicData uri="http://schemas.openxmlformats.org/drawingml/2006/picture">
+                <pic:pic xmlns:pic="http://schemas.openxmlformats.org/drawingml/2006/picture">
+                  <pic:nvPicPr>
+                    <pic:cNvPr id="404214239" name="Picture 404214239"/>
+                    <pic:cNvPicPr/>
+                  </pic:nvPicPr>
+                  <pic:blipFill>
+                    <a:blip r:embed="rId21">
+                      <a:extLst>
+                        <a:ext uri="{28A0092B-C50C-407E-A947-70E740481C1C}">
+                          <a14:useLocalDpi xmlns:a14="http://schemas.microsoft.com/office/drawing/2010/main" val="0"/>
+                        </a:ext>
+                      </a:extLst>
+                    </a:blip>
+                    <a:stretch>
+                      <a:fillRect/>
+                    </a:stretch>
+                  </pic:blipFill>
+                  <pic:spPr>
+                    <a:xfrm>
+                      <a:off x="0" y="0"/>
+                      <a:ext cx="4049855" cy="2799418"/>
+                    </a:xfrm>
+                    <a:prstGeom prst="rect">
+                      <a:avLst/>
+                    </a:prstGeom>
+                  </pic:spPr>
+                </pic:pic>
+              </a:graphicData>
+            </a:graphic>
+          </wp:inline>
+        </w:drawing>
+      </w:r>
+    </w:p>
+    <w:p>
+      <w:pPr>
+        <w:pStyle w:val="Caption"/>
+        <w:bidi/>
+        <w:jc w:val="center"/>
+        <w:rPr>
+          <w:rtl/>
+        </w:rPr>
+      </w:pPr>
+      <w:r>
+        <w:rPr>
+          <w:rFonts w:hint="cs"/>
+          <w:rtl/>
+          <w:lang w:bidi="fa-IR"/>
+        </w:rPr>
+        <w:t xml:space="preserve">شکل 2-3  مدار جمع کننده تک بیتی با نرم افزار </w:t>
+      </w:r>
+      <w:r>
+        <w:rPr>
+          <w:lang w:bidi="fa-IR"/>
+        </w:rPr>
+        <w:t>Logisim</w:t>
+      </w:r>
+    </w:p>
+    <w:p>
+      <w:pPr>
+        <w:jc w:val="right"/>
+        <w:rPr>
+          <w:rtl/>
+        </w:rPr>
+      </w:pPr>
+    </w:p>
+    <w:p>
+      <w:pPr>
+        <w:jc w:val="right"/>
+        <w:rPr>
+          <w:rFonts w:cs="B Yekan"/>
+          <w:sz w:val="28"/>
+          <w:szCs w:val="28"/>
+          <w:rtl/>
+          <w:lang w:bidi="fa-IR"/>
+        </w:rPr>
+      </w:pPr>
+      <w:r>
+        <w:rPr>
+          <w:rFonts w:cs="B Yekan" w:hint="cs"/>
+          <w:sz w:val="28"/>
+          <w:szCs w:val="28"/>
+          <w:rtl/>
+          <w:lang w:bidi="fa-IR"/>
+        </w:rPr>
+        <w:t xml:space="preserve">بخش </w:t>
+      </w:r>
+      <w:r>
+        <w:rPr>
+          <w:rFonts w:cs="B Yekan" w:hint="cs"/>
+          <w:sz w:val="28"/>
+          <w:szCs w:val="28"/>
+          <w:rtl/>
+          <w:lang w:bidi="fa-IR"/>
+        </w:rPr>
+        <w:t>دوم</w:t>
+      </w:r>
+      <w:r>
+        <w:rPr>
+          <w:rFonts w:cs="B Yekan" w:hint="cs"/>
+          <w:sz w:val="28"/>
+          <w:szCs w:val="28"/>
+          <w:rtl/>
+          <w:lang w:bidi="fa-IR"/>
+        </w:rPr>
+        <w:t xml:space="preserve"> :</w:t>
+      </w:r>
+    </w:p>
+    <w:p>
+      <w:pPr>
+        <w:jc w:val="right"/>
+        <w:rPr>
+          <w:rFonts w:cs="B Yekan"/>
+          <w:sz w:val="28"/>
+          <w:szCs w:val="28"/>
+          <w:rtl/>
+          <w:lang w:bidi="fa-IR"/>
+        </w:rPr>
+      </w:pPr>
+      <w:r>
+        <w:rPr>
+          <w:rFonts w:cs="B Yekan" w:hint="cs"/>
+          <w:sz w:val="28"/>
+          <w:szCs w:val="28"/>
+          <w:rtl/>
+          <w:lang w:bidi="fa-IR"/>
+        </w:rPr>
+        <w:t>طراحی مدار جمع کننده چهار بیتی با بیت کنترلی :</w:t>
+      </w:r>
+    </w:p>
+    <w:p>
+      <w:pPr>
+        <w:bidi/>
+        <w:rPr>
+          <w:rFonts w:cs="B Nazanin"/>
+          <w:rtl/>
+          <w:lang w:bidi="fa-IR"/>
+        </w:rPr>
+      </w:pPr>
+      <w:r>
+        <w:rPr>
+          <w:rFonts w:cs="B Nazanin" w:hint="cs"/>
+          <w:rtl/>
+          <w:lang w:bidi="fa-IR"/>
+        </w:rPr>
+        <w:t xml:space="preserve">برای آنکه بتوان از بیت کنترلی برای تغییر علامت </w:t>
+      </w:r>
+      <w:r>
+        <w:rPr>
+          <w:rFonts w:cs="B Nazanin"/>
+          <w:lang w:bidi="fa-IR"/>
+        </w:rPr>
+        <w:t>B</w:t>
+      </w:r>
+      <w:r>
+        <w:rPr>
+          <w:rFonts w:cs="B Nazanin" w:hint="cs"/>
+          <w:rtl/>
+          <w:lang w:bidi="fa-IR"/>
+        </w:rPr>
+        <w:t xml:space="preserve"> استفاده کرد باید مدار را به صورت شکل زیر در نرم افزار </w:t>
+      </w:r>
+      <w:r>
+        <w:rPr>
+          <w:rFonts w:cs="B Nazanin"/>
+          <w:lang w:bidi="fa-IR"/>
+        </w:rPr>
+        <w:t>Logisim</w:t>
+      </w:r>
+      <w:r>
+        <w:rPr>
+          <w:rFonts w:cs="B Nazanin" w:hint="cs"/>
+          <w:rtl/>
+          <w:lang w:bidi="fa-IR"/>
+        </w:rPr>
+        <w:t xml:space="preserve"> رسم کرد .</w:t>
+      </w:r>
+    </w:p>
+    <w:p>
+      <w:pPr>
+        <w:bidi/>
+        <w:rPr>
+          <w:rFonts w:cs="B Nazanin"/>
+          <w:rtl/>
+          <w:lang w:bidi="fa-IR"/>
+        </w:rPr>
+      </w:pPr>
+      <w:r>
+        <w:rPr>
+          <w:rFonts w:cs="B Nazanin" w:hint="cs"/>
+          <w:rtl/>
+          <w:lang w:bidi="fa-IR"/>
+        </w:rPr>
+        <w:t xml:space="preserve">در این مدار هر گاه بیت کنترلی مدار 1 باشد تغییرات اعمال شده روی  </w:t>
+      </w:r>
+      <w:r>
+        <w:rPr>
+          <w:rFonts w:cs="B Nazanin"/>
+          <w:lang w:bidi="fa-IR"/>
+        </w:rPr>
+        <w:t>B</w:t>
+      </w:r>
+      <w:r>
+        <w:rPr>
+          <w:rFonts w:cs="B Nazanin" w:hint="cs"/>
+          <w:rtl/>
+          <w:lang w:bidi="fa-IR"/>
+        </w:rPr>
+        <w:t xml:space="preserve"> باعث تشکیل مکمل 2 این عدد می شود و سپس مکمل 2 آن با </w:t>
+      </w:r>
+      <w:r>
+        <w:rPr>
+          <w:rFonts w:cs="B Nazanin"/>
+          <w:lang w:bidi="fa-IR"/>
+        </w:rPr>
+        <w:t>A</w:t>
+      </w:r>
+      <w:r>
+        <w:rPr>
+          <w:rFonts w:cs="B Nazanin" w:hint="cs"/>
+          <w:rtl/>
+          <w:lang w:bidi="fa-IR"/>
+        </w:rPr>
+        <w:t xml:space="preserve"> جمع می شود که برابر همان </w:t>
+      </w:r>
+      <w:r>
+        <w:rPr>
+          <w:rFonts w:cs="B Nazanin"/>
+          <w:lang w:bidi="fa-IR"/>
+        </w:rPr>
+        <w:t xml:space="preserve">A – B </w:t>
+      </w:r>
+      <w:r>
+        <w:rPr>
+          <w:rFonts w:cs="B Nazanin" w:hint="cs"/>
+          <w:rtl/>
+          <w:lang w:bidi="fa-IR"/>
+        </w:rPr>
+        <w:t xml:space="preserve"> است . </w:t>
+      </w:r>
+    </w:p>
+    <w:p>
+      <w:pPr>
+        <w:bidi/>
+        <w:rPr>
+          <w:rFonts w:cs="B Nazanin"/>
+          <w:rtl/>
+          <w:lang w:bidi="fa-IR"/>
+        </w:rPr>
+      </w:pPr>
+      <w:r>
+        <w:rPr>
+          <w:rFonts w:cs="B Nazanin" w:hint="cs"/>
+          <w:rtl/>
+          <w:lang w:bidi="fa-IR"/>
+        </w:rPr>
+        <w:t xml:space="preserve">بدین </w:t>
+      </w:r>
+      <w:r>
+        <w:rPr>
+          <w:rFonts w:cs="B Nazanin" w:hint="cs"/>
+          <w:rtl/>
+          <w:lang w:bidi="fa-IR"/>
+        </w:rPr>
+        <w:t xml:space="preserve">صورت که در رو به روی هر بیت از </w:t>
+      </w:r>
+      <w:r>
+        <w:rPr>
+          <w:rFonts w:cs="B Nazanin"/>
+          <w:lang w:bidi="fa-IR"/>
+        </w:rPr>
+        <w:t xml:space="preserve"> B </w:t>
+      </w:r>
+      <w:r>
+        <w:rPr>
+          <w:rFonts w:cs="B Nazanin" w:hint="cs"/>
+          <w:rtl/>
+          <w:lang w:bidi="fa-IR"/>
+        </w:rPr>
+        <w:t xml:space="preserve"> یک گیت </w:t>
+      </w:r>
+      <w:r>
+        <w:rPr>
+          <w:rFonts w:cs="B Nazanin"/>
+          <w:lang w:bidi="fa-IR"/>
+        </w:rPr>
+        <w:t xml:space="preserve">XOR </w:t>
+      </w:r>
+      <w:r>
+        <w:rPr>
+          <w:rFonts w:cs="B Nazanin" w:hint="cs"/>
+          <w:rtl/>
+          <w:lang w:bidi="fa-IR"/>
+        </w:rPr>
+        <w:t xml:space="preserve"> وجود دارد که در صورت صفر بودن بیت کنترلی تاثیری روی </w:t>
+      </w:r>
+      <w:r>
+        <w:rPr>
+          <w:rFonts w:cs="B Nazanin"/>
+          <w:lang w:bidi="fa-IR"/>
+        </w:rPr>
+        <w:t>B</w:t>
+      </w:r>
+      <w:r>
+        <w:rPr>
+          <w:rFonts w:cs="B Nazanin" w:hint="cs"/>
+          <w:rtl/>
+          <w:lang w:bidi="fa-IR"/>
+        </w:rPr>
+        <w:t xml:space="preserve"> نمی گذارد اما در صورت یک بودن آن ، باعث تشکیل مکمل یک </w:t>
+      </w:r>
+      <w:r>
+        <w:rPr>
+          <w:rFonts w:cs="B Nazanin"/>
+          <w:lang w:bidi="fa-IR"/>
+        </w:rPr>
+        <w:t>B</w:t>
+      </w:r>
+      <w:r>
+        <w:rPr>
+          <w:rFonts w:cs="B Nazanin" w:hint="cs"/>
+          <w:rtl/>
+          <w:lang w:bidi="fa-IR"/>
+        </w:rPr>
+        <w:t xml:space="preserve"> شده و در نهایت با اضافه کردن همان مقدار به </w:t>
+      </w:r>
+      <w:r>
+        <w:rPr>
+          <w:rFonts w:cs="B Nazanin"/>
+          <w:lang w:bidi="fa-IR"/>
+        </w:rPr>
+        <w:t>B</w:t>
+      </w:r>
+      <w:r>
+        <w:rPr>
+          <w:rFonts w:cs="B Nazanin" w:hint="cs"/>
+          <w:rtl/>
+          <w:lang w:bidi="fa-IR"/>
+        </w:rPr>
+        <w:t xml:space="preserve"> باعث تشکیل مکمل دو می شود .</w:t>
+      </w:r>
+    </w:p>
+    <w:p>
+      <w:pPr>
+        <w:bidi/>
+        <w:rPr>
+          <w:rFonts w:cs="B Nazanin" w:hint="cs"/>
+          <w:rtl/>
+          <w:lang w:bidi="fa-IR"/>
+        </w:rPr>
+      </w:pPr>
+      <w:r>
+        <w:rPr>
+          <w:rFonts w:cs="B Nazanin" w:hint="cs"/>
+          <w:rtl/>
+          <w:lang w:bidi="fa-IR"/>
+        </w:rPr>
+        <w:t>در نهایت بیت نقلی کل این جمع نیز سرریز می شود.</w:t>
+      </w:r>
+    </w:p>
+    <w:p>
+      <w:pPr>
+        <w:keepNext/>
+        <w:bidi/>
+        <w:jc w:val="center"/>
+      </w:pPr>
+      <w:r>
+        <w:rPr>
+          <w:noProof/>
+          <w:rtl/>
+          <w:lang w:val="ar-SA"/>
+        </w:rPr>
+        <w:lastRenderedPageBreak/>
+        <w:drawing>
+          <wp:inline distT="0" distB="0" distL="0" distR="0" wp14:anchorId="60AB4884" wp14:editId="02A77134">
+            <wp:extent cx="5943600" cy="5703570"/>
+            <wp:effectExtent l="0" t="0" r="0" b="0"/>
+            <wp:docPr id="338641007" name="Picture 6"/>
+            <wp:cNvGraphicFramePr>
+              <a:graphicFrameLocks xmlns:a="http://schemas.openxmlformats.org/drawingml/2006/main" noChangeAspect="1"/>
+            </wp:cNvGraphicFramePr>
+            <a:graphic xmlns:a="http://schemas.openxmlformats.org/drawingml/2006/main">
+              <a:graphicData uri="http://schemas.openxmlformats.org/drawingml/2006/picture">
+                <pic:pic xmlns:pic="http://schemas.openxmlformats.org/drawingml/2006/picture">
+                  <pic:nvPicPr>
+                    <pic:cNvPr id="338641007" name="Picture 338641007"/>
+                    <pic:cNvPicPr/>
+                  </pic:nvPicPr>
+                  <pic:blipFill>
+                    <a:blip r:embed="rId22">
+                      <a:extLst>
+                        <a:ext uri="{28A0092B-C50C-407E-A947-70E740481C1C}">
+                          <a14:useLocalDpi xmlns:a14="http://schemas.microsoft.com/office/drawing/2010/main" val="0"/>
+                        </a:ext>
+                      </a:extLst>
+                    </a:blip>
+                    <a:stretch>
+                      <a:fillRect/>
+                    </a:stretch>
+                  </pic:blipFill>
+                  <pic:spPr>
+                    <a:xfrm>
+                      <a:off x="0" y="0"/>
+                      <a:ext cx="5943600" cy="5703570"/>
+                    </a:xfrm>
+                    <a:prstGeom prst="rect">
+                      <a:avLst/>
+                    </a:prstGeom>
+                  </pic:spPr>
+                </pic:pic>
+              </a:graphicData>
+            </a:graphic>
+          </wp:inline>
+        </w:drawing>
+      </w:r>
+    </w:p>
+    <w:p>
+      <w:pPr>
+        <w:pStyle w:val="Caption"/>
+        <w:bidi/>
+        <w:jc w:val="center"/>
+        <w:rPr>
+          <w:rtl/>
+        </w:rPr>
+      </w:pPr>
+      <w:r>
+        <w:rPr>
+          <w:rFonts w:hint="cs"/>
+          <w:rtl/>
+          <w:lang w:bidi="fa-IR"/>
+        </w:rPr>
+        <w:t>مدار جمع کننده 4 بیتی با بیت کنترلی</w:t>
+      </w:r>
+    </w:p>
+    <w:p>
+      <w:pPr>
+        <w:rPr>
+          <w:rtl/>
+        </w:rPr>
+      </w:pPr>
+    </w:p>
+    <w:p>
+      <w:pPr>
+        <w:rPr>
+          <w:rtl/>
+        </w:rPr>
+      </w:pPr>
+    </w:p>
+    <w:p>
+      <w:pPr>
+        <w:rPr>
+          <w:rtl/>
+        </w:rPr>
+      </w:pPr>
+    </w:p>
+    <w:p>
+      <w:pPr>
+        <w:rPr>
+          <w:rtl/>
+        </w:rPr>
+      </w:pPr>
+    </w:p>
+    <w:p>
+      <w:pPr>
+        <w:rPr>
+          <w:rtl/>
+        </w:rPr>
+      </w:pPr>
+    </w:p>
+    <w:p>
+      <w:pPr>
+        <w:rPr>
+          <w:rtl/>
+        </w:rPr>
+      </w:pPr>
+    </w:p>
+    <w:p>
+      <w:pPr>
+        <w:rPr>
+          <w:rtl/>
+        </w:rPr>
+      </w:pPr>
+    </w:p>
+    <w:p/>
     <w:tbl>
       <w:tblPr>
         <w:tblStyle w:val="TableGrid"/>
@@ -916,7 +4342,6 @@
                 <w:rtl/>
                 <w:lang w:bidi="fa-IR"/>
               </w:rPr>
-              <w:lastRenderedPageBreak/>
               <w:t>گزارش کار آزمایش شماره 1</w:t>
             </w:r>
           </w:p>
@@ -3775,7 +7200,7 @@
                     <pic:cNvPicPr/>
                   </pic:nvPicPr>
                   <pic:blipFill>
-                    <a:blip r:embed="rId7"/>
+                    <a:blip r:embed="rId23"/>
                     <a:stretch>
                       <a:fillRect/>
                     </a:stretch>
@@ -3836,6 +7261,9 @@
           </w:rPr>
           <w:t>‬: مدار کامل جمع‌کننده‌ی چهاربیتی</w:t>
         </w:r>
+        <w:r>
+          <w:t>‬</w:t>
+        </w:r>
       </w:dir>
     </w:p>
     <w:p>
@@ -3879,7 +7307,7 @@
                     <pic:cNvPicPr/>
                   </pic:nvPicPr>
                   <pic:blipFill>
-                    <a:blip r:embed="rId8"/>
+                    <a:blip r:embed="rId24"/>
                     <a:stretch>
                       <a:fillRect/>
                     </a:stretch>
@@ -3932,6 +7360,9 @@
             <w:lang w:bidi="fa-IR"/>
           </w:rPr>
           <w:t xml:space="preserve">‬: نمای بخش بالایی مدار </w:t>
+        </w:r>
+        <w:r>
+          <w:t>‬</w:t>
         </w:r>
       </w:dir>
     </w:p>
@@ -4084,7 +7515,7 @@
                     <pic:cNvPicPr/>
                   </pic:nvPicPr>
                   <pic:blipFill>
-                    <a:blip r:embed="rId9"/>
+                    <a:blip r:embed="rId25"/>
                     <a:stretch>
                       <a:fillRect/>
                     </a:stretch>
@@ -4138,12 +7569,15 @@
           </w:rPr>
           <w:t>‬: نمای بخش پایینی مدار</w:t>
         </w:r>
+        <w:r>
+          <w:t>‬</w:t>
+        </w:r>
       </w:dir>
     </w:p>
     <w:sectPr>
-      <w:headerReference w:type="even" r:id="rId10"/>
-      <w:headerReference w:type="default" r:id="rId11"/>
-      <w:headerReference w:type="first" r:id="rId12"/>
+      <w:headerReference w:type="even" r:id="rId26"/>
+      <w:headerReference w:type="default" r:id="rId27"/>
+      <w:headerReference w:type="first" r:id="rId28"/>
       <w:pgSz w:w="12240" w:h="15840"/>
       <w:pgMar w:top="1440" w:right="1440" w:bottom="1440" w:left="1440" w:header="720" w:footer="720" w:gutter="0"/>
       <w:pgBorders w:offsetFrom="page">
@@ -4327,6 +7761,474 @@
     </w:r>
   </w:p>
 </w:hdr>
+</file>
+
+<file path=word/numbering.xml><?xml version="1.0" encoding="utf-8"?>
+<w:numbering xmlns:wpc="http://schemas.microsoft.com/office/word/2010/wordprocessingCanvas" xmlns:cx="http://schemas.microsoft.com/office/drawing/2014/chartex" xmlns:cx1="http://schemas.microsoft.com/office/drawing/2015/9/8/chartex" xmlns:cx2="http://schemas.microsoft.com/office/drawing/2015/10/21/chartex" xmlns:cx3="http://schemas.microsoft.com/office/drawing/2016/5/9/chartex" xmlns:cx4="http://schemas.microsoft.com/office/drawing/2016/5/10/chartex" xmlns:cx5="http://schemas.microsoft.com/office/drawing/2016/5/11/chartex" xmlns:cx6="http://schemas.microsoft.com/office/drawing/2016/5/12/chartex" xmlns:cx7="http://schemas.microsoft.com/office/drawing/2016/5/13/chartex" xmlns:cx8="http://schemas.microsoft.com/office/drawing/2016/5/14/chartex" xmlns:mc="http://schemas.openxmlformats.org/markup-compatibility/2006" xmlns:aink="http://schemas.microsoft.com/office/drawing/2016/ink" xmlns:am3d="http://schemas.microsoft.com/office/drawing/2017/model3d" xmlns:o="urn:schemas-microsoft-com:office:office" xmlns:oel="http://schemas.microsoft.com/office/2019/extlst" xmlns:r="http://schemas.openxmlformats.org/officeDocument/2006/relationships" xmlns:m="http://schemas.openxmlformats.org/officeDocument/2006/math" xmlns:v="urn:schemas-microsoft-com:vml" xmlns:wp14="http://schemas.microsoft.com/office/word/2010/wordprocessingDrawing" xmlns:wp="http://schemas.openxmlformats.org/drawingml/2006/wordprocessingDrawing" xmlns:w10="urn:schemas-microsoft-com:office:word" xmlns:w="http://schemas.openxmlformats.org/wordprocessingml/2006/main" xmlns:w14="http://schemas.microsoft.com/office/word/2010/wordml" xmlns:w15="http://schemas.microsoft.com/office/word/2012/wordml" xmlns:w16cei="http://schemas.microsoft.com/office/word/2026/wordml/cei" xmlns:w16cex="http://schemas.microsoft.com/office/word/2018/wordml/cex" xmlns:w16cid="http://schemas.microsoft.com/office/word/2016/wordml/cid" xmlns:w16="http://schemas.microsoft.com/office/word/2018/wordml" xmlns:w16du="http://schemas.microsoft.com/office/word/2023/wordml/word16du" xmlns:w16sdtdh="http://schemas.microsoft.com/office/word/2020/wordml/sdtdatahash" xmlns:w16sdtfl="http://schemas.microsoft.com/office/word/2024/wordml/sdtformatlock" xmlns:w16se="http://schemas.microsoft.com/office/word/2015/wordml/symex" xmlns:wpg="http://schemas.microsoft.com/office/word/2010/wordprocessingGroup" xmlns:wpi="http://schemas.microsoft.com/office/word/2010/wordprocessingInk" xmlns:wne="http://schemas.microsoft.com/office/word/2006/wordml" xmlns:wps="http://schemas.microsoft.com/office/word/2010/wordprocessingShape" mc:Ignorable="w14 w15 w16se w16cid w16 w16cex w16sdtdh w16sdtfl w16du wp14">
+  <w:abstractNum w:abstractNumId="0" w15:restartNumberingAfterBreak="0">
+    <w:nsid w:val="0D883EE5"/>
+    <w:multiLevelType w:val="hybridMultilevel"/>
+    <w:tmpl w:val="46849AD2"/>
+    <w:lvl w:ilvl="0" w:tplc="FAA65AD6">
+      <w:start w:val="2"/>
+      <w:numFmt w:val="bullet"/>
+      <w:lvlText w:val="-"/>
+      <w:lvlJc w:val="left"/>
+      <w:pPr>
+        <w:ind w:left="720" w:hanging="360"/>
+      </w:pPr>
+      <w:rPr>
+        <w:rFonts w:ascii="Aptos" w:eastAsiaTheme="minorHAnsi" w:hAnsi="Aptos" w:cstheme="minorBidi" w:hint="default"/>
+      </w:rPr>
+    </w:lvl>
+    <w:lvl w:ilvl="1" w:tplc="04090003" w:tentative="1">
+      <w:start w:val="1"/>
+      <w:numFmt w:val="bullet"/>
+      <w:lvlText w:val="o"/>
+      <w:lvlJc w:val="left"/>
+      <w:pPr>
+        <w:ind w:left="1440" w:hanging="360"/>
+      </w:pPr>
+      <w:rPr>
+        <w:rFonts w:ascii="Courier New" w:hAnsi="Courier New" w:cs="Courier New" w:hint="default"/>
+      </w:rPr>
+    </w:lvl>
+    <w:lvl w:ilvl="2" w:tplc="04090005" w:tentative="1">
+      <w:start w:val="1"/>
+      <w:numFmt w:val="bullet"/>
+      <w:lvlText w:val=""/>
+      <w:lvlJc w:val="left"/>
+      <w:pPr>
+        <w:ind w:left="2160" w:hanging="360"/>
+      </w:pPr>
+      <w:rPr>
+        <w:rFonts w:ascii="Wingdings" w:hAnsi="Wingdings" w:hint="default"/>
+      </w:rPr>
+    </w:lvl>
+    <w:lvl w:ilvl="3" w:tplc="04090001" w:tentative="1">
+      <w:start w:val="1"/>
+      <w:numFmt w:val="bullet"/>
+      <w:lvlText w:val=""/>
+      <w:lvlJc w:val="left"/>
+      <w:pPr>
+        <w:ind w:left="2880" w:hanging="360"/>
+      </w:pPr>
+      <w:rPr>
+        <w:rFonts w:ascii="Symbol" w:hAnsi="Symbol" w:hint="default"/>
+      </w:rPr>
+    </w:lvl>
+    <w:lvl w:ilvl="4" w:tplc="04090003" w:tentative="1">
+      <w:start w:val="1"/>
+      <w:numFmt w:val="bullet"/>
+      <w:lvlText w:val="o"/>
+      <w:lvlJc w:val="left"/>
+      <w:pPr>
+        <w:ind w:left="3600" w:hanging="360"/>
+      </w:pPr>
+      <w:rPr>
+        <w:rFonts w:ascii="Courier New" w:hAnsi="Courier New" w:cs="Courier New" w:hint="default"/>
+      </w:rPr>
+    </w:lvl>
+    <w:lvl w:ilvl="5" w:tplc="04090005" w:tentative="1">
+      <w:start w:val="1"/>
+      <w:numFmt w:val="bullet"/>
+      <w:lvlText w:val=""/>
+      <w:lvlJc w:val="left"/>
+      <w:pPr>
+        <w:ind w:left="4320" w:hanging="360"/>
+      </w:pPr>
+      <w:rPr>
+        <w:rFonts w:ascii="Wingdings" w:hAnsi="Wingdings" w:hint="default"/>
+      </w:rPr>
+    </w:lvl>
+    <w:lvl w:ilvl="6" w:tplc="04090001" w:tentative="1">
+      <w:start w:val="1"/>
+      <w:numFmt w:val="bullet"/>
+      <w:lvlText w:val=""/>
+      <w:lvlJc w:val="left"/>
+      <w:pPr>
+        <w:ind w:left="5040" w:hanging="360"/>
+      </w:pPr>
+      <w:rPr>
+        <w:rFonts w:ascii="Symbol" w:hAnsi="Symbol" w:hint="default"/>
+      </w:rPr>
+    </w:lvl>
+    <w:lvl w:ilvl="7" w:tplc="04090003" w:tentative="1">
+      <w:start w:val="1"/>
+      <w:numFmt w:val="bullet"/>
+      <w:lvlText w:val="o"/>
+      <w:lvlJc w:val="left"/>
+      <w:pPr>
+        <w:ind w:left="5760" w:hanging="360"/>
+      </w:pPr>
+      <w:rPr>
+        <w:rFonts w:ascii="Courier New" w:hAnsi="Courier New" w:cs="Courier New" w:hint="default"/>
+      </w:rPr>
+    </w:lvl>
+    <w:lvl w:ilvl="8" w:tplc="04090005" w:tentative="1">
+      <w:start w:val="1"/>
+      <w:numFmt w:val="bullet"/>
+      <w:lvlText w:val=""/>
+      <w:lvlJc w:val="left"/>
+      <w:pPr>
+        <w:ind w:left="6480" w:hanging="360"/>
+      </w:pPr>
+      <w:rPr>
+        <w:rFonts w:ascii="Wingdings" w:hAnsi="Wingdings" w:hint="default"/>
+      </w:rPr>
+    </w:lvl>
+  </w:abstractNum>
+  <w:abstractNum w:abstractNumId="1" w15:restartNumberingAfterBreak="0">
+    <w:nsid w:val="2918343C"/>
+    <w:multiLevelType w:val="hybridMultilevel"/>
+    <w:tmpl w:val="AD1EC5EA"/>
+    <w:lvl w:ilvl="0" w:tplc="04090001">
+      <w:start w:val="1"/>
+      <w:numFmt w:val="bullet"/>
+      <w:lvlText w:val=""/>
+      <w:lvlJc w:val="left"/>
+      <w:pPr>
+        <w:ind w:left="720" w:hanging="360"/>
+      </w:pPr>
+      <w:rPr>
+        <w:rFonts w:ascii="Symbol" w:hAnsi="Symbol" w:hint="default"/>
+      </w:rPr>
+    </w:lvl>
+    <w:lvl w:ilvl="1" w:tplc="04090003" w:tentative="1">
+      <w:start w:val="1"/>
+      <w:numFmt w:val="bullet"/>
+      <w:lvlText w:val="o"/>
+      <w:lvlJc w:val="left"/>
+      <w:pPr>
+        <w:ind w:left="1440" w:hanging="360"/>
+      </w:pPr>
+      <w:rPr>
+        <w:rFonts w:ascii="Courier New" w:hAnsi="Courier New" w:cs="Courier New" w:hint="default"/>
+      </w:rPr>
+    </w:lvl>
+    <w:lvl w:ilvl="2" w:tplc="04090005" w:tentative="1">
+      <w:start w:val="1"/>
+      <w:numFmt w:val="bullet"/>
+      <w:lvlText w:val=""/>
+      <w:lvlJc w:val="left"/>
+      <w:pPr>
+        <w:ind w:left="2160" w:hanging="360"/>
+      </w:pPr>
+      <w:rPr>
+        <w:rFonts w:ascii="Wingdings" w:hAnsi="Wingdings" w:hint="default"/>
+      </w:rPr>
+    </w:lvl>
+    <w:lvl w:ilvl="3" w:tplc="04090001" w:tentative="1">
+      <w:start w:val="1"/>
+      <w:numFmt w:val="bullet"/>
+      <w:lvlText w:val=""/>
+      <w:lvlJc w:val="left"/>
+      <w:pPr>
+        <w:ind w:left="2880" w:hanging="360"/>
+      </w:pPr>
+      <w:rPr>
+        <w:rFonts w:ascii="Symbol" w:hAnsi="Symbol" w:hint="default"/>
+      </w:rPr>
+    </w:lvl>
+    <w:lvl w:ilvl="4" w:tplc="04090003" w:tentative="1">
+      <w:start w:val="1"/>
+      <w:numFmt w:val="bullet"/>
+      <w:lvlText w:val="o"/>
+      <w:lvlJc w:val="left"/>
+      <w:pPr>
+        <w:ind w:left="3600" w:hanging="360"/>
+      </w:pPr>
+      <w:rPr>
+        <w:rFonts w:ascii="Courier New" w:hAnsi="Courier New" w:cs="Courier New" w:hint="default"/>
+      </w:rPr>
+    </w:lvl>
+    <w:lvl w:ilvl="5" w:tplc="04090005" w:tentative="1">
+      <w:start w:val="1"/>
+      <w:numFmt w:val="bullet"/>
+      <w:lvlText w:val=""/>
+      <w:lvlJc w:val="left"/>
+      <w:pPr>
+        <w:ind w:left="4320" w:hanging="360"/>
+      </w:pPr>
+      <w:rPr>
+        <w:rFonts w:ascii="Wingdings" w:hAnsi="Wingdings" w:hint="default"/>
+      </w:rPr>
+    </w:lvl>
+    <w:lvl w:ilvl="6" w:tplc="04090001" w:tentative="1">
+      <w:start w:val="1"/>
+      <w:numFmt w:val="bullet"/>
+      <w:lvlText w:val=""/>
+      <w:lvlJc w:val="left"/>
+      <w:pPr>
+        <w:ind w:left="5040" w:hanging="360"/>
+      </w:pPr>
+      <w:rPr>
+        <w:rFonts w:ascii="Symbol" w:hAnsi="Symbol" w:hint="default"/>
+      </w:rPr>
+    </w:lvl>
+    <w:lvl w:ilvl="7" w:tplc="04090003" w:tentative="1">
+      <w:start w:val="1"/>
+      <w:numFmt w:val="bullet"/>
+      <w:lvlText w:val="o"/>
+      <w:lvlJc w:val="left"/>
+      <w:pPr>
+        <w:ind w:left="5760" w:hanging="360"/>
+      </w:pPr>
+      <w:rPr>
+        <w:rFonts w:ascii="Courier New" w:hAnsi="Courier New" w:cs="Courier New" w:hint="default"/>
+      </w:rPr>
+    </w:lvl>
+    <w:lvl w:ilvl="8" w:tplc="04090005" w:tentative="1">
+      <w:start w:val="1"/>
+      <w:numFmt w:val="bullet"/>
+      <w:lvlText w:val=""/>
+      <w:lvlJc w:val="left"/>
+      <w:pPr>
+        <w:ind w:left="6480" w:hanging="360"/>
+      </w:pPr>
+      <w:rPr>
+        <w:rFonts w:ascii="Wingdings" w:hAnsi="Wingdings" w:hint="default"/>
+      </w:rPr>
+    </w:lvl>
+  </w:abstractNum>
+  <w:abstractNum w:abstractNumId="2" w15:restartNumberingAfterBreak="0">
+    <w:nsid w:val="386B3178"/>
+    <w:multiLevelType w:val="hybridMultilevel"/>
+    <w:tmpl w:val="93AEEA12"/>
+    <w:lvl w:ilvl="0" w:tplc="C29460C4">
+      <w:numFmt w:val="bullet"/>
+      <w:lvlText w:val="-"/>
+      <w:lvlJc w:val="left"/>
+      <w:pPr>
+        <w:ind w:left="720" w:hanging="360"/>
+      </w:pPr>
+      <w:rPr>
+        <w:rFonts w:ascii="Arial" w:eastAsiaTheme="minorHAnsi" w:hAnsi="Arial" w:cs="Arial" w:hint="default"/>
+      </w:rPr>
+    </w:lvl>
+    <w:lvl w:ilvl="1" w:tplc="04090003" w:tentative="1">
+      <w:start w:val="1"/>
+      <w:numFmt w:val="bullet"/>
+      <w:lvlText w:val="o"/>
+      <w:lvlJc w:val="left"/>
+      <w:pPr>
+        <w:ind w:left="1440" w:hanging="360"/>
+      </w:pPr>
+      <w:rPr>
+        <w:rFonts w:ascii="Courier New" w:hAnsi="Courier New" w:cs="Courier New" w:hint="default"/>
+      </w:rPr>
+    </w:lvl>
+    <w:lvl w:ilvl="2" w:tplc="04090005" w:tentative="1">
+      <w:start w:val="1"/>
+      <w:numFmt w:val="bullet"/>
+      <w:lvlText w:val=""/>
+      <w:lvlJc w:val="left"/>
+      <w:pPr>
+        <w:ind w:left="2160" w:hanging="360"/>
+      </w:pPr>
+      <w:rPr>
+        <w:rFonts w:ascii="Wingdings" w:hAnsi="Wingdings" w:hint="default"/>
+      </w:rPr>
+    </w:lvl>
+    <w:lvl w:ilvl="3" w:tplc="04090001" w:tentative="1">
+      <w:start w:val="1"/>
+      <w:numFmt w:val="bullet"/>
+      <w:lvlText w:val=""/>
+      <w:lvlJc w:val="left"/>
+      <w:pPr>
+        <w:ind w:left="2880" w:hanging="360"/>
+      </w:pPr>
+      <w:rPr>
+        <w:rFonts w:ascii="Symbol" w:hAnsi="Symbol" w:hint="default"/>
+      </w:rPr>
+    </w:lvl>
+    <w:lvl w:ilvl="4" w:tplc="04090003" w:tentative="1">
+      <w:start w:val="1"/>
+      <w:numFmt w:val="bullet"/>
+      <w:lvlText w:val="o"/>
+      <w:lvlJc w:val="left"/>
+      <w:pPr>
+        <w:ind w:left="3600" w:hanging="360"/>
+      </w:pPr>
+      <w:rPr>
+        <w:rFonts w:ascii="Courier New" w:hAnsi="Courier New" w:cs="Courier New" w:hint="default"/>
+      </w:rPr>
+    </w:lvl>
+    <w:lvl w:ilvl="5" w:tplc="04090005" w:tentative="1">
+      <w:start w:val="1"/>
+      <w:numFmt w:val="bullet"/>
+      <w:lvlText w:val=""/>
+      <w:lvlJc w:val="left"/>
+      <w:pPr>
+        <w:ind w:left="4320" w:hanging="360"/>
+      </w:pPr>
+      <w:rPr>
+        <w:rFonts w:ascii="Wingdings" w:hAnsi="Wingdings" w:hint="default"/>
+      </w:rPr>
+    </w:lvl>
+    <w:lvl w:ilvl="6" w:tplc="04090001" w:tentative="1">
+      <w:start w:val="1"/>
+      <w:numFmt w:val="bullet"/>
+      <w:lvlText w:val=""/>
+      <w:lvlJc w:val="left"/>
+      <w:pPr>
+        <w:ind w:left="5040" w:hanging="360"/>
+      </w:pPr>
+      <w:rPr>
+        <w:rFonts w:ascii="Symbol" w:hAnsi="Symbol" w:hint="default"/>
+      </w:rPr>
+    </w:lvl>
+    <w:lvl w:ilvl="7" w:tplc="04090003" w:tentative="1">
+      <w:start w:val="1"/>
+      <w:numFmt w:val="bullet"/>
+      <w:lvlText w:val="o"/>
+      <w:lvlJc w:val="left"/>
+      <w:pPr>
+        <w:ind w:left="5760" w:hanging="360"/>
+      </w:pPr>
+      <w:rPr>
+        <w:rFonts w:ascii="Courier New" w:hAnsi="Courier New" w:cs="Courier New" w:hint="default"/>
+      </w:rPr>
+    </w:lvl>
+    <w:lvl w:ilvl="8" w:tplc="04090005" w:tentative="1">
+      <w:start w:val="1"/>
+      <w:numFmt w:val="bullet"/>
+      <w:lvlText w:val=""/>
+      <w:lvlJc w:val="left"/>
+      <w:pPr>
+        <w:ind w:left="6480" w:hanging="360"/>
+      </w:pPr>
+      <w:rPr>
+        <w:rFonts w:ascii="Wingdings" w:hAnsi="Wingdings" w:hint="default"/>
+      </w:rPr>
+    </w:lvl>
+  </w:abstractNum>
+  <w:abstractNum w:abstractNumId="3" w15:restartNumberingAfterBreak="0">
+    <w:nsid w:val="49EB11D6"/>
+    <w:multiLevelType w:val="hybridMultilevel"/>
+    <w:tmpl w:val="8A0EDEDE"/>
+    <w:lvl w:ilvl="0" w:tplc="B0121268">
+      <w:start w:val="2"/>
+      <w:numFmt w:val="bullet"/>
+      <w:lvlText w:val="-"/>
+      <w:lvlJc w:val="left"/>
+      <w:pPr>
+        <w:ind w:left="720" w:hanging="360"/>
+      </w:pPr>
+      <w:rPr>
+        <w:rFonts w:ascii="Aptos" w:eastAsiaTheme="minorHAnsi" w:hAnsi="Aptos" w:cstheme="minorBidi" w:hint="default"/>
+      </w:rPr>
+    </w:lvl>
+    <w:lvl w:ilvl="1" w:tplc="04090003" w:tentative="1">
+      <w:start w:val="1"/>
+      <w:numFmt w:val="bullet"/>
+      <w:lvlText w:val="o"/>
+      <w:lvlJc w:val="left"/>
+      <w:pPr>
+        <w:ind w:left="1440" w:hanging="360"/>
+      </w:pPr>
+      <w:rPr>
+        <w:rFonts w:ascii="Courier New" w:hAnsi="Courier New" w:cs="Courier New" w:hint="default"/>
+      </w:rPr>
+    </w:lvl>
+    <w:lvl w:ilvl="2" w:tplc="04090005" w:tentative="1">
+      <w:start w:val="1"/>
+      <w:numFmt w:val="bullet"/>
+      <w:lvlText w:val=""/>
+      <w:lvlJc w:val="left"/>
+      <w:pPr>
+        <w:ind w:left="2160" w:hanging="360"/>
+      </w:pPr>
+      <w:rPr>
+        <w:rFonts w:ascii="Wingdings" w:hAnsi="Wingdings" w:hint="default"/>
+      </w:rPr>
+    </w:lvl>
+    <w:lvl w:ilvl="3" w:tplc="04090001" w:tentative="1">
+      <w:start w:val="1"/>
+      <w:numFmt w:val="bullet"/>
+      <w:lvlText w:val=""/>
+      <w:lvlJc w:val="left"/>
+      <w:pPr>
+        <w:ind w:left="2880" w:hanging="360"/>
+      </w:pPr>
+      <w:rPr>
+        <w:rFonts w:ascii="Symbol" w:hAnsi="Symbol" w:hint="default"/>
+      </w:rPr>
+    </w:lvl>
+    <w:lvl w:ilvl="4" w:tplc="04090003" w:tentative="1">
+      <w:start w:val="1"/>
+      <w:numFmt w:val="bullet"/>
+      <w:lvlText w:val="o"/>
+      <w:lvlJc w:val="left"/>
+      <w:pPr>
+        <w:ind w:left="3600" w:hanging="360"/>
+      </w:pPr>
+      <w:rPr>
+        <w:rFonts w:ascii="Courier New" w:hAnsi="Courier New" w:cs="Courier New" w:hint="default"/>
+      </w:rPr>
+    </w:lvl>
+    <w:lvl w:ilvl="5" w:tplc="04090005" w:tentative="1">
+      <w:start w:val="1"/>
+      <w:numFmt w:val="bullet"/>
+      <w:lvlText w:val=""/>
+      <w:lvlJc w:val="left"/>
+      <w:pPr>
+        <w:ind w:left="4320" w:hanging="360"/>
+      </w:pPr>
+      <w:rPr>
+        <w:rFonts w:ascii="Wingdings" w:hAnsi="Wingdings" w:hint="default"/>
+      </w:rPr>
+    </w:lvl>
+    <w:lvl w:ilvl="6" w:tplc="04090001" w:tentative="1">
+      <w:start w:val="1"/>
+      <w:numFmt w:val="bullet"/>
+      <w:lvlText w:val=""/>
+      <w:lvlJc w:val="left"/>
+      <w:pPr>
+        <w:ind w:left="5040" w:hanging="360"/>
+      </w:pPr>
+      <w:rPr>
+        <w:rFonts w:ascii="Symbol" w:hAnsi="Symbol" w:hint="default"/>
+      </w:rPr>
+    </w:lvl>
+    <w:lvl w:ilvl="7" w:tplc="04090003" w:tentative="1">
+      <w:start w:val="1"/>
+      <w:numFmt w:val="bullet"/>
+      <w:lvlText w:val="o"/>
+      <w:lvlJc w:val="left"/>
+      <w:pPr>
+        <w:ind w:left="5760" w:hanging="360"/>
+      </w:pPr>
+      <w:rPr>
+        <w:rFonts w:ascii="Courier New" w:hAnsi="Courier New" w:cs="Courier New" w:hint="default"/>
+      </w:rPr>
+    </w:lvl>
+    <w:lvl w:ilvl="8" w:tplc="04090005" w:tentative="1">
+      <w:start w:val="1"/>
+      <w:numFmt w:val="bullet"/>
+      <w:lvlText w:val=""/>
+      <w:lvlJc w:val="left"/>
+      <w:pPr>
+        <w:ind w:left="6480" w:hanging="360"/>
+      </w:pPr>
+      <w:rPr>
+        <w:rFonts w:ascii="Wingdings" w:hAnsi="Wingdings" w:hint="default"/>
+      </w:rPr>
+    </w:lvl>
+  </w:abstractNum>
+  <w:num w:numId="1" w16cid:durableId="144124052">
+    <w:abstractNumId w:val="2"/>
+  </w:num>
+  <w:num w:numId="2" w16cid:durableId="1426806225">
+    <w:abstractNumId w:val="0"/>
+  </w:num>
+  <w:num w:numId="3" w16cid:durableId="2133162124">
+    <w:abstractNumId w:val="3"/>
+  </w:num>
+  <w:num w:numId="4" w16cid:durableId="40329173">
+    <w:abstractNumId w:val="1"/>
+  </w:num>
+</w:numbering>
 </file>
 
 <file path=word/styles.xml><?xml version="1.0" encoding="utf-8"?>
@@ -4933,7 +8835,6 @@
   <w:style w:type="character" w:default="1" w:styleId="DefaultParagraphFont">
     <w:name w:val="Default Paragraph Font"/>
     <w:uiPriority w:val="1"/>
-    <w:semiHidden/>
     <w:unhideWhenUsed/>
   </w:style>
   <w:style w:type="table" w:default="1" w:styleId="TableNormal">
@@ -5325,7 +9226,6 @@
     <w:basedOn w:val="Normal"/>
     <w:next w:val="Normal"/>
     <w:uiPriority w:val="35"/>
-    <w:semiHidden/>
     <w:unhideWhenUsed/>
     <w:qFormat/>
     <w:rsid w:val="00664031"/>

--- a/Az1/GozAz1.docx
+++ b/Az1/GozAz1.docx
@@ -18,7 +18,7 @@
           <w:szCs w:val="48"/>
         </w:rPr>
         <w:drawing>
-          <wp:inline distT="0" distB="0" distL="0" distR="0" wp14:anchorId="55C0CFEE" wp14:editId="44734F7F">
+          <wp:inline distT="0" distB="0" distL="0" distR="0" wp14:anchorId="55C0CFEE" wp14:editId="2B42ABC5">
             <wp:extent cx="1045634" cy="1045634"/>
             <wp:effectExtent l="0" t="0" r="2540" b="2540"/>
             <wp:docPr id="1059743664" name="Picture 2"/>
@@ -79,7 +79,7 @@
           <w:rtl/>
           <w:lang w:bidi="fa-IR"/>
         </w:rPr>
-        <w:t>آزمایشگاه مدار های منطقی</w:t>
+        <w:t>آزمایشگاه مدارهای منطقی</w:t>
       </w:r>
     </w:p>
     <w:p>
@@ -218,17 +218,7 @@
           <w:rtl/>
           <w:lang w:bidi="fa-IR"/>
         </w:rPr>
-        <w:t xml:space="preserve">گروه شماره </w:t>
-      </w:r>
-      <w:r>
-        <w:rPr>
-          <w:rFonts w:cs="B Yekan" w:hint="cs"/>
-          <w:sz w:val="28"/>
-          <w:szCs w:val="28"/>
-          <w:rtl/>
-          <w:lang w:bidi="fa-IR"/>
-        </w:rPr>
-        <w:t>7</w:t>
+        <w:t>گروه شماره 7</w:t>
       </w:r>
     </w:p>
     <w:p>
@@ -384,37 +374,7 @@
                 <w:rtl/>
                 <w:lang w:bidi="fa-IR"/>
               </w:rPr>
-              <w:t xml:space="preserve">آزمایشگاه مدار های منطقی </w:t>
-            </w:r>
-            <w:r>
-              <w:rPr>
-                <w:rFonts w:ascii="Arial" w:hAnsi="Arial" w:cs="Arial" w:hint="cs"/>
-                <w:sz w:val="20"/>
-                <w:szCs w:val="20"/>
-                <w:rtl/>
-                <w:lang w:bidi="fa-IR"/>
-              </w:rPr>
-              <w:t>–</w:t>
-            </w:r>
-            <w:r>
-              <w:rPr>
-                <w:rFonts w:cs="B Yekan" w:hint="cs"/>
-                <w:sz w:val="20"/>
-                <w:szCs w:val="20"/>
-                <w:rtl/>
-                <w:lang w:bidi="fa-IR"/>
-              </w:rPr>
-              <w:t xml:space="preserve"> گروه شماره </w:t>
-            </w:r>
-            <w:r>
-              <w:rPr>
-                <w:rFonts w:cs="B Yekan" w:hint="cs"/>
-                <w:sz w:val="20"/>
-                <w:szCs w:val="20"/>
-                <w:rtl/>
-                <w:lang w:bidi="fa-IR"/>
-              </w:rPr>
-              <w:t>7</w:t>
+              <w:t>آزمایشگاه مدارهای منطقی – گروه شماره 7</w:t>
             </w:r>
           </w:p>
         </w:tc>
@@ -422,172 +382,6 @@
     </w:tbl>
     <w:p>
       <w:pPr>
-        <w:jc w:val="center"/>
-      </w:pPr>
-    </w:p>
-    <w:p>
-      <w:pPr>
-        <w:rPr>
-          <w:rtl/>
-        </w:rPr>
-      </w:pPr>
-    </w:p>
-    <w:p>
-      <w:pPr>
-        <w:rPr>
-          <w:rtl/>
-        </w:rPr>
-      </w:pPr>
-    </w:p>
-    <w:p>
-      <w:pPr>
-        <w:rPr>
-          <w:rtl/>
-        </w:rPr>
-      </w:pPr>
-    </w:p>
-    <w:p>
-      <w:pPr>
-        <w:tabs>
-          <w:tab w:val="left" w:pos="2096"/>
-        </w:tabs>
-      </w:pPr>
-      <w:r>
-        <w:tab/>
-      </w:r>
-    </w:p>
-    <w:p>
-      <w:r>
-        <w:br w:type="page"/>
-      </w:r>
-    </w:p>
-    <w:tbl>
-      <w:tblPr>
-        <w:tblStyle w:val="TableGrid"/>
-        <w:tblpPr w:leftFromText="180" w:rightFromText="180" w:vertAnchor="page" w:horzAnchor="margin" w:tblpX="-900" w:tblpY="617"/>
-        <w:tblW w:w="11160" w:type="dxa"/>
-        <w:tblBorders>
-          <w:top w:val="none" w:sz="0" w:space="0" w:color="auto"/>
-          <w:left w:val="none" w:sz="0" w:space="0" w:color="auto"/>
-          <w:bottom w:val="double" w:sz="12" w:space="0" w:color="auto"/>
-          <w:right w:val="none" w:sz="0" w:space="0" w:color="auto"/>
-          <w:insideH w:val="none" w:sz="0" w:space="0" w:color="auto"/>
-          <w:insideV w:val="none" w:sz="0" w:space="0" w:color="auto"/>
-        </w:tblBorders>
-        <w:tblLook w:val="04A0" w:firstRow="1" w:lastRow="0" w:firstColumn="1" w:lastColumn="0" w:noHBand="0" w:noVBand="1"/>
-      </w:tblPr>
-      <w:tblGrid>
-        <w:gridCol w:w="3237"/>
-        <w:gridCol w:w="2338"/>
-        <w:gridCol w:w="5585"/>
-      </w:tblGrid>
-      <w:tr>
-        <w:tc>
-          <w:tcPr>
-            <w:tcW w:w="3237" w:type="dxa"/>
-          </w:tcPr>
-          <w:p>
-            <w:pPr>
-              <w:jc w:val="right"/>
-              <w:rPr>
-                <w:rFonts w:cs="B Yekan"/>
-                <w:sz w:val="20"/>
-                <w:szCs w:val="20"/>
-                <w:rtl/>
-                <w:lang w:bidi="fa-IR"/>
-              </w:rPr>
-            </w:pPr>
-            <w:r>
-              <w:rPr>
-                <w:rFonts w:cs="B Yekan" w:hint="cs"/>
-                <w:sz w:val="20"/>
-                <w:szCs w:val="20"/>
-                <w:rtl/>
-                <w:lang w:bidi="fa-IR"/>
-              </w:rPr>
-              <w:lastRenderedPageBreak/>
-              <w:t>گزارش کار آزمایش شماره 1</w:t>
-            </w:r>
-          </w:p>
-        </w:tc>
-        <w:tc>
-          <w:tcPr>
-            <w:tcW w:w="2338" w:type="dxa"/>
-          </w:tcPr>
-          <w:p>
-            <w:pPr>
-              <w:jc w:val="center"/>
-              <w:rPr>
-                <w:rFonts w:cs="B Yekan"/>
-                <w:sz w:val="20"/>
-                <w:szCs w:val="20"/>
-                <w:rtl/>
-                <w:lang w:bidi="fa-IR"/>
-              </w:rPr>
-            </w:pPr>
-          </w:p>
-        </w:tc>
-        <w:tc>
-          <w:tcPr>
-            <w:tcW w:w="5585" w:type="dxa"/>
-          </w:tcPr>
-          <w:p>
-            <w:pPr>
-              <w:jc w:val="right"/>
-              <w:rPr>
-                <w:rFonts w:cs="B Yekan"/>
-                <w:sz w:val="20"/>
-                <w:szCs w:val="20"/>
-                <w:rtl/>
-                <w:lang w:bidi="fa-IR"/>
-              </w:rPr>
-            </w:pPr>
-            <w:r>
-              <w:rPr>
-                <w:rFonts w:cs="B Yekan" w:hint="cs"/>
-                <w:sz w:val="20"/>
-                <w:szCs w:val="20"/>
-                <w:rtl/>
-                <w:lang w:bidi="fa-IR"/>
-              </w:rPr>
-              <w:t xml:space="preserve">آزمایشگاه مدار های منطقی </w:t>
-            </w:r>
-            <w:r>
-              <w:rPr>
-                <w:rFonts w:ascii="Arial" w:hAnsi="Arial" w:cs="Arial" w:hint="cs"/>
-                <w:sz w:val="20"/>
-                <w:szCs w:val="20"/>
-                <w:rtl/>
-                <w:lang w:bidi="fa-IR"/>
-              </w:rPr>
-              <w:t>–</w:t>
-            </w:r>
-            <w:r>
-              <w:rPr>
-                <w:rFonts w:cs="B Yekan" w:hint="cs"/>
-                <w:sz w:val="20"/>
-                <w:szCs w:val="20"/>
-                <w:rtl/>
-                <w:lang w:bidi="fa-IR"/>
-              </w:rPr>
-              <w:t xml:space="preserve"> گروه شماره </w:t>
-            </w:r>
-            <w:r>
-              <w:rPr>
-                <w:rFonts w:cs="B Yekan" w:hint="cs"/>
-                <w:sz w:val="20"/>
-                <w:szCs w:val="20"/>
-                <w:rtl/>
-                <w:lang w:bidi="fa-IR"/>
-              </w:rPr>
-              <w:t>7</w:t>
-            </w:r>
-          </w:p>
-        </w:tc>
-      </w:tr>
-    </w:tbl>
-    <w:p>
-      <w:pPr>
         <w:tabs>
           <w:tab w:val="left" w:pos="2096"/>
         </w:tabs>
@@ -596,6 +390,7 @@
           <w:rFonts w:cs="B Yekan"/>
           <w:b/>
           <w:bCs/>
+          <w:rtl/>
           <w:lang w:bidi="fa-IR"/>
         </w:rPr>
       </w:pPr>
@@ -607,2587 +402,7 @@
           <w:rtl/>
           <w:lang w:bidi="fa-IR"/>
         </w:rPr>
-        <w:t>آزمایش</w:t>
-      </w:r>
-      <w:r>
-        <w:rPr>
-          <w:rFonts w:cs="B Yekan" w:hint="cs"/>
-          <w:b/>
-          <w:bCs/>
-          <w:rtl/>
-          <w:lang w:bidi="fa-IR"/>
-        </w:rPr>
-        <w:t xml:space="preserve"> اول </w:t>
-      </w:r>
-      <w:r>
-        <w:rPr>
-          <w:rFonts w:cs="B Yekan" w:hint="cs"/>
-          <w:b/>
-          <w:bCs/>
-          <w:rtl/>
-          <w:lang w:bidi="fa-IR"/>
-        </w:rPr>
-        <w:t>:</w:t>
-      </w:r>
-      <w:r>
-        <w:rPr>
-          <w:rFonts w:cs="B Yekan" w:hint="cs"/>
-          <w:b/>
-          <w:bCs/>
-          <w:rtl/>
-          <w:lang w:bidi="fa-IR"/>
-        </w:rPr>
-        <w:t xml:space="preserve">  </w:t>
-      </w:r>
-    </w:p>
-    <w:p>
-      <w:pPr>
-        <w:jc w:val="right"/>
-        <w:rPr>
-          <w:rtl/>
-        </w:rPr>
-      </w:pPr>
-    </w:p>
-    <w:p>
-      <w:pPr>
-        <w:bidi/>
-        <w:rPr>
-          <w:rFonts w:cs="B Yekan"/>
-          <w:rtl/>
-          <w:lang w:bidi="fa-IR"/>
-        </w:rPr>
-      </w:pPr>
-      <w:r>
-        <w:rPr>
-          <w:rFonts w:cs="B Yekan" w:hint="cs"/>
-          <w:sz w:val="28"/>
-          <w:szCs w:val="28"/>
-          <w:rtl/>
-          <w:lang w:bidi="fa-IR"/>
-        </w:rPr>
-        <w:t>مقدمه و تعریف آزمایش</w:t>
-      </w:r>
-      <w:r>
-        <w:rPr>
-          <w:rFonts w:cs="B Yekan" w:hint="cs"/>
-          <w:rtl/>
-          <w:lang w:bidi="fa-IR"/>
-        </w:rPr>
-        <w:t xml:space="preserve"> :</w:t>
-      </w:r>
-    </w:p>
-    <w:p>
-      <w:pPr>
-        <w:bidi/>
-        <w:rPr>
-          <w:rFonts w:cs="B Nazanin"/>
-          <w:rtl/>
-        </w:rPr>
-      </w:pPr>
-      <w:r>
-        <w:rPr>
-          <w:rFonts w:cs="B Nazanin" w:hint="cs"/>
-          <w:rtl/>
-          <w:lang w:bidi="fa-IR"/>
-        </w:rPr>
-        <w:t>هدف از انجام این آزمایش آشنایی با نرم افزار</w:t>
-      </w:r>
-      <w:r>
-        <w:rPr>
-          <w:rFonts w:cs="B Nazanin" w:hint="cs"/>
-          <w:rtl/>
-          <w:lang w:bidi="fa-IR"/>
-        </w:rPr>
-        <w:t xml:space="preserve"> </w:t>
-      </w:r>
-      <w:r>
-        <w:rPr>
-          <w:rFonts w:cs="B Nazanin"/>
-          <w:lang w:bidi="fa-IR"/>
-        </w:rPr>
-        <w:t>Fritzing</w:t>
-      </w:r>
-      <w:r>
-        <w:rPr>
-          <w:rFonts w:cs="B Nazanin"/>
-        </w:rPr>
-        <w:t xml:space="preserve"> </w:t>
-      </w:r>
-      <w:r>
-        <w:rPr>
-          <w:rFonts w:cs="B Nazanin" w:hint="cs"/>
-          <w:rtl/>
-        </w:rPr>
-        <w:t xml:space="preserve"> و یادگیری بستن مدار ساده و کار با تراشه ها است.</w:t>
-      </w:r>
-    </w:p>
-    <w:p>
-      <w:pPr>
-        <w:bidi/>
-        <w:rPr>
-          <w:rFonts w:cs="B Nazanin"/>
-          <w:rtl/>
-        </w:rPr>
-      </w:pPr>
-    </w:p>
-    <w:p>
-      <w:pPr>
-        <w:bidi/>
-        <w:rPr>
-          <w:rFonts w:cs="B Yekan"/>
-          <w:sz w:val="28"/>
-          <w:szCs w:val="28"/>
-          <w:rtl/>
-          <w:lang w:bidi="fa-IR"/>
-        </w:rPr>
-      </w:pPr>
-      <w:r>
-        <w:rPr>
-          <w:rFonts w:cs="B Yekan" w:hint="cs"/>
-          <w:sz w:val="28"/>
-          <w:szCs w:val="28"/>
-          <w:rtl/>
-          <w:lang w:bidi="fa-IR"/>
-        </w:rPr>
-        <w:t>بخش اول :</w:t>
-      </w:r>
-    </w:p>
-    <w:p>
-      <w:pPr>
-        <w:bidi/>
-        <w:rPr>
-          <w:rFonts w:cs="B Yekan"/>
-          <w:sz w:val="28"/>
-          <w:szCs w:val="28"/>
-          <w:rtl/>
-          <w:lang w:bidi="fa-IR"/>
-        </w:rPr>
-      </w:pPr>
-      <w:r>
-        <w:rPr>
-          <w:rFonts w:cs="B Yekan" w:hint="cs"/>
-          <w:sz w:val="28"/>
-          <w:szCs w:val="28"/>
-          <w:rtl/>
-          <w:lang w:bidi="fa-IR"/>
-        </w:rPr>
-        <w:t>پیدا کردن اتصالات داخلی در بردبورد</w:t>
-      </w:r>
-      <w:r>
-        <w:rPr>
-          <w:rFonts w:cs="B Yekan" w:hint="cs"/>
-          <w:sz w:val="28"/>
-          <w:szCs w:val="28"/>
-          <w:rtl/>
-          <w:lang w:bidi="fa-IR"/>
-        </w:rPr>
-        <w:t>:</w:t>
-      </w:r>
-    </w:p>
-    <w:p>
-      <w:pPr>
-        <w:bidi/>
-        <w:rPr>
-          <w:rFonts w:cs="B Nazanin"/>
-          <w:rtl/>
-          <w:lang w:bidi="fa-IR"/>
-        </w:rPr>
-      </w:pPr>
-      <w:r>
-        <w:rPr>
-          <w:rFonts w:cs="B Nazanin" w:hint="cs"/>
-          <w:rtl/>
-          <w:lang w:bidi="fa-IR"/>
-        </w:rPr>
-        <w:t>برد بورد شامل سه بخش است . در دو بخش بالایی اتصالات در راستای افقی و در بخش میانی اتصالات در راستای عمودی وجود دارند.</w:t>
-      </w:r>
-    </w:p>
-    <w:p>
-      <w:pPr>
-        <w:keepNext/>
-        <w:bidi/>
-      </w:pPr>
-      <w:r>
-        <w:rPr>
-          <w:rFonts w:cs="B Nazanin" w:hint="cs"/>
-          <w:noProof/>
-          <w:rtl/>
-          <w:lang w:val="fa-IR" w:bidi="fa-IR"/>
-        </w:rPr>
-        <w:drawing>
-          <wp:inline distT="0" distB="0" distL="0" distR="0" wp14:anchorId="2ADAA403" wp14:editId="3DEFC316">
-            <wp:extent cx="5943600" cy="1944370"/>
-            <wp:effectExtent l="0" t="0" r="0" b="0"/>
-            <wp:docPr id="1860732900" name="Picture 8"/>
-            <wp:cNvGraphicFramePr>
-              <a:graphicFrameLocks xmlns:a="http://schemas.openxmlformats.org/drawingml/2006/main" noChangeAspect="1"/>
-            </wp:cNvGraphicFramePr>
-            <a:graphic xmlns:a="http://schemas.openxmlformats.org/drawingml/2006/main">
-              <a:graphicData uri="http://schemas.openxmlformats.org/drawingml/2006/picture">
-                <pic:pic xmlns:pic="http://schemas.openxmlformats.org/drawingml/2006/picture">
-                  <pic:nvPicPr>
-                    <pic:cNvPr id="1860732900" name="Picture 1860732900"/>
-                    <pic:cNvPicPr/>
-                  </pic:nvPicPr>
-                  <pic:blipFill>
-                    <a:blip r:embed="rId8">
-                      <a:extLst>
-                        <a:ext uri="{28A0092B-C50C-407E-A947-70E740481C1C}">
-                          <a14:useLocalDpi xmlns:a14="http://schemas.microsoft.com/office/drawing/2010/main" val="0"/>
-                        </a:ext>
-                      </a:extLst>
-                    </a:blip>
-                    <a:stretch>
-                      <a:fillRect/>
-                    </a:stretch>
-                  </pic:blipFill>
-                  <pic:spPr>
-                    <a:xfrm>
-                      <a:off x="0" y="0"/>
-                      <a:ext cx="5943600" cy="1944370"/>
-                    </a:xfrm>
-                    <a:prstGeom prst="rect">
-                      <a:avLst/>
-                    </a:prstGeom>
-                  </pic:spPr>
-                </pic:pic>
-              </a:graphicData>
-            </a:graphic>
-          </wp:inline>
-        </w:drawing>
-      </w:r>
-    </w:p>
-    <w:p>
-      <w:pPr>
-        <w:pStyle w:val="Caption"/>
-        <w:bidi/>
-        <w:jc w:val="center"/>
-        <w:rPr>
-          <w:rFonts w:cs="B Nazanin" w:hint="cs"/>
-          <w:sz w:val="24"/>
-          <w:szCs w:val="24"/>
-          <w:rtl/>
-          <w:lang w:bidi="fa-IR"/>
-        </w:rPr>
-      </w:pPr>
-      <w:r>
-        <w:rPr>
-          <w:rFonts w:hint="cs"/>
-          <w:rtl/>
-          <w:lang w:bidi="fa-IR"/>
-        </w:rPr>
-        <w:t>اتصالات داخلی دو بخش بیرونی برد بورد</w:t>
-      </w:r>
-    </w:p>
-    <w:p>
-      <w:pPr>
-        <w:keepNext/>
-        <w:bidi/>
-      </w:pPr>
-      <w:r>
-        <w:rPr>
-          <w:rFonts w:cs="B Nazanin"/>
-          <w:noProof/>
-          <w:rtl/>
-          <w:lang w:val="ar-SA"/>
-        </w:rPr>
-        <w:drawing>
-          <wp:inline distT="0" distB="0" distL="0" distR="0" wp14:anchorId="7A73766A" wp14:editId="14602454">
-            <wp:extent cx="5943600" cy="1883410"/>
-            <wp:effectExtent l="0" t="0" r="0" b="2540"/>
-            <wp:docPr id="1355976794" name="Picture 9"/>
-            <wp:cNvGraphicFramePr>
-              <a:graphicFrameLocks xmlns:a="http://schemas.openxmlformats.org/drawingml/2006/main" noChangeAspect="1"/>
-            </wp:cNvGraphicFramePr>
-            <a:graphic xmlns:a="http://schemas.openxmlformats.org/drawingml/2006/main">
-              <a:graphicData uri="http://schemas.openxmlformats.org/drawingml/2006/picture">
-                <pic:pic xmlns:pic="http://schemas.openxmlformats.org/drawingml/2006/picture">
-                  <pic:nvPicPr>
-                    <pic:cNvPr id="1355976794" name="Picture 1355976794"/>
-                    <pic:cNvPicPr/>
-                  </pic:nvPicPr>
-                  <pic:blipFill>
-                    <a:blip r:embed="rId9">
-                      <a:extLst>
-                        <a:ext uri="{28A0092B-C50C-407E-A947-70E740481C1C}">
-                          <a14:useLocalDpi xmlns:a14="http://schemas.microsoft.com/office/drawing/2010/main" val="0"/>
-                        </a:ext>
-                      </a:extLst>
-                    </a:blip>
-                    <a:stretch>
-                      <a:fillRect/>
-                    </a:stretch>
-                  </pic:blipFill>
-                  <pic:spPr>
-                    <a:xfrm>
-                      <a:off x="0" y="0"/>
-                      <a:ext cx="5943600" cy="1883410"/>
-                    </a:xfrm>
-                    <a:prstGeom prst="rect">
-                      <a:avLst/>
-                    </a:prstGeom>
-                  </pic:spPr>
-                </pic:pic>
-              </a:graphicData>
-            </a:graphic>
-          </wp:inline>
-        </w:drawing>
-      </w:r>
-    </w:p>
-    <w:p>
-      <w:pPr>
-        <w:pStyle w:val="Caption"/>
-        <w:bidi/>
-        <w:jc w:val="center"/>
-        <w:rPr>
-          <w:rFonts w:cs="B Nazanin"/>
-          <w:rtl/>
-        </w:rPr>
-      </w:pPr>
-      <w:r>
-        <w:rPr>
-          <w:rFonts w:hint="cs"/>
-          <w:rtl/>
-          <w:lang w:bidi="fa-IR"/>
-        </w:rPr>
-        <w:t>اتصالات بخش میانی برد بورد</w:t>
-      </w:r>
-    </w:p>
-    <w:p>
-      <w:pPr>
-        <w:bidi/>
-        <w:rPr>
-          <w:rFonts w:cs="B Nazanin"/>
-          <w:rtl/>
-          <w:lang w:bidi="fa-IR"/>
-        </w:rPr>
-      </w:pPr>
-    </w:p>
-    <w:p>
-      <w:pPr>
-        <w:bidi/>
-        <w:rPr>
-          <w:rFonts w:cs="B Yekan"/>
-          <w:sz w:val="28"/>
-          <w:szCs w:val="28"/>
-          <w:rtl/>
-          <w:lang w:bidi="fa-IR"/>
-        </w:rPr>
-      </w:pPr>
-      <w:r>
-        <w:rPr>
-          <w:rFonts w:cs="B Yekan" w:hint="cs"/>
-          <w:sz w:val="28"/>
-          <w:szCs w:val="28"/>
-          <w:rtl/>
-          <w:lang w:bidi="fa-IR"/>
-        </w:rPr>
-        <w:lastRenderedPageBreak/>
-        <w:t xml:space="preserve">بخش </w:t>
-      </w:r>
-      <w:r>
-        <w:rPr>
-          <w:rFonts w:cs="B Yekan" w:hint="cs"/>
-          <w:sz w:val="28"/>
-          <w:szCs w:val="28"/>
-          <w:rtl/>
-          <w:lang w:bidi="fa-IR"/>
-        </w:rPr>
-        <w:t>دوم</w:t>
-      </w:r>
-      <w:r>
-        <w:rPr>
-          <w:rFonts w:cs="B Yekan" w:hint="cs"/>
-          <w:sz w:val="28"/>
-          <w:szCs w:val="28"/>
-          <w:rtl/>
-          <w:lang w:bidi="fa-IR"/>
-        </w:rPr>
-        <w:t xml:space="preserve"> :</w:t>
-      </w:r>
-    </w:p>
-    <w:p>
-      <w:pPr>
-        <w:bidi/>
-        <w:rPr>
-          <w:rFonts w:cs="B Yekan"/>
-          <w:sz w:val="28"/>
-          <w:szCs w:val="28"/>
-          <w:rtl/>
-          <w:lang w:bidi="fa-IR"/>
-        </w:rPr>
-      </w:pPr>
-      <w:r>
-        <w:rPr>
-          <w:rFonts w:cs="B Yekan" w:hint="cs"/>
-          <w:sz w:val="28"/>
-          <w:szCs w:val="28"/>
-          <w:rtl/>
-          <w:lang w:bidi="fa-IR"/>
-        </w:rPr>
-        <w:t>تشکیل مدار ساده شامل دیود نورگسیل و مقاومت</w:t>
-      </w:r>
-      <w:r>
-        <w:rPr>
-          <w:rFonts w:cs="B Yekan" w:hint="cs"/>
-          <w:sz w:val="28"/>
-          <w:szCs w:val="28"/>
-          <w:rtl/>
-          <w:lang w:bidi="fa-IR"/>
-        </w:rPr>
-        <w:t>:</w:t>
-      </w:r>
-    </w:p>
-    <w:p>
-      <w:pPr>
-        <w:bidi/>
-        <w:rPr>
-          <w:rFonts w:cs="B Yekan"/>
-          <w:sz w:val="28"/>
-          <w:szCs w:val="28"/>
-          <w:rtl/>
-          <w:lang w:bidi="fa-IR"/>
-        </w:rPr>
-      </w:pPr>
-    </w:p>
-    <w:p>
-      <w:pPr>
-        <w:bidi/>
-        <w:rPr>
-          <w:rFonts w:cs="B Yekan"/>
-          <w:b/>
-          <w:bCs/>
-          <w:rtl/>
-          <w:lang w:bidi="fa-IR"/>
-        </w:rPr>
-      </w:pPr>
-      <w:r>
-        <w:rPr>
-          <w:rFonts w:cs="B Yekan" w:hint="cs"/>
-          <w:b/>
-          <w:bCs/>
-          <w:rtl/>
-          <w:lang w:bidi="fa-IR"/>
-        </w:rPr>
-        <w:t>قطعات استفاده شده :</w:t>
-      </w:r>
-    </w:p>
-    <w:p>
-      <w:pPr>
-        <w:pStyle w:val="ListParagraph"/>
-        <w:numPr>
-          <w:ilvl w:val="0"/>
-          <w:numId w:val="4"/>
-        </w:numPr>
-        <w:bidi/>
-        <w:rPr>
-          <w:rFonts w:cs="B Nazanin"/>
-          <w:lang w:bidi="fa-IR"/>
-        </w:rPr>
-      </w:pPr>
-      <w:r>
-        <w:rPr>
-          <w:rFonts w:cs="B Nazanin" w:hint="cs"/>
-          <w:rtl/>
-          <w:lang w:bidi="fa-IR"/>
-        </w:rPr>
-        <w:t>برد بورد</w:t>
-      </w:r>
-    </w:p>
-    <w:p>
-      <w:pPr>
-        <w:pStyle w:val="ListParagraph"/>
-        <w:numPr>
-          <w:ilvl w:val="0"/>
-          <w:numId w:val="4"/>
-        </w:numPr>
-        <w:bidi/>
-        <w:rPr>
-          <w:rFonts w:cs="B Nazanin"/>
-          <w:lang w:bidi="fa-IR"/>
-        </w:rPr>
-      </w:pPr>
-      <w:r>
-        <w:rPr>
-          <w:rFonts w:cs="B Nazanin"/>
-          <w:lang w:bidi="fa-IR"/>
-        </w:rPr>
-        <w:t>LED</w:t>
-      </w:r>
-    </w:p>
-    <w:p>
-      <w:pPr>
-        <w:pStyle w:val="ListParagraph"/>
-        <w:numPr>
-          <w:ilvl w:val="0"/>
-          <w:numId w:val="4"/>
-        </w:numPr>
-        <w:bidi/>
-        <w:rPr>
-          <w:rFonts w:cs="B Nazanin"/>
-          <w:lang w:bidi="fa-IR"/>
-        </w:rPr>
-      </w:pPr>
-      <w:r>
-        <w:rPr>
-          <w:rFonts w:cs="B Nazanin" w:hint="cs"/>
-          <w:rtl/>
-          <w:lang w:bidi="fa-IR"/>
-        </w:rPr>
-        <w:t xml:space="preserve">باتری 4.8 ولتی </w:t>
-      </w:r>
-      <w:r>
-        <w:rPr>
-          <w:rFonts w:cs="B Nazanin"/>
-          <w:lang w:bidi="fa-IR"/>
-        </w:rPr>
-        <w:t>4XAAA</w:t>
-      </w:r>
-    </w:p>
-    <w:p>
-      <w:pPr>
-        <w:pStyle w:val="ListParagraph"/>
-        <w:numPr>
-          <w:ilvl w:val="0"/>
-          <w:numId w:val="4"/>
-        </w:numPr>
-        <w:bidi/>
-        <w:rPr>
-          <w:rFonts w:cs="B Nazanin"/>
-          <w:lang w:bidi="fa-IR"/>
-        </w:rPr>
-      </w:pPr>
-      <w:r>
-        <w:rPr>
-          <w:rFonts w:cs="B Nazanin" w:hint="cs"/>
-          <w:rtl/>
-          <w:lang w:bidi="fa-IR"/>
-        </w:rPr>
-        <w:t>مقاومت 220 اهمی</w:t>
-      </w:r>
-    </w:p>
-    <w:p>
-      <w:pPr>
-        <w:bidi/>
-        <w:rPr>
-          <w:rFonts w:cs="B Nazanin"/>
-          <w:rtl/>
-          <w:lang w:bidi="fa-IR"/>
-        </w:rPr>
-      </w:pPr>
-    </w:p>
-    <w:p>
-      <w:pPr>
-        <w:bidi/>
-        <w:rPr>
-          <w:rFonts w:cs="B Yekan"/>
-          <w:sz w:val="28"/>
-          <w:szCs w:val="28"/>
-          <w:rtl/>
-          <w:lang w:bidi="fa-IR"/>
-        </w:rPr>
-      </w:pPr>
-      <w:r>
-        <w:rPr>
-          <w:rFonts w:cs="B Yekan" w:hint="cs"/>
-          <w:sz w:val="28"/>
-          <w:szCs w:val="28"/>
-          <w:rtl/>
-          <w:lang w:bidi="fa-IR"/>
-        </w:rPr>
-        <w:t>شرح آزمایش :</w:t>
-      </w:r>
-    </w:p>
-    <w:p>
-      <w:pPr>
-        <w:bidi/>
-        <w:rPr>
-          <w:rFonts w:cs="B Nazanin"/>
-          <w:rtl/>
-          <w:lang w:bidi="fa-IR"/>
-        </w:rPr>
-      </w:pPr>
-      <w:r>
-        <w:rPr>
-          <w:rFonts w:cs="B Nazanin" w:hint="cs"/>
-          <w:rtl/>
-          <w:lang w:bidi="fa-IR"/>
-        </w:rPr>
-        <w:t xml:space="preserve">ابتدا سر مثبت و سر منفی باتری را به دو بخش بالایی و پایینی برد بورد متصل میکنیم(شکل 1-1). سپس </w:t>
-      </w:r>
-      <w:r>
-        <w:rPr>
-          <w:rFonts w:cs="B Nazanin"/>
-          <w:lang w:bidi="fa-IR"/>
-        </w:rPr>
-        <w:t xml:space="preserve">LED </w:t>
-      </w:r>
-      <w:r>
-        <w:rPr>
-          <w:rFonts w:cs="B Nazanin" w:hint="cs"/>
-          <w:rtl/>
-          <w:lang w:bidi="fa-IR"/>
-        </w:rPr>
-        <w:t xml:space="preserve"> را روی برد بورد قرار می دهیم به گونه ای که بین دو پایه آن اتصالی برقرار نباشد</w:t>
-      </w:r>
-      <w:r>
-        <w:rPr>
-          <w:rFonts w:cs="B Nazanin" w:hint="cs"/>
-          <w:rtl/>
-          <w:lang w:bidi="fa-IR"/>
-        </w:rPr>
-        <w:t xml:space="preserve">. (شکل 2-1)پایه بلند تر </w:t>
-      </w:r>
-      <w:r>
-        <w:rPr>
-          <w:rFonts w:cs="B Nazanin"/>
-          <w:lang w:bidi="fa-IR"/>
-        </w:rPr>
-        <w:t>LED</w:t>
-      </w:r>
-      <w:r>
-        <w:rPr>
-          <w:rFonts w:cs="B Nazanin" w:hint="cs"/>
-          <w:rtl/>
-          <w:lang w:bidi="fa-IR"/>
-        </w:rPr>
-        <w:t xml:space="preserve"> همان نشان دهنده سر مثبت </w:t>
-      </w:r>
-      <w:r>
-        <w:rPr>
-          <w:rFonts w:cs="B Nazanin"/>
-          <w:lang w:bidi="fa-IR"/>
-        </w:rPr>
-        <w:t>LED</w:t>
-      </w:r>
-      <w:r>
-        <w:rPr>
-          <w:rFonts w:cs="B Nazanin" w:hint="cs"/>
-          <w:rtl/>
-          <w:lang w:bidi="fa-IR"/>
-        </w:rPr>
-        <w:t xml:space="preserve"> است. سپس بین سر مثبت </w:t>
-      </w:r>
-      <w:r>
-        <w:rPr>
-          <w:rFonts w:cs="B Nazanin"/>
-          <w:lang w:bidi="fa-IR"/>
-        </w:rPr>
-        <w:t>LED</w:t>
-      </w:r>
-      <w:r>
-        <w:rPr>
-          <w:rFonts w:cs="B Nazanin" w:hint="cs"/>
-          <w:rtl/>
-          <w:lang w:bidi="fa-IR"/>
-        </w:rPr>
-        <w:t xml:space="preserve"> و ولتاژ بالا ، مقاومت 220 اهمی را قرار می دهیم تا از سوختن </w:t>
-      </w:r>
-      <w:r>
-        <w:rPr>
-          <w:rFonts w:cs="B Nazanin"/>
-          <w:lang w:bidi="fa-IR"/>
-        </w:rPr>
-        <w:t>LED</w:t>
-      </w:r>
-      <w:r>
-        <w:rPr>
-          <w:rFonts w:cs="B Nazanin" w:hint="cs"/>
-          <w:rtl/>
-          <w:lang w:bidi="fa-IR"/>
-        </w:rPr>
-        <w:t xml:space="preserve"> جلوگیری شود. سپس سر منفی </w:t>
-      </w:r>
-      <w:r>
-        <w:rPr>
-          <w:rFonts w:cs="B Nazanin"/>
-          <w:lang w:bidi="fa-IR"/>
-        </w:rPr>
-        <w:t xml:space="preserve">LED </w:t>
-      </w:r>
-      <w:r>
-        <w:rPr>
-          <w:rFonts w:cs="B Nazanin" w:hint="cs"/>
-          <w:rtl/>
-          <w:lang w:bidi="fa-IR"/>
-        </w:rPr>
-        <w:t xml:space="preserve"> را هم به زمین وصل می کنیم.(شکل 3-1)</w:t>
-      </w:r>
-    </w:p>
-    <w:p>
-      <w:pPr>
-        <w:bidi/>
-        <w:rPr>
-          <w:rFonts w:cs="B Nazanin"/>
-          <w:rtl/>
-          <w:lang w:bidi="fa-IR"/>
-        </w:rPr>
-      </w:pPr>
-      <w:r>
-        <w:rPr>
-          <w:rFonts w:cs="B Nazanin" w:hint="cs"/>
-          <w:rtl/>
-          <w:lang w:bidi="fa-IR"/>
-        </w:rPr>
-        <w:t xml:space="preserve">در نهایت به صورت شماتیک مدار ما به صورت </w:t>
-      </w:r>
-      <w:r>
-        <w:rPr>
-          <w:rFonts w:cs="B Nazanin" w:hint="cs"/>
-          <w:rtl/>
-          <w:lang w:bidi="fa-IR"/>
-        </w:rPr>
-        <w:t>شکل 4-1 آمده است.</w:t>
-      </w:r>
-    </w:p>
-    <w:p>
-      <w:pPr>
-        <w:bidi/>
-        <w:rPr>
-          <w:rFonts w:cs="B Nazanin"/>
-          <w:rtl/>
-          <w:lang w:bidi="fa-IR"/>
-        </w:rPr>
-      </w:pPr>
-    </w:p>
-    <w:p>
-      <w:pPr>
-        <w:keepNext/>
-        <w:bidi/>
-        <w:jc w:val="center"/>
-      </w:pPr>
-      <w:r>
-        <w:rPr>
-          <w:rFonts w:cs="B Nazanin" w:hint="cs"/>
-          <w:noProof/>
-          <w:rtl/>
-          <w:lang w:val="fa-IR" w:bidi="fa-IR"/>
-        </w:rPr>
-        <w:drawing>
-          <wp:inline distT="0" distB="0" distL="0" distR="0" wp14:anchorId="613A67D8" wp14:editId="1407C06D">
-            <wp:extent cx="6126206" cy="1981200"/>
-            <wp:effectExtent l="0" t="0" r="8255" b="0"/>
-            <wp:docPr id="1035671301" name="Picture 10"/>
-            <wp:cNvGraphicFramePr>
-              <a:graphicFrameLocks xmlns:a="http://schemas.openxmlformats.org/drawingml/2006/main" noChangeAspect="1"/>
-            </wp:cNvGraphicFramePr>
-            <a:graphic xmlns:a="http://schemas.openxmlformats.org/drawingml/2006/main">
-              <a:graphicData uri="http://schemas.openxmlformats.org/drawingml/2006/picture">
-                <pic:pic xmlns:pic="http://schemas.openxmlformats.org/drawingml/2006/picture">
-                  <pic:nvPicPr>
-                    <pic:cNvPr id="1035671301" name="Picture 1035671301"/>
-                    <pic:cNvPicPr/>
-                  </pic:nvPicPr>
-                  <pic:blipFill>
-                    <a:blip r:embed="rId10">
-                      <a:extLst>
-                        <a:ext uri="{28A0092B-C50C-407E-A947-70E740481C1C}">
-                          <a14:useLocalDpi xmlns:a14="http://schemas.microsoft.com/office/drawing/2010/main" val="0"/>
-                        </a:ext>
-                      </a:extLst>
-                    </a:blip>
-                    <a:stretch>
-                      <a:fillRect/>
-                    </a:stretch>
-                  </pic:blipFill>
-                  <pic:spPr>
-                    <a:xfrm>
-                      <a:off x="0" y="0"/>
-                      <a:ext cx="6198482" cy="2004574"/>
-                    </a:xfrm>
-                    <a:prstGeom prst="rect">
-                      <a:avLst/>
-                    </a:prstGeom>
-                  </pic:spPr>
-                </pic:pic>
-              </a:graphicData>
-            </a:graphic>
-          </wp:inline>
-        </w:drawing>
-      </w:r>
-    </w:p>
-    <w:p>
-      <w:pPr>
-        <w:pStyle w:val="Caption"/>
-        <w:bidi/>
-        <w:jc w:val="center"/>
-        <w:rPr>
-          <w:rFonts w:cs="B Nazanin" w:hint="cs"/>
-          <w:rtl/>
-          <w:lang w:bidi="fa-IR"/>
-        </w:rPr>
-      </w:pPr>
-      <w:r>
-        <w:rPr>
-          <w:rFonts w:hint="cs"/>
-          <w:rtl/>
-        </w:rPr>
-        <w:t>شکل</w:t>
-      </w:r>
-      <w:r>
-        <w:rPr>
-          <w:rtl/>
-        </w:rPr>
-        <w:t xml:space="preserve"> 1-1</w:t>
-      </w:r>
-      <w:r>
-        <w:rPr>
-          <w:rFonts w:hint="cs"/>
-          <w:rtl/>
-        </w:rPr>
-        <w:t xml:space="preserve"> </w:t>
-      </w:r>
-      <w:r>
-        <w:rPr>
-          <w:rFonts w:hint="cs"/>
-          <w:rtl/>
-          <w:lang w:bidi="fa-IR"/>
-        </w:rPr>
-        <w:t>وصل کردن باتری به برد بورد</w:t>
-      </w:r>
-    </w:p>
-    <w:p>
-      <w:pPr>
-        <w:bidi/>
-        <w:rPr>
-          <w:rFonts w:cs="B Nazanin"/>
-          <w:rtl/>
-          <w:lang w:bidi="fa-IR"/>
-        </w:rPr>
-      </w:pPr>
-    </w:p>
-    <w:p>
-      <w:pPr>
-        <w:bidi/>
-        <w:rPr>
-          <w:rFonts w:cs="B Nazanin"/>
-          <w:rtl/>
-          <w:lang w:bidi="fa-IR"/>
-        </w:rPr>
-      </w:pPr>
-    </w:p>
-    <w:p>
-      <w:pPr>
-        <w:keepNext/>
-        <w:bidi/>
-        <w:jc w:val="center"/>
-      </w:pPr>
-      <w:r>
-        <w:rPr>
-          <w:rFonts w:cs="B Nazanin"/>
-          <w:noProof/>
-          <w:rtl/>
-          <w:lang w:val="fa-IR" w:bidi="fa-IR"/>
-        </w:rPr>
-        <w:drawing>
-          <wp:inline distT="0" distB="0" distL="0" distR="0" wp14:anchorId="4E7881B9" wp14:editId="14D0103B">
-            <wp:extent cx="5987147" cy="1796143"/>
-            <wp:effectExtent l="0" t="0" r="0" b="0"/>
-            <wp:docPr id="46232661" name="Picture 11"/>
-            <wp:cNvGraphicFramePr>
-              <a:graphicFrameLocks xmlns:a="http://schemas.openxmlformats.org/drawingml/2006/main" noChangeAspect="1"/>
-            </wp:cNvGraphicFramePr>
-            <a:graphic xmlns:a="http://schemas.openxmlformats.org/drawingml/2006/main">
-              <a:graphicData uri="http://schemas.openxmlformats.org/drawingml/2006/picture">
-                <pic:pic xmlns:pic="http://schemas.openxmlformats.org/drawingml/2006/picture">
-                  <pic:nvPicPr>
-                    <pic:cNvPr id="46232661" name="Picture 46232661"/>
-                    <pic:cNvPicPr/>
-                  </pic:nvPicPr>
-                  <pic:blipFill>
-                    <a:blip r:embed="rId11" cstate="print">
-                      <a:extLst>
-                        <a:ext uri="{28A0092B-C50C-407E-A947-70E740481C1C}">
-                          <a14:useLocalDpi xmlns:a14="http://schemas.microsoft.com/office/drawing/2010/main" val="0"/>
-                        </a:ext>
-                      </a:extLst>
-                    </a:blip>
-                    <a:stretch>
-                      <a:fillRect/>
-                    </a:stretch>
-                  </pic:blipFill>
-                  <pic:spPr>
-                    <a:xfrm>
-                      <a:off x="0" y="0"/>
-                      <a:ext cx="6109225" cy="1832766"/>
-                    </a:xfrm>
-                    <a:prstGeom prst="rect">
-                      <a:avLst/>
-                    </a:prstGeom>
-                  </pic:spPr>
-                </pic:pic>
-              </a:graphicData>
-            </a:graphic>
-          </wp:inline>
-        </w:drawing>
-      </w:r>
-    </w:p>
-    <w:p>
-      <w:pPr>
-        <w:pStyle w:val="Caption"/>
-        <w:bidi/>
-        <w:jc w:val="center"/>
-        <w:rPr>
-          <w:rtl/>
-        </w:rPr>
-      </w:pPr>
-      <w:r>
-        <w:rPr>
-          <w:rFonts w:hint="cs"/>
-          <w:rtl/>
-        </w:rPr>
-        <w:t>شکل</w:t>
-      </w:r>
-      <w:r>
-        <w:rPr>
-          <w:rtl/>
-        </w:rPr>
-        <w:t xml:space="preserve"> 1-2 </w:t>
-      </w:r>
-      <w:r>
-        <w:rPr>
-          <w:rFonts w:hint="cs"/>
-          <w:rtl/>
-          <w:lang w:bidi="fa-IR"/>
-        </w:rPr>
-        <w:t xml:space="preserve">قرار دادن </w:t>
-      </w:r>
-      <w:r>
-        <w:rPr>
-          <w:lang w:bidi="fa-IR"/>
-        </w:rPr>
-        <w:t>LED</w:t>
-      </w:r>
-      <w:r>
-        <w:rPr>
-          <w:rFonts w:hint="cs"/>
-          <w:rtl/>
-          <w:lang w:bidi="fa-IR"/>
-        </w:rPr>
-        <w:t xml:space="preserve"> در مدار</w:t>
-      </w:r>
-    </w:p>
-    <w:p>
-      <w:pPr>
-        <w:bidi/>
-        <w:rPr>
-          <w:rFonts w:cs="B Nazanin"/>
-          <w:rtl/>
-          <w:lang w:bidi="fa-IR"/>
-        </w:rPr>
-      </w:pPr>
-    </w:p>
-    <w:p>
-      <w:pPr>
-        <w:keepNext/>
-        <w:bidi/>
-        <w:jc w:val="center"/>
-      </w:pPr>
-      <w:r>
-        <w:rPr>
-          <w:rFonts w:cs="B Nazanin"/>
-          <w:noProof/>
-          <w:rtl/>
-          <w:lang w:val="fa-IR" w:bidi="fa-IR"/>
-        </w:rPr>
-        <w:drawing>
-          <wp:inline distT="0" distB="0" distL="0" distR="0" wp14:anchorId="30B4E514" wp14:editId="5D210AFE">
-            <wp:extent cx="5943600" cy="2126615"/>
-            <wp:effectExtent l="0" t="0" r="0" b="6985"/>
-            <wp:docPr id="870218031" name="Picture 12"/>
-            <wp:cNvGraphicFramePr>
-              <a:graphicFrameLocks xmlns:a="http://schemas.openxmlformats.org/drawingml/2006/main" noChangeAspect="1"/>
-            </wp:cNvGraphicFramePr>
-            <a:graphic xmlns:a="http://schemas.openxmlformats.org/drawingml/2006/main">
-              <a:graphicData uri="http://schemas.openxmlformats.org/drawingml/2006/picture">
-                <pic:pic xmlns:pic="http://schemas.openxmlformats.org/drawingml/2006/picture">
-                  <pic:nvPicPr>
-                    <pic:cNvPr id="870218031" name="Picture 870218031"/>
-                    <pic:cNvPicPr/>
-                  </pic:nvPicPr>
-                  <pic:blipFill>
-                    <a:blip r:embed="rId12">
-                      <a:extLst>
-                        <a:ext uri="{28A0092B-C50C-407E-A947-70E740481C1C}">
-                          <a14:useLocalDpi xmlns:a14="http://schemas.microsoft.com/office/drawing/2010/main" val="0"/>
-                        </a:ext>
-                      </a:extLst>
-                    </a:blip>
-                    <a:stretch>
-                      <a:fillRect/>
-                    </a:stretch>
-                  </pic:blipFill>
-                  <pic:spPr>
-                    <a:xfrm>
-                      <a:off x="0" y="0"/>
-                      <a:ext cx="5943600" cy="2126615"/>
-                    </a:xfrm>
-                    <a:prstGeom prst="rect">
-                      <a:avLst/>
-                    </a:prstGeom>
-                  </pic:spPr>
-                </pic:pic>
-              </a:graphicData>
-            </a:graphic>
-          </wp:inline>
-        </w:drawing>
-      </w:r>
-    </w:p>
-    <w:p>
-      <w:pPr>
-        <w:pStyle w:val="Caption"/>
-        <w:bidi/>
-        <w:jc w:val="center"/>
-        <w:rPr>
-          <w:rFonts w:cs="B Nazanin"/>
-          <w:rtl/>
-          <w:lang w:bidi="fa-IR"/>
-        </w:rPr>
-      </w:pPr>
-      <w:r>
-        <w:rPr>
-          <w:rFonts w:hint="cs"/>
-          <w:rtl/>
-        </w:rPr>
-        <w:t>شکل</w:t>
-      </w:r>
-      <w:r>
-        <w:rPr>
-          <w:rtl/>
-        </w:rPr>
-        <w:t xml:space="preserve"> 3-1 </w:t>
-      </w:r>
-      <w:r>
-        <w:rPr>
-          <w:rFonts w:hint="cs"/>
-          <w:rtl/>
-        </w:rPr>
-        <w:t>مدار تکمیل شده</w:t>
-      </w:r>
-    </w:p>
-    <w:p>
-      <w:pPr>
-        <w:bidi/>
-        <w:rPr>
-          <w:rFonts w:cs="B Nazanin"/>
-          <w:rtl/>
-          <w:lang w:bidi="fa-IR"/>
-        </w:rPr>
-      </w:pPr>
-    </w:p>
-    <w:p>
-      <w:pPr>
-        <w:keepNext/>
-        <w:bidi/>
-        <w:jc w:val="center"/>
-      </w:pPr>
-      <w:r>
-        <w:rPr>
-          <w:rFonts w:cs="B Nazanin"/>
-          <w:noProof/>
-          <w:rtl/>
-          <w:lang w:val="fa-IR" w:bidi="fa-IR"/>
-        </w:rPr>
-        <w:drawing>
-          <wp:inline distT="0" distB="0" distL="0" distR="0" wp14:anchorId="215DC023" wp14:editId="7526DB67">
-            <wp:extent cx="2178740" cy="2041072"/>
-            <wp:effectExtent l="0" t="0" r="0" b="0"/>
-            <wp:docPr id="1665471848" name="Picture 13"/>
-            <wp:cNvGraphicFramePr>
-              <a:graphicFrameLocks xmlns:a="http://schemas.openxmlformats.org/drawingml/2006/main" noChangeAspect="1"/>
-            </wp:cNvGraphicFramePr>
-            <a:graphic xmlns:a="http://schemas.openxmlformats.org/drawingml/2006/main">
-              <a:graphicData uri="http://schemas.openxmlformats.org/drawingml/2006/picture">
-                <pic:pic xmlns:pic="http://schemas.openxmlformats.org/drawingml/2006/picture">
-                  <pic:nvPicPr>
-                    <pic:cNvPr id="1665471848" name="Picture 1665471848"/>
-                    <pic:cNvPicPr/>
-                  </pic:nvPicPr>
-                  <pic:blipFill>
-                    <a:blip r:embed="rId13">
-                      <a:extLst>
-                        <a:ext uri="{28A0092B-C50C-407E-A947-70E740481C1C}">
-                          <a14:useLocalDpi xmlns:a14="http://schemas.microsoft.com/office/drawing/2010/main" val="0"/>
-                        </a:ext>
-                      </a:extLst>
-                    </a:blip>
-                    <a:stretch>
-                      <a:fillRect/>
-                    </a:stretch>
-                  </pic:blipFill>
-                  <pic:spPr>
-                    <a:xfrm>
-                      <a:off x="0" y="0"/>
-                      <a:ext cx="2243514" cy="2101753"/>
-                    </a:xfrm>
-                    <a:prstGeom prst="rect">
-                      <a:avLst/>
-                    </a:prstGeom>
-                  </pic:spPr>
-                </pic:pic>
-              </a:graphicData>
-            </a:graphic>
-          </wp:inline>
-        </w:drawing>
-      </w:r>
-    </w:p>
-    <w:p>
-      <w:pPr>
-        <w:pStyle w:val="Caption"/>
-        <w:bidi/>
-        <w:jc w:val="center"/>
-        <w:rPr>
-          <w:rFonts w:cs="B Nazanin"/>
-          <w:rtl/>
-          <w:lang w:bidi="fa-IR"/>
-        </w:rPr>
-      </w:pPr>
-      <w:r>
-        <w:rPr>
-          <w:rFonts w:hint="cs"/>
-          <w:rtl/>
-        </w:rPr>
-        <w:t>شکل</w:t>
-      </w:r>
-      <w:r>
-        <w:rPr>
-          <w:rtl/>
-        </w:rPr>
-        <w:t xml:space="preserve"> 4-1</w:t>
-      </w:r>
-      <w:r>
-        <w:rPr>
-          <w:rFonts w:hint="cs"/>
-          <w:rtl/>
-        </w:rPr>
-        <w:t xml:space="preserve"> </w:t>
-      </w:r>
-      <w:r>
-        <w:rPr>
-          <w:rFonts w:hint="cs"/>
-          <w:noProof/>
-          <w:rtl/>
-          <w:lang w:bidi="fa-IR"/>
-        </w:rPr>
-        <w:t>شکل شماتیک نهایی مدار</w:t>
-      </w:r>
-    </w:p>
-    <w:p>
-      <w:pPr>
-        <w:bidi/>
-        <w:rPr>
-          <w:rFonts w:cs="B Yekan"/>
-          <w:sz w:val="28"/>
-          <w:szCs w:val="28"/>
-          <w:rtl/>
-          <w:lang w:bidi="fa-IR"/>
-        </w:rPr>
-      </w:pPr>
-      <w:r>
-        <w:rPr>
-          <w:rFonts w:cs="B Yekan" w:hint="cs"/>
-          <w:sz w:val="28"/>
-          <w:szCs w:val="28"/>
-          <w:rtl/>
-          <w:lang w:bidi="fa-IR"/>
-        </w:rPr>
-        <w:lastRenderedPageBreak/>
-        <w:t xml:space="preserve">بخش </w:t>
-      </w:r>
-      <w:r>
-        <w:rPr>
-          <w:rFonts w:cs="B Yekan" w:hint="cs"/>
-          <w:sz w:val="28"/>
-          <w:szCs w:val="28"/>
-          <w:rtl/>
-          <w:lang w:bidi="fa-IR"/>
-        </w:rPr>
-        <w:t>سوم</w:t>
-      </w:r>
-      <w:r>
-        <w:rPr>
-          <w:rFonts w:cs="B Yekan" w:hint="cs"/>
-          <w:sz w:val="28"/>
-          <w:szCs w:val="28"/>
-          <w:rtl/>
-          <w:lang w:bidi="fa-IR"/>
-        </w:rPr>
-        <w:t xml:space="preserve"> :</w:t>
-      </w:r>
-    </w:p>
-    <w:p>
-      <w:pPr>
-        <w:bidi/>
-        <w:rPr>
-          <w:rFonts w:cs="B Yekan"/>
-          <w:sz w:val="28"/>
-          <w:szCs w:val="28"/>
-          <w:rtl/>
-          <w:lang w:bidi="fa-IR"/>
-        </w:rPr>
-      </w:pPr>
-      <w:r>
-        <w:rPr>
-          <w:rFonts w:cs="B Yekan" w:hint="cs"/>
-          <w:sz w:val="28"/>
-          <w:szCs w:val="28"/>
-          <w:rtl/>
-          <w:lang w:bidi="fa-IR"/>
-        </w:rPr>
-        <w:t xml:space="preserve">تشکیل مدار </w:t>
-      </w:r>
-      <w:r>
-        <w:rPr>
-          <w:rFonts w:cs="B Yekan"/>
-          <w:sz w:val="28"/>
-          <w:szCs w:val="28"/>
-          <w:lang w:bidi="fa-IR"/>
-        </w:rPr>
-        <w:t>LED</w:t>
-      </w:r>
-      <w:r>
-        <w:rPr>
-          <w:rFonts w:cs="B Yekan" w:hint="cs"/>
-          <w:sz w:val="28"/>
-          <w:szCs w:val="28"/>
-          <w:rtl/>
-          <w:lang w:bidi="fa-IR"/>
-        </w:rPr>
-        <w:t xml:space="preserve"> با استفاده از تراشه</w:t>
-      </w:r>
-      <w:r>
-        <w:rPr>
-          <w:rFonts w:cs="B Yekan" w:hint="cs"/>
-          <w:sz w:val="28"/>
-          <w:szCs w:val="28"/>
-          <w:rtl/>
-          <w:lang w:bidi="fa-IR"/>
-        </w:rPr>
-        <w:t>:</w:t>
-      </w:r>
-    </w:p>
-    <w:p>
-      <w:pPr>
-        <w:bidi/>
-        <w:rPr>
-          <w:rFonts w:cs="B Yekan"/>
-          <w:sz w:val="28"/>
-          <w:szCs w:val="28"/>
-          <w:rtl/>
-          <w:lang w:bidi="fa-IR"/>
-        </w:rPr>
-      </w:pPr>
-    </w:p>
-    <w:p>
-      <w:pPr>
-        <w:bidi/>
-        <w:rPr>
-          <w:rFonts w:cs="B Yekan"/>
-          <w:b/>
-          <w:bCs/>
-          <w:rtl/>
-          <w:lang w:bidi="fa-IR"/>
-        </w:rPr>
-      </w:pPr>
-      <w:r>
-        <w:rPr>
-          <w:rFonts w:cs="B Yekan" w:hint="cs"/>
-          <w:b/>
-          <w:bCs/>
-          <w:rtl/>
-          <w:lang w:bidi="fa-IR"/>
-        </w:rPr>
-        <w:t>قطعات استفاده شده :</w:t>
-      </w:r>
-    </w:p>
-    <w:p>
-      <w:pPr>
-        <w:pStyle w:val="ListParagraph"/>
-        <w:numPr>
-          <w:ilvl w:val="0"/>
-          <w:numId w:val="4"/>
-        </w:numPr>
-        <w:bidi/>
-        <w:rPr>
-          <w:rFonts w:cs="B Nazanin"/>
-          <w:lang w:bidi="fa-IR"/>
-        </w:rPr>
-      </w:pPr>
-      <w:r>
-        <w:rPr>
-          <w:rFonts w:cs="B Nazanin" w:hint="cs"/>
-          <w:rtl/>
-          <w:lang w:bidi="fa-IR"/>
-        </w:rPr>
-        <w:t>برد بورد</w:t>
-      </w:r>
-    </w:p>
-    <w:p>
-      <w:pPr>
-        <w:pStyle w:val="ListParagraph"/>
-        <w:numPr>
-          <w:ilvl w:val="0"/>
-          <w:numId w:val="4"/>
-        </w:numPr>
-        <w:bidi/>
-        <w:rPr>
-          <w:rFonts w:cs="B Nazanin"/>
-          <w:lang w:bidi="fa-IR"/>
-        </w:rPr>
-      </w:pPr>
-      <w:r>
-        <w:rPr>
-          <w:rFonts w:cs="B Nazanin"/>
-          <w:lang w:bidi="fa-IR"/>
-        </w:rPr>
-        <w:t>LED</w:t>
-      </w:r>
-    </w:p>
-    <w:p>
-      <w:pPr>
-        <w:pStyle w:val="ListParagraph"/>
-        <w:numPr>
-          <w:ilvl w:val="0"/>
-          <w:numId w:val="4"/>
-        </w:numPr>
-        <w:bidi/>
-        <w:rPr>
-          <w:rFonts w:cs="B Nazanin"/>
-          <w:lang w:bidi="fa-IR"/>
-        </w:rPr>
-      </w:pPr>
-      <w:r>
-        <w:rPr>
-          <w:rFonts w:cs="B Nazanin" w:hint="cs"/>
-          <w:rtl/>
-          <w:lang w:bidi="fa-IR"/>
-        </w:rPr>
-        <w:t xml:space="preserve">باتری 4.8 ولتی </w:t>
-      </w:r>
-      <w:r>
-        <w:rPr>
-          <w:rFonts w:cs="B Nazanin"/>
-          <w:lang w:bidi="fa-IR"/>
-        </w:rPr>
-        <w:t>4XAAA</w:t>
-      </w:r>
-    </w:p>
-    <w:p>
-      <w:pPr>
-        <w:pStyle w:val="ListParagraph"/>
-        <w:numPr>
-          <w:ilvl w:val="0"/>
-          <w:numId w:val="4"/>
-        </w:numPr>
-        <w:bidi/>
-        <w:rPr>
-          <w:rFonts w:cs="B Nazanin"/>
-          <w:lang w:bidi="fa-IR"/>
-        </w:rPr>
-      </w:pPr>
-      <w:r>
-        <w:rPr>
-          <w:rFonts w:cs="B Nazanin" w:hint="cs"/>
-          <w:rtl/>
-          <w:lang w:bidi="fa-IR"/>
-        </w:rPr>
-        <w:t>مقاومت 220 اهمی</w:t>
-      </w:r>
-    </w:p>
-    <w:p>
-      <w:pPr>
-        <w:pStyle w:val="ListParagraph"/>
-        <w:numPr>
-          <w:ilvl w:val="0"/>
-          <w:numId w:val="4"/>
-        </w:numPr>
-        <w:bidi/>
-        <w:rPr>
-          <w:rFonts w:cs="B Nazanin"/>
-          <w:lang w:bidi="fa-IR"/>
-        </w:rPr>
-      </w:pPr>
-      <w:r>
-        <w:rPr>
-          <w:rFonts w:cs="B Nazanin" w:hint="cs"/>
-          <w:rtl/>
-          <w:lang w:bidi="fa-IR"/>
-        </w:rPr>
-        <w:t xml:space="preserve">تراشه </w:t>
-      </w:r>
-      <w:r>
-        <w:rPr>
-          <w:rFonts w:cs="B Nazanin"/>
-          <w:lang w:bidi="fa-IR"/>
-        </w:rPr>
-        <w:t>74HC04</w:t>
-      </w:r>
-    </w:p>
-    <w:p>
-      <w:pPr>
-        <w:bidi/>
-        <w:rPr>
-          <w:rFonts w:cs="B Nazanin"/>
-          <w:rtl/>
-          <w:lang w:bidi="fa-IR"/>
-        </w:rPr>
-      </w:pPr>
-    </w:p>
-    <w:p>
-      <w:pPr>
-        <w:bidi/>
-        <w:rPr>
-          <w:rFonts w:cs="B Yekan"/>
-          <w:sz w:val="28"/>
-          <w:szCs w:val="28"/>
-          <w:rtl/>
-          <w:lang w:bidi="fa-IR"/>
-        </w:rPr>
-      </w:pPr>
-      <w:r>
-        <w:rPr>
-          <w:rFonts w:cs="B Yekan" w:hint="cs"/>
-          <w:sz w:val="28"/>
-          <w:szCs w:val="28"/>
-          <w:rtl/>
-          <w:lang w:bidi="fa-IR"/>
-        </w:rPr>
-        <w:t>شرح آزمایش :</w:t>
-      </w:r>
-    </w:p>
-    <w:p>
-      <w:pPr>
-        <w:bidi/>
-        <w:rPr>
-          <w:rFonts w:cs="B Nazanin"/>
-          <w:rtl/>
-          <w:lang w:bidi="fa-IR"/>
-        </w:rPr>
-      </w:pPr>
-      <w:r>
-        <w:rPr>
-          <w:rFonts w:cs="B Nazanin" w:hint="cs"/>
-          <w:rtl/>
-          <w:lang w:bidi="fa-IR"/>
-        </w:rPr>
-        <w:t>ابتدا توضیحاتی را درمورد تراشه شرح می دهیم.</w:t>
-      </w:r>
-    </w:p>
-    <w:p>
-      <w:pPr>
-        <w:bidi/>
-        <w:rPr>
-          <w:rFonts w:cs="B Nazanin" w:hint="cs"/>
-          <w:rtl/>
-          <w:lang w:bidi="fa-IR"/>
-        </w:rPr>
-      </w:pPr>
-      <w:r>
-        <w:rPr>
-          <w:rFonts w:cs="B Nazanin" w:hint="cs"/>
-          <w:rtl/>
-          <w:lang w:bidi="fa-IR"/>
-        </w:rPr>
-        <w:t xml:space="preserve">در این تراشه </w:t>
-      </w:r>
-      <w:r>
-        <w:rPr>
-          <w:rFonts w:cs="B Nazanin" w:hint="cs"/>
-          <w:rtl/>
-          <w:lang w:bidi="fa-IR"/>
-        </w:rPr>
-        <w:t xml:space="preserve">(شکل 5-1) </w:t>
-      </w:r>
-      <w:r>
-        <w:rPr>
-          <w:rFonts w:cs="B Nazanin" w:hint="cs"/>
-          <w:rtl/>
-          <w:lang w:bidi="fa-IR"/>
-        </w:rPr>
-        <w:t xml:space="preserve">تعدادی ورودی و خروجی وجود دارد که به صورت </w:t>
-      </w:r>
-      <w:r>
-        <w:rPr>
-          <w:rFonts w:cs="B Nazanin" w:hint="cs"/>
-          <w:rtl/>
-          <w:lang w:bidi="fa-IR"/>
-        </w:rPr>
-        <w:t>دو به دو متمم منطقی یکدیگر هستند.</w:t>
-      </w:r>
-      <w:r>
-        <w:rPr>
-          <w:rFonts w:cs="B Nazanin" w:hint="cs"/>
-          <w:rtl/>
-          <w:lang w:bidi="fa-IR"/>
-        </w:rPr>
-        <w:t>(شکل 6-1)</w:t>
-      </w:r>
-      <w:r>
-        <w:rPr>
-          <w:rFonts w:cs="B Nazanin" w:hint="cs"/>
-          <w:rtl/>
-          <w:lang w:bidi="fa-IR"/>
-        </w:rPr>
-        <w:t xml:space="preserve"> در واقع </w:t>
-      </w:r>
-      <w:r>
-        <w:rPr>
-          <w:rFonts w:cs="B Nazanin"/>
-          <w:lang w:bidi="fa-IR"/>
-        </w:rPr>
-        <w:t>Y</w:t>
-      </w:r>
-      <w:r>
-        <w:rPr>
-          <w:rFonts w:cs="B Nazanin" w:hint="cs"/>
-          <w:rtl/>
-          <w:lang w:bidi="fa-IR"/>
-        </w:rPr>
-        <w:t xml:space="preserve"> ها خروجی و </w:t>
-      </w:r>
-      <w:r>
-        <w:rPr>
-          <w:rFonts w:cs="B Nazanin"/>
-          <w:lang w:bidi="fa-IR"/>
-        </w:rPr>
-        <w:t>A</w:t>
-      </w:r>
-      <w:r>
-        <w:rPr>
-          <w:rFonts w:cs="B Nazanin" w:hint="cs"/>
-          <w:rtl/>
-          <w:lang w:bidi="fa-IR"/>
-        </w:rPr>
-        <w:t xml:space="preserve"> ها ورودی هستند</w:t>
-      </w:r>
-      <w:r>
-        <w:rPr>
-          <w:rFonts w:cs="B Nazanin"/>
-          <w:lang w:bidi="fa-IR"/>
-        </w:rPr>
-        <w:t xml:space="preserve"> </w:t>
-      </w:r>
-      <w:r>
-        <w:rPr>
-          <w:rFonts w:cs="B Nazanin" w:hint="cs"/>
-          <w:rtl/>
-          <w:lang w:bidi="fa-IR"/>
-        </w:rPr>
-        <w:t>؛ همچنین روی هر تراشه یک بخش فرو رفتگی وجود دارد که ترتیب شماره گذاری را در آن تراشه را مشخص می کند.</w:t>
-      </w:r>
-    </w:p>
-    <w:p>
-      <w:pPr>
-        <w:bidi/>
-        <w:rPr>
-          <w:rFonts w:cs="B Nazanin"/>
-          <w:rtl/>
-          <w:lang w:bidi="fa-IR"/>
-        </w:rPr>
-      </w:pPr>
-      <w:r>
-        <w:rPr>
-          <w:rFonts w:cs="B Nazanin" w:hint="cs"/>
-          <w:rtl/>
-          <w:lang w:bidi="fa-IR"/>
-        </w:rPr>
-        <w:t xml:space="preserve">ابتدا تراشه را روی برد بورد به گونه ای قرار می دهیم که یک بخش از پایه های آن در نیمه بالایی و بخش دیگر آن در نیمه پایینی باشند. </w:t>
-      </w:r>
-      <w:r>
-        <w:rPr>
-          <w:rFonts w:cs="B Nazanin" w:hint="cs"/>
-          <w:rtl/>
-          <w:lang w:bidi="fa-IR"/>
-        </w:rPr>
-        <w:t xml:space="preserve">سپس باتری را به مدار اضافه کرده و ورودی 1 تراشه را به </w:t>
-      </w:r>
-      <w:r>
-        <w:rPr>
-          <w:rFonts w:cs="B Nazanin"/>
-          <w:lang w:bidi="fa-IR"/>
-        </w:rPr>
-        <w:t>VCC</w:t>
-      </w:r>
-      <w:r>
-        <w:rPr>
-          <w:rFonts w:cs="B Nazanin" w:hint="cs"/>
-          <w:rtl/>
-          <w:lang w:bidi="fa-IR"/>
-        </w:rPr>
-        <w:t xml:space="preserve"> متصل می کنیم. سپس خروجی 2 را به ورودی 3 و خروجی 4 را به ورودی 5 متصل می کنیم. با توجه به شکل یک تراشه () باید خروجی 6 را به ورودی 9 وصل کنیم و خروجی آن را از خروجی شماره 8 گرفته و به ورودی 11 متصل کنیم</w:t>
-      </w:r>
-      <w:r>
-        <w:rPr>
-          <w:rFonts w:cs="B Nazanin" w:hint="cs"/>
-          <w:rtl/>
-          <w:lang w:bidi="fa-IR"/>
-        </w:rPr>
-        <w:t xml:space="preserve">. در نهایت خروجی 10 را به ورودی 13 وصل میکنیم و خروجی کل تراشه را از خروجی 12 می گیریم. این همان خروجی است که 6 بار متوالی عملیات </w:t>
-      </w:r>
-      <w:r>
-        <w:rPr>
-          <w:rFonts w:cs="B Nazanin"/>
-          <w:lang w:bidi="fa-IR"/>
-        </w:rPr>
-        <w:t>NOT</w:t>
-      </w:r>
-      <w:r>
-        <w:rPr>
-          <w:rFonts w:cs="B Nazanin" w:hint="cs"/>
-          <w:rtl/>
-          <w:lang w:bidi="fa-IR"/>
-        </w:rPr>
-        <w:t xml:space="preserve"> روی آن اتفاق افتاده است.</w:t>
-      </w:r>
-      <w:r>
-        <w:rPr>
-          <w:rFonts w:cs="B Nazanin" w:hint="cs"/>
-          <w:rtl/>
-          <w:lang w:bidi="fa-IR"/>
-        </w:rPr>
-        <w:t>(شکل 7-1)</w:t>
-      </w:r>
-    </w:p>
-    <w:p>
-      <w:pPr>
-        <w:bidi/>
-        <w:rPr>
-          <w:rFonts w:cs="B Nazanin"/>
-          <w:rtl/>
-          <w:lang w:bidi="fa-IR"/>
-        </w:rPr>
-      </w:pPr>
-      <w:r>
-        <w:rPr>
-          <w:rFonts w:cs="B Nazanin" w:hint="cs"/>
-          <w:rtl/>
-          <w:lang w:bidi="fa-IR"/>
-        </w:rPr>
-        <w:t>در نهایت این خروجی را به یک مقاومت 220 اهمی متصل کرده و خروجی مقاومت را به سر مثبت دیود وصل می کنیم و سر منفی دیود را به سر منفی باتری وصل می کنیم تا مدار تکمیل بشود.</w:t>
-      </w:r>
-      <w:r>
-        <w:rPr>
-          <w:rFonts w:cs="B Nazanin" w:hint="cs"/>
-          <w:rtl/>
-          <w:lang w:bidi="fa-IR"/>
-        </w:rPr>
-        <w:t>(شکل 8-1)</w:t>
-      </w:r>
-    </w:p>
-    <w:p>
-      <w:pPr>
-        <w:bidi/>
-        <w:rPr>
-          <w:rFonts w:cs="B Nazanin"/>
-          <w:rtl/>
-          <w:lang w:bidi="fa-IR"/>
-        </w:rPr>
-      </w:pPr>
-      <w:r>
-        <w:rPr>
-          <w:rFonts w:cs="B Nazanin" w:hint="cs"/>
-          <w:rtl/>
-          <w:lang w:bidi="fa-IR"/>
-        </w:rPr>
-        <w:t>و در انتها میتوان شکل شماتیک مدار را هم در شکل 9-1 مشاهده کرد.</w:t>
-      </w:r>
-    </w:p>
-    <w:p>
-      <w:pPr>
-        <w:bidi/>
-        <w:rPr>
-          <w:rFonts w:cs="B Nazanin" w:hint="cs"/>
-          <w:rtl/>
-          <w:lang w:bidi="fa-IR"/>
-        </w:rPr>
-      </w:pPr>
-    </w:p>
-    <w:p>
-      <w:pPr>
-        <w:bidi/>
-        <w:rPr>
-          <w:rFonts w:cs="B Nazanin"/>
-          <w:rtl/>
-          <w:lang w:bidi="fa-IR"/>
-        </w:rPr>
-      </w:pPr>
-    </w:p>
-    <w:p>
-      <w:pPr>
-        <w:bidi/>
-        <w:rPr>
-          <w:rFonts w:cs="B Nazanin"/>
-          <w:rtl/>
-          <w:lang w:bidi="fa-IR"/>
-        </w:rPr>
-      </w:pPr>
-    </w:p>
-    <w:tbl>
-      <w:tblPr>
-        <w:tblStyle w:val="TableGrid"/>
-        <w:bidiVisual/>
-        <w:tblW w:w="0" w:type="auto"/>
-        <w:tblLook w:val="04A0" w:firstRow="1" w:lastRow="0" w:firstColumn="1" w:lastColumn="0" w:noHBand="0" w:noVBand="1"/>
-      </w:tblPr>
-      <w:tblGrid>
-        <w:gridCol w:w="4257"/>
-        <w:gridCol w:w="5103"/>
-      </w:tblGrid>
-      <w:tr>
-        <w:tc>
-          <w:tcPr>
-            <w:tcW w:w="4279" w:type="dxa"/>
-            <w:tcBorders>
-              <w:top w:val="nil"/>
-              <w:left w:val="nil"/>
-              <w:bottom w:val="nil"/>
-              <w:right w:val="nil"/>
-            </w:tcBorders>
-          </w:tcPr>
-          <w:p>
-            <w:pPr>
-              <w:keepNext/>
-              <w:bidi/>
-            </w:pPr>
-            <w:r>
-              <w:rPr>
-                <w:rFonts w:cs="B Nazanin"/>
-                <w:noProof/>
-                <w:rtl/>
-                <w:lang w:val="fa-IR" w:bidi="fa-IR"/>
-              </w:rPr>
-              <w:drawing>
-                <wp:inline distT="0" distB="0" distL="0" distR="0" wp14:anchorId="2871B5F0" wp14:editId="799569C3">
-                  <wp:extent cx="2915057" cy="2934109"/>
-                  <wp:effectExtent l="0" t="0" r="0" b="0"/>
-                  <wp:docPr id="1207836718" name="Picture 14"/>
-                  <wp:cNvGraphicFramePr>
-                    <a:graphicFrameLocks xmlns:a="http://schemas.openxmlformats.org/drawingml/2006/main" noChangeAspect="1"/>
-                  </wp:cNvGraphicFramePr>
-                  <a:graphic xmlns:a="http://schemas.openxmlformats.org/drawingml/2006/main">
-                    <a:graphicData uri="http://schemas.openxmlformats.org/drawingml/2006/picture">
-                      <pic:pic xmlns:pic="http://schemas.openxmlformats.org/drawingml/2006/picture">
-                        <pic:nvPicPr>
-                          <pic:cNvPr id="1207836718" name="Picture 1207836718"/>
-                          <pic:cNvPicPr/>
-                        </pic:nvPicPr>
-                        <pic:blipFill>
-                          <a:blip r:embed="rId14">
-                            <a:extLst>
-                              <a:ext uri="{28A0092B-C50C-407E-A947-70E740481C1C}">
-                                <a14:useLocalDpi xmlns:a14="http://schemas.microsoft.com/office/drawing/2010/main" val="0"/>
-                              </a:ext>
-                            </a:extLst>
-                          </a:blip>
-                          <a:stretch>
-                            <a:fillRect/>
-                          </a:stretch>
-                        </pic:blipFill>
-                        <pic:spPr>
-                          <a:xfrm>
-                            <a:off x="0" y="0"/>
-                            <a:ext cx="2915057" cy="2934109"/>
-                          </a:xfrm>
-                          <a:prstGeom prst="rect">
-                            <a:avLst/>
-                          </a:prstGeom>
-                        </pic:spPr>
-                      </pic:pic>
-                    </a:graphicData>
-                  </a:graphic>
-                </wp:inline>
-              </w:drawing>
-            </w:r>
-          </w:p>
-          <w:p>
-            <w:pPr>
-              <w:pStyle w:val="Caption"/>
-              <w:bidi/>
-              <w:jc w:val="center"/>
-              <w:rPr>
-                <w:rFonts w:cs="B Nazanin"/>
-                <w:rtl/>
-                <w:lang w:bidi="fa-IR"/>
-              </w:rPr>
-            </w:pPr>
-            <w:r>
-              <w:rPr>
-                <w:rFonts w:hint="cs"/>
-                <w:rtl/>
-              </w:rPr>
-              <w:t>شکل</w:t>
-            </w:r>
-            <w:r>
-              <w:rPr>
-                <w:rtl/>
-              </w:rPr>
-              <w:t xml:space="preserve"> 5-1</w:t>
-            </w:r>
-            <w:r>
-              <w:rPr>
-                <w:rFonts w:hint="cs"/>
-                <w:rtl/>
-              </w:rPr>
-              <w:t xml:space="preserve"> </w:t>
-            </w:r>
-            <w:r>
-              <w:rPr>
-                <w:rFonts w:hint="cs"/>
-                <w:rtl/>
-                <w:lang w:bidi="fa-IR"/>
-              </w:rPr>
-              <w:t>شکل کلی تراشه</w:t>
-            </w:r>
-          </w:p>
-        </w:tc>
-        <w:tc>
-          <w:tcPr>
-            <w:tcW w:w="5076" w:type="dxa"/>
-            <w:tcBorders>
-              <w:top w:val="nil"/>
-              <w:left w:val="nil"/>
-              <w:bottom w:val="nil"/>
-              <w:right w:val="nil"/>
-            </w:tcBorders>
-          </w:tcPr>
-          <w:p>
-            <w:pPr>
-              <w:keepNext/>
-              <w:bidi/>
-            </w:pPr>
-            <w:r>
-              <w:rPr>
-                <w:rFonts w:cs="B Nazanin"/>
-                <w:noProof/>
-                <w:rtl/>
-                <w:lang w:val="fa-IR" w:bidi="fa-IR"/>
-              </w:rPr>
-              <w:drawing>
-                <wp:inline distT="0" distB="0" distL="0" distR="0" wp14:anchorId="6C521EEE" wp14:editId="2C2F29E7">
-                  <wp:extent cx="3515325" cy="2966357"/>
-                  <wp:effectExtent l="0" t="0" r="9525" b="5715"/>
-                  <wp:docPr id="417295013" name="Picture 15"/>
-                  <wp:cNvGraphicFramePr>
-                    <a:graphicFrameLocks xmlns:a="http://schemas.openxmlformats.org/drawingml/2006/main" noChangeAspect="1"/>
-                  </wp:cNvGraphicFramePr>
-                  <a:graphic xmlns:a="http://schemas.openxmlformats.org/drawingml/2006/main">
-                    <a:graphicData uri="http://schemas.openxmlformats.org/drawingml/2006/picture">
-                      <pic:pic xmlns:pic="http://schemas.openxmlformats.org/drawingml/2006/picture">
-                        <pic:nvPicPr>
-                          <pic:cNvPr id="417295013" name="Picture 417295013"/>
-                          <pic:cNvPicPr/>
-                        </pic:nvPicPr>
-                        <pic:blipFill>
-                          <a:blip r:embed="rId15">
-                            <a:extLst>
-                              <a:ext uri="{28A0092B-C50C-407E-A947-70E740481C1C}">
-                                <a14:useLocalDpi xmlns:a14="http://schemas.microsoft.com/office/drawing/2010/main" val="0"/>
-                              </a:ext>
-                            </a:extLst>
-                          </a:blip>
-                          <a:stretch>
-                            <a:fillRect/>
-                          </a:stretch>
-                        </pic:blipFill>
-                        <pic:spPr>
-                          <a:xfrm>
-                            <a:off x="0" y="0"/>
-                            <a:ext cx="3542931" cy="2989652"/>
-                          </a:xfrm>
-                          <a:prstGeom prst="rect">
-                            <a:avLst/>
-                          </a:prstGeom>
-                        </pic:spPr>
-                      </pic:pic>
-                    </a:graphicData>
-                  </a:graphic>
-                </wp:inline>
-              </w:drawing>
-            </w:r>
-          </w:p>
-          <w:p>
-            <w:pPr>
-              <w:pStyle w:val="Caption"/>
-              <w:bidi/>
-              <w:jc w:val="center"/>
-              <w:rPr>
-                <w:rFonts w:cs="B Nazanin"/>
-                <w:rtl/>
-                <w:lang w:bidi="fa-IR"/>
-              </w:rPr>
-            </w:pPr>
-            <w:r>
-              <w:rPr>
-                <w:rFonts w:hint="cs"/>
-                <w:rtl/>
-              </w:rPr>
-              <w:t>شکل</w:t>
-            </w:r>
-            <w:r>
-              <w:rPr>
-                <w:rtl/>
-              </w:rPr>
-              <w:t xml:space="preserve"> 6-1</w:t>
-            </w:r>
-            <w:r>
-              <w:rPr>
-                <w:rFonts w:hint="cs"/>
-                <w:rtl/>
-              </w:rPr>
-              <w:t xml:space="preserve"> </w:t>
-            </w:r>
-            <w:r>
-              <w:rPr>
-                <w:rFonts w:hint="cs"/>
-                <w:rtl/>
-                <w:lang w:bidi="fa-IR"/>
-              </w:rPr>
-              <w:t>عملیات های انجام شده در تراشه</w:t>
-            </w:r>
-          </w:p>
-        </w:tc>
-      </w:tr>
-    </w:tbl>
-    <w:p>
-      <w:pPr>
-        <w:bidi/>
-        <w:rPr>
-          <w:rFonts w:cs="B Nazanin"/>
-          <w:rtl/>
-          <w:lang w:bidi="fa-IR"/>
-        </w:rPr>
-      </w:pPr>
-    </w:p>
-    <w:p>
-      <w:pPr>
-        <w:keepNext/>
-        <w:bidi/>
-        <w:jc w:val="center"/>
-      </w:pPr>
-      <w:r>
-        <w:rPr>
-          <w:rFonts w:cs="B Nazanin"/>
-          <w:noProof/>
-          <w:rtl/>
-          <w:lang w:val="fa-IR" w:bidi="fa-IR"/>
-        </w:rPr>
-        <w:drawing>
-          <wp:inline distT="0" distB="0" distL="0" distR="0" wp14:anchorId="34785305" wp14:editId="5CF53CCE">
-            <wp:extent cx="4512128" cy="2253654"/>
-            <wp:effectExtent l="0" t="0" r="3175" b="0"/>
-            <wp:docPr id="394720975" name="Picture 16"/>
-            <wp:cNvGraphicFramePr>
-              <a:graphicFrameLocks xmlns:a="http://schemas.openxmlformats.org/drawingml/2006/main" noChangeAspect="1"/>
-            </wp:cNvGraphicFramePr>
-            <a:graphic xmlns:a="http://schemas.openxmlformats.org/drawingml/2006/main">
-              <a:graphicData uri="http://schemas.openxmlformats.org/drawingml/2006/picture">
-                <pic:pic xmlns:pic="http://schemas.openxmlformats.org/drawingml/2006/picture">
-                  <pic:nvPicPr>
-                    <pic:cNvPr id="394720975" name="Picture 394720975"/>
-                    <pic:cNvPicPr/>
-                  </pic:nvPicPr>
-                  <pic:blipFill>
-                    <a:blip r:embed="rId16">
-                      <a:extLst>
-                        <a:ext uri="{28A0092B-C50C-407E-A947-70E740481C1C}">
-                          <a14:useLocalDpi xmlns:a14="http://schemas.microsoft.com/office/drawing/2010/main" val="0"/>
-                        </a:ext>
-                      </a:extLst>
-                    </a:blip>
-                    <a:stretch>
-                      <a:fillRect/>
-                    </a:stretch>
-                  </pic:blipFill>
-                  <pic:spPr>
-                    <a:xfrm>
-                      <a:off x="0" y="0"/>
-                      <a:ext cx="4534128" cy="2264642"/>
-                    </a:xfrm>
-                    <a:prstGeom prst="rect">
-                      <a:avLst/>
-                    </a:prstGeom>
-                  </pic:spPr>
-                </pic:pic>
-              </a:graphicData>
-            </a:graphic>
-          </wp:inline>
-        </w:drawing>
-      </w:r>
-    </w:p>
-    <w:p>
-      <w:pPr>
-        <w:pStyle w:val="Caption"/>
-        <w:bidi/>
-        <w:jc w:val="center"/>
-        <w:rPr>
-          <w:rtl/>
-          <w:lang w:bidi="fa-IR"/>
-        </w:rPr>
-      </w:pPr>
-      <w:r>
-        <w:rPr>
-          <w:rFonts w:hint="cs"/>
-          <w:rtl/>
-        </w:rPr>
-        <w:t>شکل</w:t>
-      </w:r>
-      <w:r>
-        <w:rPr>
-          <w:rtl/>
-        </w:rPr>
-        <w:t xml:space="preserve"> 7-1 </w:t>
-      </w:r>
-      <w:r>
-        <w:rPr>
-          <w:rFonts w:hint="cs"/>
-          <w:rtl/>
-          <w:lang w:bidi="fa-IR"/>
-        </w:rPr>
-        <w:t>سیم کشی های مربوط به تراشه</w:t>
-      </w:r>
-    </w:p>
-    <w:p>
-      <w:pPr>
-        <w:keepNext/>
-        <w:bidi/>
-        <w:jc w:val="center"/>
-      </w:pPr>
-      <w:r>
-        <w:rPr>
-          <w:noProof/>
-          <w:rtl/>
-          <w:lang w:val="fa-IR" w:bidi="fa-IR"/>
-        </w:rPr>
-        <w:lastRenderedPageBreak/>
-        <w:drawing>
-          <wp:inline distT="0" distB="0" distL="0" distR="0" wp14:anchorId="33E5C065" wp14:editId="3A9AAAF7">
-            <wp:extent cx="4593771" cy="1564140"/>
-            <wp:effectExtent l="0" t="0" r="0" b="0"/>
-            <wp:docPr id="995035085" name="Picture 17"/>
-            <wp:cNvGraphicFramePr>
-              <a:graphicFrameLocks xmlns:a="http://schemas.openxmlformats.org/drawingml/2006/main" noChangeAspect="1"/>
-            </wp:cNvGraphicFramePr>
-            <a:graphic xmlns:a="http://schemas.openxmlformats.org/drawingml/2006/main">
-              <a:graphicData uri="http://schemas.openxmlformats.org/drawingml/2006/picture">
-                <pic:pic xmlns:pic="http://schemas.openxmlformats.org/drawingml/2006/picture">
-                  <pic:nvPicPr>
-                    <pic:cNvPr id="995035085" name="Picture 995035085"/>
-                    <pic:cNvPicPr/>
-                  </pic:nvPicPr>
-                  <pic:blipFill>
-                    <a:blip r:embed="rId17" cstate="print">
-                      <a:extLst>
-                        <a:ext uri="{28A0092B-C50C-407E-A947-70E740481C1C}">
-                          <a14:useLocalDpi xmlns:a14="http://schemas.microsoft.com/office/drawing/2010/main" val="0"/>
-                        </a:ext>
-                      </a:extLst>
-                    </a:blip>
-                    <a:stretch>
-                      <a:fillRect/>
-                    </a:stretch>
-                  </pic:blipFill>
-                  <pic:spPr>
-                    <a:xfrm>
-                      <a:off x="0" y="0"/>
-                      <a:ext cx="4613494" cy="1570856"/>
-                    </a:xfrm>
-                    <a:prstGeom prst="rect">
-                      <a:avLst/>
-                    </a:prstGeom>
-                  </pic:spPr>
-                </pic:pic>
-              </a:graphicData>
-            </a:graphic>
-          </wp:inline>
-        </w:drawing>
-      </w:r>
-    </w:p>
-    <w:p>
-      <w:pPr>
-        <w:pStyle w:val="Caption"/>
-        <w:bidi/>
-        <w:jc w:val="center"/>
-        <w:rPr>
-          <w:rtl/>
-          <w:lang w:bidi="fa-IR"/>
-        </w:rPr>
-      </w:pPr>
-      <w:r>
-        <w:rPr>
-          <w:rFonts w:hint="cs"/>
-          <w:rtl/>
-        </w:rPr>
-        <w:t>شکل</w:t>
-      </w:r>
-      <w:r>
-        <w:rPr>
-          <w:rtl/>
-        </w:rPr>
-        <w:t xml:space="preserve"> 8-1 </w:t>
-      </w:r>
-      <w:r>
-        <w:rPr>
-          <w:rFonts w:hint="cs"/>
-          <w:rtl/>
-          <w:lang w:bidi="fa-IR"/>
-        </w:rPr>
-        <w:t>شکل نهایی مدار</w:t>
-      </w:r>
-    </w:p>
-    <w:p>
-      <w:pPr>
-        <w:bidi/>
-        <w:rPr>
-          <w:rFonts w:cs="B Nazanin"/>
-          <w:rtl/>
-          <w:lang w:bidi="fa-IR"/>
-        </w:rPr>
-      </w:pPr>
-    </w:p>
-    <w:p>
-      <w:pPr>
-        <w:keepNext/>
-        <w:bidi/>
-        <w:jc w:val="center"/>
-      </w:pPr>
-      <w:r>
-        <w:rPr>
-          <w:rFonts w:cs="B Nazanin"/>
-          <w:noProof/>
-          <w:rtl/>
-          <w:lang w:val="fa-IR" w:bidi="fa-IR"/>
-        </w:rPr>
-        <w:drawing>
-          <wp:inline distT="0" distB="0" distL="0" distR="0" wp14:anchorId="7EAC7463" wp14:editId="14839B12">
-            <wp:extent cx="4327072" cy="4936298"/>
-            <wp:effectExtent l="0" t="0" r="0" b="0"/>
-            <wp:docPr id="82910967" name="Picture 18"/>
-            <wp:cNvGraphicFramePr>
-              <a:graphicFrameLocks xmlns:a="http://schemas.openxmlformats.org/drawingml/2006/main" noChangeAspect="1"/>
-            </wp:cNvGraphicFramePr>
-            <a:graphic xmlns:a="http://schemas.openxmlformats.org/drawingml/2006/main">
-              <a:graphicData uri="http://schemas.openxmlformats.org/drawingml/2006/picture">
-                <pic:pic xmlns:pic="http://schemas.openxmlformats.org/drawingml/2006/picture">
-                  <pic:nvPicPr>
-                    <pic:cNvPr id="82910967" name="Picture 82910967"/>
-                    <pic:cNvPicPr/>
-                  </pic:nvPicPr>
-                  <pic:blipFill>
-                    <a:blip r:embed="rId18">
-                      <a:extLst>
-                        <a:ext uri="{28A0092B-C50C-407E-A947-70E740481C1C}">
-                          <a14:useLocalDpi xmlns:a14="http://schemas.microsoft.com/office/drawing/2010/main" val="0"/>
-                        </a:ext>
-                      </a:extLst>
-                    </a:blip>
-                    <a:stretch>
-                      <a:fillRect/>
-                    </a:stretch>
-                  </pic:blipFill>
-                  <pic:spPr>
-                    <a:xfrm>
-                      <a:off x="0" y="0"/>
-                      <a:ext cx="4330401" cy="4940095"/>
-                    </a:xfrm>
-                    <a:prstGeom prst="rect">
-                      <a:avLst/>
-                    </a:prstGeom>
-                  </pic:spPr>
-                </pic:pic>
-              </a:graphicData>
-            </a:graphic>
-          </wp:inline>
-        </w:drawing>
-      </w:r>
-    </w:p>
-    <w:p>
-      <w:pPr>
-        <w:pStyle w:val="Caption"/>
-        <w:bidi/>
-        <w:jc w:val="center"/>
-        <w:rPr>
-          <w:rFonts w:cs="B Nazanin"/>
-          <w:rtl/>
-          <w:lang w:bidi="fa-IR"/>
-        </w:rPr>
-      </w:pPr>
-      <w:r>
-        <w:rPr>
-          <w:rFonts w:hint="cs"/>
-          <w:rtl/>
-        </w:rPr>
-        <w:t>شکل</w:t>
-      </w:r>
-      <w:r>
-        <w:rPr>
-          <w:rtl/>
-        </w:rPr>
-        <w:t xml:space="preserve"> 9-1 </w:t>
-      </w:r>
-      <w:r>
-        <w:rPr>
-          <w:rFonts w:hint="cs"/>
-          <w:rtl/>
-          <w:lang w:bidi="fa-IR"/>
-        </w:rPr>
-        <w:t>شکل شماتیک نهایی مدار</w:t>
-      </w:r>
-    </w:p>
-    <w:p>
-      <w:pPr>
-        <w:bidi/>
-        <w:rPr>
-          <w:rFonts w:cs="B Nazanin" w:hint="cs"/>
-          <w:rtl/>
-          <w:lang w:bidi="fa-IR"/>
-        </w:rPr>
-      </w:pPr>
-    </w:p>
-    <w:tbl>
-      <w:tblPr>
-        <w:tblStyle w:val="TableGrid"/>
-        <w:tblpPr w:leftFromText="180" w:rightFromText="180" w:vertAnchor="page" w:horzAnchor="margin" w:tblpX="-900" w:tblpY="617"/>
-        <w:tblW w:w="11160" w:type="dxa"/>
-        <w:tblBorders>
-          <w:top w:val="none" w:sz="0" w:space="0" w:color="auto"/>
-          <w:left w:val="none" w:sz="0" w:space="0" w:color="auto"/>
-          <w:bottom w:val="double" w:sz="12" w:space="0" w:color="auto"/>
-          <w:right w:val="none" w:sz="0" w:space="0" w:color="auto"/>
-          <w:insideH w:val="none" w:sz="0" w:space="0" w:color="auto"/>
-          <w:insideV w:val="none" w:sz="0" w:space="0" w:color="auto"/>
-        </w:tblBorders>
-        <w:tblLook w:val="04A0" w:firstRow="1" w:lastRow="0" w:firstColumn="1" w:lastColumn="0" w:noHBand="0" w:noVBand="1"/>
-      </w:tblPr>
-      <w:tblGrid>
-        <w:gridCol w:w="3237"/>
-        <w:gridCol w:w="2338"/>
-        <w:gridCol w:w="5585"/>
-      </w:tblGrid>
-      <w:tr>
-        <w:tc>
-          <w:tcPr>
-            <w:tcW w:w="3237" w:type="dxa"/>
-          </w:tcPr>
-          <w:p>
-            <w:pPr>
-              <w:jc w:val="right"/>
-              <w:rPr>
-                <w:rFonts w:cs="B Yekan"/>
-                <w:sz w:val="20"/>
-                <w:szCs w:val="20"/>
-                <w:rtl/>
-                <w:lang w:bidi="fa-IR"/>
-              </w:rPr>
-            </w:pPr>
-            <w:r>
-              <w:rPr>
-                <w:rFonts w:cs="B Yekan" w:hint="cs"/>
-                <w:sz w:val="20"/>
-                <w:szCs w:val="20"/>
-                <w:rtl/>
-                <w:lang w:bidi="fa-IR"/>
-              </w:rPr>
-              <w:lastRenderedPageBreak/>
-              <w:t>گزارش کار آزمایش شماره 1</w:t>
-            </w:r>
-          </w:p>
-        </w:tc>
-        <w:tc>
-          <w:tcPr>
-            <w:tcW w:w="2338" w:type="dxa"/>
-          </w:tcPr>
-          <w:p>
-            <w:pPr>
-              <w:jc w:val="center"/>
-              <w:rPr>
-                <w:rFonts w:cs="B Yekan"/>
-                <w:sz w:val="20"/>
-                <w:szCs w:val="20"/>
-                <w:rtl/>
-                <w:lang w:bidi="fa-IR"/>
-              </w:rPr>
-            </w:pPr>
-          </w:p>
-        </w:tc>
-        <w:tc>
-          <w:tcPr>
-            <w:tcW w:w="5585" w:type="dxa"/>
-          </w:tcPr>
-          <w:p>
-            <w:pPr>
-              <w:jc w:val="right"/>
-              <w:rPr>
-                <w:rFonts w:cs="B Yekan"/>
-                <w:sz w:val="20"/>
-                <w:szCs w:val="20"/>
-                <w:rtl/>
-                <w:lang w:bidi="fa-IR"/>
-              </w:rPr>
-            </w:pPr>
-            <w:r>
-              <w:rPr>
-                <w:rFonts w:cs="B Yekan" w:hint="cs"/>
-                <w:sz w:val="20"/>
-                <w:szCs w:val="20"/>
-                <w:rtl/>
-                <w:lang w:bidi="fa-IR"/>
-              </w:rPr>
-              <w:t xml:space="preserve">آزمایشگاه مدار های منطقی </w:t>
-            </w:r>
-            <w:r>
-              <w:rPr>
-                <w:rFonts w:ascii="Arial" w:hAnsi="Arial" w:cs="Arial" w:hint="cs"/>
-                <w:sz w:val="20"/>
-                <w:szCs w:val="20"/>
-                <w:rtl/>
-                <w:lang w:bidi="fa-IR"/>
-              </w:rPr>
-              <w:t>–</w:t>
-            </w:r>
-            <w:r>
-              <w:rPr>
-                <w:rFonts w:cs="B Yekan" w:hint="cs"/>
-                <w:sz w:val="20"/>
-                <w:szCs w:val="20"/>
-                <w:rtl/>
-                <w:lang w:bidi="fa-IR"/>
-              </w:rPr>
-              <w:t xml:space="preserve"> گروه شماره </w:t>
-            </w:r>
-            <w:r>
-              <w:rPr>
-                <w:rFonts w:cs="B Yekan" w:hint="cs"/>
-                <w:sz w:val="20"/>
-                <w:szCs w:val="20"/>
-                <w:rtl/>
-                <w:lang w:bidi="fa-IR"/>
-              </w:rPr>
-              <w:t>7</w:t>
-            </w:r>
-          </w:p>
-        </w:tc>
-      </w:tr>
-    </w:tbl>
-    <w:p>
-      <w:pPr>
-        <w:bidi/>
-        <w:rPr>
-          <w:rFonts w:cs="B Yekan"/>
-          <w:rtl/>
-          <w:lang w:bidi="fa-IR"/>
-        </w:rPr>
-      </w:pPr>
-      <w:r>
-        <w:rPr>
-          <w:rFonts w:cs="B Yekan" w:hint="cs"/>
-          <w:b/>
-          <w:bCs/>
-          <w:rtl/>
-          <w:lang w:bidi="fa-IR"/>
-        </w:rPr>
-        <w:t xml:space="preserve">آزمایش </w:t>
-      </w:r>
-      <w:r>
-        <w:rPr>
-          <w:rFonts w:cs="B Yekan" w:hint="cs"/>
-          <w:b/>
-          <w:bCs/>
-          <w:rtl/>
-          <w:lang w:bidi="fa-IR"/>
-        </w:rPr>
-        <w:t>دوم</w:t>
-      </w:r>
-      <w:r>
-        <w:rPr>
-          <w:rFonts w:cs="B Yekan" w:hint="cs"/>
-          <w:b/>
-          <w:bCs/>
-          <w:rtl/>
-          <w:lang w:bidi="fa-IR"/>
-        </w:rPr>
-        <w:t>:</w:t>
-      </w:r>
-      <w:r>
-        <w:rPr>
-          <w:rFonts w:cs="B Yekan" w:hint="cs"/>
-          <w:rtl/>
-          <w:lang w:bidi="fa-IR"/>
-        </w:rPr>
-        <w:t xml:space="preserve"> طراحی مدار های </w:t>
-      </w:r>
-      <w:r>
-        <w:rPr>
-          <w:rFonts w:cs="B Yekan"/>
-          <w:lang w:bidi="fa-IR"/>
-        </w:rPr>
-        <w:t xml:space="preserve">adder </w:t>
-      </w:r>
-      <w:r>
-        <w:rPr>
-          <w:rFonts w:cs="B Yekan" w:hint="cs"/>
-          <w:rtl/>
-          <w:lang w:bidi="fa-IR"/>
-        </w:rPr>
-        <w:t xml:space="preserve"> با نرم افزار </w:t>
-      </w:r>
-      <w:r>
-        <w:rPr>
-          <w:rFonts w:cs="B Yekan"/>
-          <w:lang w:bidi="fa-IR"/>
-        </w:rPr>
-        <w:t xml:space="preserve">Logisim </w:t>
-      </w:r>
-      <w:r>
-        <w:rPr>
-          <w:rFonts w:cs="B Yekan" w:hint="cs"/>
-          <w:rtl/>
-          <w:lang w:bidi="fa-IR"/>
-        </w:rPr>
-        <w:t>.</w:t>
-      </w:r>
-    </w:p>
-    <w:p>
-      <w:pPr>
-        <w:bidi/>
-        <w:rPr>
-          <w:rFonts w:cs="B Yekan"/>
-          <w:rtl/>
-          <w:lang w:bidi="fa-IR"/>
-        </w:rPr>
-      </w:pPr>
-    </w:p>
-    <w:p>
-      <w:pPr>
-        <w:bidi/>
-        <w:rPr>
-          <w:rFonts w:cs="B Yekan"/>
-          <w:rtl/>
-          <w:lang w:bidi="fa-IR"/>
-        </w:rPr>
-      </w:pPr>
-      <w:r>
-        <w:rPr>
-          <w:rFonts w:cs="B Yekan" w:hint="cs"/>
-          <w:sz w:val="28"/>
-          <w:szCs w:val="28"/>
-          <w:rtl/>
-          <w:lang w:bidi="fa-IR"/>
-        </w:rPr>
-        <w:t>مقدمه و تعریف آزمایش</w:t>
-      </w:r>
-      <w:r>
-        <w:rPr>
-          <w:rFonts w:cs="B Yekan" w:hint="cs"/>
-          <w:rtl/>
-          <w:lang w:bidi="fa-IR"/>
-        </w:rPr>
-        <w:t xml:space="preserve"> :</w:t>
-      </w:r>
-    </w:p>
-    <w:p>
-      <w:pPr>
-        <w:bidi/>
-        <w:rPr>
-          <w:rFonts w:cs="B Nazanin"/>
-          <w:rtl/>
-          <w:lang w:bidi="fa-IR"/>
-        </w:rPr>
-      </w:pPr>
-      <w:r>
-        <w:rPr>
-          <w:rFonts w:cs="B Nazanin" w:hint="cs"/>
-          <w:rtl/>
-          <w:lang w:bidi="fa-IR"/>
-        </w:rPr>
-        <w:t xml:space="preserve">هدف از این آزمایش طراحی مدار </w:t>
-      </w:r>
-      <w:r>
-        <w:rPr>
-          <w:rFonts w:cs="B Nazanin" w:hint="cs"/>
-          <w:rtl/>
-          <w:lang w:bidi="fa-IR"/>
-        </w:rPr>
-        <w:t>جمع کننده تک بیتی و مدار جمع کننده و تفریق کننده چهار بیتی با بیت کنترلی است.</w:t>
-      </w:r>
-    </w:p>
-    <w:p>
-      <w:pPr>
-        <w:bidi/>
-        <w:rPr>
-          <w:rFonts w:cs="B Nazanin"/>
-          <w:rtl/>
-          <w:lang w:bidi="fa-IR"/>
-        </w:rPr>
-      </w:pPr>
-    </w:p>
-    <w:p>
-      <w:pPr>
-        <w:bidi/>
-        <w:rPr>
-          <w:rFonts w:cs="B Yekan"/>
-          <w:sz w:val="28"/>
-          <w:szCs w:val="28"/>
-          <w:rtl/>
-          <w:lang w:bidi="fa-IR"/>
-        </w:rPr>
-      </w:pPr>
-      <w:r>
-        <w:rPr>
-          <w:rFonts w:cs="B Yekan" w:hint="cs"/>
-          <w:sz w:val="28"/>
-          <w:szCs w:val="28"/>
-          <w:rtl/>
-          <w:lang w:bidi="fa-IR"/>
-        </w:rPr>
-        <w:t>بخش اول :</w:t>
-      </w:r>
-    </w:p>
-    <w:p>
-      <w:pPr>
-        <w:bidi/>
-        <w:rPr>
-          <w:rFonts w:cs="B Yekan"/>
-          <w:sz w:val="28"/>
-          <w:szCs w:val="28"/>
-          <w:rtl/>
-          <w:lang w:bidi="fa-IR"/>
-        </w:rPr>
-      </w:pPr>
-      <w:r>
-        <w:rPr>
-          <w:rFonts w:cs="B Yekan" w:hint="cs"/>
-          <w:sz w:val="28"/>
-          <w:szCs w:val="28"/>
-          <w:rtl/>
-          <w:lang w:bidi="fa-IR"/>
-        </w:rPr>
-        <w:t>طراحی مدار جمع کننده یک بیتی :</w:t>
-      </w:r>
-    </w:p>
-    <w:p>
-      <w:pPr>
-        <w:bidi/>
-        <w:rPr>
-          <w:rFonts w:cs="B Yekan"/>
-          <w:rtl/>
-          <w:lang w:bidi="fa-IR"/>
-        </w:rPr>
-      </w:pPr>
-      <w:r>
-        <w:rPr>
-          <w:rFonts w:cs="B Yekan" w:hint="cs"/>
-          <w:rtl/>
-          <w:lang w:bidi="fa-IR"/>
-        </w:rPr>
-        <w:t xml:space="preserve">با دیاگرام کلی مدار جمع کننده یک بیتی (شکل 2-1)و ورودی و خروجی های آن (شکل 2-2) میتوان با کشیدن جدول کارنو و ساده کردن آن به </w:t>
-      </w:r>
-      <w:r>
-        <w:rPr>
-          <w:rFonts w:cs="B Yekan" w:hint="cs"/>
-          <w:rtl/>
-          <w:lang w:bidi="fa-IR"/>
-        </w:rPr>
-        <w:t>معادلات زیر برای خروجی ها رسید :</w:t>
+        <w:t>آزمایش اول:</w:t>
       </w:r>
     </w:p>
     <w:p>
@@ -3195,1109 +410,8 @@
         <w:tabs>
           <w:tab w:val="left" w:pos="2096"/>
         </w:tabs>
-        <w:rPr>
-          <w:rFonts w:eastAsiaTheme="minorEastAsia"/>
-        </w:rPr>
-      </w:pPr>
-      <m:oMathPara>
-        <m:oMathParaPr>
-          <m:jc m:val="left"/>
-        </m:oMathParaPr>
-        <m:oMath>
-          <m:r>
-            <w:rPr>
-              <w:rFonts w:ascii="Cambria Math" w:hAnsi="Cambria Math"/>
-            </w:rPr>
-            <m:t>S = A</m:t>
-          </m:r>
-          <m:r>
-            <w:rPr>
-              <w:rFonts w:ascii="Cambria Math" w:hAnsi="Cambria Math"/>
-            </w:rPr>
-            <m:t>⊕</m:t>
-          </m:r>
-          <m:r>
-            <w:rPr>
-              <w:rFonts w:ascii="Cambria Math" w:hAnsi="Cambria Math"/>
-            </w:rPr>
-            <m:t xml:space="preserve"> B</m:t>
-          </m:r>
-          <m:r>
-            <w:rPr>
-              <w:rFonts w:ascii="Cambria Math" w:hAnsi="Cambria Math"/>
-            </w:rPr>
-            <m:t>⊕</m:t>
-          </m:r>
-          <m:r>
-            <w:rPr>
-              <w:rFonts w:ascii="Cambria Math" w:hAnsi="Cambria Math"/>
-            </w:rPr>
-            <m:t xml:space="preserve"> </m:t>
-          </m:r>
-          <m:sSub>
-            <m:sSubPr>
-              <m:ctrlPr>
-                <w:rPr>
-                  <w:rFonts w:ascii="Cambria Math" w:hAnsi="Cambria Math"/>
-                  <w:i/>
-                </w:rPr>
-              </m:ctrlPr>
-            </m:sSubPr>
-            <m:e>
-              <m:r>
-                <w:rPr>
-                  <w:rFonts w:ascii="Cambria Math" w:hAnsi="Cambria Math"/>
-                </w:rPr>
-                <m:t>C</m:t>
-              </m:r>
-            </m:e>
-            <m:sub>
-              <m:r>
-                <w:rPr>
-                  <w:rFonts w:ascii="Cambria Math" w:hAnsi="Cambria Math"/>
-                </w:rPr>
-                <m:t>in</m:t>
-              </m:r>
-            </m:sub>
-          </m:sSub>
-        </m:oMath>
-      </m:oMathPara>
-    </w:p>
-    <w:p>
-      <w:pPr>
-        <w:rPr>
-          <w:rFonts w:eastAsiaTheme="minorEastAsia"/>
-        </w:rPr>
-      </w:pPr>
-      <m:oMathPara>
-        <m:oMathParaPr>
-          <m:jc m:val="left"/>
-        </m:oMathParaPr>
-        <m:oMath>
-          <m:sSub>
-            <m:sSubPr>
-              <m:ctrlPr>
-                <w:rPr>
-                  <w:rFonts w:ascii="Cambria Math" w:hAnsi="Cambria Math"/>
-                  <w:i/>
-                </w:rPr>
-              </m:ctrlPr>
-            </m:sSubPr>
-            <m:e>
-              <m:r>
-                <w:rPr>
-                  <w:rFonts w:ascii="Cambria Math" w:hAnsi="Cambria Math"/>
-                </w:rPr>
-                <m:t>C</m:t>
-              </m:r>
-            </m:e>
-            <m:sub>
-              <m:r>
-                <w:rPr>
-                  <w:rFonts w:ascii="Cambria Math" w:hAnsi="Cambria Math"/>
-                </w:rPr>
-                <m:t>out</m:t>
-              </m:r>
-            </m:sub>
-          </m:sSub>
-          <m:r>
-            <w:rPr>
-              <w:rFonts w:ascii="Cambria Math" w:hAnsi="Cambria Math"/>
-            </w:rPr>
-            <m:t>= (A</m:t>
-          </m:r>
-          <m:r>
-            <w:rPr>
-              <w:rFonts w:ascii="Cambria Math" w:hAnsi="Cambria Math"/>
-            </w:rPr>
-            <m:t>⋅</m:t>
-          </m:r>
-          <m:r>
-            <w:rPr>
-              <w:rFonts w:ascii="Cambria Math" w:hAnsi="Cambria Math"/>
-            </w:rPr>
-            <m:t>B) + (A</m:t>
-          </m:r>
-          <m:r>
-            <w:rPr>
-              <w:rFonts w:ascii="Cambria Math" w:hAnsi="Cambria Math"/>
-            </w:rPr>
-            <m:t>⋅</m:t>
-          </m:r>
-          <m:sSub>
-            <m:sSubPr>
-              <m:ctrlPr>
-                <w:rPr>
-                  <w:rFonts w:ascii="Cambria Math" w:hAnsi="Cambria Math"/>
-                  <w:i/>
-                </w:rPr>
-              </m:ctrlPr>
-            </m:sSubPr>
-            <m:e>
-              <m:r>
-                <w:rPr>
-                  <w:rFonts w:ascii="Cambria Math" w:hAnsi="Cambria Math"/>
-                </w:rPr>
-                <m:t>C</m:t>
-              </m:r>
-            </m:e>
-            <m:sub>
-              <m:r>
-                <w:rPr>
-                  <w:rFonts w:ascii="Cambria Math" w:hAnsi="Cambria Math"/>
-                </w:rPr>
-                <m:t>in</m:t>
-              </m:r>
-            </m:sub>
-          </m:sSub>
-          <m:r>
-            <w:rPr>
-              <w:rFonts w:ascii="Cambria Math" w:hAnsi="Cambria Math"/>
-            </w:rPr>
-            <m:t>) + (B</m:t>
-          </m:r>
-          <m:r>
-            <w:rPr>
-              <w:rFonts w:ascii="Cambria Math" w:hAnsi="Cambria Math"/>
-            </w:rPr>
-            <m:t>⋅</m:t>
-          </m:r>
-          <m:sSub>
-            <m:sSubPr>
-              <m:ctrlPr>
-                <w:rPr>
-                  <w:rFonts w:ascii="Cambria Math" w:hAnsi="Cambria Math"/>
-                  <w:i/>
-                </w:rPr>
-              </m:ctrlPr>
-            </m:sSubPr>
-            <m:e>
-              <m:r>
-                <w:rPr>
-                  <w:rFonts w:ascii="Cambria Math" w:hAnsi="Cambria Math"/>
-                </w:rPr>
-                <m:t>C</m:t>
-              </m:r>
-            </m:e>
-            <m:sub>
-              <m:r>
-                <w:rPr>
-                  <w:rFonts w:ascii="Cambria Math" w:hAnsi="Cambria Math"/>
-                </w:rPr>
-                <m:t>in</m:t>
-              </m:r>
-            </m:sub>
-          </m:sSub>
-          <m:r>
-            <w:rPr>
-              <w:rFonts w:ascii="Cambria Math" w:hAnsi="Cambria Math"/>
-            </w:rPr>
-            <m:t>)</m:t>
-          </m:r>
-        </m:oMath>
-      </m:oMathPara>
-    </w:p>
-    <w:p>
-      <w:pPr>
-        <w:jc w:val="right"/>
-        <w:rPr>
-          <w:rtl/>
-          <w:lang w:bidi="fa-IR"/>
-        </w:rPr>
-      </w:pPr>
-      <w:r>
-        <w:rPr>
-          <w:rFonts w:hint="cs"/>
-          <w:rtl/>
-          <w:lang w:bidi="fa-IR"/>
-        </w:rPr>
-        <w:t>در نهایت نیز میتوان با استفاده از گیت های زیر با ورودی های مشخص شده و با نرم افزار مدار را رسم کرد :</w:t>
-      </w:r>
-    </w:p>
-    <w:p>
-      <w:pPr>
-        <w:rPr>
-          <w:lang w:bidi="fa-IR"/>
-        </w:rPr>
-      </w:pPr>
-      <w:r>
-        <w:t>_</w:t>
-      </w:r>
-      <w:r>
-        <w:rPr>
-          <w:lang w:bidi="fa-IR"/>
-        </w:rPr>
-        <w:t>One XOR gate with three inputs.</w:t>
-      </w:r>
-    </w:p>
-    <w:p>
-      <w:pPr>
-        <w:rPr>
-          <w:lang w:bidi="fa-IR"/>
-        </w:rPr>
-      </w:pPr>
-      <w:r>
-        <w:rPr>
-          <w:lang w:bidi="fa-IR"/>
-        </w:rPr>
-        <w:t>_Two AND gate with two inputs.</w:t>
-      </w:r>
-    </w:p>
-    <w:p>
-      <w:r>
-        <w:t>_One OR gate with two three inputs.</w:t>
-      </w:r>
-    </w:p>
-    <w:p/>
-    <w:p/>
-    <w:tbl>
-      <w:tblPr>
-        <w:tblStyle w:val="TableGrid"/>
-        <w:tblW w:w="0" w:type="auto"/>
-        <w:tblLook w:val="04A0" w:firstRow="1" w:lastRow="0" w:firstColumn="1" w:lastColumn="0" w:noHBand="0" w:noVBand="1"/>
-      </w:tblPr>
-      <w:tblGrid>
-        <w:gridCol w:w="3728"/>
-        <w:gridCol w:w="365"/>
-        <w:gridCol w:w="922"/>
-        <w:gridCol w:w="4340"/>
-      </w:tblGrid>
-      <w:tr>
-        <w:tc>
-          <w:tcPr>
-            <w:tcW w:w="3728" w:type="dxa"/>
-            <w:tcBorders>
-              <w:top w:val="nil"/>
-              <w:left w:val="nil"/>
-              <w:bottom w:val="nil"/>
-              <w:right w:val="nil"/>
-            </w:tcBorders>
-          </w:tcPr>
-          <w:p>
-            <w:pPr>
-              <w:keepNext/>
-            </w:pPr>
-            <w:r>
-              <w:rPr>
-                <w:noProof/>
-              </w:rPr>
-              <w:drawing>
-                <wp:inline distT="0" distB="0" distL="0" distR="0" wp14:anchorId="1C612E7E" wp14:editId="60E83E50">
-                  <wp:extent cx="2202180" cy="1893103"/>
-                  <wp:effectExtent l="0" t="0" r="7620" b="0"/>
-                  <wp:docPr id="1700069261" name="Picture 2"/>
-                  <wp:cNvGraphicFramePr>
-                    <a:graphicFrameLocks xmlns:a="http://schemas.openxmlformats.org/drawingml/2006/main" noChangeAspect="1"/>
-                  </wp:cNvGraphicFramePr>
-                  <a:graphic xmlns:a="http://schemas.openxmlformats.org/drawingml/2006/main">
-                    <a:graphicData uri="http://schemas.openxmlformats.org/drawingml/2006/picture">
-                      <pic:pic xmlns:pic="http://schemas.openxmlformats.org/drawingml/2006/picture">
-                        <pic:nvPicPr>
-                          <pic:cNvPr id="1700069261" name="Picture 1700069261"/>
-                          <pic:cNvPicPr/>
-                        </pic:nvPicPr>
-                        <pic:blipFill>
-                          <a:blip r:embed="rId19">
-                            <a:extLst>
-                              <a:ext uri="{28A0092B-C50C-407E-A947-70E740481C1C}">
-                                <a14:useLocalDpi xmlns:a14="http://schemas.microsoft.com/office/drawing/2010/main" val="0"/>
-                              </a:ext>
-                            </a:extLst>
-                          </a:blip>
-                          <a:stretch>
-                            <a:fillRect/>
-                          </a:stretch>
-                        </pic:blipFill>
-                        <pic:spPr>
-                          <a:xfrm>
-                            <a:off x="0" y="0"/>
-                            <a:ext cx="2232745" cy="1919378"/>
-                          </a:xfrm>
-                          <a:prstGeom prst="rect">
-                            <a:avLst/>
-                          </a:prstGeom>
-                        </pic:spPr>
-                      </pic:pic>
-                    </a:graphicData>
-                  </a:graphic>
-                </wp:inline>
-              </w:drawing>
-            </w:r>
-          </w:p>
-          <w:p>
-            <w:pPr>
-              <w:pStyle w:val="Caption"/>
-            </w:pPr>
-            <w:r>
-              <w:rPr>
-                <w:rFonts w:hint="cs"/>
-                <w:rtl/>
-              </w:rPr>
-              <w:t xml:space="preserve"> شکل 2-2  ورودی ها و خروجی های یک جمع کننده</w:t>
-            </w:r>
-          </w:p>
-        </w:tc>
-        <w:tc>
-          <w:tcPr>
-            <w:tcW w:w="365" w:type="dxa"/>
-            <w:tcBorders>
-              <w:top w:val="nil"/>
-              <w:left w:val="nil"/>
-              <w:bottom w:val="nil"/>
-              <w:right w:val="nil"/>
-            </w:tcBorders>
-          </w:tcPr>
-          <w:p>
-            <w:pPr>
-              <w:jc w:val="right"/>
-              <w:rPr>
-                <w:noProof/>
-              </w:rPr>
-            </w:pPr>
-          </w:p>
-        </w:tc>
-        <w:tc>
-          <w:tcPr>
-            <w:tcW w:w="922" w:type="dxa"/>
-            <w:tcBorders>
-              <w:top w:val="nil"/>
-              <w:left w:val="nil"/>
-              <w:bottom w:val="nil"/>
-              <w:right w:val="nil"/>
-            </w:tcBorders>
-          </w:tcPr>
-          <w:p>
-            <w:pPr>
-              <w:jc w:val="right"/>
-              <w:rPr>
-                <w:noProof/>
-              </w:rPr>
-            </w:pPr>
-          </w:p>
-        </w:tc>
-        <w:tc>
-          <w:tcPr>
-            <w:tcW w:w="4340" w:type="dxa"/>
-            <w:tcBorders>
-              <w:top w:val="nil"/>
-              <w:left w:val="nil"/>
-              <w:bottom w:val="nil"/>
-              <w:right w:val="nil"/>
-            </w:tcBorders>
-          </w:tcPr>
-          <w:p>
-            <w:pPr>
-              <w:keepNext/>
-              <w:jc w:val="right"/>
-            </w:pPr>
-            <w:r>
-              <w:rPr>
-                <w:noProof/>
-              </w:rPr>
-              <w:drawing>
-                <wp:inline distT="0" distB="0" distL="0" distR="0" wp14:anchorId="782B2760" wp14:editId="7ABB1935">
-                  <wp:extent cx="2611981" cy="1851660"/>
-                  <wp:effectExtent l="0" t="0" r="0" b="0"/>
-                  <wp:docPr id="1881642530" name="Picture 3"/>
-                  <wp:cNvGraphicFramePr>
-                    <a:graphicFrameLocks xmlns:a="http://schemas.openxmlformats.org/drawingml/2006/main" noChangeAspect="1"/>
-                  </wp:cNvGraphicFramePr>
-                  <a:graphic xmlns:a="http://schemas.openxmlformats.org/drawingml/2006/main">
-                    <a:graphicData uri="http://schemas.openxmlformats.org/drawingml/2006/picture">
-                      <pic:pic xmlns:pic="http://schemas.openxmlformats.org/drawingml/2006/picture">
-                        <pic:nvPicPr>
-                          <pic:cNvPr id="1881642530" name="Picture 1881642530"/>
-                          <pic:cNvPicPr/>
-                        </pic:nvPicPr>
-                        <pic:blipFill>
-                          <a:blip r:embed="rId20">
-                            <a:extLst>
-                              <a:ext uri="{28A0092B-C50C-407E-A947-70E740481C1C}">
-                                <a14:useLocalDpi xmlns:a14="http://schemas.microsoft.com/office/drawing/2010/main" val="0"/>
-                              </a:ext>
-                            </a:extLst>
-                          </a:blip>
-                          <a:stretch>
-                            <a:fillRect/>
-                          </a:stretch>
-                        </pic:blipFill>
-                        <pic:spPr>
-                          <a:xfrm>
-                            <a:off x="0" y="0"/>
-                            <a:ext cx="2677135" cy="1897848"/>
-                          </a:xfrm>
-                          <a:prstGeom prst="rect">
-                            <a:avLst/>
-                          </a:prstGeom>
-                        </pic:spPr>
-                      </pic:pic>
-                    </a:graphicData>
-                  </a:graphic>
-                </wp:inline>
-              </w:drawing>
-            </w:r>
-          </w:p>
-          <w:p>
-            <w:pPr>
-              <w:pStyle w:val="Caption"/>
-              <w:jc w:val="right"/>
-            </w:pPr>
-            <w:r>
-              <w:rPr>
-                <w:rFonts w:hint="cs"/>
-                <w:rtl/>
-                <w:lang w:bidi="fa-IR"/>
-              </w:rPr>
-              <w:t>شکل 2-1 دیاگرام کلی مدار جمع کننده</w:t>
-            </w:r>
-          </w:p>
-        </w:tc>
-      </w:tr>
-    </w:tbl>
-    <w:p>
-      <w:pPr>
-        <w:rPr>
-          <w:lang w:bidi="fa-IR"/>
-        </w:rPr>
-      </w:pPr>
-      <w:r>
-        <w:br w:type="page"/>
-      </w:r>
-    </w:p>
-    <w:tbl>
-      <w:tblPr>
-        <w:tblStyle w:val="TableGrid"/>
-        <w:tblpPr w:leftFromText="180" w:rightFromText="180" w:vertAnchor="page" w:horzAnchor="margin" w:tblpX="-900" w:tblpY="617"/>
-        <w:tblW w:w="11160" w:type="dxa"/>
-        <w:tblBorders>
-          <w:top w:val="none" w:sz="0" w:space="0" w:color="auto"/>
-          <w:left w:val="none" w:sz="0" w:space="0" w:color="auto"/>
-          <w:bottom w:val="double" w:sz="12" w:space="0" w:color="auto"/>
-          <w:right w:val="none" w:sz="0" w:space="0" w:color="auto"/>
-          <w:insideH w:val="none" w:sz="0" w:space="0" w:color="auto"/>
-          <w:insideV w:val="none" w:sz="0" w:space="0" w:color="auto"/>
-        </w:tblBorders>
-        <w:tblLook w:val="04A0" w:firstRow="1" w:lastRow="0" w:firstColumn="1" w:lastColumn="0" w:noHBand="0" w:noVBand="1"/>
-      </w:tblPr>
-      <w:tblGrid>
-        <w:gridCol w:w="3237"/>
-        <w:gridCol w:w="2338"/>
-        <w:gridCol w:w="5585"/>
-      </w:tblGrid>
-      <w:tr>
-        <w:tc>
-          <w:tcPr>
-            <w:tcW w:w="3237" w:type="dxa"/>
-          </w:tcPr>
-          <w:p>
-            <w:pPr>
-              <w:jc w:val="right"/>
-              <w:rPr>
-                <w:rFonts w:cs="B Yekan"/>
-                <w:sz w:val="20"/>
-                <w:szCs w:val="20"/>
-                <w:rtl/>
-                <w:lang w:bidi="fa-IR"/>
-              </w:rPr>
-            </w:pPr>
-            <w:r>
-              <w:rPr>
-                <w:rFonts w:cs="B Yekan" w:hint="cs"/>
-                <w:sz w:val="20"/>
-                <w:szCs w:val="20"/>
-                <w:rtl/>
-                <w:lang w:bidi="fa-IR"/>
-              </w:rPr>
-              <w:lastRenderedPageBreak/>
-              <w:t>گزارش کار آزمایش شماره 1</w:t>
-            </w:r>
-          </w:p>
-        </w:tc>
-        <w:tc>
-          <w:tcPr>
-            <w:tcW w:w="2338" w:type="dxa"/>
-          </w:tcPr>
-          <w:p>
-            <w:pPr>
-              <w:rPr>
-                <w:rFonts w:cs="B Yekan"/>
-                <w:sz w:val="20"/>
-                <w:szCs w:val="20"/>
-                <w:rtl/>
-                <w:lang w:bidi="fa-IR"/>
-              </w:rPr>
-            </w:pPr>
-          </w:p>
-        </w:tc>
-        <w:tc>
-          <w:tcPr>
-            <w:tcW w:w="5585" w:type="dxa"/>
-          </w:tcPr>
-          <w:p>
-            <w:pPr>
-              <w:jc w:val="right"/>
-              <w:rPr>
-                <w:rFonts w:cs="B Yekan"/>
-                <w:sz w:val="20"/>
-                <w:szCs w:val="20"/>
-                <w:rtl/>
-                <w:lang w:bidi="fa-IR"/>
-              </w:rPr>
-            </w:pPr>
-            <w:r>
-              <w:rPr>
-                <w:rFonts w:cs="B Yekan" w:hint="cs"/>
-                <w:sz w:val="20"/>
-                <w:szCs w:val="20"/>
-                <w:rtl/>
-                <w:lang w:bidi="fa-IR"/>
-              </w:rPr>
-              <w:t xml:space="preserve">آزمایشگاه مدار های منطقی </w:t>
-            </w:r>
-            <w:r>
-              <w:rPr>
-                <w:rFonts w:ascii="Arial" w:hAnsi="Arial" w:cs="Arial" w:hint="cs"/>
-                <w:sz w:val="20"/>
-                <w:szCs w:val="20"/>
-                <w:rtl/>
-                <w:lang w:bidi="fa-IR"/>
-              </w:rPr>
-              <w:t>–</w:t>
-            </w:r>
-            <w:r>
-              <w:rPr>
-                <w:rFonts w:cs="B Yekan" w:hint="cs"/>
-                <w:sz w:val="20"/>
-                <w:szCs w:val="20"/>
-                <w:rtl/>
-                <w:lang w:bidi="fa-IR"/>
-              </w:rPr>
-              <w:t xml:space="preserve"> گروه شماره </w:t>
-            </w:r>
-            <w:r>
-              <w:rPr>
-                <w:rFonts w:cs="B Yekan" w:hint="cs"/>
-                <w:sz w:val="20"/>
-                <w:szCs w:val="20"/>
-                <w:rtl/>
-                <w:lang w:bidi="fa-IR"/>
-              </w:rPr>
-              <w:t>7</w:t>
-            </w:r>
-          </w:p>
-        </w:tc>
-      </w:tr>
-    </w:tbl>
-    <w:p>
-      <w:pPr>
-        <w:tabs>
-          <w:tab w:val="left" w:pos="2096"/>
-        </w:tabs>
-        <w:jc w:val="right"/>
-      </w:pPr>
-    </w:p>
-    <w:p>
-      <w:pPr>
-        <w:keepNext/>
-        <w:jc w:val="center"/>
-      </w:pPr>
-      <w:r>
-        <w:rPr>
-          <w:noProof/>
-        </w:rPr>
-        <w:drawing>
-          <wp:inline distT="0" distB="0" distL="0" distR="0" wp14:anchorId="390E5BF0" wp14:editId="3C612712">
-            <wp:extent cx="4044043" cy="2795401"/>
-            <wp:effectExtent l="0" t="0" r="0" b="5080"/>
-            <wp:docPr id="404214239" name="Picture 5"/>
-            <wp:cNvGraphicFramePr>
-              <a:graphicFrameLocks xmlns:a="http://schemas.openxmlformats.org/drawingml/2006/main" noChangeAspect="1"/>
-            </wp:cNvGraphicFramePr>
-            <a:graphic xmlns:a="http://schemas.openxmlformats.org/drawingml/2006/main">
-              <a:graphicData uri="http://schemas.openxmlformats.org/drawingml/2006/picture">
-                <pic:pic xmlns:pic="http://schemas.openxmlformats.org/drawingml/2006/picture">
-                  <pic:nvPicPr>
-                    <pic:cNvPr id="404214239" name="Picture 404214239"/>
-                    <pic:cNvPicPr/>
-                  </pic:nvPicPr>
-                  <pic:blipFill>
-                    <a:blip r:embed="rId21">
-                      <a:extLst>
-                        <a:ext uri="{28A0092B-C50C-407E-A947-70E740481C1C}">
-                          <a14:useLocalDpi xmlns:a14="http://schemas.microsoft.com/office/drawing/2010/main" val="0"/>
-                        </a:ext>
-                      </a:extLst>
-                    </a:blip>
-                    <a:stretch>
-                      <a:fillRect/>
-                    </a:stretch>
-                  </pic:blipFill>
-                  <pic:spPr>
-                    <a:xfrm>
-                      <a:off x="0" y="0"/>
-                      <a:ext cx="4049855" cy="2799418"/>
-                    </a:xfrm>
-                    <a:prstGeom prst="rect">
-                      <a:avLst/>
-                    </a:prstGeom>
-                  </pic:spPr>
-                </pic:pic>
-              </a:graphicData>
-            </a:graphic>
-          </wp:inline>
-        </w:drawing>
-      </w:r>
-    </w:p>
-    <w:p>
-      <w:pPr>
-        <w:pStyle w:val="Caption"/>
-        <w:bidi/>
-        <w:jc w:val="center"/>
-        <w:rPr>
-          <w:rtl/>
-        </w:rPr>
-      </w:pPr>
-      <w:r>
-        <w:rPr>
-          <w:rFonts w:hint="cs"/>
-          <w:rtl/>
-          <w:lang w:bidi="fa-IR"/>
-        </w:rPr>
-        <w:t xml:space="preserve">شکل 2-3  مدار جمع کننده تک بیتی با نرم افزار </w:t>
-      </w:r>
-      <w:r>
-        <w:rPr>
-          <w:lang w:bidi="fa-IR"/>
-        </w:rPr>
-        <w:t>Logisim</w:t>
-      </w:r>
-    </w:p>
-    <w:p>
-      <w:pPr>
-        <w:jc w:val="right"/>
-        <w:rPr>
-          <w:rtl/>
-        </w:rPr>
-      </w:pPr>
-    </w:p>
-    <w:p>
-      <w:pPr>
-        <w:jc w:val="right"/>
-        <w:rPr>
-          <w:rFonts w:cs="B Yekan"/>
-          <w:sz w:val="28"/>
-          <w:szCs w:val="28"/>
-          <w:rtl/>
-          <w:lang w:bidi="fa-IR"/>
-        </w:rPr>
-      </w:pPr>
-      <w:r>
-        <w:rPr>
-          <w:rFonts w:cs="B Yekan" w:hint="cs"/>
-          <w:sz w:val="28"/>
-          <w:szCs w:val="28"/>
-          <w:rtl/>
-          <w:lang w:bidi="fa-IR"/>
-        </w:rPr>
-        <w:t xml:space="preserve">بخش </w:t>
-      </w:r>
-      <w:r>
-        <w:rPr>
-          <w:rFonts w:cs="B Yekan" w:hint="cs"/>
-          <w:sz w:val="28"/>
-          <w:szCs w:val="28"/>
-          <w:rtl/>
-          <w:lang w:bidi="fa-IR"/>
-        </w:rPr>
-        <w:t>دوم</w:t>
-      </w:r>
-      <w:r>
-        <w:rPr>
-          <w:rFonts w:cs="B Yekan" w:hint="cs"/>
-          <w:sz w:val="28"/>
-          <w:szCs w:val="28"/>
-          <w:rtl/>
-          <w:lang w:bidi="fa-IR"/>
-        </w:rPr>
-        <w:t xml:space="preserve"> :</w:t>
-      </w:r>
-    </w:p>
-    <w:p>
-      <w:pPr>
-        <w:jc w:val="right"/>
-        <w:rPr>
-          <w:rFonts w:cs="B Yekan"/>
-          <w:sz w:val="28"/>
-          <w:szCs w:val="28"/>
-          <w:rtl/>
-          <w:lang w:bidi="fa-IR"/>
-        </w:rPr>
-      </w:pPr>
-      <w:r>
-        <w:rPr>
-          <w:rFonts w:cs="B Yekan" w:hint="cs"/>
-          <w:sz w:val="28"/>
-          <w:szCs w:val="28"/>
-          <w:rtl/>
-          <w:lang w:bidi="fa-IR"/>
-        </w:rPr>
-        <w:t>طراحی مدار جمع کننده چهار بیتی با بیت کنترلی :</w:t>
-      </w:r>
-    </w:p>
-    <w:p>
-      <w:pPr>
-        <w:bidi/>
-        <w:rPr>
-          <w:rFonts w:cs="B Nazanin"/>
-          <w:rtl/>
-          <w:lang w:bidi="fa-IR"/>
-        </w:rPr>
-      </w:pPr>
-      <w:r>
-        <w:rPr>
-          <w:rFonts w:cs="B Nazanin" w:hint="cs"/>
-          <w:rtl/>
-          <w:lang w:bidi="fa-IR"/>
-        </w:rPr>
-        <w:t xml:space="preserve">برای آنکه بتوان از بیت کنترلی برای تغییر علامت </w:t>
-      </w:r>
-      <w:r>
-        <w:rPr>
-          <w:rFonts w:cs="B Nazanin"/>
-          <w:lang w:bidi="fa-IR"/>
-        </w:rPr>
-        <w:t>B</w:t>
-      </w:r>
-      <w:r>
-        <w:rPr>
-          <w:rFonts w:cs="B Nazanin" w:hint="cs"/>
-          <w:rtl/>
-          <w:lang w:bidi="fa-IR"/>
-        </w:rPr>
-        <w:t xml:space="preserve"> استفاده کرد باید مدار را به صورت شکل زیر در نرم افزار </w:t>
-      </w:r>
-      <w:r>
-        <w:rPr>
-          <w:rFonts w:cs="B Nazanin"/>
-          <w:lang w:bidi="fa-IR"/>
-        </w:rPr>
-        <w:t>Logisim</w:t>
-      </w:r>
-      <w:r>
-        <w:rPr>
-          <w:rFonts w:cs="B Nazanin" w:hint="cs"/>
-          <w:rtl/>
-          <w:lang w:bidi="fa-IR"/>
-        </w:rPr>
-        <w:t xml:space="preserve"> رسم کرد .</w:t>
-      </w:r>
-    </w:p>
-    <w:p>
-      <w:pPr>
-        <w:bidi/>
-        <w:rPr>
-          <w:rFonts w:cs="B Nazanin"/>
-          <w:rtl/>
-          <w:lang w:bidi="fa-IR"/>
-        </w:rPr>
-      </w:pPr>
-      <w:r>
-        <w:rPr>
-          <w:rFonts w:cs="B Nazanin" w:hint="cs"/>
-          <w:rtl/>
-          <w:lang w:bidi="fa-IR"/>
-        </w:rPr>
-        <w:t xml:space="preserve">در این مدار هر گاه بیت کنترلی مدار 1 باشد تغییرات اعمال شده روی  </w:t>
-      </w:r>
-      <w:r>
-        <w:rPr>
-          <w:rFonts w:cs="B Nazanin"/>
-          <w:lang w:bidi="fa-IR"/>
-        </w:rPr>
-        <w:t>B</w:t>
-      </w:r>
-      <w:r>
-        <w:rPr>
-          <w:rFonts w:cs="B Nazanin" w:hint="cs"/>
-          <w:rtl/>
-          <w:lang w:bidi="fa-IR"/>
-        </w:rPr>
-        <w:t xml:space="preserve"> باعث تشکیل مکمل 2 این عدد می شود و سپس مکمل 2 آن با </w:t>
-      </w:r>
-      <w:r>
-        <w:rPr>
-          <w:rFonts w:cs="B Nazanin"/>
-          <w:lang w:bidi="fa-IR"/>
-        </w:rPr>
-        <w:t>A</w:t>
-      </w:r>
-      <w:r>
-        <w:rPr>
-          <w:rFonts w:cs="B Nazanin" w:hint="cs"/>
-          <w:rtl/>
-          <w:lang w:bidi="fa-IR"/>
-        </w:rPr>
-        <w:t xml:space="preserve"> جمع می شود که برابر همان </w:t>
-      </w:r>
-      <w:r>
-        <w:rPr>
-          <w:rFonts w:cs="B Nazanin"/>
-          <w:lang w:bidi="fa-IR"/>
-        </w:rPr>
-        <w:t xml:space="preserve">A – B </w:t>
-      </w:r>
-      <w:r>
-        <w:rPr>
-          <w:rFonts w:cs="B Nazanin" w:hint="cs"/>
-          <w:rtl/>
-          <w:lang w:bidi="fa-IR"/>
-        </w:rPr>
-        <w:t xml:space="preserve"> است . </w:t>
-      </w:r>
-    </w:p>
-    <w:p>
-      <w:pPr>
-        <w:bidi/>
-        <w:rPr>
-          <w:rFonts w:cs="B Nazanin"/>
-          <w:rtl/>
-          <w:lang w:bidi="fa-IR"/>
-        </w:rPr>
-      </w:pPr>
-      <w:r>
-        <w:rPr>
-          <w:rFonts w:cs="B Nazanin" w:hint="cs"/>
-          <w:rtl/>
-          <w:lang w:bidi="fa-IR"/>
-        </w:rPr>
-        <w:t xml:space="preserve">بدین </w:t>
-      </w:r>
-      <w:r>
-        <w:rPr>
-          <w:rFonts w:cs="B Nazanin" w:hint="cs"/>
-          <w:rtl/>
-          <w:lang w:bidi="fa-IR"/>
-        </w:rPr>
-        <w:t xml:space="preserve">صورت که در رو به روی هر بیت از </w:t>
-      </w:r>
-      <w:r>
-        <w:rPr>
-          <w:rFonts w:cs="B Nazanin"/>
-          <w:lang w:bidi="fa-IR"/>
-        </w:rPr>
-        <w:t xml:space="preserve"> B </w:t>
-      </w:r>
-      <w:r>
-        <w:rPr>
-          <w:rFonts w:cs="B Nazanin" w:hint="cs"/>
-          <w:rtl/>
-          <w:lang w:bidi="fa-IR"/>
-        </w:rPr>
-        <w:t xml:space="preserve"> یک گیت </w:t>
-      </w:r>
-      <w:r>
-        <w:rPr>
-          <w:rFonts w:cs="B Nazanin"/>
-          <w:lang w:bidi="fa-IR"/>
-        </w:rPr>
-        <w:t xml:space="preserve">XOR </w:t>
-      </w:r>
-      <w:r>
-        <w:rPr>
-          <w:rFonts w:cs="B Nazanin" w:hint="cs"/>
-          <w:rtl/>
-          <w:lang w:bidi="fa-IR"/>
-        </w:rPr>
-        <w:t xml:space="preserve"> وجود دارد که در صورت صفر بودن بیت کنترلی تاثیری روی </w:t>
-      </w:r>
-      <w:r>
-        <w:rPr>
-          <w:rFonts w:cs="B Nazanin"/>
-          <w:lang w:bidi="fa-IR"/>
-        </w:rPr>
-        <w:t>B</w:t>
-      </w:r>
-      <w:r>
-        <w:rPr>
-          <w:rFonts w:cs="B Nazanin" w:hint="cs"/>
-          <w:rtl/>
-          <w:lang w:bidi="fa-IR"/>
-        </w:rPr>
-        <w:t xml:space="preserve"> نمی گذارد اما در صورت یک بودن آن ، باعث تشکیل مکمل یک </w:t>
-      </w:r>
-      <w:r>
-        <w:rPr>
-          <w:rFonts w:cs="B Nazanin"/>
-          <w:lang w:bidi="fa-IR"/>
-        </w:rPr>
-        <w:t>B</w:t>
-      </w:r>
-      <w:r>
-        <w:rPr>
-          <w:rFonts w:cs="B Nazanin" w:hint="cs"/>
-          <w:rtl/>
-          <w:lang w:bidi="fa-IR"/>
-        </w:rPr>
-        <w:t xml:space="preserve"> شده و در نهایت با اضافه کردن همان مقدار به </w:t>
-      </w:r>
-      <w:r>
-        <w:rPr>
-          <w:rFonts w:cs="B Nazanin"/>
-          <w:lang w:bidi="fa-IR"/>
-        </w:rPr>
-        <w:t>B</w:t>
-      </w:r>
-      <w:r>
-        <w:rPr>
-          <w:rFonts w:cs="B Nazanin" w:hint="cs"/>
-          <w:rtl/>
-          <w:lang w:bidi="fa-IR"/>
-        </w:rPr>
-        <w:t xml:space="preserve"> باعث تشکیل مکمل دو می شود .</w:t>
-      </w:r>
-    </w:p>
-    <w:p>
-      <w:pPr>
-        <w:bidi/>
-        <w:rPr>
-          <w:rFonts w:cs="B Nazanin" w:hint="cs"/>
-          <w:rtl/>
-          <w:lang w:bidi="fa-IR"/>
-        </w:rPr>
-      </w:pPr>
-      <w:r>
-        <w:rPr>
-          <w:rFonts w:cs="B Nazanin" w:hint="cs"/>
-          <w:rtl/>
-          <w:lang w:bidi="fa-IR"/>
-        </w:rPr>
-        <w:t>در نهایت بیت نقلی کل این جمع نیز سرریز می شود.</w:t>
-      </w:r>
-    </w:p>
-    <w:p>
-      <w:pPr>
-        <w:keepNext/>
-        <w:bidi/>
-        <w:jc w:val="center"/>
-      </w:pPr>
-      <w:r>
-        <w:rPr>
-          <w:noProof/>
-          <w:rtl/>
-          <w:lang w:val="ar-SA"/>
-        </w:rPr>
-        <w:lastRenderedPageBreak/>
-        <w:drawing>
-          <wp:inline distT="0" distB="0" distL="0" distR="0" wp14:anchorId="60AB4884" wp14:editId="02A77134">
-            <wp:extent cx="5943600" cy="5703570"/>
-            <wp:effectExtent l="0" t="0" r="0" b="0"/>
-            <wp:docPr id="338641007" name="Picture 6"/>
-            <wp:cNvGraphicFramePr>
-              <a:graphicFrameLocks xmlns:a="http://schemas.openxmlformats.org/drawingml/2006/main" noChangeAspect="1"/>
-            </wp:cNvGraphicFramePr>
-            <a:graphic xmlns:a="http://schemas.openxmlformats.org/drawingml/2006/main">
-              <a:graphicData uri="http://schemas.openxmlformats.org/drawingml/2006/picture">
-                <pic:pic xmlns:pic="http://schemas.openxmlformats.org/drawingml/2006/picture">
-                  <pic:nvPicPr>
-                    <pic:cNvPr id="338641007" name="Picture 338641007"/>
-                    <pic:cNvPicPr/>
-                  </pic:nvPicPr>
-                  <pic:blipFill>
-                    <a:blip r:embed="rId22">
-                      <a:extLst>
-                        <a:ext uri="{28A0092B-C50C-407E-A947-70E740481C1C}">
-                          <a14:useLocalDpi xmlns:a14="http://schemas.microsoft.com/office/drawing/2010/main" val="0"/>
-                        </a:ext>
-                      </a:extLst>
-                    </a:blip>
-                    <a:stretch>
-                      <a:fillRect/>
-                    </a:stretch>
-                  </pic:blipFill>
-                  <pic:spPr>
-                    <a:xfrm>
-                      <a:off x="0" y="0"/>
-                      <a:ext cx="5943600" cy="5703570"/>
-                    </a:xfrm>
-                    <a:prstGeom prst="rect">
-                      <a:avLst/>
-                    </a:prstGeom>
-                  </pic:spPr>
-                </pic:pic>
-              </a:graphicData>
-            </a:graphic>
-          </wp:inline>
-        </w:drawing>
-      </w:r>
-    </w:p>
-    <w:p>
-      <w:pPr>
-        <w:pStyle w:val="Caption"/>
-        <w:bidi/>
-        <w:jc w:val="center"/>
-        <w:rPr>
-          <w:rtl/>
-        </w:rPr>
-      </w:pPr>
-      <w:r>
-        <w:rPr>
-          <w:rFonts w:hint="cs"/>
-          <w:rtl/>
-          <w:lang w:bidi="fa-IR"/>
-        </w:rPr>
-        <w:t>مدار جمع کننده 4 بیتی با بیت کنترلی</w:t>
-      </w:r>
-    </w:p>
-    <w:p>
-      <w:pPr>
-        <w:rPr>
-          <w:rtl/>
-        </w:rPr>
-      </w:pPr>
-    </w:p>
-    <w:p>
-      <w:pPr>
-        <w:rPr>
-          <w:rtl/>
-        </w:rPr>
-      </w:pPr>
-    </w:p>
-    <w:p>
-      <w:pPr>
-        <w:rPr>
-          <w:rtl/>
-        </w:rPr>
-      </w:pPr>
-    </w:p>
-    <w:p>
-      <w:pPr>
-        <w:rPr>
-          <w:rtl/>
-        </w:rPr>
-      </w:pPr>
-    </w:p>
-    <w:p>
-      <w:pPr>
-        <w:rPr>
-          <w:rtl/>
-        </w:rPr>
-      </w:pPr>
-    </w:p>
-    <w:p>
-      <w:pPr>
-        <w:rPr>
-          <w:rtl/>
-        </w:rPr>
-      </w:pPr>
-    </w:p>
-    <w:p>
-      <w:pPr>
-        <w:rPr>
-          <w:rtl/>
-        </w:rPr>
-      </w:pPr>
-    </w:p>
-    <w:p/>
+      </w:pPr>
+    </w:p>
     <w:tbl>
       <w:tblPr>
         <w:tblStyle w:val="TableGrid"/>
@@ -4386,18 +500,1620 @@
                 <w:rtl/>
                 <w:lang w:bidi="fa-IR"/>
               </w:rPr>
-              <w:t xml:space="preserve">آزمایشگاه مدار های منطقی </w:t>
+              <w:t>آزمایشگاه مدارهای منطقی – گروه شماره 7</w:t>
             </w:r>
+          </w:p>
+        </w:tc>
+      </w:tr>
+    </w:tbl>
+    <w:p>
+      <w:pPr>
+        <w:bidi/>
+        <w:rPr>
+          <w:rFonts w:cs="B Yekan"/>
+          <w:rtl/>
+          <w:lang w:bidi="fa-IR"/>
+        </w:rPr>
+      </w:pPr>
+      <w:r>
+        <w:rPr>
+          <w:rFonts w:cs="B Yekan" w:hint="cs"/>
+          <w:sz w:val="28"/>
+          <w:szCs w:val="28"/>
+          <w:rtl/>
+          <w:lang w:bidi="fa-IR"/>
+        </w:rPr>
+        <w:t>مقدمه و هدف آزمایش:</w:t>
+      </w:r>
+    </w:p>
+    <w:p>
+      <w:pPr>
+        <w:bidi/>
+        <w:rPr>
+          <w:rFonts w:cs="B Nazanin"/>
+          <w:rtl/>
+        </w:rPr>
+      </w:pPr>
+      <w:r>
+        <w:rPr>
+          <w:rFonts w:cs="B Nazanin" w:hint="cs"/>
+          <w:rtl/>
+          <w:lang w:bidi="fa-IR"/>
+        </w:rPr>
+        <w:t>هدف از انجام این آزمایش، آشنایی با نرم‌افزار Fritzing، نحوه اتصال قطعات روی بردبورد و کار با تراشه‌های منطقی است.</w:t>
+      </w:r>
+    </w:p>
+    <w:p>
+      <w:pPr>
+        <w:bidi/>
+        <w:rPr>
+          <w:rFonts w:cs="B Nazanin"/>
+          <w:rtl/>
+        </w:rPr>
+      </w:pPr>
+    </w:p>
+    <w:p>
+      <w:pPr>
+        <w:bidi/>
+        <w:rPr>
+          <w:rFonts w:cs="B Yekan"/>
+          <w:sz w:val="28"/>
+          <w:szCs w:val="28"/>
+          <w:rtl/>
+          <w:lang w:bidi="fa-IR"/>
+        </w:rPr>
+      </w:pPr>
+      <w:r>
+        <w:rPr>
+          <w:rFonts w:cs="B Yekan" w:hint="cs"/>
+          <w:sz w:val="28"/>
+          <w:szCs w:val="28"/>
+          <w:rtl/>
+          <w:lang w:bidi="fa-IR"/>
+        </w:rPr>
+        <w:t>بخش اول:</w:t>
+      </w:r>
+    </w:p>
+    <w:p>
+      <w:pPr>
+        <w:bidi/>
+        <w:rPr>
+          <w:rFonts w:cs="B Yekan"/>
+          <w:sz w:val="28"/>
+          <w:szCs w:val="28"/>
+          <w:rtl/>
+          <w:lang w:bidi="fa-IR"/>
+        </w:rPr>
+      </w:pPr>
+      <w:r>
+        <w:rPr>
+          <w:rFonts w:cs="B Yekan" w:hint="cs"/>
+          <w:sz w:val="28"/>
+          <w:szCs w:val="28"/>
+          <w:rtl/>
+          <w:lang w:bidi="fa-IR"/>
+        </w:rPr>
+        <w:t>بررسی اتصالات داخلی بردبورد:</w:t>
+      </w:r>
+    </w:p>
+    <w:p>
+      <w:pPr>
+        <w:bidi/>
+        <w:rPr>
+          <w:rFonts w:cs="B Nazanin"/>
+          <w:rtl/>
+          <w:lang w:bidi="fa-IR"/>
+        </w:rPr>
+      </w:pPr>
+      <w:r>
+        <w:rPr>
+          <w:rFonts w:cs="B Nazanin" w:hint="cs"/>
+          <w:rtl/>
+          <w:lang w:bidi="fa-IR"/>
+        </w:rPr>
+        <w:t>بردبورد شامل ریل‌های تغذیه در بالا و پایین و دو ناحیه ترمینالی در دو سوی شیار میانی است. اتصال ریل‌ها در امتداد افقی و اتصال سوراخ‌های ناحیه میانی در گروه‌های پنج‌تایی و در امتداد عمودی است. در بعضی بردبوردها ریل تغذیه در وسط قطع می‌شود و باید پیوستگی آن بررسی شود.</w:t>
+      </w:r>
+    </w:p>
+    <w:p>
+      <w:pPr>
+        <w:keepNext/>
+        <w:bidi/>
+      </w:pPr>
+      <w:r>
+        <w:rPr>
+          <w:rFonts w:cs="B Nazanin" w:hint="cs"/>
+          <w:noProof/>
+          <w:rtl/>
+          <w:lang w:val="fa-IR" w:bidi="fa-IR"/>
+        </w:rPr>
+        <w:drawing>
+          <wp:inline distT="0" distB="0" distL="0" distR="0" wp14:anchorId="2ADAA403" wp14:editId="3DEFC316">
+            <wp:extent cx="5943600" cy="1944370"/>
+            <wp:effectExtent l="0" t="0" r="0" b="0"/>
+            <wp:docPr id="1860732900" name="Picture 8"/>
+            <wp:cNvGraphicFramePr>
+              <a:graphicFrameLocks xmlns:a="http://schemas.openxmlformats.org/drawingml/2006/main" noChangeAspect="1"/>
+            </wp:cNvGraphicFramePr>
+            <a:graphic xmlns:a="http://schemas.openxmlformats.org/drawingml/2006/main">
+              <a:graphicData uri="http://schemas.openxmlformats.org/drawingml/2006/picture">
+                <pic:pic xmlns:pic="http://schemas.openxmlformats.org/drawingml/2006/picture">
+                  <pic:nvPicPr>
+                    <pic:cNvPr id="1860732900" name="Picture 1860732900"/>
+                    <pic:cNvPicPr/>
+                  </pic:nvPicPr>
+                  <pic:blipFill>
+                    <a:blip r:embed="rId8">
+                      <a:extLst>
+                        <a:ext uri="{28A0092B-C50C-407E-A947-70E740481C1C}">
+                          <a14:useLocalDpi xmlns:a14="http://schemas.microsoft.com/office/drawing/2010/main" val="0"/>
+                        </a:ext>
+                      </a:extLst>
+                    </a:blip>
+                    <a:stretch>
+                      <a:fillRect/>
+                    </a:stretch>
+                  </pic:blipFill>
+                  <pic:spPr>
+                    <a:xfrm>
+                      <a:off x="0" y="0"/>
+                      <a:ext cx="5943600" cy="1944370"/>
+                    </a:xfrm>
+                    <a:prstGeom prst="rect">
+                      <a:avLst/>
+                    </a:prstGeom>
+                  </pic:spPr>
+                </pic:pic>
+              </a:graphicData>
+            </a:graphic>
+          </wp:inline>
+        </w:drawing>
+      </w:r>
+    </w:p>
+    <w:p>
+      <w:pPr>
+        <w:pStyle w:val="Caption"/>
+        <w:bidi/>
+        <w:jc w:val="center"/>
+        <w:rPr>
+          <w:rFonts w:cs="B Nazanin"/>
+          <w:sz w:val="24"/>
+          <w:szCs w:val="24"/>
+          <w:rtl/>
+          <w:lang w:bidi="fa-IR"/>
+        </w:rPr>
+      </w:pPr>
+      <w:r>
+        <w:rPr>
+          <w:rFonts w:hint="cs"/>
+          <w:rtl/>
+          <w:lang w:bidi="fa-IR"/>
+        </w:rPr>
+        <w:t>اتصالات افقی ریل‌های تغذیه بردبورد</w:t>
+      </w:r>
+    </w:p>
+    <w:p>
+      <w:pPr>
+        <w:keepNext/>
+        <w:bidi/>
+      </w:pPr>
+      <w:r>
+        <w:rPr>
+          <w:rFonts w:cs="B Nazanin"/>
+          <w:noProof/>
+          <w:rtl/>
+          <w:lang w:val="ar-SA"/>
+        </w:rPr>
+        <w:drawing>
+          <wp:inline distT="0" distB="0" distL="0" distR="0" wp14:anchorId="7A73766A" wp14:editId="14602454">
+            <wp:extent cx="5943600" cy="1883410"/>
+            <wp:effectExtent l="0" t="0" r="0" b="2540"/>
+            <wp:docPr id="1355976794" name="Picture 9"/>
+            <wp:cNvGraphicFramePr>
+              <a:graphicFrameLocks xmlns:a="http://schemas.openxmlformats.org/drawingml/2006/main" noChangeAspect="1"/>
+            </wp:cNvGraphicFramePr>
+            <a:graphic xmlns:a="http://schemas.openxmlformats.org/drawingml/2006/main">
+              <a:graphicData uri="http://schemas.openxmlformats.org/drawingml/2006/picture">
+                <pic:pic xmlns:pic="http://schemas.openxmlformats.org/drawingml/2006/picture">
+                  <pic:nvPicPr>
+                    <pic:cNvPr id="1355976794" name="Picture 1355976794"/>
+                    <pic:cNvPicPr/>
+                  </pic:nvPicPr>
+                  <pic:blipFill>
+                    <a:blip r:embed="rId9">
+                      <a:extLst>
+                        <a:ext uri="{28A0092B-C50C-407E-A947-70E740481C1C}">
+                          <a14:useLocalDpi xmlns:a14="http://schemas.microsoft.com/office/drawing/2010/main" val="0"/>
+                        </a:ext>
+                      </a:extLst>
+                    </a:blip>
+                    <a:stretch>
+                      <a:fillRect/>
+                    </a:stretch>
+                  </pic:blipFill>
+                  <pic:spPr>
+                    <a:xfrm>
+                      <a:off x="0" y="0"/>
+                      <a:ext cx="5943600" cy="1883410"/>
+                    </a:xfrm>
+                    <a:prstGeom prst="rect">
+                      <a:avLst/>
+                    </a:prstGeom>
+                  </pic:spPr>
+                </pic:pic>
+              </a:graphicData>
+            </a:graphic>
+          </wp:inline>
+        </w:drawing>
+      </w:r>
+    </w:p>
+    <w:p>
+      <w:pPr>
+        <w:pStyle w:val="Caption"/>
+        <w:bidi/>
+        <w:jc w:val="center"/>
+        <w:rPr>
+          <w:rFonts w:cs="B Nazanin"/>
+          <w:rtl/>
+        </w:rPr>
+      </w:pPr>
+      <w:r>
+        <w:rPr>
+          <w:rFonts w:hint="cs"/>
+          <w:rtl/>
+          <w:lang w:bidi="fa-IR"/>
+        </w:rPr>
+        <w:t>اتصالات عمودی گروه‌های پنج‌تایی در ناحیه ترمینالی بردبورد</w:t>
+      </w:r>
+    </w:p>
+    <w:p>
+      <w:pPr>
+        <w:bidi/>
+        <w:rPr>
+          <w:rFonts w:cs="B Nazanin"/>
+          <w:rtl/>
+          <w:lang w:bidi="fa-IR"/>
+        </w:rPr>
+      </w:pPr>
+    </w:p>
+    <w:p>
+      <w:pPr>
+        <w:bidi/>
+        <w:rPr>
+          <w:rFonts w:cs="B Yekan"/>
+          <w:sz w:val="28"/>
+          <w:szCs w:val="28"/>
+          <w:rtl/>
+          <w:lang w:bidi="fa-IR"/>
+        </w:rPr>
+      </w:pPr>
+      <w:r>
+        <w:rPr>
+          <w:rFonts w:cs="B Yekan" w:hint="cs"/>
+          <w:sz w:val="28"/>
+          <w:szCs w:val="28"/>
+          <w:rtl/>
+          <w:lang w:bidi="fa-IR"/>
+        </w:rPr>
+        <w:t>بخش دوم:</w:t>
+      </w:r>
+    </w:p>
+    <w:p>
+      <w:pPr>
+        <w:bidi/>
+        <w:rPr>
+          <w:rFonts w:cs="B Yekan"/>
+          <w:sz w:val="28"/>
+          <w:szCs w:val="28"/>
+          <w:rtl/>
+          <w:lang w:bidi="fa-IR"/>
+        </w:rPr>
+      </w:pPr>
+      <w:r>
+        <w:rPr>
+          <w:rFonts w:cs="B Yekan" w:hint="cs"/>
+          <w:sz w:val="28"/>
+          <w:szCs w:val="28"/>
+          <w:rtl/>
+          <w:lang w:bidi="fa-IR"/>
+        </w:rPr>
+        <w:t>بستن مدار ساده LED و مقاومت:</w:t>
+      </w:r>
+    </w:p>
+    <w:p>
+      <w:pPr>
+        <w:bidi/>
+        <w:rPr>
+          <w:rFonts w:cs="B Yekan"/>
+          <w:sz w:val="28"/>
+          <w:szCs w:val="28"/>
+          <w:rtl/>
+          <w:lang w:bidi="fa-IR"/>
+        </w:rPr>
+      </w:pPr>
+    </w:p>
+    <w:p>
+      <w:pPr>
+        <w:bidi/>
+        <w:rPr>
+          <w:rFonts w:cs="B Yekan"/>
+          <w:b/>
+          <w:bCs/>
+          <w:rtl/>
+          <w:lang w:bidi="fa-IR"/>
+        </w:rPr>
+      </w:pPr>
+      <w:r>
+        <w:rPr>
+          <w:rFonts w:cs="B Yekan" w:hint="cs"/>
+          <w:b/>
+          <w:bCs/>
+          <w:rtl/>
+          <w:lang w:bidi="fa-IR"/>
+        </w:rPr>
+        <w:t>قطعات استفاده‌شده:</w:t>
+      </w:r>
+    </w:p>
+    <w:p>
+      <w:pPr>
+        <w:pStyle w:val="ListParagraph"/>
+        <w:numPr>
+          <w:ilvl w:val="0"/>
+          <w:numId w:val="4"/>
+        </w:numPr>
+        <w:bidi/>
+        <w:rPr>
+          <w:rFonts w:cs="B Nazanin"/>
+          <w:lang w:bidi="fa-IR"/>
+        </w:rPr>
+      </w:pPr>
+      <w:r>
+        <w:rPr>
+          <w:rFonts w:cs="B Nazanin" w:hint="cs"/>
+          <w:rtl/>
+          <w:lang w:bidi="fa-IR"/>
+        </w:rPr>
+        <w:t>بردبورد</w:t>
+      </w:r>
+    </w:p>
+    <w:p>
+      <w:pPr>
+        <w:pStyle w:val="ListParagraph"/>
+        <w:numPr>
+          <w:ilvl w:val="0"/>
+          <w:numId w:val="4"/>
+        </w:numPr>
+        <w:bidi/>
+        <w:rPr>
+          <w:rFonts w:cs="B Nazanin"/>
+          <w:lang w:bidi="fa-IR"/>
+        </w:rPr>
+      </w:pPr>
+      <w:r>
+        <w:rPr>
+          <w:rFonts w:cs="B Nazanin"/>
+          <w:lang w:bidi="fa-IR"/>
+        </w:rPr>
+        <w:t>LED</w:t>
+      </w:r>
+    </w:p>
+    <w:p>
+      <w:pPr>
+        <w:pStyle w:val="ListParagraph"/>
+        <w:numPr>
+          <w:ilvl w:val="0"/>
+          <w:numId w:val="4"/>
+        </w:numPr>
+        <w:bidi/>
+        <w:rPr>
+          <w:rFonts w:cs="B Nazanin"/>
+          <w:lang w:bidi="fa-IR"/>
+        </w:rPr>
+      </w:pPr>
+      <w:r>
+        <w:rPr>
+          <w:rFonts w:cs="B Nazanin" w:hint="cs"/>
+          <w:rtl/>
+          <w:lang w:bidi="fa-IR"/>
+        </w:rPr>
+        <w:t>بسته 4×AAA (4.8 ولت با سلول‌های شارژی 1.2 ولتی)</w:t>
+      </w:r>
+    </w:p>
+    <w:p>
+      <w:pPr>
+        <w:pStyle w:val="ListParagraph"/>
+        <w:numPr>
+          <w:ilvl w:val="0"/>
+          <w:numId w:val="4"/>
+        </w:numPr>
+        <w:bidi/>
+        <w:rPr>
+          <w:rFonts w:cs="B Nazanin"/>
+          <w:lang w:bidi="fa-IR"/>
+        </w:rPr>
+      </w:pPr>
+      <w:r>
+        <w:rPr>
+          <w:rFonts w:cs="B Nazanin" w:hint="cs"/>
+          <w:rtl/>
+          <w:lang w:bidi="fa-IR"/>
+        </w:rPr>
+        <w:t>مقاومت 220 اهمی</w:t>
+      </w:r>
+    </w:p>
+    <w:p>
+      <w:pPr>
+        <w:bidi/>
+        <w:rPr>
+          <w:rFonts w:cs="B Nazanin"/>
+          <w:rtl/>
+          <w:lang w:bidi="fa-IR"/>
+        </w:rPr>
+      </w:pPr>
+    </w:p>
+    <w:p>
+      <w:pPr>
+        <w:bidi/>
+        <w:rPr>
+          <w:rFonts w:cs="B Yekan"/>
+          <w:sz w:val="28"/>
+          <w:szCs w:val="28"/>
+          <w:rtl/>
+          <w:lang w:bidi="fa-IR"/>
+        </w:rPr>
+      </w:pPr>
+      <w:r>
+        <w:rPr>
+          <w:rFonts w:cs="B Yekan" w:hint="cs"/>
+          <w:sz w:val="28"/>
+          <w:szCs w:val="28"/>
+          <w:rtl/>
+          <w:lang w:bidi="fa-IR"/>
+        </w:rPr>
+        <w:t>شرح آزمایش:</w:t>
+      </w:r>
+    </w:p>
+    <w:p>
+      <w:pPr>
+        <w:bidi/>
+        <w:rPr>
+          <w:rFonts w:cs="B Nazanin"/>
+          <w:rtl/>
+          <w:lang w:bidi="fa-IR"/>
+        </w:rPr>
+      </w:pPr>
+      <w:r>
+        <w:rPr>
+          <w:rFonts w:cs="B Nazanin" w:hint="cs"/>
+          <w:rtl/>
+          <w:lang w:bidi="fa-IR"/>
+        </w:rPr>
+        <w:t>ابتدا قطب مثبت و منفی منبع تغذیه را به ریل‌های مثبت و منفی بردبورد متصل می‌کنیم (شکل 1-1). سپس LED را به‌گونه‌ای روی بردبورد قرار می‌دهیم که دو پایه آن در دو ستون مجزا باشند (شکل 2-1). پایه بلندتر معمولاً آند و پایه کوتاه‌تر یا سمت تخت بدنه، کاتد LED است. مقاومت 220 اهمی را به‌صورت سری بین ریل مثبت و آند LED قرار می‌دهیم و کاتد را به ریل منفی متصل می‌کنیم (شکل 3-1).</w:t>
+      </w:r>
+    </w:p>
+    <w:p>
+      <w:pPr>
+        <w:bidi/>
+        <w:rPr>
+          <w:rFonts w:cs="B Nazanin"/>
+          <w:rtl/>
+          <w:lang w:bidi="fa-IR"/>
+        </w:rPr>
+      </w:pPr>
+      <w:r>
+        <w:rPr>
+          <w:rFonts w:cs="B Nazanin" w:hint="cs"/>
+          <w:rtl/>
+          <w:lang w:bidi="fa-IR"/>
+        </w:rPr>
+        <w:t>شماتیک نهایی مدار در شکل 4-1 نشان داده شده است.</w:t>
+      </w:r>
+    </w:p>
+    <w:p>
+      <w:pPr>
+        <w:bidi/>
+        <w:rPr>
+          <w:rFonts w:cs="B Nazanin"/>
+          <w:rtl/>
+          <w:lang w:bidi="fa-IR"/>
+        </w:rPr>
+      </w:pPr>
+    </w:p>
+    <w:p>
+      <w:pPr>
+        <w:keepNext/>
+        <w:bidi/>
+        <w:jc w:val="center"/>
+      </w:pPr>
+      <w:r>
+        <w:rPr>
+          <w:rFonts w:cs="B Nazanin" w:hint="cs"/>
+          <w:noProof/>
+          <w:rtl/>
+          <w:lang w:val="fa-IR" w:bidi="fa-IR"/>
+        </w:rPr>
+        <w:drawing>
+          <wp:inline distT="0" distB="0" distL="0" distR="0" wp14:anchorId="613A67D8" wp14:editId="1407C06D">
+            <wp:extent cx="6126206" cy="1981200"/>
+            <wp:effectExtent l="0" t="0" r="8255" b="0"/>
+            <wp:docPr id="1035671301" name="Picture 10"/>
+            <wp:cNvGraphicFramePr>
+              <a:graphicFrameLocks xmlns:a="http://schemas.openxmlformats.org/drawingml/2006/main" noChangeAspect="1"/>
+            </wp:cNvGraphicFramePr>
+            <a:graphic xmlns:a="http://schemas.openxmlformats.org/drawingml/2006/main">
+              <a:graphicData uri="http://schemas.openxmlformats.org/drawingml/2006/picture">
+                <pic:pic xmlns:pic="http://schemas.openxmlformats.org/drawingml/2006/picture">
+                  <pic:nvPicPr>
+                    <pic:cNvPr id="1035671301" name="Picture 1035671301"/>
+                    <pic:cNvPicPr/>
+                  </pic:nvPicPr>
+                  <pic:blipFill>
+                    <a:blip r:embed="rId10">
+                      <a:extLst>
+                        <a:ext uri="{28A0092B-C50C-407E-A947-70E740481C1C}">
+                          <a14:useLocalDpi xmlns:a14="http://schemas.microsoft.com/office/drawing/2010/main" val="0"/>
+                        </a:ext>
+                      </a:extLst>
+                    </a:blip>
+                    <a:stretch>
+                      <a:fillRect/>
+                    </a:stretch>
+                  </pic:blipFill>
+                  <pic:spPr>
+                    <a:xfrm>
+                      <a:off x="0" y="0"/>
+                      <a:ext cx="6198482" cy="2004574"/>
+                    </a:xfrm>
+                    <a:prstGeom prst="rect">
+                      <a:avLst/>
+                    </a:prstGeom>
+                  </pic:spPr>
+                </pic:pic>
+              </a:graphicData>
+            </a:graphic>
+          </wp:inline>
+        </w:drawing>
+      </w:r>
+    </w:p>
+    <w:p>
+      <w:pPr>
+        <w:pStyle w:val="Caption"/>
+        <w:bidi/>
+        <w:jc w:val="center"/>
+        <w:rPr>
+          <w:rFonts w:cs="B Nazanin"/>
+          <w:rtl/>
+          <w:lang w:bidi="fa-IR"/>
+        </w:rPr>
+      </w:pPr>
+      <w:r>
+        <w:rPr>
+          <w:rFonts w:hint="cs"/>
+          <w:rtl/>
+        </w:rPr>
+        <w:t>شکل 1-1: اتصال منبع تغذیه به بردبورد</w:t>
+      </w:r>
+    </w:p>
+    <w:p>
+      <w:pPr>
+        <w:bidi/>
+        <w:rPr>
+          <w:rFonts w:cs="B Nazanin"/>
+          <w:rtl/>
+          <w:lang w:bidi="fa-IR"/>
+        </w:rPr>
+      </w:pPr>
+    </w:p>
+    <w:p>
+      <w:pPr>
+        <w:bidi/>
+        <w:rPr>
+          <w:rFonts w:cs="B Nazanin"/>
+          <w:rtl/>
+          <w:lang w:bidi="fa-IR"/>
+        </w:rPr>
+      </w:pPr>
+    </w:p>
+    <w:p>
+      <w:pPr>
+        <w:keepNext/>
+        <w:bidi/>
+        <w:jc w:val="center"/>
+      </w:pPr>
+      <w:r>
+        <w:rPr>
+          <w:rFonts w:cs="B Nazanin"/>
+          <w:noProof/>
+          <w:rtl/>
+          <w:lang w:val="fa-IR" w:bidi="fa-IR"/>
+        </w:rPr>
+        <w:drawing>
+          <wp:inline distT="0" distB="0" distL="0" distR="0" wp14:anchorId="4E7881B9" wp14:editId="3B118C5D">
+            <wp:extent cx="5987147" cy="1796143"/>
+            <wp:effectExtent l="0" t="0" r="0" b="0"/>
+            <wp:docPr id="46232661" name="Picture 11"/>
+            <wp:cNvGraphicFramePr>
+              <a:graphicFrameLocks xmlns:a="http://schemas.openxmlformats.org/drawingml/2006/main" noChangeAspect="1"/>
+            </wp:cNvGraphicFramePr>
+            <a:graphic xmlns:a="http://schemas.openxmlformats.org/drawingml/2006/main">
+              <a:graphicData uri="http://schemas.openxmlformats.org/drawingml/2006/picture">
+                <pic:pic xmlns:pic="http://schemas.openxmlformats.org/drawingml/2006/picture">
+                  <pic:nvPicPr>
+                    <pic:cNvPr id="46232661" name="Picture 46232661"/>
+                    <pic:cNvPicPr/>
+                  </pic:nvPicPr>
+                  <pic:blipFill>
+                    <a:blip r:embed="rId11" cstate="print">
+                      <a:extLst>
+                        <a:ext uri="{28A0092B-C50C-407E-A947-70E740481C1C}">
+                          <a14:useLocalDpi xmlns:a14="http://schemas.microsoft.com/office/drawing/2010/main" val="0"/>
+                        </a:ext>
+                      </a:extLst>
+                    </a:blip>
+                    <a:stretch>
+                      <a:fillRect/>
+                    </a:stretch>
+                  </pic:blipFill>
+                  <pic:spPr>
+                    <a:xfrm>
+                      <a:off x="0" y="0"/>
+                      <a:ext cx="6109225" cy="1832766"/>
+                    </a:xfrm>
+                    <a:prstGeom prst="rect">
+                      <a:avLst/>
+                    </a:prstGeom>
+                  </pic:spPr>
+                </pic:pic>
+              </a:graphicData>
+            </a:graphic>
+          </wp:inline>
+        </w:drawing>
+      </w:r>
+    </w:p>
+    <w:p>
+      <w:pPr>
+        <w:pStyle w:val="Caption"/>
+        <w:bidi/>
+        <w:jc w:val="center"/>
+        <w:rPr>
+          <w:rtl/>
+        </w:rPr>
+      </w:pPr>
+      <w:r>
+        <w:rPr>
+          <w:rFonts w:hint="cs"/>
+          <w:rtl/>
+        </w:rPr>
+        <w:t>شکل 1-2: قرار دادن LED روی بردبورد</w:t>
+      </w:r>
+    </w:p>
+    <w:p>
+      <w:pPr>
+        <w:bidi/>
+        <w:rPr>
+          <w:rFonts w:cs="B Nazanin"/>
+          <w:rtl/>
+          <w:lang w:bidi="fa-IR"/>
+        </w:rPr>
+      </w:pPr>
+    </w:p>
+    <w:p>
+      <w:pPr>
+        <w:keepNext/>
+        <w:bidi/>
+        <w:jc w:val="center"/>
+      </w:pPr>
+      <w:r>
+        <w:rPr>
+          <w:rFonts w:cs="B Nazanin"/>
+          <w:noProof/>
+          <w:rtl/>
+          <w:lang w:val="fa-IR" w:bidi="fa-IR"/>
+        </w:rPr>
+        <w:drawing>
+          <wp:inline distT="0" distB="0" distL="0" distR="0" wp14:anchorId="30B4E514" wp14:editId="5D210AFE">
+            <wp:extent cx="5943600" cy="2126615"/>
+            <wp:effectExtent l="0" t="0" r="0" b="6985"/>
+            <wp:docPr id="870218031" name="Picture 12"/>
+            <wp:cNvGraphicFramePr>
+              <a:graphicFrameLocks xmlns:a="http://schemas.openxmlformats.org/drawingml/2006/main" noChangeAspect="1"/>
+            </wp:cNvGraphicFramePr>
+            <a:graphic xmlns:a="http://schemas.openxmlformats.org/drawingml/2006/main">
+              <a:graphicData uri="http://schemas.openxmlformats.org/drawingml/2006/picture">
+                <pic:pic xmlns:pic="http://schemas.openxmlformats.org/drawingml/2006/picture">
+                  <pic:nvPicPr>
+                    <pic:cNvPr id="870218031" name="Picture 870218031"/>
+                    <pic:cNvPicPr/>
+                  </pic:nvPicPr>
+                  <pic:blipFill>
+                    <a:blip r:embed="rId12">
+                      <a:extLst>
+                        <a:ext uri="{28A0092B-C50C-407E-A947-70E740481C1C}">
+                          <a14:useLocalDpi xmlns:a14="http://schemas.microsoft.com/office/drawing/2010/main" val="0"/>
+                        </a:ext>
+                      </a:extLst>
+                    </a:blip>
+                    <a:stretch>
+                      <a:fillRect/>
+                    </a:stretch>
+                  </pic:blipFill>
+                  <pic:spPr>
+                    <a:xfrm>
+                      <a:off x="0" y="0"/>
+                      <a:ext cx="5943600" cy="2126615"/>
+                    </a:xfrm>
+                    <a:prstGeom prst="rect">
+                      <a:avLst/>
+                    </a:prstGeom>
+                  </pic:spPr>
+                </pic:pic>
+              </a:graphicData>
+            </a:graphic>
+          </wp:inline>
+        </w:drawing>
+      </w:r>
+    </w:p>
+    <w:p>
+      <w:pPr>
+        <w:pStyle w:val="Caption"/>
+        <w:bidi/>
+        <w:jc w:val="center"/>
+        <w:rPr>
+          <w:rFonts w:cs="B Nazanin"/>
+          <w:rtl/>
+          <w:lang w:bidi="fa-IR"/>
+        </w:rPr>
+      </w:pPr>
+      <w:r>
+        <w:rPr>
+          <w:rFonts w:hint="cs"/>
+          <w:rtl/>
+        </w:rPr>
+        <w:t>شکل 3-1: مدار تکمیل‌شده</w:t>
+      </w:r>
+    </w:p>
+    <w:p>
+      <w:pPr>
+        <w:bidi/>
+        <w:rPr>
+          <w:rFonts w:cs="B Nazanin"/>
+          <w:rtl/>
+          <w:lang w:bidi="fa-IR"/>
+        </w:rPr>
+      </w:pPr>
+    </w:p>
+    <w:p>
+      <w:pPr>
+        <w:keepNext/>
+        <w:bidi/>
+        <w:jc w:val="center"/>
+      </w:pPr>
+      <w:r>
+        <w:rPr>
+          <w:rFonts w:cs="B Nazanin"/>
+          <w:noProof/>
+          <w:rtl/>
+          <w:lang w:val="fa-IR" w:bidi="fa-IR"/>
+        </w:rPr>
+        <w:lastRenderedPageBreak/>
+        <w:drawing>
+          <wp:inline distT="0" distB="0" distL="0" distR="0" wp14:anchorId="215DC023" wp14:editId="7526DB67">
+            <wp:extent cx="2178740" cy="2041072"/>
+            <wp:effectExtent l="0" t="0" r="0" b="0"/>
+            <wp:docPr id="1665471848" name="Picture 13"/>
+            <wp:cNvGraphicFramePr>
+              <a:graphicFrameLocks xmlns:a="http://schemas.openxmlformats.org/drawingml/2006/main" noChangeAspect="1"/>
+            </wp:cNvGraphicFramePr>
+            <a:graphic xmlns:a="http://schemas.openxmlformats.org/drawingml/2006/main">
+              <a:graphicData uri="http://schemas.openxmlformats.org/drawingml/2006/picture">
+                <pic:pic xmlns:pic="http://schemas.openxmlformats.org/drawingml/2006/picture">
+                  <pic:nvPicPr>
+                    <pic:cNvPr id="1665471848" name="Picture 1665471848"/>
+                    <pic:cNvPicPr/>
+                  </pic:nvPicPr>
+                  <pic:blipFill>
+                    <a:blip r:embed="rId13">
+                      <a:extLst>
+                        <a:ext uri="{28A0092B-C50C-407E-A947-70E740481C1C}">
+                          <a14:useLocalDpi xmlns:a14="http://schemas.microsoft.com/office/drawing/2010/main" val="0"/>
+                        </a:ext>
+                      </a:extLst>
+                    </a:blip>
+                    <a:stretch>
+                      <a:fillRect/>
+                    </a:stretch>
+                  </pic:blipFill>
+                  <pic:spPr>
+                    <a:xfrm>
+                      <a:off x="0" y="0"/>
+                      <a:ext cx="2243514" cy="2101753"/>
+                    </a:xfrm>
+                    <a:prstGeom prst="rect">
+                      <a:avLst/>
+                    </a:prstGeom>
+                  </pic:spPr>
+                </pic:pic>
+              </a:graphicData>
+            </a:graphic>
+          </wp:inline>
+        </w:drawing>
+      </w:r>
+    </w:p>
+    <w:p>
+      <w:pPr>
+        <w:pStyle w:val="Caption"/>
+        <w:bidi/>
+        <w:jc w:val="center"/>
+        <w:rPr>
+          <w:rFonts w:cs="B Nazanin"/>
+          <w:rtl/>
+          <w:lang w:bidi="fa-IR"/>
+        </w:rPr>
+      </w:pPr>
+      <w:r>
+        <w:rPr>
+          <w:rFonts w:hint="cs"/>
+          <w:rtl/>
+        </w:rPr>
+        <w:t>شکل 4-1: شماتیک نهایی مدار</w:t>
+      </w:r>
+    </w:p>
+    <w:p>
+      <w:pPr>
+        <w:bidi/>
+        <w:rPr>
+          <w:rFonts w:cs="B Yekan"/>
+          <w:sz w:val="28"/>
+          <w:szCs w:val="28"/>
+          <w:rtl/>
+          <w:lang w:bidi="fa-IR"/>
+        </w:rPr>
+      </w:pPr>
+      <w:r>
+        <w:rPr>
+          <w:rFonts w:cs="B Yekan" w:hint="cs"/>
+          <w:sz w:val="28"/>
+          <w:szCs w:val="28"/>
+          <w:rtl/>
+          <w:lang w:bidi="fa-IR"/>
+        </w:rPr>
+        <w:t>بخش سوم:</w:t>
+      </w:r>
+    </w:p>
+    <w:p>
+      <w:pPr>
+        <w:bidi/>
+        <w:rPr>
+          <w:rFonts w:cs="B Yekan"/>
+          <w:sz w:val="28"/>
+          <w:szCs w:val="28"/>
+          <w:rtl/>
+          <w:lang w:bidi="fa-IR"/>
+        </w:rPr>
+      </w:pPr>
+      <w:r>
+        <w:rPr>
+          <w:rFonts w:cs="B Yekan" w:hint="cs"/>
+          <w:sz w:val="28"/>
+          <w:szCs w:val="28"/>
+          <w:rtl/>
+          <w:lang w:bidi="fa-IR"/>
+        </w:rPr>
+        <w:t>بستن مدار LED با استفاده از تراشه 74HC04:</w:t>
+      </w:r>
+    </w:p>
+    <w:p>
+      <w:pPr>
+        <w:bidi/>
+        <w:rPr>
+          <w:rFonts w:cs="B Yekan"/>
+          <w:sz w:val="28"/>
+          <w:szCs w:val="28"/>
+          <w:rtl/>
+          <w:lang w:bidi="fa-IR"/>
+        </w:rPr>
+      </w:pPr>
+    </w:p>
+    <w:p>
+      <w:pPr>
+        <w:bidi/>
+        <w:rPr>
+          <w:rFonts w:cs="B Yekan"/>
+          <w:b/>
+          <w:bCs/>
+          <w:rtl/>
+          <w:lang w:bidi="fa-IR"/>
+        </w:rPr>
+      </w:pPr>
+      <w:r>
+        <w:rPr>
+          <w:rFonts w:cs="B Yekan" w:hint="cs"/>
+          <w:b/>
+          <w:bCs/>
+          <w:rtl/>
+          <w:lang w:bidi="fa-IR"/>
+        </w:rPr>
+        <w:t>قطعات استفاده‌شده:</w:t>
+      </w:r>
+    </w:p>
+    <w:p>
+      <w:pPr>
+        <w:pStyle w:val="ListParagraph"/>
+        <w:numPr>
+          <w:ilvl w:val="0"/>
+          <w:numId w:val="4"/>
+        </w:numPr>
+        <w:bidi/>
+        <w:rPr>
+          <w:rFonts w:cs="B Nazanin"/>
+          <w:lang w:bidi="fa-IR"/>
+        </w:rPr>
+      </w:pPr>
+      <w:r>
+        <w:rPr>
+          <w:rFonts w:cs="B Nazanin" w:hint="cs"/>
+          <w:rtl/>
+          <w:lang w:bidi="fa-IR"/>
+        </w:rPr>
+        <w:t>بردبورد</w:t>
+      </w:r>
+    </w:p>
+    <w:p>
+      <w:pPr>
+        <w:pStyle w:val="ListParagraph"/>
+        <w:numPr>
+          <w:ilvl w:val="0"/>
+          <w:numId w:val="4"/>
+        </w:numPr>
+        <w:bidi/>
+        <w:rPr>
+          <w:rFonts w:cs="B Nazanin"/>
+          <w:lang w:bidi="fa-IR"/>
+        </w:rPr>
+      </w:pPr>
+      <w:r>
+        <w:rPr>
+          <w:rFonts w:cs="B Nazanin"/>
+          <w:lang w:bidi="fa-IR"/>
+        </w:rPr>
+        <w:t>LED</w:t>
+      </w:r>
+    </w:p>
+    <w:p>
+      <w:pPr>
+        <w:pStyle w:val="ListParagraph"/>
+        <w:numPr>
+          <w:ilvl w:val="0"/>
+          <w:numId w:val="4"/>
+        </w:numPr>
+        <w:bidi/>
+        <w:rPr>
+          <w:rFonts w:cs="B Nazanin"/>
+          <w:lang w:bidi="fa-IR"/>
+        </w:rPr>
+      </w:pPr>
+      <w:r>
+        <w:rPr>
+          <w:rFonts w:cs="B Nazanin" w:hint="cs"/>
+          <w:rtl/>
+          <w:lang w:bidi="fa-IR"/>
+        </w:rPr>
+        <w:t>منبع تغذیه 4.8 یا 5 ولت</w:t>
+      </w:r>
+    </w:p>
+    <w:p>
+      <w:pPr>
+        <w:pStyle w:val="ListParagraph"/>
+        <w:numPr>
+          <w:ilvl w:val="0"/>
+          <w:numId w:val="4"/>
+        </w:numPr>
+        <w:bidi/>
+        <w:rPr>
+          <w:rFonts w:cs="B Nazanin"/>
+          <w:lang w:bidi="fa-IR"/>
+        </w:rPr>
+      </w:pPr>
+      <w:r>
+        <w:rPr>
+          <w:rFonts w:cs="B Nazanin" w:hint="cs"/>
+          <w:rtl/>
+          <w:lang w:bidi="fa-IR"/>
+        </w:rPr>
+        <w:t xml:space="preserve">مقاومت محدودکننده جریان LED، ترجیحاً </w:t>
+      </w:r>
+      <w:r>
+        <w:rPr>
+          <w:rFonts w:cs="B Nazanin" w:hint="cs"/>
+          <w:rtl/>
+          <w:lang w:bidi="fa-IR"/>
+        </w:rPr>
+        <w:t>220 اهم</w:t>
+      </w:r>
+    </w:p>
+    <w:p>
+      <w:pPr>
+        <w:pStyle w:val="ListParagraph"/>
+        <w:numPr>
+          <w:ilvl w:val="0"/>
+          <w:numId w:val="4"/>
+        </w:numPr>
+        <w:bidi/>
+        <w:rPr>
+          <w:rFonts w:cs="B Nazanin"/>
+          <w:lang w:bidi="fa-IR"/>
+        </w:rPr>
+      </w:pPr>
+      <w:r>
+        <w:rPr>
+          <w:rFonts w:cs="B Nazanin" w:hint="cs"/>
+          <w:rtl/>
+          <w:lang w:bidi="fa-IR"/>
+        </w:rPr>
+        <w:t>تراشه 74HC04</w:t>
+      </w:r>
+    </w:p>
+    <w:p>
+      <w:pPr>
+        <w:bidi/>
+        <w:rPr>
+          <w:rFonts w:cs="B Nazanin"/>
+          <w:rtl/>
+          <w:lang w:bidi="fa-IR"/>
+        </w:rPr>
+      </w:pPr>
+    </w:p>
+    <w:p>
+      <w:pPr>
+        <w:bidi/>
+        <w:rPr>
+          <w:rFonts w:cs="B Yekan"/>
+          <w:sz w:val="28"/>
+          <w:szCs w:val="28"/>
+          <w:rtl/>
+          <w:lang w:bidi="fa-IR"/>
+        </w:rPr>
+      </w:pPr>
+      <w:r>
+        <w:rPr>
+          <w:rFonts w:cs="B Yekan" w:hint="cs"/>
+          <w:sz w:val="28"/>
+          <w:szCs w:val="28"/>
+          <w:rtl/>
+          <w:lang w:bidi="fa-IR"/>
+        </w:rPr>
+        <w:t>شرح آزمایش:</w:t>
+      </w:r>
+    </w:p>
+    <w:p>
+      <w:pPr>
+        <w:bidi/>
+        <w:rPr>
+          <w:rFonts w:cs="B Nazanin"/>
+          <w:rtl/>
+          <w:lang w:bidi="fa-IR"/>
+        </w:rPr>
+      </w:pPr>
+      <w:r>
+        <w:rPr>
+          <w:rFonts w:cs="B Nazanin" w:hint="cs"/>
+          <w:rtl/>
+          <w:lang w:bidi="fa-IR"/>
+        </w:rPr>
+        <w:t>ابتدا ساختار و پایه‌بندی تراشه را بررسی می‌کنیم.</w:t>
+      </w:r>
+    </w:p>
+    <w:p>
+      <w:pPr>
+        <w:bidi/>
+        <w:rPr>
+          <w:rFonts w:cs="B Nazanin"/>
+          <w:rtl/>
+          <w:lang w:bidi="fa-IR"/>
+        </w:rPr>
+      </w:pPr>
+      <w:r>
+        <w:rPr>
+          <w:rFonts w:cs="B Nazanin" w:hint="cs"/>
+          <w:rtl/>
+          <w:lang w:bidi="fa-IR"/>
+        </w:rPr>
+        <w:t>تراشه 74HC04 شامل شش گیت NOT مستقل است (شکل 5-1). در هر گیت، پایه A ورودی و پایه Y خروجی است و رابطه Y = ¬A برقرار است (شکل 6-1). فرورفتگی یا نقطه روی بدنه، جهت تراشه و محل پایه 1 را مشخص می‌کند.</w:t>
+      </w:r>
+    </w:p>
+    <w:p>
+      <w:pPr>
+        <w:bidi/>
+        <w:rPr>
+          <w:rFonts w:cs="B Nazanin"/>
+          <w:rtl/>
+          <w:lang w:bidi="fa-IR"/>
+        </w:rPr>
+      </w:pPr>
+      <w:r>
+        <w:rPr>
+          <w:rFonts w:cs="B Nazanin" w:hint="cs"/>
+          <w:rtl/>
+          <w:lang w:bidi="fa-IR"/>
+        </w:rPr>
+        <w:t xml:space="preserve">تراشه را روی شیار میانی بردبورد قرار می‌دهیم تا پایه‌های دو طرف آن به یکدیگر اتصال داخلی نداشته باشند. پایه 14 (VCC) را به مثبت منبع و پایه 7 (GND) را به زمین وصل می‌کنیم. ورودی گیت اول، پایه 1، به VCC متصل می‌شود و سپس خروجی هر گیت به ورودی گیت بعدی وصل می‌شود: 2→3، 4→5، 6→9، 8→11 و 10→13. خروجی نهایی از پایه 12 گرفته </w:t>
+      </w:r>
+      <w:r>
+        <w:rPr>
+          <w:rFonts w:cs="B Nazanin" w:hint="cs"/>
+          <w:rtl/>
+          <w:lang w:bidi="fa-IR"/>
+        </w:rPr>
+        <w:lastRenderedPageBreak/>
+        <w:t>می‌شود. چون ورودی شش بار معکوس می‌شود، خروجی نهایی با ورودی اولیه برابر است. LED باید همراه مقاومت محدودکننده جریان به خروجی متصل شود؛ برای کار مطمئن، مقاومت حدود 1 کیلواهم مناسب‌تر از 220 اهم است.</w:t>
+      </w:r>
+    </w:p>
+    <w:p>
+      <w:pPr>
+        <w:bidi/>
+        <w:rPr>
+          <w:rFonts w:cs="B Nazanin"/>
+          <w:rtl/>
+          <w:lang w:bidi="fa-IR"/>
+        </w:rPr>
+      </w:pPr>
+      <w:r>
+        <w:rPr>
+          <w:rFonts w:cs="B Nazanin" w:hint="cs"/>
+          <w:rtl/>
+          <w:lang w:bidi="fa-IR"/>
+        </w:rPr>
+        <w:t>شماتیک نهایی مدار در شکل 8-1 نشان داده شده است.</w:t>
+      </w:r>
+    </w:p>
+    <w:p>
+      <w:pPr>
+        <w:bidi/>
+        <w:rPr>
+          <w:rFonts w:cs="B Nazanin"/>
+          <w:rtl/>
+          <w:lang w:bidi="fa-IR"/>
+        </w:rPr>
+      </w:pPr>
+    </w:p>
+    <w:p>
+      <w:pPr>
+        <w:bidi/>
+        <w:rPr>
+          <w:rFonts w:cs="B Nazanin"/>
+          <w:rtl/>
+          <w:lang w:bidi="fa-IR"/>
+        </w:rPr>
+      </w:pPr>
+    </w:p>
+    <w:p>
+      <w:pPr>
+        <w:bidi/>
+        <w:rPr>
+          <w:rFonts w:cs="B Nazanin"/>
+          <w:rtl/>
+          <w:lang w:bidi="fa-IR"/>
+        </w:rPr>
+      </w:pPr>
+    </w:p>
+    <w:tbl>
+      <w:tblPr>
+        <w:tblStyle w:val="TableGrid"/>
+        <w:bidiVisual/>
+        <w:tblW w:w="0" w:type="auto"/>
+        <w:tblLook w:val="04A0" w:firstRow="1" w:lastRow="0" w:firstColumn="1" w:lastColumn="0" w:noHBand="0" w:noVBand="1"/>
+      </w:tblPr>
+      <w:tblGrid>
+        <w:gridCol w:w="4279"/>
+        <w:gridCol w:w="5081"/>
+      </w:tblGrid>
+      <w:tr>
+        <w:tc>
+          <w:tcPr>
+            <w:tcW w:w="4279" w:type="dxa"/>
+            <w:tcBorders>
+              <w:top w:val="nil"/>
+              <w:left w:val="nil"/>
+              <w:bottom w:val="nil"/>
+              <w:right w:val="nil"/>
+            </w:tcBorders>
+          </w:tcPr>
+          <w:p>
+            <w:pPr>
+              <w:keepNext/>
+              <w:bidi/>
+            </w:pPr>
             <w:r>
               <w:rPr>
-                <w:rFonts w:ascii="Arial" w:hAnsi="Arial" w:cs="Arial" w:hint="cs"/>
+                <w:rFonts w:cs="B Nazanin"/>
+                <w:noProof/>
+                <w:rtl/>
+                <w:lang w:val="fa-IR" w:bidi="fa-IR"/>
+              </w:rPr>
+              <w:drawing>
+                <wp:inline distT="0" distB="0" distL="0" distR="0" wp14:anchorId="2871B5F0" wp14:editId="0AA445E9">
+                  <wp:extent cx="2915057" cy="2934109"/>
+                  <wp:effectExtent l="0" t="9525" r="9525" b="0"/>
+                  <wp:docPr id="1207836718" name="Picture 14"/>
+                  <wp:cNvGraphicFramePr>
+                    <a:graphicFrameLocks xmlns:a="http://schemas.openxmlformats.org/drawingml/2006/main" noChangeAspect="1"/>
+                  </wp:cNvGraphicFramePr>
+                  <a:graphic xmlns:a="http://schemas.openxmlformats.org/drawingml/2006/main">
+                    <a:graphicData uri="http://schemas.openxmlformats.org/drawingml/2006/picture">
+                      <pic:pic xmlns:pic="http://schemas.openxmlformats.org/drawingml/2006/picture">
+                        <pic:nvPicPr>
+                          <pic:cNvPr id="1207836718" name="Picture 1207836718"/>
+                          <pic:cNvPicPr/>
+                        </pic:nvPicPr>
+                        <pic:blipFill>
+                          <a:blip r:embed="rId14">
+                            <a:extLst>
+                              <a:ext uri="{28A0092B-C50C-407E-A947-70E740481C1C}">
+                                <a14:useLocalDpi xmlns:a14="http://schemas.microsoft.com/office/drawing/2010/main" val="0"/>
+                              </a:ext>
+                            </a:extLst>
+                          </a:blip>
+                          <a:stretch>
+                            <a:fillRect/>
+                          </a:stretch>
+                        </pic:blipFill>
+                        <pic:spPr>
+                          <a:xfrm rot="5400000">
+                            <a:off x="0" y="0"/>
+                            <a:ext cx="2915057" cy="2934109"/>
+                          </a:xfrm>
+                          <a:prstGeom prst="rect">
+                            <a:avLst/>
+                          </a:prstGeom>
+                        </pic:spPr>
+                      </pic:pic>
+                    </a:graphicData>
+                  </a:graphic>
+                </wp:inline>
+              </w:drawing>
+            </w:r>
+          </w:p>
+          <w:p>
+            <w:pPr>
+              <w:pStyle w:val="Caption"/>
+              <w:bidi/>
+              <w:jc w:val="center"/>
+              <w:rPr>
+                <w:rFonts w:cs="B Nazanin"/>
+                <w:rtl/>
+                <w:lang w:bidi="fa-IR"/>
+              </w:rPr>
+            </w:pPr>
+            <w:r>
+              <w:rPr>
+                <w:rFonts w:hint="cs"/>
+                <w:rtl/>
+              </w:rPr>
+              <w:t>شکل 5-1: پایه‌بندی تراشه 74HC04</w:t>
+            </w:r>
+          </w:p>
+        </w:tc>
+        <w:tc>
+          <w:tcPr>
+            <w:tcW w:w="5076" w:type="dxa"/>
+            <w:tcBorders>
+              <w:top w:val="nil"/>
+              <w:left w:val="nil"/>
+              <w:bottom w:val="nil"/>
+              <w:right w:val="nil"/>
+            </w:tcBorders>
+          </w:tcPr>
+          <w:p>
+            <w:pPr>
+              <w:keepNext/>
+              <w:bidi/>
+            </w:pPr>
+            <w:r>
+              <w:rPr>
+                <w:rFonts w:cs="B Nazanin"/>
+                <w:noProof/>
+                <w:rtl/>
+                <w:lang w:val="fa-IR" w:bidi="fa-IR"/>
+              </w:rPr>
+              <w:drawing>
+                <wp:inline distT="0" distB="0" distL="0" distR="0" wp14:anchorId="6C521EEE" wp14:editId="2C2F29E7">
+                  <wp:extent cx="3515325" cy="2966357"/>
+                  <wp:effectExtent l="0" t="0" r="9525" b="5715"/>
+                  <wp:docPr id="417295013" name="Picture 15"/>
+                  <wp:cNvGraphicFramePr>
+                    <a:graphicFrameLocks xmlns:a="http://schemas.openxmlformats.org/drawingml/2006/main" noChangeAspect="1"/>
+                  </wp:cNvGraphicFramePr>
+                  <a:graphic xmlns:a="http://schemas.openxmlformats.org/drawingml/2006/main">
+                    <a:graphicData uri="http://schemas.openxmlformats.org/drawingml/2006/picture">
+                      <pic:pic xmlns:pic="http://schemas.openxmlformats.org/drawingml/2006/picture">
+                        <pic:nvPicPr>
+                          <pic:cNvPr id="417295013" name="Picture 417295013"/>
+                          <pic:cNvPicPr/>
+                        </pic:nvPicPr>
+                        <pic:blipFill>
+                          <a:blip r:embed="rId15">
+                            <a:extLst>
+                              <a:ext uri="{28A0092B-C50C-407E-A947-70E740481C1C}">
+                                <a14:useLocalDpi xmlns:a14="http://schemas.microsoft.com/office/drawing/2010/main" val="0"/>
+                              </a:ext>
+                            </a:extLst>
+                          </a:blip>
+                          <a:stretch>
+                            <a:fillRect/>
+                          </a:stretch>
+                        </pic:blipFill>
+                        <pic:spPr>
+                          <a:xfrm>
+                            <a:off x="0" y="0"/>
+                            <a:ext cx="3542931" cy="2989652"/>
+                          </a:xfrm>
+                          <a:prstGeom prst="rect">
+                            <a:avLst/>
+                          </a:prstGeom>
+                        </pic:spPr>
+                      </pic:pic>
+                    </a:graphicData>
+                  </a:graphic>
+                </wp:inline>
+              </w:drawing>
+            </w:r>
+          </w:p>
+          <w:p>
+            <w:pPr>
+              <w:pStyle w:val="Caption"/>
+              <w:bidi/>
+              <w:jc w:val="center"/>
+              <w:rPr>
+                <w:rFonts w:cs="B Nazanin"/>
+                <w:rtl/>
+                <w:lang w:bidi="fa-IR"/>
+              </w:rPr>
+            </w:pPr>
+            <w:r>
+              <w:rPr>
+                <w:rFonts w:hint="cs"/>
+                <w:rtl/>
+              </w:rPr>
+              <w:t>شکل 6-1: عملکرد شش گیت NOT داخل تراشه</w:t>
+            </w:r>
+          </w:p>
+        </w:tc>
+      </w:tr>
+    </w:tbl>
+    <w:p>
+      <w:pPr>
+        <w:bidi/>
+        <w:rPr>
+          <w:rFonts w:cs="B Nazanin"/>
+          <w:rtl/>
+          <w:lang w:bidi="fa-IR"/>
+        </w:rPr>
+      </w:pPr>
+    </w:p>
+    <w:p>
+      <w:pPr>
+        <w:keepNext/>
+        <w:bidi/>
+        <w:jc w:val="center"/>
+      </w:pPr>
+    </w:p>
+    <w:p>
+      <w:pPr>
+        <w:keepNext/>
+        <w:bidi/>
+      </w:pPr>
+      <w:r>
+        <w:rPr>
+          <w:rFonts w:cs="Arial"/>
+          <w:noProof/>
+          <w:rtl/>
+        </w:rPr>
+        <w:drawing>
+          <wp:inline distT="0" distB="0" distL="0" distR="0" wp14:anchorId="1F30B416" wp14:editId="20F9777B">
+            <wp:extent cx="5943600" cy="2037080"/>
+            <wp:effectExtent l="0" t="0" r="0" b="1270"/>
+            <wp:docPr id="1382700641" name="Picture 1"/>
+            <wp:cNvGraphicFramePr>
+              <a:graphicFrameLocks xmlns:a="http://schemas.openxmlformats.org/drawingml/2006/main" noChangeAspect="1"/>
+            </wp:cNvGraphicFramePr>
+            <a:graphic xmlns:a="http://schemas.openxmlformats.org/drawingml/2006/main">
+              <a:graphicData uri="http://schemas.openxmlformats.org/drawingml/2006/picture">
+                <pic:pic xmlns:pic="http://schemas.openxmlformats.org/drawingml/2006/picture">
+                  <pic:nvPicPr>
+                    <pic:cNvPr id="1382700641" name=""/>
+                    <pic:cNvPicPr/>
+                  </pic:nvPicPr>
+                  <pic:blipFill>
+                    <a:blip r:embed="rId16"/>
+                    <a:stretch>
+                      <a:fillRect/>
+                    </a:stretch>
+                  </pic:blipFill>
+                  <pic:spPr>
+                    <a:xfrm>
+                      <a:off x="0" y="0"/>
+                      <a:ext cx="5943600" cy="2037080"/>
+                    </a:xfrm>
+                    <a:prstGeom prst="rect">
+                      <a:avLst/>
+                    </a:prstGeom>
+                  </pic:spPr>
+                </pic:pic>
+              </a:graphicData>
+            </a:graphic>
+          </wp:inline>
+        </w:drawing>
+      </w:r>
+    </w:p>
+    <w:p>
+      <w:pPr>
+        <w:pStyle w:val="Caption"/>
+        <w:bidi/>
+        <w:jc w:val="center"/>
+        <w:rPr>
+          <w:rtl/>
+          <w:lang w:bidi="fa-IR"/>
+        </w:rPr>
+      </w:pPr>
+      <w:r>
+        <w:rPr>
+          <w:rFonts w:hint="cs"/>
+          <w:rtl/>
+        </w:rPr>
+        <w:t>شکل 7-1: نمای نهایی مدار روی بردبورد</w:t>
+      </w:r>
+    </w:p>
+    <w:p>
+      <w:pPr>
+        <w:bidi/>
+        <w:rPr>
+          <w:rFonts w:cs="B Nazanin"/>
+          <w:rtl/>
+          <w:lang w:bidi="fa-IR"/>
+        </w:rPr>
+      </w:pPr>
+    </w:p>
+    <w:p>
+      <w:pPr>
+        <w:keepNext/>
+        <w:bidi/>
+        <w:jc w:val="center"/>
+      </w:pPr>
+      <w:r>
+        <w:rPr>
+          <w:rFonts w:cs="Arial"/>
+          <w:noProof/>
+          <w:rtl/>
+        </w:rPr>
+        <w:drawing>
+          <wp:inline distT="0" distB="0" distL="0" distR="0" wp14:anchorId="5516CEF0" wp14:editId="2D888028">
+            <wp:extent cx="5943600" cy="4174490"/>
+            <wp:effectExtent l="0" t="0" r="0" b="0"/>
+            <wp:docPr id="1369881097" name="Picture 1"/>
+            <wp:cNvGraphicFramePr>
+              <a:graphicFrameLocks xmlns:a="http://schemas.openxmlformats.org/drawingml/2006/main" noChangeAspect="1"/>
+            </wp:cNvGraphicFramePr>
+            <a:graphic xmlns:a="http://schemas.openxmlformats.org/drawingml/2006/main">
+              <a:graphicData uri="http://schemas.openxmlformats.org/drawingml/2006/picture">
+                <pic:pic xmlns:pic="http://schemas.openxmlformats.org/drawingml/2006/picture">
+                  <pic:nvPicPr>
+                    <pic:cNvPr id="1369881097" name=""/>
+                    <pic:cNvPicPr/>
+                  </pic:nvPicPr>
+                  <pic:blipFill>
+                    <a:blip r:embed="rId17"/>
+                    <a:stretch>
+                      <a:fillRect/>
+                    </a:stretch>
+                  </pic:blipFill>
+                  <pic:spPr>
+                    <a:xfrm>
+                      <a:off x="0" y="0"/>
+                      <a:ext cx="5943600" cy="4174490"/>
+                    </a:xfrm>
+                    <a:prstGeom prst="rect">
+                      <a:avLst/>
+                    </a:prstGeom>
+                  </pic:spPr>
+                </pic:pic>
+              </a:graphicData>
+            </a:graphic>
+          </wp:inline>
+        </w:drawing>
+      </w:r>
+    </w:p>
+    <w:p>
+      <w:pPr>
+        <w:pStyle w:val="Caption"/>
+        <w:bidi/>
+        <w:jc w:val="center"/>
+        <w:rPr>
+          <w:rFonts w:cs="B Nazanin"/>
+          <w:rtl/>
+          <w:lang w:bidi="fa-IR"/>
+        </w:rPr>
+      </w:pPr>
+      <w:r>
+        <w:rPr>
+          <w:rFonts w:hint="cs"/>
+          <w:rtl/>
+        </w:rPr>
+        <w:t>شکل 8-1: شماتیک نهایی مدار</w:t>
+      </w:r>
+    </w:p>
+    <w:p>
+      <w:pPr>
+        <w:bidi/>
+        <w:rPr>
+          <w:rFonts w:cs="B Nazanin"/>
+          <w:rtl/>
+          <w:lang w:bidi="fa-IR"/>
+        </w:rPr>
+      </w:pPr>
+    </w:p>
+    <w:p>
+      <w:pPr>
+        <w:rPr>
+          <w:rFonts w:cs="B Nazanin"/>
+          <w:rtl/>
+          <w:lang w:bidi="fa-IR"/>
+        </w:rPr>
+      </w:pPr>
+      <w:r>
+        <w:rPr>
+          <w:rFonts w:cs="B Nazanin"/>
+          <w:rtl/>
+          <w:lang w:bidi="fa-IR"/>
+        </w:rPr>
+        <w:lastRenderedPageBreak/>
+        <w:br w:type="page"/>
+      </w:r>
+    </w:p>
+    <w:p>
+      <w:pPr>
+        <w:bidi/>
+        <w:rPr>
+          <w:rFonts w:cs="B Nazanin"/>
+          <w:rtl/>
+          <w:lang w:bidi="fa-IR"/>
+        </w:rPr>
+      </w:pPr>
+    </w:p>
+    <w:tbl>
+      <w:tblPr>
+        <w:tblStyle w:val="TableGrid"/>
+        <w:tblpPr w:leftFromText="180" w:rightFromText="180" w:vertAnchor="page" w:horzAnchor="margin" w:tblpX="-900" w:tblpY="617"/>
+        <w:tblW w:w="11160" w:type="dxa"/>
+        <w:tblBorders>
+          <w:top w:val="none" w:sz="0" w:space="0" w:color="auto"/>
+          <w:left w:val="none" w:sz="0" w:space="0" w:color="auto"/>
+          <w:bottom w:val="double" w:sz="12" w:space="0" w:color="auto"/>
+          <w:right w:val="none" w:sz="0" w:space="0" w:color="auto"/>
+          <w:insideH w:val="none" w:sz="0" w:space="0" w:color="auto"/>
+          <w:insideV w:val="none" w:sz="0" w:space="0" w:color="auto"/>
+        </w:tblBorders>
+        <w:tblLook w:val="04A0" w:firstRow="1" w:lastRow="0" w:firstColumn="1" w:lastColumn="0" w:noHBand="0" w:noVBand="1"/>
+      </w:tblPr>
+      <w:tblGrid>
+        <w:gridCol w:w="3237"/>
+        <w:gridCol w:w="2338"/>
+        <w:gridCol w:w="5585"/>
+      </w:tblGrid>
+      <w:tr>
+        <w:tc>
+          <w:tcPr>
+            <w:tcW w:w="3237" w:type="dxa"/>
+          </w:tcPr>
+          <w:p>
+            <w:pPr>
+              <w:jc w:val="right"/>
+              <w:rPr>
+                <w:rFonts w:cs="B Yekan"/>
                 <w:sz w:val="20"/>
                 <w:szCs w:val="20"/>
                 <w:rtl/>
                 <w:lang w:bidi="fa-IR"/>
               </w:rPr>
-              <w:t>–</w:t>
-            </w:r>
+            </w:pPr>
             <w:r>
               <w:rPr>
                 <w:rFonts w:cs="B Yekan" w:hint="cs"/>
@@ -4406,8 +2122,42 @@
                 <w:rtl/>
                 <w:lang w:bidi="fa-IR"/>
               </w:rPr>
-              <w:t xml:space="preserve"> گروه شماره </w:t>
+              <w:t>گزارش کار آزمایش شماره 2</w:t>
             </w:r>
+          </w:p>
+        </w:tc>
+        <w:tc>
+          <w:tcPr>
+            <w:tcW w:w="2338" w:type="dxa"/>
+          </w:tcPr>
+          <w:p>
+            <w:pPr>
+              <w:jc w:val="center"/>
+              <w:rPr>
+                <w:rFonts w:cs="B Yekan"/>
+                <w:sz w:val="20"/>
+                <w:szCs w:val="20"/>
+                <w:rtl/>
+                <w:lang w:bidi="fa-IR"/>
+              </w:rPr>
+            </w:pPr>
+          </w:p>
+        </w:tc>
+        <w:tc>
+          <w:tcPr>
+            <w:tcW w:w="5585" w:type="dxa"/>
+          </w:tcPr>
+          <w:p>
+            <w:pPr>
+              <w:jc w:val="right"/>
+              <w:rPr>
+                <w:rFonts w:cs="B Yekan"/>
+                <w:sz w:val="20"/>
+                <w:szCs w:val="20"/>
+                <w:rtl/>
+                <w:lang w:bidi="fa-IR"/>
+              </w:rPr>
+            </w:pPr>
             <w:r>
               <w:rPr>
                 <w:rFonts w:cs="B Yekan" w:hint="cs"/>
@@ -4416,7 +2166,7 @@
                 <w:rtl/>
                 <w:lang w:bidi="fa-IR"/>
               </w:rPr>
-              <w:t>7</w:t>
+              <w:t>آزمایشگاه مدارهای منطقی – گروه شماره 7</w:t>
             </w:r>
           </w:p>
         </w:tc>
@@ -4439,30 +2189,87 @@
           <w:rtl/>
           <w:lang w:bidi="fa-IR"/>
         </w:rPr>
-        <w:t xml:space="preserve">آزمایش سوم: </w:t>
-      </w:r>
+        <w:t>آزمایش دوم: طراحی مدارهای جمع‌کننده با نرم‌افزار Logisim.</w:t>
+      </w:r>
+    </w:p>
+    <w:p>
+      <w:pPr>
+        <w:bidi/>
+        <w:rPr>
+          <w:rFonts w:cs="B Yekan"/>
+          <w:rtl/>
+          <w:lang w:bidi="fa-IR"/>
+        </w:rPr>
+      </w:pPr>
+    </w:p>
+    <w:p>
+      <w:pPr>
+        <w:bidi/>
+        <w:rPr>
+          <w:rFonts w:cs="B Yekan"/>
+          <w:rtl/>
+          <w:lang w:bidi="fa-IR"/>
+        </w:rPr>
+      </w:pPr>
       <w:r>
         <w:rPr>
           <w:rFonts w:cs="B Yekan" w:hint="cs"/>
-          <w:rtl/>
-          <w:lang w:bidi="fa-IR"/>
-        </w:rPr>
-        <w:t xml:space="preserve">طراحی مدار </w:t>
-      </w:r>
-      <w:r>
+          <w:sz w:val="28"/>
+          <w:szCs w:val="28"/>
+          <w:rtl/>
+          <w:lang w:bidi="fa-IR"/>
+        </w:rPr>
+        <w:t>مقدمه و هدف آزمایش:</w:t>
+      </w:r>
+    </w:p>
+    <w:p>
+      <w:pPr>
+        <w:bidi/>
+        <w:rPr>
+          <w:rFonts w:cs="B Nazanin"/>
+          <w:rtl/>
+          <w:lang w:bidi="fa-IR"/>
+        </w:rPr>
+      </w:pPr>
+      <w:r>
+        <w:rPr>
+          <w:rFonts w:cs="B Nazanin" w:hint="cs"/>
+          <w:rtl/>
+          <w:lang w:bidi="fa-IR"/>
+        </w:rPr>
+        <w:t>هدف این آزمایش، طراحی جمع‌کننده کامل تک‌بیتی و مدار جمع‌کننده/تفریق‌کننده چهاربیتی با بیت کنترلی است.</w:t>
+      </w:r>
+    </w:p>
+    <w:p>
+      <w:pPr>
+        <w:bidi/>
+        <w:rPr>
+          <w:rFonts w:cs="B Nazanin"/>
+          <w:rtl/>
+          <w:lang w:bidi="fa-IR"/>
+        </w:rPr>
+      </w:pPr>
+    </w:p>
+    <w:p>
+      <w:pPr>
+        <w:bidi/>
         <w:rPr>
           <w:rFonts w:cs="B Yekan"/>
-          <w:lang w:bidi="fa-IR"/>
-        </w:rPr>
-        <w:t>carry-look-ahead</w:t>
-      </w:r>
+          <w:sz w:val="28"/>
+          <w:szCs w:val="28"/>
+          <w:rtl/>
+          <w:lang w:bidi="fa-IR"/>
+        </w:rPr>
+      </w:pPr>
       <w:r>
         <w:rPr>
           <w:rFonts w:cs="B Yekan" w:hint="cs"/>
-          <w:rtl/>
-          <w:lang w:bidi="fa-IR"/>
-        </w:rPr>
-        <w:t xml:space="preserve"> با نرم افزار پروتئوس.</w:t>
+          <w:sz w:val="28"/>
+          <w:szCs w:val="28"/>
+          <w:rtl/>
+          <w:lang w:bidi="fa-IR"/>
+        </w:rPr>
+        <w:t>بخش اول:</w:t>
       </w:r>
     </w:p>
     <w:p>
@@ -4470,6 +2277,1004 @@
         <w:bidi/>
         <w:rPr>
           <w:rFonts w:cs="B Yekan"/>
+          <w:sz w:val="28"/>
+          <w:szCs w:val="28"/>
+          <w:rtl/>
+          <w:lang w:bidi="fa-IR"/>
+        </w:rPr>
+      </w:pPr>
+      <w:r>
+        <w:rPr>
+          <w:rFonts w:cs="B Yekan" w:hint="cs"/>
+          <w:sz w:val="28"/>
+          <w:szCs w:val="28"/>
+          <w:rtl/>
+          <w:lang w:bidi="fa-IR"/>
+        </w:rPr>
+        <w:t>طراحی جمع‌کننده کامل تک‌بیتی:</w:t>
+      </w:r>
+    </w:p>
+    <w:p>
+      <w:pPr>
+        <w:bidi/>
+        <w:rPr>
+          <w:rFonts w:cs="B Yekan"/>
+          <w:rtl/>
+          <w:lang w:bidi="fa-IR"/>
+        </w:rPr>
+      </w:pPr>
+      <w:r>
+        <w:rPr>
+          <w:rFonts w:cs="B Yekan" w:hint="cs"/>
+          <w:rtl/>
+          <w:lang w:bidi="fa-IR"/>
+        </w:rPr>
+        <w:t>با استفاده از دیاگرام کلی جمع‌کننده کامل تک‌بیتی (شکل 2-1) و جدول درستی ورودی‌ها و خروجی‌ها (شکل 2-2)، معادلات خروجی Sum و C_out به‌دست می‌آیند:</w:t>
+      </w:r>
+    </w:p>
+    <w:p>
+      <w:pPr>
+        <w:tabs>
+          <w:tab w:val="left" w:pos="2096"/>
+        </w:tabs>
+        <w:rPr>
+          <w:rFonts w:eastAsiaTheme="minorEastAsia"/>
+        </w:rPr>
+      </w:pPr>
+      <m:oMathPara>
+        <m:oMathParaPr>
+          <m:jc m:val="left"/>
+        </m:oMathParaPr>
+        <m:oMath>
+          <m:r>
+            <w:rPr>
+              <w:rFonts w:ascii="Cambria Math" w:hAnsi="Cambria Math"/>
+            </w:rPr>
+            <m:t xml:space="preserve">S = A⊕ B⊕ </m:t>
+          </m:r>
+          <m:sSub>
+            <m:sSubPr>
+              <m:ctrlPr>
+                <w:rPr>
+                  <w:rFonts w:ascii="Cambria Math" w:hAnsi="Cambria Math"/>
+                  <w:i/>
+                </w:rPr>
+              </m:ctrlPr>
+            </m:sSubPr>
+            <m:e>
+              <m:r>
+                <w:rPr>
+                  <w:rFonts w:ascii="Cambria Math" w:hAnsi="Cambria Math"/>
+                </w:rPr>
+                <m:t>C</m:t>
+              </m:r>
+            </m:e>
+            <m:sub>
+              <m:r>
+                <w:rPr>
+                  <w:rFonts w:ascii="Cambria Math" w:hAnsi="Cambria Math"/>
+                </w:rPr>
+                <m:t>in</m:t>
+              </m:r>
+            </m:sub>
+          </m:sSub>
+        </m:oMath>
+      </m:oMathPara>
+    </w:p>
+    <w:p>
+      <w:pPr>
+        <w:rPr>
+          <w:rFonts w:eastAsiaTheme="minorEastAsia"/>
+        </w:rPr>
+      </w:pPr>
+      <m:oMathPara>
+        <m:oMathParaPr>
+          <m:jc m:val="left"/>
+        </m:oMathParaPr>
+        <m:oMath>
+          <m:sSub>
+            <m:sSubPr>
+              <m:ctrlPr>
+                <w:rPr>
+                  <w:rFonts w:ascii="Cambria Math" w:hAnsi="Cambria Math"/>
+                  <w:i/>
+                </w:rPr>
+              </m:ctrlPr>
+            </m:sSubPr>
+            <m:e>
+              <m:r>
+                <w:rPr>
+                  <w:rFonts w:ascii="Cambria Math" w:hAnsi="Cambria Math"/>
+                </w:rPr>
+                <m:t>C</m:t>
+              </m:r>
+            </m:e>
+            <m:sub>
+              <m:r>
+                <w:rPr>
+                  <w:rFonts w:ascii="Cambria Math" w:hAnsi="Cambria Math"/>
+                </w:rPr>
+                <m:t>out</m:t>
+              </m:r>
+            </m:sub>
+          </m:sSub>
+          <m:r>
+            <w:rPr>
+              <w:rFonts w:ascii="Cambria Math" w:hAnsi="Cambria Math"/>
+            </w:rPr>
+            <m:t>= (A⋅B) + (A⋅</m:t>
+          </m:r>
+          <m:sSub>
+            <m:sSubPr>
+              <m:ctrlPr>
+                <w:rPr>
+                  <w:rFonts w:ascii="Cambria Math" w:hAnsi="Cambria Math"/>
+                  <w:i/>
+                </w:rPr>
+              </m:ctrlPr>
+            </m:sSubPr>
+            <m:e>
+              <m:r>
+                <w:rPr>
+                  <w:rFonts w:ascii="Cambria Math" w:hAnsi="Cambria Math"/>
+                </w:rPr>
+                <m:t>C</m:t>
+              </m:r>
+            </m:e>
+            <m:sub>
+              <m:r>
+                <w:rPr>
+                  <w:rFonts w:ascii="Cambria Math" w:hAnsi="Cambria Math"/>
+                </w:rPr>
+                <m:t>in</m:t>
+              </m:r>
+            </m:sub>
+          </m:sSub>
+          <m:r>
+            <w:rPr>
+              <w:rFonts w:ascii="Cambria Math" w:hAnsi="Cambria Math"/>
+            </w:rPr>
+            <m:t>) + (B⋅</m:t>
+          </m:r>
+          <m:sSub>
+            <m:sSubPr>
+              <m:ctrlPr>
+                <w:rPr>
+                  <w:rFonts w:ascii="Cambria Math" w:hAnsi="Cambria Math"/>
+                  <w:i/>
+                </w:rPr>
+              </m:ctrlPr>
+            </m:sSubPr>
+            <m:e>
+              <m:r>
+                <w:rPr>
+                  <w:rFonts w:ascii="Cambria Math" w:hAnsi="Cambria Math"/>
+                </w:rPr>
+                <m:t>C</m:t>
+              </m:r>
+            </m:e>
+            <m:sub>
+              <m:r>
+                <w:rPr>
+                  <w:rFonts w:ascii="Cambria Math" w:hAnsi="Cambria Math"/>
+                </w:rPr>
+                <m:t>in</m:t>
+              </m:r>
+            </m:sub>
+          </m:sSub>
+          <m:r>
+            <w:rPr>
+              <w:rFonts w:ascii="Cambria Math" w:hAnsi="Cambria Math"/>
+            </w:rPr>
+            <m:t>)</m:t>
+          </m:r>
+        </m:oMath>
+      </m:oMathPara>
+    </w:p>
+    <w:p>
+      <w:pPr>
+        <w:jc w:val="right"/>
+        <w:rPr>
+          <w:rtl/>
+          <w:lang w:bidi="fa-IR"/>
+        </w:rPr>
+      </w:pPr>
+      <w:r>
+        <w:rPr>
+          <w:rFonts w:hint="cs"/>
+          <w:rtl/>
+          <w:lang w:bidi="fa-IR"/>
+        </w:rPr>
+        <w:t>برای پیاده‌سازی مستقیم معادلات بالا در Logisim، از گیت‌های زیر استفاده می‌کنیم:</w:t>
+      </w:r>
+    </w:p>
+    <w:p>
+      <w:pPr>
+        <w:rPr>
+          <w:lang w:bidi="fa-IR"/>
+        </w:rPr>
+      </w:pPr>
+      <w:r>
+        <w:rPr>
+          <w:lang w:bidi="fa-IR"/>
+        </w:rPr>
+        <w:t>• یک گیت XOR سه‌ورودی؛</w:t>
+      </w:r>
+    </w:p>
+    <w:p>
+      <w:pPr>
+        <w:rPr>
+          <w:lang w:bidi="fa-IR"/>
+        </w:rPr>
+      </w:pPr>
+      <w:r>
+        <w:rPr>
+          <w:lang w:bidi="fa-IR"/>
+        </w:rPr>
+        <w:t>• سه گیت AND دوورودی؛</w:t>
+      </w:r>
+    </w:p>
+    <w:p>
+      <w:r>
+        <w:t>• یک گیت OR سه‌ورودی.</w:t>
+      </w:r>
+    </w:p>
+    <w:p/>
+    <w:p/>
+    <w:tbl>
+      <w:tblPr>
+        <w:tblStyle w:val="TableGrid"/>
+        <w:tblW w:w="0" w:type="auto"/>
+        <w:tblLook w:val="04A0" w:firstRow="1" w:lastRow="0" w:firstColumn="1" w:lastColumn="0" w:noHBand="0" w:noVBand="1"/>
+      </w:tblPr>
+      <w:tblGrid>
+        <w:gridCol w:w="3728"/>
+        <w:gridCol w:w="365"/>
+        <w:gridCol w:w="922"/>
+        <w:gridCol w:w="4340"/>
+      </w:tblGrid>
+      <w:tr>
+        <w:tc>
+          <w:tcPr>
+            <w:tcW w:w="3728" w:type="dxa"/>
+            <w:tcBorders>
+              <w:top w:val="nil"/>
+              <w:left w:val="nil"/>
+              <w:bottom w:val="nil"/>
+              <w:right w:val="nil"/>
+            </w:tcBorders>
+          </w:tcPr>
+          <w:p>
+            <w:pPr>
+              <w:keepNext/>
+            </w:pPr>
+            <w:r>
+              <w:rPr>
+                <w:noProof/>
+              </w:rPr>
+              <w:lastRenderedPageBreak/>
+              <w:drawing>
+                <wp:inline distT="0" distB="0" distL="0" distR="0" wp14:anchorId="1C612E7E" wp14:editId="60E83E50">
+                  <wp:extent cx="2202180" cy="1893103"/>
+                  <wp:effectExtent l="0" t="0" r="7620" b="0"/>
+                  <wp:docPr id="1700069261" name="Picture 2"/>
+                  <wp:cNvGraphicFramePr>
+                    <a:graphicFrameLocks xmlns:a="http://schemas.openxmlformats.org/drawingml/2006/main" noChangeAspect="1"/>
+                  </wp:cNvGraphicFramePr>
+                  <a:graphic xmlns:a="http://schemas.openxmlformats.org/drawingml/2006/main">
+                    <a:graphicData uri="http://schemas.openxmlformats.org/drawingml/2006/picture">
+                      <pic:pic xmlns:pic="http://schemas.openxmlformats.org/drawingml/2006/picture">
+                        <pic:nvPicPr>
+                          <pic:cNvPr id="1700069261" name="Picture 1700069261"/>
+                          <pic:cNvPicPr/>
+                        </pic:nvPicPr>
+                        <pic:blipFill>
+                          <a:blip r:embed="rId18">
+                            <a:extLst>
+                              <a:ext uri="{28A0092B-C50C-407E-A947-70E740481C1C}">
+                                <a14:useLocalDpi xmlns:a14="http://schemas.microsoft.com/office/drawing/2010/main" val="0"/>
+                              </a:ext>
+                            </a:extLst>
+                          </a:blip>
+                          <a:stretch>
+                            <a:fillRect/>
+                          </a:stretch>
+                        </pic:blipFill>
+                        <pic:spPr>
+                          <a:xfrm>
+                            <a:off x="0" y="0"/>
+                            <a:ext cx="2232745" cy="1919378"/>
+                          </a:xfrm>
+                          <a:prstGeom prst="rect">
+                            <a:avLst/>
+                          </a:prstGeom>
+                        </pic:spPr>
+                      </pic:pic>
+                    </a:graphicData>
+                  </a:graphic>
+                </wp:inline>
+              </w:drawing>
+            </w:r>
+          </w:p>
+          <w:p>
+            <w:pPr>
+              <w:pStyle w:val="Caption"/>
+            </w:pPr>
+            <w:r>
+              <w:rPr>
+                <w:rFonts w:hint="cs"/>
+                <w:rtl/>
+              </w:rPr>
+              <w:t>شکل 2-2: جدول درستی جمع‌کننده کامل تک‌بیتی</w:t>
+            </w:r>
+          </w:p>
+        </w:tc>
+        <w:tc>
+          <w:tcPr>
+            <w:tcW w:w="365" w:type="dxa"/>
+            <w:tcBorders>
+              <w:top w:val="nil"/>
+              <w:left w:val="nil"/>
+              <w:bottom w:val="nil"/>
+              <w:right w:val="nil"/>
+            </w:tcBorders>
+          </w:tcPr>
+          <w:p>
+            <w:pPr>
+              <w:jc w:val="right"/>
+              <w:rPr>
+                <w:noProof/>
+              </w:rPr>
+            </w:pPr>
+          </w:p>
+        </w:tc>
+        <w:tc>
+          <w:tcPr>
+            <w:tcW w:w="922" w:type="dxa"/>
+            <w:tcBorders>
+              <w:top w:val="nil"/>
+              <w:left w:val="nil"/>
+              <w:bottom w:val="nil"/>
+              <w:right w:val="nil"/>
+            </w:tcBorders>
+          </w:tcPr>
+          <w:p>
+            <w:pPr>
+              <w:jc w:val="right"/>
+              <w:rPr>
+                <w:noProof/>
+              </w:rPr>
+            </w:pPr>
+          </w:p>
+        </w:tc>
+        <w:tc>
+          <w:tcPr>
+            <w:tcW w:w="4340" w:type="dxa"/>
+            <w:tcBorders>
+              <w:top w:val="nil"/>
+              <w:left w:val="nil"/>
+              <w:bottom w:val="nil"/>
+              <w:right w:val="nil"/>
+            </w:tcBorders>
+          </w:tcPr>
+          <w:p>
+            <w:pPr>
+              <w:keepNext/>
+              <w:jc w:val="right"/>
+            </w:pPr>
+            <w:r>
+              <w:rPr>
+                <w:noProof/>
+              </w:rPr>
+              <w:drawing>
+                <wp:inline distT="0" distB="0" distL="0" distR="0" wp14:anchorId="782B2760" wp14:editId="7ABB1935">
+                  <wp:extent cx="2611981" cy="1851660"/>
+                  <wp:effectExtent l="0" t="0" r="0" b="0"/>
+                  <wp:docPr id="1881642530" name="Picture 3"/>
+                  <wp:cNvGraphicFramePr>
+                    <a:graphicFrameLocks xmlns:a="http://schemas.openxmlformats.org/drawingml/2006/main" noChangeAspect="1"/>
+                  </wp:cNvGraphicFramePr>
+                  <a:graphic xmlns:a="http://schemas.openxmlformats.org/drawingml/2006/main">
+                    <a:graphicData uri="http://schemas.openxmlformats.org/drawingml/2006/picture">
+                      <pic:pic xmlns:pic="http://schemas.openxmlformats.org/drawingml/2006/picture">
+                        <pic:nvPicPr>
+                          <pic:cNvPr id="1881642530" name="Picture 1881642530"/>
+                          <pic:cNvPicPr/>
+                        </pic:nvPicPr>
+                        <pic:blipFill>
+                          <a:blip r:embed="rId19">
+                            <a:extLst>
+                              <a:ext uri="{28A0092B-C50C-407E-A947-70E740481C1C}">
+                                <a14:useLocalDpi xmlns:a14="http://schemas.microsoft.com/office/drawing/2010/main" val="0"/>
+                              </a:ext>
+                            </a:extLst>
+                          </a:blip>
+                          <a:stretch>
+                            <a:fillRect/>
+                          </a:stretch>
+                        </pic:blipFill>
+                        <pic:spPr>
+                          <a:xfrm>
+                            <a:off x="0" y="0"/>
+                            <a:ext cx="2677135" cy="1897848"/>
+                          </a:xfrm>
+                          <a:prstGeom prst="rect">
+                            <a:avLst/>
+                          </a:prstGeom>
+                        </pic:spPr>
+                      </pic:pic>
+                    </a:graphicData>
+                  </a:graphic>
+                </wp:inline>
+              </w:drawing>
+            </w:r>
+          </w:p>
+          <w:p>
+            <w:pPr>
+              <w:pStyle w:val="Caption"/>
+              <w:jc w:val="right"/>
+            </w:pPr>
+            <w:r>
+              <w:rPr>
+                <w:rFonts w:hint="cs"/>
+                <w:rtl/>
+                <w:lang w:bidi="fa-IR"/>
+              </w:rPr>
+              <w:t>شکل 2-1: دیاگرام کلی جمع‌کننده کامل تک‌بیتی</w:t>
+            </w:r>
+          </w:p>
+        </w:tc>
+      </w:tr>
+    </w:tbl>
+    <w:p>
+      <w:pPr>
+        <w:rPr>
+          <w:lang w:bidi="fa-IR"/>
+        </w:rPr>
+      </w:pPr>
+      <w:r>
+        <w:br w:type="page"/>
+      </w:r>
+    </w:p>
+    <w:tbl>
+      <w:tblPr>
+        <w:tblStyle w:val="TableGrid"/>
+        <w:tblpPr w:leftFromText="180" w:rightFromText="180" w:vertAnchor="page" w:horzAnchor="margin" w:tblpX="-900" w:tblpY="617"/>
+        <w:tblW w:w="11160" w:type="dxa"/>
+        <w:tblBorders>
+          <w:top w:val="none" w:sz="0" w:space="0" w:color="auto"/>
+          <w:left w:val="none" w:sz="0" w:space="0" w:color="auto"/>
+          <w:bottom w:val="double" w:sz="12" w:space="0" w:color="auto"/>
+          <w:right w:val="none" w:sz="0" w:space="0" w:color="auto"/>
+          <w:insideH w:val="none" w:sz="0" w:space="0" w:color="auto"/>
+          <w:insideV w:val="none" w:sz="0" w:space="0" w:color="auto"/>
+        </w:tblBorders>
+        <w:tblLook w:val="04A0" w:firstRow="1" w:lastRow="0" w:firstColumn="1" w:lastColumn="0" w:noHBand="0" w:noVBand="1"/>
+      </w:tblPr>
+      <w:tblGrid>
+        <w:gridCol w:w="3237"/>
+        <w:gridCol w:w="2338"/>
+        <w:gridCol w:w="5585"/>
+      </w:tblGrid>
+      <w:tr>
+        <w:tc>
+          <w:tcPr>
+            <w:tcW w:w="3237" w:type="dxa"/>
+          </w:tcPr>
+          <w:p>
+            <w:pPr>
+              <w:jc w:val="right"/>
+              <w:rPr>
+                <w:rFonts w:cs="B Yekan"/>
+                <w:sz w:val="20"/>
+                <w:szCs w:val="20"/>
+                <w:rtl/>
+                <w:lang w:bidi="fa-IR"/>
+              </w:rPr>
+            </w:pPr>
+            <w:r>
+              <w:rPr>
+                <w:rFonts w:cs="B Yekan" w:hint="cs"/>
+                <w:sz w:val="20"/>
+                <w:szCs w:val="20"/>
+                <w:rtl/>
+                <w:lang w:bidi="fa-IR"/>
+              </w:rPr>
+              <w:lastRenderedPageBreak/>
+              <w:t>گزارش کار آزمایش شماره 2</w:t>
+            </w:r>
+          </w:p>
+        </w:tc>
+        <w:tc>
+          <w:tcPr>
+            <w:tcW w:w="2338" w:type="dxa"/>
+          </w:tcPr>
+          <w:p>
+            <w:pPr>
+              <w:rPr>
+                <w:rFonts w:cs="B Yekan"/>
+                <w:sz w:val="20"/>
+                <w:szCs w:val="20"/>
+                <w:rtl/>
+                <w:lang w:bidi="fa-IR"/>
+              </w:rPr>
+            </w:pPr>
+          </w:p>
+        </w:tc>
+        <w:tc>
+          <w:tcPr>
+            <w:tcW w:w="5585" w:type="dxa"/>
+          </w:tcPr>
+          <w:p>
+            <w:pPr>
+              <w:jc w:val="right"/>
+              <w:rPr>
+                <w:rFonts w:cs="B Yekan"/>
+                <w:sz w:val="20"/>
+                <w:szCs w:val="20"/>
+                <w:rtl/>
+                <w:lang w:bidi="fa-IR"/>
+              </w:rPr>
+            </w:pPr>
+            <w:r>
+              <w:rPr>
+                <w:rFonts w:cs="B Yekan" w:hint="cs"/>
+                <w:sz w:val="20"/>
+                <w:szCs w:val="20"/>
+                <w:rtl/>
+                <w:lang w:bidi="fa-IR"/>
+              </w:rPr>
+              <w:t>آزمایشگاه مدارهای منطقی – گروه شماره 7</w:t>
+            </w:r>
+          </w:p>
+        </w:tc>
+      </w:tr>
+    </w:tbl>
+    <w:p>
+      <w:pPr>
+        <w:tabs>
+          <w:tab w:val="left" w:pos="2096"/>
+        </w:tabs>
+        <w:jc w:val="right"/>
+      </w:pPr>
+    </w:p>
+    <w:p>
+      <w:pPr>
+        <w:keepNext/>
+        <w:jc w:val="center"/>
+      </w:pPr>
+      <w:r>
+        <w:rPr>
+          <w:noProof/>
+        </w:rPr>
+        <w:drawing>
+          <wp:inline distT="0" distB="0" distL="0" distR="0" wp14:anchorId="390E5BF0" wp14:editId="3C612712">
+            <wp:extent cx="4044043" cy="2795401"/>
+            <wp:effectExtent l="0" t="0" r="0" b="5080"/>
+            <wp:docPr id="404214239" name="Picture 5"/>
+            <wp:cNvGraphicFramePr>
+              <a:graphicFrameLocks xmlns:a="http://schemas.openxmlformats.org/drawingml/2006/main" noChangeAspect="1"/>
+            </wp:cNvGraphicFramePr>
+            <a:graphic xmlns:a="http://schemas.openxmlformats.org/drawingml/2006/main">
+              <a:graphicData uri="http://schemas.openxmlformats.org/drawingml/2006/picture">
+                <pic:pic xmlns:pic="http://schemas.openxmlformats.org/drawingml/2006/picture">
+                  <pic:nvPicPr>
+                    <pic:cNvPr id="404214239" name="Picture 404214239"/>
+                    <pic:cNvPicPr/>
+                  </pic:nvPicPr>
+                  <pic:blipFill>
+                    <a:blip r:embed="rId20">
+                      <a:extLst>
+                        <a:ext uri="{28A0092B-C50C-407E-A947-70E740481C1C}">
+                          <a14:useLocalDpi xmlns:a14="http://schemas.microsoft.com/office/drawing/2010/main" val="0"/>
+                        </a:ext>
+                      </a:extLst>
+                    </a:blip>
+                    <a:stretch>
+                      <a:fillRect/>
+                    </a:stretch>
+                  </pic:blipFill>
+                  <pic:spPr>
+                    <a:xfrm>
+                      <a:off x="0" y="0"/>
+                      <a:ext cx="4049855" cy="2799418"/>
+                    </a:xfrm>
+                    <a:prstGeom prst="rect">
+                      <a:avLst/>
+                    </a:prstGeom>
+                  </pic:spPr>
+                </pic:pic>
+              </a:graphicData>
+            </a:graphic>
+          </wp:inline>
+        </w:drawing>
+      </w:r>
+    </w:p>
+    <w:p>
+      <w:pPr>
+        <w:pStyle w:val="Caption"/>
+        <w:bidi/>
+        <w:jc w:val="center"/>
+        <w:rPr>
+          <w:rtl/>
+        </w:rPr>
+      </w:pPr>
+      <w:r>
+        <w:rPr>
+          <w:rFonts w:hint="cs"/>
+          <w:rtl/>
+          <w:lang w:bidi="fa-IR"/>
+        </w:rPr>
+        <w:t>شکل 2-3: مدار جمع‌کننده کامل تک‌بیتی در Logisim</w:t>
+      </w:r>
+    </w:p>
+    <w:p>
+      <w:pPr>
+        <w:jc w:val="right"/>
+        <w:rPr>
+          <w:rtl/>
+        </w:rPr>
+      </w:pPr>
+    </w:p>
+    <w:p>
+      <w:pPr>
+        <w:jc w:val="right"/>
+        <w:rPr>
+          <w:rFonts w:cs="B Yekan"/>
+          <w:sz w:val="28"/>
+          <w:szCs w:val="28"/>
+          <w:rtl/>
+          <w:lang w:bidi="fa-IR"/>
+        </w:rPr>
+      </w:pPr>
+      <w:r>
+        <w:rPr>
+          <w:rFonts w:cs="B Yekan" w:hint="cs"/>
+          <w:sz w:val="28"/>
+          <w:szCs w:val="28"/>
+          <w:rtl/>
+          <w:lang w:bidi="fa-IR"/>
+        </w:rPr>
+        <w:t>بخش دوم:</w:t>
+      </w:r>
+    </w:p>
+    <w:p>
+      <w:pPr>
+        <w:jc w:val="right"/>
+        <w:rPr>
+          <w:rFonts w:cs="B Yekan"/>
+          <w:sz w:val="28"/>
+          <w:szCs w:val="28"/>
+          <w:rtl/>
+          <w:lang w:bidi="fa-IR"/>
+        </w:rPr>
+      </w:pPr>
+      <w:r>
+        <w:rPr>
+          <w:rFonts w:cs="B Yekan" w:hint="cs"/>
+          <w:sz w:val="28"/>
+          <w:szCs w:val="28"/>
+          <w:rtl/>
+          <w:lang w:bidi="fa-IR"/>
+        </w:rPr>
+        <w:t>طراحی مدار جمع‌کننده/تفریق‌کننده چهاربیتی با بیت کنترلی:</w:t>
+      </w:r>
+    </w:p>
+    <w:p>
+      <w:pPr>
+        <w:bidi/>
+        <w:rPr>
+          <w:rFonts w:cs="B Nazanin"/>
+          <w:rtl/>
+          <w:lang w:bidi="fa-IR"/>
+        </w:rPr>
+      </w:pPr>
+      <w:r>
+        <w:rPr>
+          <w:rFonts w:cs="B Nazanin" w:hint="cs"/>
+          <w:rtl/>
+          <w:lang w:bidi="fa-IR"/>
+        </w:rPr>
+        <w:t>برای انتخاب بین جمع و تفریق، از بیت کنترلی M استفاده می‌کنیم و مدار را مطابق شکل زیر در Logisim می‌سازیم.</w:t>
+      </w:r>
+    </w:p>
+    <w:p>
+      <w:pPr>
+        <w:bidi/>
+        <w:rPr>
+          <w:rFonts w:cs="B Nazanin"/>
+          <w:rtl/>
+          <w:lang w:bidi="fa-IR"/>
+        </w:rPr>
+      </w:pPr>
+      <w:r>
+        <w:rPr>
+          <w:rFonts w:cs="B Nazanin" w:hint="cs"/>
+          <w:rtl/>
+          <w:lang w:bidi="fa-IR"/>
+        </w:rPr>
+        <w:t>وقتی M=0 باشد، ورودی‌های B بدون تغییر وارد جمع‌کننده می‌شوند و مدار A+B را محاسبه می‌کند. وقتی M=1 باشد، هر بیت B معکوس شده و با قرار گرفتن 1 در ورودی نقلی کم‌ارزش‌ترین بیت، مکمل دوِ B تشکیل می‌شود؛ بنابراین خروجی برابر A−B است.</w:t>
+      </w:r>
+    </w:p>
+    <w:p>
+      <w:pPr>
+        <w:bidi/>
+        <w:rPr>
+          <w:rFonts w:cs="B Nazanin"/>
+          <w:rtl/>
+          <w:lang w:bidi="fa-IR"/>
+        </w:rPr>
+      </w:pPr>
+      <w:r>
+        <w:rPr>
+          <w:rFonts w:cs="B Nazanin" w:hint="cs"/>
+          <w:rtl/>
+          <w:lang w:bidi="fa-IR"/>
+        </w:rPr>
+        <w:t>برای این کار، پیش از هر بیت B یک گیت XOR قرار می‌گیرد و ورودی دیگر همه این گیت‌ها به M متصل می‌شود. همچنین M به C_in جمع‌کننده کم‌ارزش‌ترین بیت وصل می‌شود. خروجی نقلی هر مرحله نیز به ورودی نقلی مرحله بعد متصل است.</w:t>
+      </w:r>
+    </w:p>
+    <w:p>
+      <w:pPr>
+        <w:bidi/>
+        <w:rPr>
+          <w:rFonts w:cs="B Nazanin"/>
+          <w:rtl/>
+          <w:lang w:bidi="fa-IR"/>
+        </w:rPr>
+      </w:pPr>
+      <w:r>
+        <w:rPr>
+          <w:rFonts w:cs="B Nazanin" w:hint="cs"/>
+          <w:rtl/>
+          <w:lang w:bidi="fa-IR"/>
+        </w:rPr>
+        <w:t>خروجی C_out بیت نقلی نهایی است؛ در حالت تفریق معمولاً به‌عنوان شاخص «عدم قرض» تفسیر می‌شود و با سرریز علامت‌دار یکسان نیست. برای تشخیص سرریز علامت‌دار باید carry ورودی و خروجی بیت پرارزش مقایسه شوند.</w:t>
+      </w:r>
+    </w:p>
+    <w:p>
+      <w:pPr>
+        <w:keepNext/>
+        <w:bidi/>
+        <w:jc w:val="center"/>
+      </w:pPr>
+      <w:r>
+        <w:rPr>
+          <w:noProof/>
+          <w:rtl/>
+          <w:lang w:val="ar-SA"/>
+        </w:rPr>
+        <w:lastRenderedPageBreak/>
+        <w:drawing>
+          <wp:inline distT="0" distB="0" distL="0" distR="0" wp14:anchorId="60AB4884" wp14:editId="02A77134">
+            <wp:extent cx="5943600" cy="5703570"/>
+            <wp:effectExtent l="0" t="0" r="0" b="0"/>
+            <wp:docPr id="338641007" name="Picture 6"/>
+            <wp:cNvGraphicFramePr>
+              <a:graphicFrameLocks xmlns:a="http://schemas.openxmlformats.org/drawingml/2006/main" noChangeAspect="1"/>
+            </wp:cNvGraphicFramePr>
+            <a:graphic xmlns:a="http://schemas.openxmlformats.org/drawingml/2006/main">
+              <a:graphicData uri="http://schemas.openxmlformats.org/drawingml/2006/picture">
+                <pic:pic xmlns:pic="http://schemas.openxmlformats.org/drawingml/2006/picture">
+                  <pic:nvPicPr>
+                    <pic:cNvPr id="338641007" name="Picture 338641007"/>
+                    <pic:cNvPicPr/>
+                  </pic:nvPicPr>
+                  <pic:blipFill>
+                    <a:blip r:embed="rId21">
+                      <a:extLst>
+                        <a:ext uri="{28A0092B-C50C-407E-A947-70E740481C1C}">
+                          <a14:useLocalDpi xmlns:a14="http://schemas.microsoft.com/office/drawing/2010/main" val="0"/>
+                        </a:ext>
+                      </a:extLst>
+                    </a:blip>
+                    <a:stretch>
+                      <a:fillRect/>
+                    </a:stretch>
+                  </pic:blipFill>
+                  <pic:spPr>
+                    <a:xfrm>
+                      <a:off x="0" y="0"/>
+                      <a:ext cx="5943600" cy="5703570"/>
+                    </a:xfrm>
+                    <a:prstGeom prst="rect">
+                      <a:avLst/>
+                    </a:prstGeom>
+                  </pic:spPr>
+                </pic:pic>
+              </a:graphicData>
+            </a:graphic>
+          </wp:inline>
+        </w:drawing>
+      </w:r>
+    </w:p>
+    <w:p>
+      <w:pPr>
+        <w:pStyle w:val="Caption"/>
+        <w:bidi/>
+        <w:jc w:val="center"/>
+        <w:rPr>
+          <w:rtl/>
+        </w:rPr>
+      </w:pPr>
+      <w:r>
+        <w:rPr>
+          <w:rFonts w:hint="cs"/>
+          <w:rtl/>
+          <w:lang w:bidi="fa-IR"/>
+        </w:rPr>
+        <w:t>شکل 2-4: مدار جمع‌کننده/تفریق‌کننده چهاربیتی با بیت کنترلی</w:t>
+      </w:r>
+    </w:p>
+    <w:p>
+      <w:pPr>
+        <w:rPr>
+          <w:rtl/>
+        </w:rPr>
+      </w:pPr>
+    </w:p>
+    <w:p>
+      <w:pPr>
+        <w:rPr>
+          <w:rtl/>
+        </w:rPr>
+      </w:pPr>
+    </w:p>
+    <w:p>
+      <w:pPr>
+        <w:rPr>
+          <w:rtl/>
+        </w:rPr>
+      </w:pPr>
+    </w:p>
+    <w:p>
+      <w:pPr>
+        <w:rPr>
+          <w:rtl/>
+        </w:rPr>
+      </w:pPr>
+    </w:p>
+    <w:p>
+      <w:pPr>
+        <w:rPr>
+          <w:rtl/>
+        </w:rPr>
+      </w:pPr>
+    </w:p>
+    <w:p>
+      <w:pPr>
+        <w:rPr>
+          <w:rtl/>
+        </w:rPr>
+      </w:pPr>
+    </w:p>
+    <w:p>
+      <w:pPr>
+        <w:rPr>
+          <w:rtl/>
+        </w:rPr>
+      </w:pPr>
+    </w:p>
+    <w:p/>
+    <w:tbl>
+      <w:tblPr>
+        <w:tblStyle w:val="TableGrid"/>
+        <w:tblpPr w:leftFromText="180" w:rightFromText="180" w:vertAnchor="page" w:horzAnchor="margin" w:tblpX="-900" w:tblpY="617"/>
+        <w:tblW w:w="11160" w:type="dxa"/>
+        <w:tblBorders>
+          <w:top w:val="none" w:sz="0" w:space="0" w:color="auto"/>
+          <w:left w:val="none" w:sz="0" w:space="0" w:color="auto"/>
+          <w:bottom w:val="double" w:sz="12" w:space="0" w:color="auto"/>
+          <w:right w:val="none" w:sz="0" w:space="0" w:color="auto"/>
+          <w:insideH w:val="none" w:sz="0" w:space="0" w:color="auto"/>
+          <w:insideV w:val="none" w:sz="0" w:space="0" w:color="auto"/>
+        </w:tblBorders>
+        <w:tblLook w:val="04A0" w:firstRow="1" w:lastRow="0" w:firstColumn="1" w:lastColumn="0" w:noHBand="0" w:noVBand="1"/>
+      </w:tblPr>
+      <w:tblGrid>
+        <w:gridCol w:w="3237"/>
+        <w:gridCol w:w="2338"/>
+        <w:gridCol w:w="5585"/>
+      </w:tblGrid>
+      <w:tr>
+        <w:tc>
+          <w:tcPr>
+            <w:tcW w:w="3237" w:type="dxa"/>
+          </w:tcPr>
+          <w:p>
+            <w:pPr>
+              <w:jc w:val="right"/>
+              <w:rPr>
+                <w:rFonts w:cs="B Yekan"/>
+                <w:sz w:val="20"/>
+                <w:szCs w:val="20"/>
+                <w:rtl/>
+                <w:lang w:bidi="fa-IR"/>
+              </w:rPr>
+            </w:pPr>
+            <w:r>
+              <w:rPr>
+                <w:rFonts w:cs="B Yekan" w:hint="cs"/>
+                <w:sz w:val="20"/>
+                <w:szCs w:val="20"/>
+                <w:rtl/>
+                <w:lang w:bidi="fa-IR"/>
+              </w:rPr>
+              <w:t>گزارش کار آزمایش شماره 3</w:t>
+            </w:r>
+          </w:p>
+        </w:tc>
+        <w:tc>
+          <w:tcPr>
+            <w:tcW w:w="2338" w:type="dxa"/>
+          </w:tcPr>
+          <w:p>
+            <w:pPr>
+              <w:jc w:val="center"/>
+              <w:rPr>
+                <w:rFonts w:cs="B Yekan"/>
+                <w:sz w:val="20"/>
+                <w:szCs w:val="20"/>
+                <w:rtl/>
+                <w:lang w:bidi="fa-IR"/>
+              </w:rPr>
+            </w:pPr>
+          </w:p>
+        </w:tc>
+        <w:tc>
+          <w:tcPr>
+            <w:tcW w:w="5585" w:type="dxa"/>
+          </w:tcPr>
+          <w:p>
+            <w:pPr>
+              <w:jc w:val="right"/>
+              <w:rPr>
+                <w:rFonts w:cs="B Yekan"/>
+                <w:sz w:val="20"/>
+                <w:szCs w:val="20"/>
+                <w:rtl/>
+                <w:lang w:bidi="fa-IR"/>
+              </w:rPr>
+            </w:pPr>
+            <w:r>
+              <w:rPr>
+                <w:rFonts w:cs="B Yekan" w:hint="cs"/>
+                <w:sz w:val="20"/>
+                <w:szCs w:val="20"/>
+                <w:rtl/>
+                <w:lang w:bidi="fa-IR"/>
+              </w:rPr>
+              <w:t>آزمایشگاه مدارهای منطقی – گروه شماره 7</w:t>
+            </w:r>
+          </w:p>
+        </w:tc>
+      </w:tr>
+    </w:tbl>
+    <w:p>
+      <w:pPr>
+        <w:bidi/>
+        <w:rPr>
+          <w:rFonts w:cs="B Yekan"/>
+          <w:rtl/>
+          <w:lang w:bidi="fa-IR"/>
+        </w:rPr>
+      </w:pPr>
+      <w:r>
+        <w:rPr>
+          <w:rFonts w:cs="B Yekan" w:hint="cs"/>
+          <w:b/>
+          <w:bCs/>
+          <w:rtl/>
+          <w:lang w:bidi="fa-IR"/>
+        </w:rPr>
+        <w:t>آزمایش سوم: طراحی مدار Carry Look-Ahead با نرم‌افزار Proteus.</w:t>
+      </w:r>
+    </w:p>
+    <w:p>
+      <w:pPr>
+        <w:bidi/>
+        <w:rPr>
+          <w:rFonts w:cs="B Yekan"/>
           <w:rtl/>
           <w:lang w:bidi="fa-IR"/>
         </w:rPr>
@@ -4489,37 +3294,7 @@
           <w:rtl/>
           <w:lang w:bidi="fa-IR"/>
         </w:rPr>
-        <w:t>میخواهیم</w:t>
-      </w:r>
-      <w:r>
-        <w:rPr>
-          <w:rFonts w:cs="B Yekan"/>
-          <w:lang w:bidi="fa-IR"/>
-        </w:rPr>
-        <w:t xml:space="preserve">  </w:t>
-      </w:r>
-      <w:r>
-        <w:rPr>
-          <w:rFonts w:cs="B Yekan" w:hint="cs"/>
-          <w:rtl/>
-          <w:lang w:bidi="fa-IR"/>
-        </w:rPr>
-        <w:t xml:space="preserve"> یک جمع کنندی چهاربیتی بسازیم که با حساب کردن بیت </w:t>
-      </w:r>
-      <w:r>
-        <w:rPr>
-          <w:rFonts w:cs="B Yekan"/>
-          <w:lang w:bidi="fa-IR"/>
-        </w:rPr>
-        <w:t>carry</w:t>
-      </w:r>
-      <w:r>
-        <w:rPr>
-          <w:rFonts w:cs="B Yekan" w:hint="cs"/>
-          <w:rtl/>
-          <w:lang w:bidi="fa-IR"/>
-        </w:rPr>
-        <w:t xml:space="preserve"> سریع تر از جمع کننده قبلی کار کند. میخواهیم اعداد </w:t>
+        <w:t xml:space="preserve">می‌خواهیم یک جمع‌کننده چهاربیتی Carry Look-Ahead بسازیم که با محاسبه مستقیم بیت‌های نقلی، نسبت به جمع‌کننده زنجیره‌ای تأخیر کمتری داشته باشد. دو عدد </w:t>
       </w:r>
       <m:oMath>
         <m:acc>
@@ -4655,13 +3430,6 @@
       </m:oMath>
       <w:r>
         <w:rPr>
-          <w:rFonts w:eastAsiaTheme="minorEastAsia" w:cs="B Yekan"/>
-          <w:lang w:bidi="fa-IR"/>
-        </w:rPr>
-        <w:t xml:space="preserve"> </w:t>
-      </w:r>
-      <w:r>
-        <w:rPr>
           <w:rFonts w:eastAsiaTheme="minorEastAsia" w:cs="B Yekan" w:hint="cs"/>
           <w:rtl/>
           <w:lang w:bidi="fa-IR"/>
@@ -4802,33 +3570,11 @@
       </m:oMath>
       <w:r>
         <w:rPr>
-          <w:rFonts w:eastAsiaTheme="minorEastAsia" w:cs="B Yekan"/>
-          <w:lang w:bidi="fa-IR"/>
-        </w:rPr>
-        <w:t xml:space="preserve"> </w:t>
-      </w:r>
-      <w:r>
-        <w:rPr>
           <w:rFonts w:eastAsiaTheme="minorEastAsia" w:cs="B Yekan" w:hint="cs"/>
           <w:rtl/>
           <w:lang w:bidi="fa-IR"/>
         </w:rPr>
-        <w:t xml:space="preserve"> را با </w:t>
-      </w:r>
-      <w:r>
-        <w:rPr>
-          <w:rFonts w:eastAsiaTheme="minorEastAsia" w:cs="B Yekan"/>
-          <w:lang w:bidi="fa-IR"/>
-        </w:rPr>
-        <w:t>carry</w:t>
-      </w:r>
-      <w:r>
-        <w:rPr>
-          <w:rFonts w:eastAsiaTheme="minorEastAsia" w:cs="B Yekan" w:hint="cs"/>
-          <w:rtl/>
-          <w:lang w:bidi="fa-IR"/>
-        </w:rPr>
-        <w:t xml:space="preserve"> ورودی </w:t>
+        <w:t xml:space="preserve"> را با بیت نقلی ورودی </w:t>
       </w:r>
       <m:oMath>
         <m:sSub>
@@ -4863,51 +3609,29 @@
       </m:oMath>
       <w:r>
         <w:rPr>
+          <w:rFonts w:eastAsiaTheme="minorEastAsia" w:cs="B Yekan" w:hint="cs"/>
+          <w:rtl/>
+          <w:lang w:bidi="fa-IR"/>
+        </w:rPr>
+        <w:t xml:space="preserve"> جمع کنیم.</w:t>
+      </w:r>
+    </w:p>
+    <w:p>
+      <w:pPr>
+        <w:bidi/>
+        <w:rPr>
           <w:rFonts w:eastAsiaTheme="minorEastAsia" w:cs="B Yekan"/>
-          <w:lang w:bidi="fa-IR"/>
-        </w:rPr>
-        <w:t xml:space="preserve"> </w:t>
-      </w:r>
+          <w:rtl/>
+          <w:lang w:bidi="fa-IR"/>
+        </w:rPr>
+      </w:pPr>
       <w:r>
         <w:rPr>
           <w:rFonts w:eastAsiaTheme="minorEastAsia" w:cs="B Yekan" w:hint="cs"/>
           <w:rtl/>
           <w:lang w:bidi="fa-IR"/>
         </w:rPr>
-        <w:t xml:space="preserve"> جمع کنیم.</w:t>
-      </w:r>
-    </w:p>
-    <w:p>
-      <w:pPr>
-        <w:bidi/>
-        <w:rPr>
-          <w:rFonts w:eastAsiaTheme="minorEastAsia" w:cs="B Yekan"/>
-          <w:rtl/>
-          <w:lang w:bidi="fa-IR"/>
-        </w:rPr>
-      </w:pPr>
-      <w:r>
-        <w:rPr>
-          <w:rFonts w:eastAsiaTheme="minorEastAsia" w:cs="B Yekan" w:hint="cs"/>
-          <w:rtl/>
-          <w:lang w:bidi="fa-IR"/>
-        </w:rPr>
-        <w:t xml:space="preserve"> ورودی مدار </w:t>
-      </w:r>
-      <w:r>
-        <w:rPr>
-          <w:rFonts w:eastAsiaTheme="minorEastAsia" w:cs="B Yekan"/>
-          <w:lang w:bidi="fa-IR"/>
-        </w:rPr>
-        <w:t>carry lookahead</w:t>
-      </w:r>
-      <w:r>
-        <w:rPr>
-          <w:rFonts w:eastAsiaTheme="minorEastAsia" w:cs="B Yekan" w:hint="cs"/>
-          <w:rtl/>
-          <w:lang w:bidi="fa-IR"/>
-        </w:rPr>
-        <w:t xml:space="preserve"> این گونه است:</w:t>
+        <w:t>برای هر بیت، سیگنال‌های تولید و انتشار نقلی به‌صورت زیر تعریف می‌شوند:</w:t>
       </w:r>
     </w:p>
     <w:p>
@@ -5154,7 +3878,7 @@
           <w:rtl/>
           <w:lang w:bidi="fa-IR"/>
         </w:rPr>
-        <w:t>و طبق رابطه‌ جمع معادله بازگشتی زیر را داریم:</w:t>
+        <w:t>رابطه بازگشتی بیت نقلی به‌صورت زیر است:</w:t>
       </w:r>
     </w:p>
     <w:p>
@@ -5320,7 +4044,7 @@
           <w:rtl/>
           <w:lang w:bidi="fa-IR"/>
         </w:rPr>
-        <w:t>که با این رابطه</w:t>
+        <w:t xml:space="preserve">با بسط این رابطه، بیت‌های نقلی از </w:t>
       </w:r>
       <m:oMath>
         <m:sSub>
@@ -5398,7 +4122,7 @@
           <w:rtl/>
           <w:lang w:bidi="fa-IR"/>
         </w:rPr>
-        <w:t xml:space="preserve"> به دست می‌آید.</w:t>
+        <w:t xml:space="preserve"> به‌صورت مستقیم به‌دست می‌آیند.</w:t>
       </w:r>
     </w:p>
     <w:p>
@@ -6695,7 +5419,7 @@
           <w:rtl/>
           <w:lang w:bidi="fa-IR"/>
         </w:rPr>
-        <w:t xml:space="preserve">و در نهایت برای حاصل جمع </w:t>
+        <w:t xml:space="preserve">در نهایت، هر بیت حاصل جمع از رابطه </w:t>
       </w:r>
       <m:oMath>
         <m:sSub>
@@ -6806,14 +5530,7 @@
           <w:rtl/>
           <w:lang w:bidi="fa-IR"/>
         </w:rPr>
-        <w:t xml:space="preserve"> محاسبه می‌شود.</w:t>
-      </w:r>
-      <w:r>
-        <w:rPr>
-          <w:rFonts w:cs="B Yekan"/>
-          <w:lang w:bidi="fa-IR"/>
-        </w:rPr>
-        <w:t xml:space="preserve"> </w:t>
+        <w:t xml:space="preserve"> محاسبه می‌شود. </w:t>
       </w:r>
       <w:r>
         <w:rPr>
@@ -6821,7 +5538,7 @@
           <w:rtl/>
           <w:lang w:bidi="fa-IR"/>
         </w:rPr>
-        <w:t xml:space="preserve">حاصل جمع عدد پنج بیتی </w:t>
+        <w:t xml:space="preserve">خروجی نهایی یک عدد پنج‌بیتی به‌شکل </w:t>
       </w:r>
       <m:oMath>
         <m:acc>
@@ -7008,7 +5725,7 @@
           <w:rtl/>
           <w:lang w:bidi="fa-IR"/>
         </w:rPr>
-        <w:t>مدار را در نرم افزار رسم می‌کنیم.</w:t>
+        <w:t>مدار حاصل را در نرم‌افزار Proteus رسم می‌کنیم.</w:t>
       </w:r>
     </w:p>
     <w:p>
@@ -7088,7 +5805,7 @@
                 <w:rtl/>
                 <w:lang w:bidi="fa-IR"/>
               </w:rPr>
-              <w:t>گزارش کار آزمایش شماره 1</w:t>
+              <w:t>گزارش کار آزمایش شماره 3</w:t>
             </w:r>
           </w:p>
         </w:tc>
@@ -7132,37 +5849,7 @@
                 <w:rtl/>
                 <w:lang w:bidi="fa-IR"/>
               </w:rPr>
-              <w:t xml:space="preserve">آزمایشگاه مدار های منطقی </w:t>
-            </w:r>
-            <w:r>
-              <w:rPr>
-                <w:rFonts w:ascii="Arial" w:hAnsi="Arial" w:cs="Arial" w:hint="cs"/>
-                <w:sz w:val="20"/>
-                <w:szCs w:val="20"/>
-                <w:rtl/>
-                <w:lang w:bidi="fa-IR"/>
-              </w:rPr>
-              <w:t>–</w:t>
-            </w:r>
-            <w:r>
-              <w:rPr>
-                <w:rFonts w:cs="B Yekan" w:hint="cs"/>
-                <w:sz w:val="20"/>
-                <w:szCs w:val="20"/>
-                <w:rtl/>
-                <w:lang w:bidi="fa-IR"/>
-              </w:rPr>
-              <w:t xml:space="preserve"> گروه شماره </w:t>
-            </w:r>
-            <w:r>
-              <w:rPr>
-                <w:rFonts w:cs="B Yekan" w:hint="cs"/>
-                <w:sz w:val="20"/>
-                <w:szCs w:val="20"/>
-                <w:rtl/>
-                <w:lang w:bidi="fa-IR"/>
-              </w:rPr>
-              <w:t>7</w:t>
+              <w:t>آزمایشگاه مدارهای منطقی – گروه شماره 7</w:t>
             </w:r>
           </w:p>
         </w:tc>
@@ -7200,7 +5887,7 @@
                     <pic:cNvPicPr/>
                   </pic:nvPicPr>
                   <pic:blipFill>
-                    <a:blip r:embed="rId23"/>
+                    <a:blip r:embed="rId22"/>
                     <a:stretch>
                       <a:fillRect/>
                     </a:stretch>
@@ -7259,7 +5946,7 @@
             <w:rtl/>
             <w:lang w:bidi="fa-IR"/>
           </w:rPr>
-          <w:t>‬: مدار کامل جمع‌کننده‌ی چهاربیتی</w:t>
+          <w:t>‬: مدار کامل جمع‌کننده چهاربیتی</w:t>
         </w:r>
         <w:r>
           <w:t>‬</w:t>
@@ -7307,7 +5994,7 @@
                     <pic:cNvPicPr/>
                   </pic:nvPicPr>
                   <pic:blipFill>
-                    <a:blip r:embed="rId24"/>
+                    <a:blip r:embed="rId23"/>
                     <a:stretch>
                       <a:fillRect/>
                     </a:stretch>
@@ -7359,7 +6046,7 @@
             <w:rtl/>
             <w:lang w:bidi="fa-IR"/>
           </w:rPr>
-          <w:t xml:space="preserve">‬: نمای بخش بالایی مدار </w:t>
+          <w:t>‬: نمای بخش بالایی مدار</w:t>
         </w:r>
         <w:r>
           <w:t>‬</w:t>
@@ -7411,7 +6098,7 @@
                 <w:lang w:bidi="fa-IR"/>
               </w:rPr>
               <w:lastRenderedPageBreak/>
-              <w:t>گزارش کار آزمایش شماره 1</w:t>
+              <w:t>گزارش کار آزمایش شماره 3</w:t>
             </w:r>
           </w:p>
         </w:tc>
@@ -7455,27 +6142,7 @@
                 <w:rtl/>
                 <w:lang w:bidi="fa-IR"/>
               </w:rPr>
-              <w:t xml:space="preserve">آزمایشگاه مدار های منطقی </w:t>
-            </w:r>
-            <w:r>
-              <w:rPr>
-                <w:rFonts w:ascii="Arial" w:hAnsi="Arial" w:cs="Arial" w:hint="cs"/>
-                <w:sz w:val="20"/>
-                <w:szCs w:val="20"/>
-                <w:rtl/>
-                <w:lang w:bidi="fa-IR"/>
-              </w:rPr>
-              <w:t>–</w:t>
-            </w:r>
-            <w:r>
-              <w:rPr>
-                <w:rFonts w:cs="B Yekan" w:hint="cs"/>
-                <w:sz w:val="20"/>
-                <w:szCs w:val="20"/>
-                <w:rtl/>
-                <w:lang w:bidi="fa-IR"/>
-              </w:rPr>
-              <w:t xml:space="preserve"> گروه شماره 7</w:t>
+              <w:t>آزمایشگاه مدارهای منطقی – گروه شماره 7</w:t>
             </w:r>
           </w:p>
         </w:tc>
@@ -7515,7 +6182,7 @@
                     <pic:cNvPicPr/>
                   </pic:nvPicPr>
                   <pic:blipFill>
-                    <a:blip r:embed="rId25"/>
+                    <a:blip r:embed="rId24"/>
                     <a:stretch>
                       <a:fillRect/>
                     </a:stretch>
@@ -7575,9 +6242,9 @@
       </w:dir>
     </w:p>
     <w:sectPr>
-      <w:headerReference w:type="even" r:id="rId26"/>
-      <w:headerReference w:type="default" r:id="rId27"/>
-      <w:headerReference w:type="first" r:id="rId28"/>
+      <w:headerReference w:type="even" r:id="rId25"/>
+      <w:headerReference w:type="default" r:id="rId26"/>
+      <w:headerReference w:type="first" r:id="rId27"/>
       <w:pgSz w:w="12240" w:h="15840"/>
       <w:pgMar w:top="1440" w:right="1440" w:bottom="1440" w:left="1440" w:header="720" w:footer="720" w:gutter="0"/>
       <w:pgBorders w:offsetFrom="page">
@@ -8835,6 +7502,7 @@
   <w:style w:type="character" w:default="1" w:styleId="DefaultParagraphFont">
     <w:name w:val="Default Paragraph Font"/>
     <w:uiPriority w:val="1"/>
+    <w:semiHidden/>
     <w:unhideWhenUsed/>
   </w:style>
   <w:style w:type="table" w:default="1" w:styleId="TableNormal">

--- a/Az1/GozAz1.docx
+++ b/Az1/GozAz1.docx
@@ -18,7 +18,7 @@
           <w:szCs w:val="48"/>
         </w:rPr>
         <w:drawing>
-          <wp:inline distT="0" distB="0" distL="0" distR="0" wp14:anchorId="55C0CFEE" wp14:editId="2B42ABC5">
+          <wp:inline distT="0" distB="0" distL="0" distR="0" wp14:anchorId="55C0CFEE" wp14:editId="3EA65104">
             <wp:extent cx="1045634" cy="1045634"/>
             <wp:effectExtent l="0" t="0" r="2540" b="2540"/>
             <wp:docPr id="1059743664" name="Picture 2"/>
@@ -1127,7 +1127,7 @@
           <w:lang w:val="fa-IR" w:bidi="fa-IR"/>
         </w:rPr>
         <w:drawing>
-          <wp:inline distT="0" distB="0" distL="0" distR="0" wp14:anchorId="4E7881B9" wp14:editId="3B118C5D">
+          <wp:inline distT="0" distB="0" distL="0" distR="0" wp14:anchorId="4E7881B9" wp14:editId="1E3DA9C3">
             <wp:extent cx="5987147" cy="1796143"/>
             <wp:effectExtent l="0" t="0" r="0" b="0"/>
             <wp:docPr id="46232661" name="Picture 11"/>
@@ -1703,8 +1703,8 @@
         <w:tblLook w:val="04A0" w:firstRow="1" w:lastRow="0" w:firstColumn="1" w:lastColumn="0" w:noHBand="0" w:noVBand="1"/>
       </w:tblPr>
       <w:tblGrid>
-        <w:gridCol w:w="4279"/>
-        <w:gridCol w:w="5081"/>
+        <w:gridCol w:w="4257"/>
+        <w:gridCol w:w="5103"/>
       </w:tblGrid>
       <w:tr>
         <w:tc>
@@ -1730,9 +1730,9 @@
                 <w:lang w:val="fa-IR" w:bidi="fa-IR"/>
               </w:rPr>
               <w:drawing>
-                <wp:inline distT="0" distB="0" distL="0" distR="0" wp14:anchorId="2871B5F0" wp14:editId="0AA445E9">
+                <wp:inline distT="0" distB="0" distL="0" distR="0" wp14:anchorId="2871B5F0" wp14:editId="0BF3ACED">
                   <wp:extent cx="2915057" cy="2934109"/>
-                  <wp:effectExtent l="0" t="9525" r="9525" b="0"/>
+                  <wp:effectExtent l="0" t="0" r="0" b="0"/>
                   <wp:docPr id="1207836718" name="Picture 14"/>
                   <wp:cNvGraphicFramePr>
                     <a:graphicFrameLocks xmlns:a="http://schemas.openxmlformats.org/drawingml/2006/main" noChangeAspect="1"/>
@@ -1757,7 +1757,7 @@
                           </a:stretch>
                         </pic:blipFill>
                         <pic:spPr>
-                          <a:xfrm rot="5400000">
+                          <a:xfrm>
                             <a:off x="0" y="0"/>
                             <a:ext cx="2915057" cy="2934109"/>
                           </a:xfrm>
@@ -5951,6 +5951,9 @@
         <w:r>
           <w:t>‬</w:t>
         </w:r>
+        <w:r>
+          <w:t>‬</w:t>
+        </w:r>
       </w:dir>
     </w:p>
     <w:p>
@@ -6047,6 +6050,9 @@
             <w:lang w:bidi="fa-IR"/>
           </w:rPr>
           <w:t>‬: نمای بخش بالایی مدار</w:t>
+        </w:r>
+        <w:r>
+          <w:t>‬</w:t>
         </w:r>
         <w:r>
           <w:t>‬</w:t>
@@ -6235,6 +6241,9 @@
             <w:lang w:bidi="fa-IR"/>
           </w:rPr>
           <w:t>‬: نمای بخش پایینی مدار</w:t>
+        </w:r>
+        <w:r>
+          <w:t>‬</w:t>
         </w:r>
         <w:r>
           <w:t>‬</w:t>

--- a/Az1/GozAz1.docx
+++ b/Az1/GozAz1.docx
@@ -2837,8 +2837,16 @@
       <w:pPr>
         <w:bidi/>
         <w:rPr>
+          <w:rFonts w:cs="B Nazanin"/>
+          <w:lang w:bidi="fa-IR"/>
+        </w:rPr>
+      </w:pPr>
+    </w:p>
+    <w:p>
+      <w:pPr>
+        <w:bidi/>
+        <w:rPr>
           <w:rFonts w:cs="B Nazanin" w:hint="cs"/>
-          <w:rtl/>
           <w:lang w:bidi="fa-IR"/>
         </w:rPr>
       </w:pPr>

--- a/Az1/GozAz1.docx
+++ b/Az1/GozAz1.docx
@@ -18,7 +18,7 @@
           <w:szCs w:val="48"/>
         </w:rPr>
         <w:drawing>
-          <wp:inline distT="0" distB="0" distL="0" distR="0" wp14:anchorId="55C0CFEE" wp14:editId="3EA65104">
+          <wp:inline distT="0" distB="0" distL="0" distR="0" wp14:anchorId="55C0CFEE" wp14:editId="6B129A9D">
             <wp:extent cx="1045634" cy="1045634"/>
             <wp:effectExtent l="0" t="0" r="2540" b="2540"/>
             <wp:docPr id="1059743664" name="Picture 2"/>
@@ -611,7 +611,23 @@
           <w:rtl/>
           <w:lang w:bidi="fa-IR"/>
         </w:rPr>
-        <w:t>بردبورد شامل ریل‌های تغذیه در بالا و پایین و دو ناحیه ترمینالی در دو سوی شیار میانی است. اتصال ریل‌ها در امتداد افقی و اتصال سوراخ‌های ناحیه میانی در گروه‌های پنج‌تایی و در امتداد عمودی است. در بعضی بردبوردها ریل تغذیه در وسط قطع می‌شود و باید پیوستگی آن بررسی شود.</w:t>
+        <w:t>بردبورد شامل ریل‌های تغذیه در بالا و پایین و</w:t>
+      </w:r>
+      <w:r>
+        <w:rPr>
+          <w:rFonts w:cs="B Nazanin" w:hint="cs"/>
+          <w:rtl/>
+          <w:lang w:bidi="fa-IR"/>
+        </w:rPr>
+        <w:t xml:space="preserve"> گروه‌های پنج تایی در وسط است</w:t>
+      </w:r>
+      <w:r>
+        <w:rPr>
+          <w:rFonts w:cs="B Nazanin" w:hint="cs"/>
+          <w:rtl/>
+          <w:lang w:bidi="fa-IR"/>
+        </w:rPr>
+        <w:t>. اتصال ریل‌ها در امتداد افقی و اتصال سوراخ‌های ناحیه میانی در گروه‌های پنج‌تایی و در امتداد عمودی است. در بعضی بردبوردها ریل تغذیه در وسط قطع می‌شود و باید پیوستگی آن بررسی شود.</w:t>
       </w:r>
     </w:p>
     <w:p>
@@ -1127,7 +1143,7 @@
           <w:lang w:val="fa-IR" w:bidi="fa-IR"/>
         </w:rPr>
         <w:drawing>
-          <wp:inline distT="0" distB="0" distL="0" distR="0" wp14:anchorId="4E7881B9" wp14:editId="1E3DA9C3">
+          <wp:inline distT="0" distB="0" distL="0" distR="0" wp14:anchorId="4E7881B9" wp14:editId="569D4951">
             <wp:extent cx="5987147" cy="1796143"/>
             <wp:effectExtent l="0" t="0" r="0" b="0"/>
             <wp:docPr id="46232661" name="Picture 11"/>
@@ -1644,7 +1660,7 @@
           <w:lang w:bidi="fa-IR"/>
         </w:rPr>
         <w:lastRenderedPageBreak/>
-        <w:t>می‌شود. چون ورودی شش بار معکوس می‌شود، خروجی نهایی با ورودی اولیه برابر است. LED باید همراه مقاومت محدودکننده جریان به خروجی متصل شود؛ برای کار مطمئن، مقاومت حدود 1 کیلواهم مناسب‌تر از 220 اهم است.</w:t>
+        <w:t>می‌شود. چون ورودی شش بار معکوس می‌شود، خروجی نهایی با ورودی اولیه برابر است. LED باید همراه مقاومت محدودکننده جریان به خروجی متصل شود.</w:t>
       </w:r>
     </w:p>
     <w:p>
@@ -2309,7 +2325,7 @@
           <w:rtl/>
           <w:lang w:bidi="fa-IR"/>
         </w:rPr>
-        <w:t>با استفاده از دیاگرام کلی جمع‌کننده کامل تک‌بیتی (شکل 2-1) و جدول درستی ورودی‌ها و خروجی‌ها (شکل 2-2)، معادلات خروجی Sum و C_out به‌دست می‌آیند:</w:t>
+        <w:t>با استفاده از دیاگرام کلی جمع‌کننده کامل تک‌بیتی (شکل 2-1) و جدول ورودی‌ها و خروجی‌ها (شکل 2-2)، معادلات خروجی Sum و C_out به‌دست می‌آیند:</w:t>
       </w:r>
     </w:p>
     <w:p>
@@ -2471,56 +2487,6 @@
         </m:oMath>
       </m:oMathPara>
     </w:p>
-    <w:p>
-      <w:pPr>
-        <w:jc w:val="right"/>
-        <w:rPr>
-          <w:rtl/>
-          <w:lang w:bidi="fa-IR"/>
-        </w:rPr>
-      </w:pPr>
-      <w:r>
-        <w:rPr>
-          <w:rFonts w:hint="cs"/>
-          <w:rtl/>
-          <w:lang w:bidi="fa-IR"/>
-        </w:rPr>
-        <w:t>برای پیاده‌سازی مستقیم معادلات بالا در Logisim، از گیت‌های زیر استفاده می‌کنیم:</w:t>
-      </w:r>
-    </w:p>
-    <w:p>
-      <w:pPr>
-        <w:rPr>
-          <w:lang w:bidi="fa-IR"/>
-        </w:rPr>
-      </w:pPr>
-      <w:r>
-        <w:rPr>
-          <w:lang w:bidi="fa-IR"/>
-        </w:rPr>
-        <w:t>• یک گیت XOR سه‌ورودی؛</w:t>
-      </w:r>
-    </w:p>
-    <w:p>
-      <w:pPr>
-        <w:rPr>
-          <w:lang w:bidi="fa-IR"/>
-        </w:rPr>
-      </w:pPr>
-      <w:r>
-        <w:rPr>
-          <w:lang w:bidi="fa-IR"/>
-        </w:rPr>
-        <w:t>• سه گیت AND دوورودی؛</w:t>
-      </w:r>
-    </w:p>
-    <w:p>
-      <w:r>
-        <w:t>• یک گیت OR سه‌ورودی.</w:t>
-      </w:r>
-    </w:p>
-    <w:p/>
-    <w:p/>
     <w:tbl>
       <w:tblPr>
         <w:tblStyle w:val="TableGrid"/>
@@ -2552,7 +2518,6 @@
               <w:rPr>
                 <w:noProof/>
               </w:rPr>
-              <w:lastRenderedPageBreak/>
               <w:drawing>
                 <wp:inline distT="0" distB="0" distL="0" distR="0" wp14:anchorId="1C612E7E" wp14:editId="60E83E50">
                   <wp:extent cx="2202180" cy="1893103"/>
@@ -2993,24 +2958,39 @@
           <w:rtl/>
           <w:lang w:bidi="fa-IR"/>
         </w:rPr>
-        <w:t>وقتی M=0 باشد، ورودی‌های B بدون تغییر وارد جمع‌کننده می‌شوند و مدار A+B را محاسبه می‌کند. وقتی M=1 باشد، هر بیت B معکوس شده و با قرار گرفتن 1 در ورودی نقلی کم‌ارزش‌ترین بیت، مکمل دوِ B تشکیل می‌شود؛ بنابراین خروجی برابر A−B است.</w:t>
-      </w:r>
-    </w:p>
-    <w:p>
-      <w:pPr>
-        <w:bidi/>
+        <w:t>وقتی M=0 باشد، ورودی‌های B بدون تغییر وارد جمع‌کننده می‌شوند و مدار A+B را محاسبه می‌کند. وقتی M=1 باشد، هر بیت B معکوس شده و با قرار گرفتن 1 در ورودی نقلی، مکمل دوِ B تشکیل می‌شود</w:t>
+      </w:r>
+      <w:r>
         <w:rPr>
           <w:rFonts w:cs="B Nazanin"/>
-          <w:rtl/>
-          <w:lang w:bidi="fa-IR"/>
-        </w:rPr>
-      </w:pPr>
+          <w:lang w:bidi="fa-IR"/>
+        </w:rPr>
+        <w:t>(~B+1)</w:t>
+      </w:r>
       <w:r>
         <w:rPr>
           <w:rFonts w:cs="B Nazanin" w:hint="cs"/>
           <w:rtl/>
           <w:lang w:bidi="fa-IR"/>
         </w:rPr>
+        <w:t>؛ بنابراین خروجی برابر A−B است.</w:t>
+      </w:r>
+    </w:p>
+    <w:p>
+      <w:pPr>
+        <w:bidi/>
+        <w:rPr>
+          <w:rFonts w:cs="B Nazanin"/>
+          <w:rtl/>
+          <w:lang w:bidi="fa-IR"/>
+        </w:rPr>
+      </w:pPr>
+      <w:r>
+        <w:rPr>
+          <w:rFonts w:cs="B Nazanin" w:hint="cs"/>
+          <w:rtl/>
+          <w:lang w:bidi="fa-IR"/>
+        </w:rPr>
         <w:t>برای این کار، پیش از هر بیت B یک گیت XOR قرار می‌گیرد و ورودی دیگر همه این گیت‌ها به M متصل می‌شود. همچنین M به C_in جمع‌کننده کم‌ارزش‌ترین بیت وصل می‌شود. خروجی نقلی هر مرحله نیز به ورودی نقلی مرحله بعد متصل است.</w:t>
       </w:r>
     </w:p>
@@ -3029,7 +3009,14 @@
           <w:rtl/>
           <w:lang w:bidi="fa-IR"/>
         </w:rPr>
-        <w:t>خروجی C_out بیت نقلی نهایی است؛ در حالت تفریق معمولاً به‌عنوان شاخص «عدم قرض» تفسیر می‌شود و با سرریز علامت‌دار یکسان نیست. برای تشخیص سرریز علامت‌دار باید carry ورودی و خروجی بیت پرارزش مقایسه شوند.</w:t>
+        <w:t>خروجی C_out بیت نقلی نهایی است؛ در حالت تفریق معمولاً به‌عنوان «عدم قرض» تفسیر می‌شود</w:t>
+      </w:r>
+      <w:r>
+        <w:rPr>
+          <w:rFonts w:cs="B Nazanin"/>
+          <w:lang w:bidi="fa-IR"/>
+        </w:rPr>
+        <w:t>.</w:t>
       </w:r>
     </w:p>
     <w:p>
@@ -3631,7 +3618,45 @@
           <w:rtl/>
           <w:lang w:bidi="fa-IR"/>
         </w:rPr>
-        <w:t>برای هر بیت، سیگنال‌های تولید و انتشار نقلی به‌صورت زیر تعریف می‌شوند:</w:t>
+        <w:t xml:space="preserve">برای هر بیت، سیگنال‌های </w:t>
+      </w:r>
+      <w:r>
+        <w:rPr>
+          <w:rFonts w:eastAsiaTheme="minorEastAsia" w:cs="B Yekan"/>
+          <w:lang w:bidi="fa-IR"/>
+        </w:rPr>
+        <w:t>generate</w:t>
+      </w:r>
+      <w:r>
+        <w:rPr>
+          <w:rFonts w:eastAsiaTheme="minorEastAsia" w:cs="B Yekan" w:hint="cs"/>
+          <w:rtl/>
+          <w:lang w:bidi="fa-IR"/>
+        </w:rPr>
+        <w:t xml:space="preserve"> و </w:t>
+      </w:r>
+      <w:r>
+        <w:rPr>
+          <w:rFonts w:eastAsiaTheme="minorEastAsia" w:cs="B Yekan"/>
+          <w:lang w:bidi="fa-IR"/>
+        </w:rPr>
+        <w:t>propagate</w:t>
+      </w:r>
+      <w:r>
+        <w:rPr>
+          <w:rFonts w:eastAsiaTheme="minorEastAsia" w:cs="B Yekan" w:hint="cs"/>
+          <w:rtl/>
+          <w:lang w:bidi="fa-IR"/>
+        </w:rPr>
+        <w:t xml:space="preserve"> </w:t>
+      </w:r>
+      <w:r>
+        <w:rPr>
+          <w:rFonts w:eastAsiaTheme="minorEastAsia" w:cs="B Yekan" w:hint="cs"/>
+          <w:rtl/>
+          <w:lang w:bidi="fa-IR"/>
+        </w:rPr>
+        <w:t>به‌صورت زیر تعریف می‌شوند:</w:t>
       </w:r>
     </w:p>
     <w:p>
@@ -5954,6 +5979,9 @@
         <w:r>
           <w:t>‬</w:t>
         </w:r>
+        <w:r>
+          <w:t>‬</w:t>
+        </w:r>
       </w:dir>
     </w:p>
     <w:p>
@@ -6050,6 +6078,9 @@
             <w:lang w:bidi="fa-IR"/>
           </w:rPr>
           <w:t>‬: نمای بخش بالایی مدار</w:t>
+        </w:r>
+        <w:r>
+          <w:t>‬</w:t>
         </w:r>
         <w:r>
           <w:t>‬</w:t>
@@ -6241,6 +6272,9 @@
             <w:lang w:bidi="fa-IR"/>
           </w:rPr>
           <w:t>‬: نمای بخش پایینی مدار</w:t>
+        </w:r>
+        <w:r>
+          <w:t>‬</w:t>
         </w:r>
         <w:r>
           <w:t>‬</w:t>
